--- a/docs/rapport/R-I323-KirilBormin.docx
+++ b/docs/rapport/R-I323-KirilBormin.docx
@@ -3683,6 +3683,26 @@
     </w:p>
     <w:p>
       <w:pPr>
+        <w:pStyle w:val="Retraitcorpsdetexte"/>
+      </w:pPr>
+      <w:r>
+        <w:t xml:space="preserve">Dans la planification initiale, je n’ai pas pris en compte que le lundi de la semaine </w:t>
+      </w:r>
+      <w:r>
+        <w:t xml:space="preserve"> </w:t>
+      </w:r>
+      <w:r>
+        <w:t xml:space="preserve">5 est congé, et qu’il faillait rien planifier pour ce </w:t>
+      </w:r>
+      <w:r>
+        <w:t>jour-là</w:t>
+      </w:r>
+      <w:r>
+        <w:t>.</w:t>
+      </w:r>
+    </w:p>
+    <w:p>
+      <w:pPr>
         <w:pStyle w:val="Informations"/>
         <w:numPr>
           <w:ilvl w:val="5"/>
@@ -3922,6 +3942,7 @@
         </w:numPr>
       </w:pPr>
       <w:r>
+        <w:lastRenderedPageBreak/>
         <w:t>Q</w:t>
       </w:r>
       <w:r>
@@ -3979,7 +4000,6 @@
         </w:numPr>
       </w:pPr>
       <w:r>
-        <w:lastRenderedPageBreak/>
         <w:t>Suite à donner, améliorations souhaitables, …</w:t>
       </w:r>
     </w:p>
@@ -4507,7 +4527,7 @@
               <w:noProof/>
               <w:szCs w:val="16"/>
             </w:rPr>
-            <w:t>31.08.2026 11:18</w:t>
+            <w:t>07.09.2026 10:48</w:t>
           </w:r>
           <w:r>
             <w:rPr>
@@ -10154,15 +10174,6 @@
 </file>
 
 <file path=customXml/item1.xml><?xml version="1.0" encoding="utf-8"?>
-<?mso-contentType ?>
-<FormTemplates xmlns="http://schemas.microsoft.com/sharepoint/v3/contenttype/forms">
-  <Display>DocumentLibraryForm</Display>
-  <Edit>DocumentLibraryForm</Edit>
-  <New>DocumentLibraryForm</New>
-</FormTemplates>
-</file>
-
-<file path=customXml/item2.xml><?xml version="1.0" encoding="utf-8"?>
 <p:properties xmlns:p="http://schemas.microsoft.com/office/2006/metadata/properties" xmlns:xsi="http://www.w3.org/2001/XMLSchema-instance" xmlns:pc="http://schemas.microsoft.com/office/infopath/2007/PartnerControls">
   <documentManagement>
     <lcf76f155ced4ddcb4097134ff3c332f xmlns="a1b10758-7132-46a4-a2fe-7a2cf46f51f4">
@@ -10173,11 +10184,16 @@
 </p:properties>
 </file>
 
-<file path=customXml/item3.xml><?xml version="1.0" encoding="utf-8"?>
-<b:Sources xmlns:b="http://schemas.openxmlformats.org/officeDocument/2006/bibliography" xmlns="http://schemas.openxmlformats.org/officeDocument/2006/bibliography" SelectedStyle="\APA.XSL" StyleName="APA"/>
+<file path=customXml/item2.xml><?xml version="1.0" encoding="utf-8"?>
+<?mso-contentType ?>
+<FormTemplates xmlns="http://schemas.microsoft.com/sharepoint/v3/contenttype/forms">
+  <Display>DocumentLibraryForm</Display>
+  <Edit>DocumentLibraryForm</Edit>
+  <New>DocumentLibraryForm</New>
+</FormTemplates>
 </file>
 
-<file path=customXml/item4.xml><?xml version="1.0" encoding="utf-8"?>
+<file path=customXml/item3.xml><?xml version="1.0" encoding="utf-8"?>
 <ct:contentTypeSchema xmlns:ct="http://schemas.microsoft.com/office/2006/metadata/contentType" xmlns:ma="http://schemas.microsoft.com/office/2006/metadata/properties/metaAttributes" ct:_="" ma:_="" ma:contentTypeName="Document" ma:contentTypeID="0x0101005A5B8F5EAAC22C48A11F5D9A60E6F21D" ma:contentTypeVersion="16" ma:contentTypeDescription="Crée un document." ma:contentTypeScope="" ma:versionID="f2b963976306cc54294b7f4545a3c6c4">
   <xsd:schema xmlns:xsd="http://www.w3.org/2001/XMLSchema" xmlns:xs="http://www.w3.org/2001/XMLSchema" xmlns:p="http://schemas.microsoft.com/office/2006/metadata/properties" xmlns:ns2="a1b10758-7132-46a4-a2fe-7a2cf46f51f4" xmlns:ns3="f7d9f5a6-831d-4621-8c77-cbcaf993e406" targetNamespace="http://schemas.microsoft.com/office/2006/metadata/properties" ma:root="true" ma:fieldsID="e5e135fa2fc1295e1586ddcd9c1a8904" ns2:_="" ns3:_="">
     <xsd:import namespace="a1b10758-7132-46a4-a2fe-7a2cf46f51f4"/>
@@ -10420,15 +10436,11 @@
 </ct:contentTypeSchema>
 </file>
 
-<file path=customXml/itemProps1.xml><?xml version="1.0" encoding="utf-8"?>
-<ds:datastoreItem xmlns:ds="http://schemas.openxmlformats.org/officeDocument/2006/customXml" ds:itemID="{5E865F57-6285-4B13-9F81-ABD3A2DB1ADD}">
-  <ds:schemaRefs>
-    <ds:schemaRef ds:uri="http://schemas.microsoft.com/sharepoint/v3/contenttype/forms"/>
-  </ds:schemaRefs>
-</ds:datastoreItem>
+<file path=customXml/item4.xml><?xml version="1.0" encoding="utf-8"?>
+<b:Sources xmlns:b="http://schemas.openxmlformats.org/officeDocument/2006/bibliography" xmlns="http://schemas.openxmlformats.org/officeDocument/2006/bibliography" SelectedStyle="\APA.XSL" StyleName="APA"/>
 </file>
 
-<file path=customXml/itemProps2.xml><?xml version="1.0" encoding="utf-8"?>
+<file path=customXml/itemProps1.xml><?xml version="1.0" encoding="utf-8"?>
 <ds:datastoreItem xmlns:ds="http://schemas.openxmlformats.org/officeDocument/2006/customXml" ds:itemID="{24954833-9F05-49C5-955F-86E47D037F04}">
   <ds:schemaRefs>
     <ds:schemaRef ds:uri="http://schemas.microsoft.com/office/2006/metadata/properties"/>
@@ -10439,15 +10451,15 @@
 </ds:datastoreItem>
 </file>
 
-<file path=customXml/itemProps3.xml><?xml version="1.0" encoding="utf-8"?>
-<ds:datastoreItem xmlns:ds="http://schemas.openxmlformats.org/officeDocument/2006/customXml" ds:itemID="{CC7784B4-F310-4DC4-8DFD-79BD564D2FFE}">
+<file path=customXml/itemProps2.xml><?xml version="1.0" encoding="utf-8"?>
+<ds:datastoreItem xmlns:ds="http://schemas.openxmlformats.org/officeDocument/2006/customXml" ds:itemID="{5E865F57-6285-4B13-9F81-ABD3A2DB1ADD}">
   <ds:schemaRefs>
-    <ds:schemaRef ds:uri="http://schemas.openxmlformats.org/officeDocument/2006/bibliography"/>
+    <ds:schemaRef ds:uri="http://schemas.microsoft.com/sharepoint/v3/contenttype/forms"/>
   </ds:schemaRefs>
 </ds:datastoreItem>
 </file>
 
-<file path=customXml/itemProps4.xml><?xml version="1.0" encoding="utf-8"?>
+<file path=customXml/itemProps3.xml><?xml version="1.0" encoding="utf-8"?>
 <ds:datastoreItem xmlns:ds="http://schemas.openxmlformats.org/officeDocument/2006/customXml" ds:itemID="{C9A788E4-007D-401C-881B-2F70B33A007D}">
   <ds:schemaRefs>
     <ds:schemaRef ds:uri="http://schemas.microsoft.com/office/2006/metadata/contentType"/>
@@ -10464,4 +10476,12 @@
     <ds:schemaRef ds:uri="http://schemas.microsoft.com/internal/obd"/>
   </ds:schemaRefs>
 </ds:datastoreItem>
+</file>
+
+<file path=customXml/itemProps4.xml><?xml version="1.0" encoding="utf-8"?>
+<ds:datastoreItem xmlns:ds="http://schemas.openxmlformats.org/officeDocument/2006/customXml" ds:itemID="{CC7784B4-F310-4DC4-8DFD-79BD564D2FFE}">
+  <ds:schemaRefs>
+    <ds:schemaRef ds:uri="http://schemas.openxmlformats.org/officeDocument/2006/bibliography"/>
+  </ds:schemaRefs>
+</ds:datastoreItem>
 </file>
--- a/docs/rapport/R-I323-KirilBormin.docx
+++ b/docs/rapport/R-I323-KirilBormin.docx
@@ -2073,7 +2073,6 @@
           <w:szCs w:val="32"/>
         </w:rPr>
       </w:pPr>
-      <w:proofErr w:type="spellStart"/>
       <w:r>
         <w:rPr>
           <w:rStyle w:val="lev"/>
@@ -2084,7 +2083,6 @@
         </w:rPr>
         <w:t>PlotThoseLines</w:t>
       </w:r>
-      <w:proofErr w:type="spellEnd"/>
     </w:p>
     <w:p>
       <w:pPr>
@@ -2107,15 +2105,7 @@
         <w:t xml:space="preserve"> (séries de données dans le temps)</w:t>
       </w:r>
       <w:r>
-        <w:t xml:space="preserve">. L’utilisateur peut utiliser 2 sources de données : </w:t>
-      </w:r>
-      <w:proofErr w:type="spellStart"/>
-      <w:r>
-        <w:t>json</w:t>
-      </w:r>
-      <w:proofErr w:type="spellEnd"/>
-      <w:r>
-        <w:t xml:space="preserve"> et csv</w:t>
+        <w:t>. L’utilisateur peut utiliser 2 sources de données : json et csv</w:t>
       </w:r>
       <w:r>
         <w:t>.</w:t>
@@ -2170,21 +2160,19 @@
         <w:pStyle w:val="Retraitcorpsdetexte"/>
         <w:numPr>
           <w:ilvl w:val="0"/>
-          <w:numId w:val="48"/>
+          <w:numId w:val="8"/>
         </w:numPr>
       </w:pPr>
-      <w:proofErr w:type="spellStart"/>
       <w:r>
         <w:t>Nvidia</w:t>
       </w:r>
-      <w:proofErr w:type="spellEnd"/>
     </w:p>
     <w:p>
       <w:pPr>
         <w:pStyle w:val="Retraitcorpsdetexte"/>
         <w:numPr>
           <w:ilvl w:val="0"/>
-          <w:numId w:val="48"/>
+          <w:numId w:val="8"/>
         </w:numPr>
       </w:pPr>
       <w:r>
@@ -2196,7 +2184,7 @@
         <w:pStyle w:val="Retraitcorpsdetexte"/>
         <w:numPr>
           <w:ilvl w:val="0"/>
-          <w:numId w:val="48"/>
+          <w:numId w:val="8"/>
         </w:numPr>
       </w:pPr>
       <w:r>
@@ -2208,7 +2196,7 @@
         <w:pStyle w:val="Retraitcorpsdetexte"/>
         <w:numPr>
           <w:ilvl w:val="0"/>
-          <w:numId w:val="48"/>
+          <w:numId w:val="8"/>
         </w:numPr>
       </w:pPr>
       <w:r>
@@ -2220,7 +2208,7 @@
         <w:pStyle w:val="Retraitcorpsdetexte"/>
         <w:numPr>
           <w:ilvl w:val="0"/>
-          <w:numId w:val="48"/>
+          <w:numId w:val="8"/>
         </w:numPr>
       </w:pPr>
       <w:r>
@@ -2232,7 +2220,7 @@
         <w:pStyle w:val="Retraitcorpsdetexte"/>
         <w:numPr>
           <w:ilvl w:val="0"/>
-          <w:numId w:val="48"/>
+          <w:numId w:val="8"/>
         </w:numPr>
       </w:pPr>
       <w:r>
@@ -2293,15 +2281,7 @@
         <w:t xml:space="preserve"> –</w:t>
       </w:r>
       <w:r>
-        <w:t xml:space="preserve"> Fichiers .csv ou </w:t>
-      </w:r>
-      <w:proofErr w:type="spellStart"/>
-      <w:r>
-        <w:t>json</w:t>
-      </w:r>
-      <w:proofErr w:type="spellEnd"/>
-      <w:r>
-        <w:t xml:space="preserve"> exporté depuis Yahoo Finance</w:t>
+        <w:t xml:space="preserve"> Fichiers .csv ou json exporté depuis Yahoo Finance</w:t>
       </w:r>
       <w:r>
         <w:t xml:space="preserve"> </w:t>
@@ -2668,15 +2648,7 @@
       </w:r>
       <w:r>
         <w:br/>
-        <w:t>Je veux importer un fichier de données local (.csv, .</w:t>
-      </w:r>
-      <w:proofErr w:type="spellStart"/>
-      <w:r>
-        <w:t>json</w:t>
-      </w:r>
-      <w:proofErr w:type="spellEnd"/>
-      <w:r>
-        <w:t>),</w:t>
+        <w:t>Je veux importer un fichier de données local (.csv, .json),</w:t>
       </w:r>
       <w:r>
         <w:br/>
@@ -2689,7 +2661,7 @@
       <w:pPr>
         <w:numPr>
           <w:ilvl w:val="0"/>
-          <w:numId w:val="49"/>
+          <w:numId w:val="9"/>
         </w:numPr>
       </w:pPr>
       <w:r>
@@ -2700,45 +2672,29 @@
       <w:pPr>
         <w:numPr>
           <w:ilvl w:val="0"/>
-          <w:numId w:val="49"/>
+          <w:numId w:val="9"/>
         </w:numPr>
       </w:pPr>
       <w:r>
-        <w:t>Sélection : Une boîte de dialogue d'exploration de fichiers s'ouvre avec un filtre prédéfini sur les extensions .csv et .</w:t>
-      </w:r>
-      <w:proofErr w:type="spellStart"/>
-      <w:r>
-        <w:t>json</w:t>
-      </w:r>
-      <w:proofErr w:type="spellEnd"/>
-      <w:r>
-        <w:t xml:space="preserve">. </w:t>
+        <w:t xml:space="preserve">Sélection : Une boîte de dialogue d'exploration de fichiers s'ouvre avec un filtre prédéfini sur les extensions .csv et .json. </w:t>
       </w:r>
     </w:p>
     <w:p>
       <w:pPr>
         <w:numPr>
           <w:ilvl w:val="0"/>
-          <w:numId w:val="50"/>
+          <w:numId w:val="10"/>
         </w:numPr>
       </w:pPr>
       <w:r>
-        <w:t xml:space="preserve">Succès : Le fichier est lu et les données sont enregistrées dans le stockage local -&gt; La nouvelle série s'ajoute automatiquement à la liste des graphiques </w:t>
-      </w:r>
-      <w:proofErr w:type="spellStart"/>
-      <w:r>
-        <w:t>cochables</w:t>
-      </w:r>
-      <w:proofErr w:type="spellEnd"/>
-      <w:r>
-        <w:t xml:space="preserve"> à gauche.</w:t>
+        <w:t>Succès : Le fichier est lu et les données sont enregistrées dans le stockage local -&gt; La nouvelle série s'ajoute automatiquement à la liste des graphiques cochables à gauche.</w:t>
       </w:r>
     </w:p>
     <w:p>
       <w:pPr>
         <w:numPr>
           <w:ilvl w:val="0"/>
-          <w:numId w:val="50"/>
+          <w:numId w:val="10"/>
         </w:numPr>
       </w:pPr>
       <w:r>
@@ -2809,15 +2765,7 @@
     </w:p>
     <w:p>
       <w:r>
-        <w:t xml:space="preserve">Je veux pouvoir masquer une </w:t>
-      </w:r>
-      <w:proofErr w:type="spellStart"/>
-      <w:r>
-        <w:t>serie</w:t>
-      </w:r>
-      <w:proofErr w:type="spellEnd"/>
-      <w:r>
-        <w:t xml:space="preserve"> de la vue active,</w:t>
+        <w:t>Je veux pouvoir masquer une serie de la vue active,</w:t>
       </w:r>
     </w:p>
     <w:p>
@@ -2828,15 +2776,7 @@
     <w:p/>
     <w:p>
       <w:r>
-        <w:t xml:space="preserve">•   Une liste </w:t>
-      </w:r>
-      <w:proofErr w:type="spellStart"/>
-      <w:r>
-        <w:t>cochable</w:t>
-      </w:r>
-      <w:proofErr w:type="spellEnd"/>
-      <w:r>
-        <w:t xml:space="preserve"> de suppression retire une courbe du graphique immédiatement.</w:t>
+        <w:t>•   Une liste cochable de suppression retire une courbe du graphique immédiatement.</w:t>
       </w:r>
     </w:p>
     <w:p/>
@@ -3396,237 +3336,1683 @@
       <w:pPr>
         <w:pStyle w:val="Titre2"/>
       </w:pPr>
-      <w:bookmarkStart w:id="9" w:name="_Toc71040028"/>
-      <w:r>
-        <w:t xml:space="preserve">Premier </w:t>
-      </w:r>
-      <w:r>
-        <w:t>point</w:t>
-      </w:r>
+      <w:r>
+        <w:t>Parser des csv</w:t>
+      </w:r>
+    </w:p>
+    <w:p>
+      <w:pPr>
+        <w:pStyle w:val="Retraitcorpsdetexte"/>
+      </w:pPr>
+      <w:r>
+        <w:t>Pour extraire les données des fichiers CSV sans alourdir l'interface, la logique a été déplacée dans une classe dédiée Parser.cs</w:t>
+      </w:r>
+    </w:p>
+    <w:p>
+      <w:pPr>
+        <w:pStyle w:val="Retraitcorpsdetexte"/>
+      </w:pPr>
+    </w:p>
+    <w:p>
+      <w:pPr>
+        <w:pStyle w:val="Retraitcorpsdetexte"/>
+      </w:pPr>
+      <w:r>
+        <w:t>Ce parseur utilise des méthodes LINQ à la place de boucles foreach. Il recherche automatiquement les colonnes de date et de valeur grâce à une liste d'alias possibles Si une colonne manque ou si le fichier est vide, une exception) est levée pour informer l'utilisateur sans faire planter le programme.</w:t>
+      </w:r>
+    </w:p>
+    <w:p>
+      <w:pPr>
+        <w:pStyle w:val="Titre2"/>
+      </w:pPr>
+      <w:r>
+        <w:t>Fusion des séries</w:t>
+      </w:r>
+    </w:p>
+    <w:p>
+      <w:pPr>
+        <w:pStyle w:val="Retraitcorpsdetexte"/>
+      </w:pPr>
+      <w:r>
+        <w:t xml:space="preserve">Également pour la logique de fusion de d’ancienne série avec une nouvelle, j’ai créé une classe séparée SeriesMerge.cs. </w:t>
+      </w:r>
+    </w:p>
+    <w:p>
+      <w:pPr>
+        <w:pStyle w:val="Retraitcorpsdetexte"/>
+      </w:pPr>
+    </w:p>
+    <w:p>
+      <w:pPr>
+        <w:pStyle w:val="Retraitcorpsdetexte"/>
+      </w:pPr>
+      <w:r>
+        <w:t>La méthode</w:t>
+      </w:r>
+      <w:r>
+        <w:t xml:space="preserve"> identifie la période couverte par la nouvelle série, il filtre la série existante pour retirer </w:t>
+      </w:r>
+      <w:r>
+        <w:t>les anciens points</w:t>
+      </w:r>
+      <w:r>
+        <w:t xml:space="preserve"> de ce période et les remplacer par les nouveaux. </w:t>
+      </w:r>
+    </w:p>
+    <w:p>
+      <w:pPr>
+        <w:pStyle w:val="Informations"/>
+      </w:pPr>
+    </w:p>
+    <w:p>
+      <w:pPr>
+        <w:pStyle w:val="Titre1"/>
+      </w:pPr>
+      <w:bookmarkStart w:id="9" w:name="_Toc532179966"/>
+      <w:bookmarkStart w:id="10" w:name="_Toc165969650"/>
+      <w:bookmarkStart w:id="11" w:name="_Toc71040030"/>
+      <w:r>
+        <w:t>Tests</w:t>
+      </w:r>
+      <w:bookmarkStart w:id="12" w:name="_Toc532179968"/>
+      <w:bookmarkStart w:id="13" w:name="_Toc165969652"/>
+      <w:bookmarkStart w:id="14" w:name="_Ref308525868"/>
       <w:bookmarkEnd w:id="9"/>
+      <w:bookmarkEnd w:id="10"/>
+      <w:bookmarkEnd w:id="11"/>
+    </w:p>
+    <w:p>
+      <w:pPr>
+        <w:pStyle w:val="Titre2"/>
+      </w:pPr>
+      <w:r>
+        <w:t xml:space="preserve">Parsing CSV </w:t>
+      </w:r>
+    </w:p>
+    <w:p>
+      <w:pPr>
+        <w:pStyle w:val="Retraitcorpsdetexte"/>
+        <w:numPr>
+          <w:ilvl w:val="0"/>
+          <w:numId w:val="11"/>
+        </w:numPr>
+      </w:pPr>
+      <w:r>
+        <w:t>Lecture réussie d'un fichier valide avec détection des colonnes</w:t>
+      </w:r>
+      <w:r>
+        <w:t>.</w:t>
+      </w:r>
+    </w:p>
+    <w:p>
+      <w:pPr>
+        <w:pStyle w:val="Retraitcorpsdetexte"/>
+        <w:numPr>
+          <w:ilvl w:val="0"/>
+          <w:numId w:val="11"/>
+        </w:numPr>
+      </w:pPr>
+      <w:r>
+        <w:t>Détection d'un fichier trop court ou vide qui lève bien une exception</w:t>
+      </w:r>
+      <w:r>
+        <w:t>.</w:t>
+      </w:r>
+      <w:r>
+        <w:t xml:space="preserve"> </w:t>
+      </w:r>
+    </w:p>
+    <w:p>
+      <w:pPr>
+        <w:pStyle w:val="Retraitcorpsdetexte"/>
+        <w:numPr>
+          <w:ilvl w:val="0"/>
+          <w:numId w:val="11"/>
+        </w:numPr>
+      </w:pPr>
+      <w:r>
+        <w:t>Détection de l'absence de colonne de prix qui lève bien une exception</w:t>
+      </w:r>
+      <w:r>
+        <w:t>.</w:t>
+      </w:r>
+    </w:p>
+    <w:p>
+      <w:pPr>
+        <w:pStyle w:val="Titre2"/>
+      </w:pPr>
+      <w:bookmarkStart w:id="15" w:name="_Toc71040032"/>
+      <w:r>
+        <w:t xml:space="preserve">Fusion de séries </w:t>
+      </w:r>
+      <w:bookmarkEnd w:id="15"/>
+    </w:p>
+    <w:p>
+      <w:pPr>
+        <w:pStyle w:val="Retraitcorpsdetexte"/>
+        <w:numPr>
+          <w:ilvl w:val="0"/>
+          <w:numId w:val="12"/>
+        </w:numPr>
+      </w:pPr>
+      <w:r>
+        <w:t>Remplacement correct des anciens points par les nouveaux sur la période commune</w:t>
+      </w:r>
+      <w:r>
+        <w:t>.</w:t>
+      </w:r>
+    </w:p>
+    <w:p>
+      <w:pPr>
+        <w:pStyle w:val="Retraitcorpsdetexte"/>
+        <w:numPr>
+          <w:ilvl w:val="0"/>
+          <w:numId w:val="12"/>
+        </w:numPr>
+      </w:pPr>
+      <w:r>
+        <w:t>Comportement correct si l'ancienne série est vide</w:t>
+      </w:r>
+      <w:r>
+        <w:t>.</w:t>
+      </w:r>
+    </w:p>
+    <w:p>
+      <w:pPr>
+        <w:pStyle w:val="Retraitcorpsdetexte"/>
+        <w:numPr>
+          <w:ilvl w:val="0"/>
+          <w:numId w:val="12"/>
+        </w:numPr>
+      </w:pPr>
+      <w:r>
+        <w:t>Comportement correct si le nouveau fichier est vide</w:t>
+      </w:r>
+      <w:r>
+        <w:t>.</w:t>
+      </w:r>
+    </w:p>
+    <w:p>
+      <w:pPr>
+        <w:pStyle w:val="Titre2"/>
+      </w:pPr>
+      <w:bookmarkStart w:id="16" w:name="_Toc71040033"/>
+      <w:r>
+        <w:t>Formatage des grands nombre</w:t>
+      </w:r>
+      <w:bookmarkEnd w:id="12"/>
+      <w:bookmarkEnd w:id="13"/>
+      <w:bookmarkEnd w:id="14"/>
+      <w:bookmarkEnd w:id="16"/>
+      <w:r>
+        <w:t>s</w:t>
+      </w:r>
+    </w:p>
+    <w:p>
+      <w:pPr>
+        <w:pStyle w:val="Retraitcorpsdetexte"/>
+        <w:numPr>
+          <w:ilvl w:val="0"/>
+          <w:numId w:val="13"/>
+        </w:numPr>
+      </w:pPr>
+      <w:r>
+        <w:t>Trillions affichés avec le suffixe " T"</w:t>
+      </w:r>
+    </w:p>
+    <w:p>
+      <w:pPr>
+        <w:pStyle w:val="Retraitcorpsdetexte"/>
+        <w:numPr>
+          <w:ilvl w:val="0"/>
+          <w:numId w:val="13"/>
+        </w:numPr>
+      </w:pPr>
+      <w:r>
+        <w:t>Milliards affichés avec le suffixe " Md"</w:t>
+      </w:r>
+      <w:r>
+        <w:t>.</w:t>
+      </w:r>
+    </w:p>
+    <w:p>
+      <w:pPr>
+        <w:pStyle w:val="Retraitcorpsdetexte"/>
+        <w:numPr>
+          <w:ilvl w:val="0"/>
+          <w:numId w:val="13"/>
+        </w:numPr>
+      </w:pPr>
+      <w:r>
+        <w:t>Seuil de 1 million affiché avec "1 M"</w:t>
+      </w:r>
+      <w:r>
+        <w:t>.</w:t>
+      </w:r>
+    </w:p>
+    <w:p>
+      <w:pPr>
+        <w:pStyle w:val="Retraitcorpsdetexte"/>
+        <w:numPr>
+          <w:ilvl w:val="0"/>
+          <w:numId w:val="13"/>
+        </w:numPr>
+      </w:pPr>
+      <w:r>
+        <w:t xml:space="preserve">Valeurs sous 1 </w:t>
+      </w:r>
+      <w:r>
+        <w:t>millions affichés</w:t>
+      </w:r>
+      <w:r>
+        <w:t xml:space="preserve"> sans suffixe</w:t>
+      </w:r>
+      <w:r>
+        <w:t>.</w:t>
+      </w:r>
+    </w:p>
+    <w:p>
+      <w:pPr>
+        <w:pStyle w:val="Titre1"/>
+      </w:pPr>
+      <w:r>
+        <w:t>Usage de l’IA</w:t>
+      </w:r>
+    </w:p>
+    <w:p>
+      <w:pPr>
+        <w:pStyle w:val="Corpsdetexte"/>
+      </w:pPr>
+      <w:r>
+        <w:t>Pour tester l'application avec des données réelles et massives</w:t>
+      </w:r>
+      <w:r>
+        <w:t>, je n’ai pas trouvé de source fiable et gratuit, et alors</w:t>
+      </w:r>
+      <w:r>
+        <w:t xml:space="preserve"> j'ai utilisé une intelligence artificielle pour générer un script de scraping.</w:t>
+      </w:r>
+    </w:p>
+    <w:p>
+      <w:pPr>
+        <w:pStyle w:val="Corpsdetexte"/>
+      </w:pPr>
+      <w:r>
+        <w:t>But</w:t>
+      </w:r>
+      <w:r>
+        <w:t xml:space="preserve"> : Récupérer 20 ans d'historique de capitalisation boursière pour les grandes entreprises technologiques (Apple, </w:t>
+      </w:r>
+      <w:r>
+        <w:t>Google</w:t>
+      </w:r>
+      <w:r>
+        <w:t>, etc.)</w:t>
+      </w:r>
+      <w:r>
+        <w:t xml:space="preserve"> à fin d’attendre le nombre de données minimal</w:t>
+      </w:r>
+      <w:r>
+        <w:t>.</w:t>
+      </w:r>
+    </w:p>
+    <w:p>
+      <w:pPr>
+        <w:pStyle w:val="Corpsdetexte"/>
+      </w:pPr>
+      <w:r>
+        <w:t xml:space="preserve">Prompts :  </w:t>
+      </w:r>
+    </w:p>
+    <w:p>
+      <w:pPr>
+        <w:pStyle w:val="Corpsdetexte"/>
+        <w:numPr>
+          <w:ilvl w:val="1"/>
+          <w:numId w:val="10"/>
+        </w:numPr>
+      </w:pPr>
+      <w:r>
+        <w:t xml:space="preserve">« </w:t>
+      </w:r>
+      <w:r>
+        <w:t>comment trouver un csv avec les données de capitalisation des plus grands companies du monde ?</w:t>
+      </w:r>
+      <w:r>
+        <w:t> »</w:t>
+      </w:r>
+    </w:p>
+    <w:p>
+      <w:pPr>
+        <w:pStyle w:val="Corpsdetexte"/>
+        <w:numPr>
+          <w:ilvl w:val="1"/>
+          <w:numId w:val="10"/>
+        </w:numPr>
+      </w:pPr>
+      <w:r>
+        <w:t xml:space="preserve">« crée moi un script en python qui permet de récupérer </w:t>
+      </w:r>
+      <w:r>
+        <w:t>l'historique sur des années</w:t>
+      </w:r>
+      <w:r>
+        <w:t xml:space="preserve"> avec la fréquance une fois par jour pour les 20 années</w:t>
+      </w:r>
+      <w:r>
+        <w:t xml:space="preserve"> en nodejs</w:t>
+      </w:r>
+      <w:r>
+        <w:t>»</w:t>
+      </w:r>
+    </w:p>
+    <w:p>
+      <w:pPr>
+        <w:pStyle w:val="Corpsdetexte"/>
+        <w:rPr>
+          <w:rFonts w:ascii="Consolas" w:hAnsi="Consolas"/>
+          <w:sz w:val="16"/>
+          <w:szCs w:val="16"/>
+          <w:lang w:val="en-US"/>
+        </w:rPr>
+      </w:pPr>
+      <w:r>
+        <w:rPr>
+          <w:lang w:val="en-US"/>
+        </w:rPr>
+        <w:lastRenderedPageBreak/>
+        <w:t>Code :</w:t>
+      </w:r>
+      <w:r>
+        <w:rPr>
+          <w:lang w:val="en-US"/>
+        </w:rPr>
+        <w:t xml:space="preserve"> </w:t>
+      </w:r>
+      <w:r>
+        <w:rPr>
+          <w:lang w:val="en-US"/>
+        </w:rPr>
+        <w:br/>
+      </w:r>
+      <w:r>
+        <w:rPr>
+          <w:lang w:val="en-US"/>
+        </w:rPr>
+        <w:br/>
+      </w:r>
+      <w:r>
+        <w:rPr>
+          <w:rFonts w:ascii="Consolas" w:hAnsi="Consolas"/>
+          <w:sz w:val="16"/>
+          <w:szCs w:val="16"/>
+          <w:lang w:val="en-US"/>
+        </w:rPr>
+        <w:t>const pkg = require('yahoo-finance2');</w:t>
+      </w:r>
+    </w:p>
+    <w:p>
+      <w:pPr>
+        <w:pStyle w:val="Corpsdetexte"/>
+        <w:rPr>
+          <w:rFonts w:ascii="Consolas" w:hAnsi="Consolas"/>
+          <w:sz w:val="16"/>
+          <w:szCs w:val="16"/>
+          <w:lang w:val="en-US"/>
+        </w:rPr>
+      </w:pPr>
+      <w:r>
+        <w:rPr>
+          <w:rFonts w:ascii="Consolas" w:hAnsi="Consolas"/>
+          <w:sz w:val="16"/>
+          <w:szCs w:val="16"/>
+          <w:lang w:val="en-US"/>
+        </w:rPr>
+        <w:t>const YahooFinance = pkg.YahooFinance || pkg.default || pkg;</w:t>
+      </w:r>
+    </w:p>
+    <w:p>
+      <w:pPr>
+        <w:pStyle w:val="Corpsdetexte"/>
+        <w:rPr>
+          <w:rFonts w:ascii="Consolas" w:hAnsi="Consolas"/>
+          <w:sz w:val="16"/>
+          <w:szCs w:val="16"/>
+          <w:lang w:val="en-US"/>
+        </w:rPr>
+      </w:pPr>
+      <w:r>
+        <w:rPr>
+          <w:rFonts w:ascii="Consolas" w:hAnsi="Consolas"/>
+          <w:sz w:val="16"/>
+          <w:szCs w:val="16"/>
+          <w:lang w:val="en-US"/>
+        </w:rPr>
+        <w:t>const yahooFinance = new YahooFinance({ suppressNotices: ['yahooSurvey', 'ripHistorical'] });</w:t>
+      </w:r>
+    </w:p>
+    <w:p>
+      <w:pPr>
+        <w:pStyle w:val="Corpsdetexte"/>
+        <w:rPr>
+          <w:rFonts w:ascii="Consolas" w:hAnsi="Consolas"/>
+          <w:sz w:val="16"/>
+          <w:szCs w:val="16"/>
+          <w:lang w:val="en-US"/>
+        </w:rPr>
+      </w:pPr>
+      <w:r>
+        <w:rPr>
+          <w:rFonts w:ascii="Consolas" w:hAnsi="Consolas"/>
+          <w:sz w:val="16"/>
+          <w:szCs w:val="16"/>
+          <w:lang w:val="en-US"/>
+        </w:rPr>
+        <w:t>const fs = require('fs');</w:t>
+      </w:r>
+    </w:p>
+    <w:p>
+      <w:pPr>
+        <w:pStyle w:val="Corpsdetexte"/>
+        <w:rPr>
+          <w:rFonts w:ascii="Consolas" w:hAnsi="Consolas"/>
+          <w:sz w:val="16"/>
+          <w:szCs w:val="16"/>
+          <w:lang w:val="en-US"/>
+        </w:rPr>
+      </w:pPr>
+    </w:p>
+    <w:p>
+      <w:pPr>
+        <w:pStyle w:val="Corpsdetexte"/>
+        <w:rPr>
+          <w:rFonts w:ascii="Consolas" w:hAnsi="Consolas"/>
+          <w:sz w:val="16"/>
+          <w:szCs w:val="16"/>
+          <w:lang w:val="en-US"/>
+        </w:rPr>
+      </w:pPr>
+      <w:r>
+        <w:rPr>
+          <w:rFonts w:ascii="Consolas" w:hAnsi="Consolas"/>
+          <w:sz w:val="16"/>
+          <w:szCs w:val="16"/>
+          <w:lang w:val="en-US"/>
+        </w:rPr>
+        <w:t>async function exportDailyMarketCap(ticker, years = 10) {</w:t>
+      </w:r>
+    </w:p>
+    <w:p>
+      <w:pPr>
+        <w:pStyle w:val="Corpsdetexte"/>
+        <w:rPr>
+          <w:rFonts w:ascii="Consolas" w:hAnsi="Consolas"/>
+          <w:sz w:val="16"/>
+          <w:szCs w:val="16"/>
+        </w:rPr>
+      </w:pPr>
+      <w:r>
+        <w:rPr>
+          <w:rFonts w:ascii="Consolas" w:hAnsi="Consolas"/>
+          <w:sz w:val="16"/>
+          <w:szCs w:val="16"/>
+          <w:lang w:val="en-US"/>
+        </w:rPr>
+        <w:t xml:space="preserve">  </w:t>
+      </w:r>
+      <w:r>
+        <w:rPr>
+          <w:rFonts w:ascii="Consolas" w:hAnsi="Consolas"/>
+          <w:sz w:val="16"/>
+          <w:szCs w:val="16"/>
+        </w:rPr>
+        <w:t>try {</w:t>
+      </w:r>
+    </w:p>
+    <w:p>
+      <w:pPr>
+        <w:pStyle w:val="Corpsdetexte"/>
+        <w:rPr>
+          <w:rFonts w:ascii="Consolas" w:hAnsi="Consolas"/>
+          <w:sz w:val="16"/>
+          <w:szCs w:val="16"/>
+        </w:rPr>
+      </w:pPr>
+      <w:r>
+        <w:rPr>
+          <w:rFonts w:ascii="Consolas" w:hAnsi="Consolas"/>
+          <w:sz w:val="16"/>
+          <w:szCs w:val="16"/>
+        </w:rPr>
+        <w:t xml:space="preserve">    // 1. Récupération des actions en circulation</w:t>
+      </w:r>
+    </w:p>
+    <w:p>
+      <w:pPr>
+        <w:pStyle w:val="Corpsdetexte"/>
+        <w:rPr>
+          <w:rFonts w:ascii="Consolas" w:hAnsi="Consolas"/>
+          <w:sz w:val="16"/>
+          <w:szCs w:val="16"/>
+          <w:lang w:val="en-US"/>
+        </w:rPr>
+      </w:pPr>
+      <w:r>
+        <w:rPr>
+          <w:rFonts w:ascii="Consolas" w:hAnsi="Consolas"/>
+          <w:sz w:val="16"/>
+          <w:szCs w:val="16"/>
+        </w:rPr>
+        <w:t xml:space="preserve">    </w:t>
+      </w:r>
+      <w:r>
+        <w:rPr>
+          <w:rFonts w:ascii="Consolas" w:hAnsi="Consolas"/>
+          <w:sz w:val="16"/>
+          <w:szCs w:val="16"/>
+          <w:lang w:val="en-US"/>
+        </w:rPr>
+        <w:t>const quote = await yahooFinance.quote(ticker);</w:t>
+      </w:r>
+    </w:p>
+    <w:p>
+      <w:pPr>
+        <w:pStyle w:val="Corpsdetexte"/>
+        <w:rPr>
+          <w:rFonts w:ascii="Consolas" w:hAnsi="Consolas"/>
+          <w:sz w:val="16"/>
+          <w:szCs w:val="16"/>
+          <w:lang w:val="en-US"/>
+        </w:rPr>
+      </w:pPr>
+      <w:r>
+        <w:rPr>
+          <w:rFonts w:ascii="Consolas" w:hAnsi="Consolas"/>
+          <w:sz w:val="16"/>
+          <w:szCs w:val="16"/>
+          <w:lang w:val="en-US"/>
+        </w:rPr>
+        <w:t xml:space="preserve">    const sharesOutstanding = quote.sharesOutstanding;</w:t>
+      </w:r>
+    </w:p>
+    <w:p>
+      <w:pPr>
+        <w:pStyle w:val="Corpsdetexte"/>
+        <w:rPr>
+          <w:rFonts w:ascii="Consolas" w:hAnsi="Consolas"/>
+          <w:sz w:val="16"/>
+          <w:szCs w:val="16"/>
+          <w:lang w:val="en-US"/>
+        </w:rPr>
+      </w:pPr>
+    </w:p>
+    <w:p>
+      <w:pPr>
+        <w:pStyle w:val="Corpsdetexte"/>
+        <w:rPr>
+          <w:rFonts w:ascii="Consolas" w:hAnsi="Consolas"/>
+          <w:sz w:val="16"/>
+          <w:szCs w:val="16"/>
+          <w:lang w:val="en-US"/>
+        </w:rPr>
+      </w:pPr>
+      <w:r>
+        <w:rPr>
+          <w:rFonts w:ascii="Consolas" w:hAnsi="Consolas"/>
+          <w:sz w:val="16"/>
+          <w:szCs w:val="16"/>
+          <w:lang w:val="en-US"/>
+        </w:rPr>
+        <w:t xml:space="preserve">    if (!sharesOutstanding) {</w:t>
+      </w:r>
+    </w:p>
+    <w:p>
+      <w:pPr>
+        <w:pStyle w:val="Corpsdetexte"/>
+        <w:rPr>
+          <w:rFonts w:ascii="Consolas" w:hAnsi="Consolas"/>
+          <w:sz w:val="16"/>
+          <w:szCs w:val="16"/>
+        </w:rPr>
+      </w:pPr>
+      <w:r>
+        <w:rPr>
+          <w:rFonts w:ascii="Consolas" w:hAnsi="Consolas"/>
+          <w:sz w:val="16"/>
+          <w:szCs w:val="16"/>
+          <w:lang w:val="en-US"/>
+        </w:rPr>
+        <w:t xml:space="preserve">      </w:t>
+      </w:r>
+      <w:r>
+        <w:rPr>
+          <w:rFonts w:ascii="Consolas" w:hAnsi="Consolas"/>
+          <w:sz w:val="16"/>
+          <w:szCs w:val="16"/>
+        </w:rPr>
+        <w:t>throw new Error("Impossible de récupérer le nombre d'actions en circulation.");</w:t>
+      </w:r>
+    </w:p>
+    <w:p>
+      <w:pPr>
+        <w:pStyle w:val="Corpsdetexte"/>
+        <w:rPr>
+          <w:rFonts w:ascii="Consolas" w:hAnsi="Consolas"/>
+          <w:sz w:val="16"/>
+          <w:szCs w:val="16"/>
+        </w:rPr>
+      </w:pPr>
+      <w:r>
+        <w:rPr>
+          <w:rFonts w:ascii="Consolas" w:hAnsi="Consolas"/>
+          <w:sz w:val="16"/>
+          <w:szCs w:val="16"/>
+        </w:rPr>
+        <w:t xml:space="preserve">    }</w:t>
+      </w:r>
+    </w:p>
+    <w:p>
+      <w:pPr>
+        <w:pStyle w:val="Corpsdetexte"/>
+        <w:rPr>
+          <w:rFonts w:ascii="Consolas" w:hAnsi="Consolas"/>
+          <w:sz w:val="16"/>
+          <w:szCs w:val="16"/>
+        </w:rPr>
+      </w:pPr>
+    </w:p>
+    <w:p>
+      <w:pPr>
+        <w:pStyle w:val="Corpsdetexte"/>
+        <w:rPr>
+          <w:rFonts w:ascii="Consolas" w:hAnsi="Consolas"/>
+          <w:sz w:val="16"/>
+          <w:szCs w:val="16"/>
+        </w:rPr>
+      </w:pPr>
+      <w:r>
+        <w:rPr>
+          <w:rFonts w:ascii="Consolas" w:hAnsi="Consolas"/>
+          <w:sz w:val="16"/>
+          <w:szCs w:val="16"/>
+        </w:rPr>
+        <w:t xml:space="preserve">    // 2. Plage de dates</w:t>
+      </w:r>
+    </w:p>
+    <w:p>
+      <w:pPr>
+        <w:pStyle w:val="Corpsdetexte"/>
+        <w:rPr>
+          <w:rFonts w:ascii="Consolas" w:hAnsi="Consolas"/>
+          <w:sz w:val="16"/>
+          <w:szCs w:val="16"/>
+        </w:rPr>
+      </w:pPr>
+      <w:r>
+        <w:rPr>
+          <w:rFonts w:ascii="Consolas" w:hAnsi="Consolas"/>
+          <w:sz w:val="16"/>
+          <w:szCs w:val="16"/>
+        </w:rPr>
+        <w:t xml:space="preserve">    const endDate = new Date();</w:t>
+      </w:r>
+    </w:p>
+    <w:p>
+      <w:pPr>
+        <w:pStyle w:val="Corpsdetexte"/>
+        <w:rPr>
+          <w:rFonts w:ascii="Consolas" w:hAnsi="Consolas"/>
+          <w:sz w:val="16"/>
+          <w:szCs w:val="16"/>
+          <w:lang w:val="en-US"/>
+        </w:rPr>
+      </w:pPr>
+      <w:r>
+        <w:rPr>
+          <w:rFonts w:ascii="Consolas" w:hAnsi="Consolas"/>
+          <w:sz w:val="16"/>
+          <w:szCs w:val="16"/>
+        </w:rPr>
+        <w:t xml:space="preserve">    </w:t>
+      </w:r>
+      <w:r>
+        <w:rPr>
+          <w:rFonts w:ascii="Consolas" w:hAnsi="Consolas"/>
+          <w:sz w:val="16"/>
+          <w:szCs w:val="16"/>
+          <w:lang w:val="en-US"/>
+        </w:rPr>
+        <w:t>const startDate = new Date();</w:t>
+      </w:r>
+    </w:p>
+    <w:p>
+      <w:pPr>
+        <w:pStyle w:val="Corpsdetexte"/>
+        <w:rPr>
+          <w:rFonts w:ascii="Consolas" w:hAnsi="Consolas"/>
+          <w:sz w:val="16"/>
+          <w:szCs w:val="16"/>
+          <w:lang w:val="en-US"/>
+        </w:rPr>
+      </w:pPr>
+      <w:r>
+        <w:rPr>
+          <w:rFonts w:ascii="Consolas" w:hAnsi="Consolas"/>
+          <w:sz w:val="16"/>
+          <w:szCs w:val="16"/>
+          <w:lang w:val="en-US"/>
+        </w:rPr>
+        <w:t xml:space="preserve">    startDate.setFullYear(endDate.getFullYear() - years);</w:t>
+      </w:r>
+    </w:p>
+    <w:p>
+      <w:pPr>
+        <w:pStyle w:val="Corpsdetexte"/>
+        <w:rPr>
+          <w:rFonts w:ascii="Consolas" w:hAnsi="Consolas"/>
+          <w:sz w:val="16"/>
+          <w:szCs w:val="16"/>
+          <w:lang w:val="en-US"/>
+        </w:rPr>
+      </w:pPr>
+    </w:p>
+    <w:p>
+      <w:pPr>
+        <w:pStyle w:val="Corpsdetexte"/>
+        <w:rPr>
+          <w:rFonts w:ascii="Consolas" w:hAnsi="Consolas"/>
+          <w:sz w:val="16"/>
+          <w:szCs w:val="16"/>
+        </w:rPr>
+      </w:pPr>
+      <w:r>
+        <w:rPr>
+          <w:rFonts w:ascii="Consolas" w:hAnsi="Consolas"/>
+          <w:sz w:val="16"/>
+          <w:szCs w:val="16"/>
+          <w:lang w:val="en-US"/>
+        </w:rPr>
+        <w:t xml:space="preserve">    </w:t>
+      </w:r>
+      <w:r>
+        <w:rPr>
+          <w:rFonts w:ascii="Consolas" w:hAnsi="Consolas"/>
+          <w:sz w:val="16"/>
+          <w:szCs w:val="16"/>
+        </w:rPr>
+        <w:t>// 3. Récupération des cours au format quotidien ('1d')</w:t>
+      </w:r>
+    </w:p>
+    <w:p>
+      <w:pPr>
+        <w:pStyle w:val="Corpsdetexte"/>
+        <w:rPr>
+          <w:rFonts w:ascii="Consolas" w:hAnsi="Consolas"/>
+          <w:sz w:val="16"/>
+          <w:szCs w:val="16"/>
+          <w:lang w:val="en-US"/>
+        </w:rPr>
+      </w:pPr>
+      <w:r>
+        <w:rPr>
+          <w:rFonts w:ascii="Consolas" w:hAnsi="Consolas"/>
+          <w:sz w:val="16"/>
+          <w:szCs w:val="16"/>
+        </w:rPr>
+        <w:t xml:space="preserve">    </w:t>
+      </w:r>
+      <w:r>
+        <w:rPr>
+          <w:rFonts w:ascii="Consolas" w:hAnsi="Consolas"/>
+          <w:sz w:val="16"/>
+          <w:szCs w:val="16"/>
+          <w:lang w:val="en-US"/>
+        </w:rPr>
+        <w:t>const result = await yahooFinance.chart(ticker, {</w:t>
+      </w:r>
+    </w:p>
+    <w:p>
+      <w:pPr>
+        <w:pStyle w:val="Corpsdetexte"/>
+        <w:rPr>
+          <w:rFonts w:ascii="Consolas" w:hAnsi="Consolas"/>
+          <w:sz w:val="16"/>
+          <w:szCs w:val="16"/>
+          <w:lang w:val="en-US"/>
+        </w:rPr>
+      </w:pPr>
+      <w:r>
+        <w:rPr>
+          <w:rFonts w:ascii="Consolas" w:hAnsi="Consolas"/>
+          <w:sz w:val="16"/>
+          <w:szCs w:val="16"/>
+          <w:lang w:val="en-US"/>
+        </w:rPr>
+        <w:t xml:space="preserve">      period1: startDate,</w:t>
+      </w:r>
+    </w:p>
+    <w:p>
+      <w:pPr>
+        <w:pStyle w:val="Corpsdetexte"/>
+        <w:rPr>
+          <w:rFonts w:ascii="Consolas" w:hAnsi="Consolas"/>
+          <w:sz w:val="16"/>
+          <w:szCs w:val="16"/>
+          <w:lang w:val="en-US"/>
+        </w:rPr>
+      </w:pPr>
+      <w:r>
+        <w:rPr>
+          <w:rFonts w:ascii="Consolas" w:hAnsi="Consolas"/>
+          <w:sz w:val="16"/>
+          <w:szCs w:val="16"/>
+          <w:lang w:val="en-US"/>
+        </w:rPr>
+        <w:t xml:space="preserve">      period2: endDate,</w:t>
+      </w:r>
+    </w:p>
+    <w:p>
+      <w:pPr>
+        <w:pStyle w:val="Corpsdetexte"/>
+        <w:rPr>
+          <w:rFonts w:ascii="Consolas" w:hAnsi="Consolas"/>
+          <w:sz w:val="16"/>
+          <w:szCs w:val="16"/>
+          <w:lang w:val="en-US"/>
+        </w:rPr>
+      </w:pPr>
+      <w:r>
+        <w:rPr>
+          <w:rFonts w:ascii="Consolas" w:hAnsi="Consolas"/>
+          <w:sz w:val="16"/>
+          <w:szCs w:val="16"/>
+          <w:lang w:val="en-US"/>
+        </w:rPr>
+        <w:t xml:space="preserve">      interval: '1d'</w:t>
+      </w:r>
+    </w:p>
+    <w:p>
+      <w:pPr>
+        <w:pStyle w:val="Corpsdetexte"/>
+        <w:rPr>
+          <w:rFonts w:ascii="Consolas" w:hAnsi="Consolas"/>
+          <w:sz w:val="16"/>
+          <w:szCs w:val="16"/>
+        </w:rPr>
+      </w:pPr>
+      <w:r>
+        <w:rPr>
+          <w:rFonts w:ascii="Consolas" w:hAnsi="Consolas"/>
+          <w:sz w:val="16"/>
+          <w:szCs w:val="16"/>
+          <w:lang w:val="en-US"/>
+        </w:rPr>
+        <w:t xml:space="preserve">    </w:t>
+      </w:r>
+      <w:r>
+        <w:rPr>
+          <w:rFonts w:ascii="Consolas" w:hAnsi="Consolas"/>
+          <w:sz w:val="16"/>
+          <w:szCs w:val="16"/>
+        </w:rPr>
+        <w:t>});</w:t>
+      </w:r>
+    </w:p>
+    <w:p>
+      <w:pPr>
+        <w:pStyle w:val="Corpsdetexte"/>
+        <w:rPr>
+          <w:rFonts w:ascii="Consolas" w:hAnsi="Consolas"/>
+          <w:sz w:val="16"/>
+          <w:szCs w:val="16"/>
+        </w:rPr>
+      </w:pPr>
+    </w:p>
+    <w:p>
+      <w:pPr>
+        <w:pStyle w:val="Corpsdetexte"/>
+        <w:rPr>
+          <w:rFonts w:ascii="Consolas" w:hAnsi="Consolas"/>
+          <w:sz w:val="16"/>
+          <w:szCs w:val="16"/>
+        </w:rPr>
+      </w:pPr>
+      <w:r>
+        <w:rPr>
+          <w:rFonts w:ascii="Consolas" w:hAnsi="Consolas"/>
+          <w:sz w:val="16"/>
+          <w:szCs w:val="16"/>
+        </w:rPr>
+        <w:t xml:space="preserve">    const quotes = result.quotes || [];</w:t>
+      </w:r>
+    </w:p>
+    <w:p>
+      <w:pPr>
+        <w:pStyle w:val="Corpsdetexte"/>
+        <w:rPr>
+          <w:rFonts w:ascii="Consolas" w:hAnsi="Consolas"/>
+          <w:sz w:val="16"/>
+          <w:szCs w:val="16"/>
+        </w:rPr>
+      </w:pPr>
+    </w:p>
+    <w:p>
+      <w:pPr>
+        <w:pStyle w:val="Corpsdetexte"/>
+        <w:rPr>
+          <w:rFonts w:ascii="Consolas" w:hAnsi="Consolas"/>
+          <w:sz w:val="16"/>
+          <w:szCs w:val="16"/>
+        </w:rPr>
+      </w:pPr>
+      <w:r>
+        <w:rPr>
+          <w:rFonts w:ascii="Consolas" w:hAnsi="Consolas"/>
+          <w:sz w:val="16"/>
+          <w:szCs w:val="16"/>
+        </w:rPr>
+        <w:t xml:space="preserve">    // 4. Construction du CSV</w:t>
+      </w:r>
+    </w:p>
+    <w:p>
+      <w:pPr>
+        <w:pStyle w:val="Corpsdetexte"/>
+        <w:rPr>
+          <w:rFonts w:ascii="Consolas" w:hAnsi="Consolas"/>
+          <w:sz w:val="16"/>
+          <w:szCs w:val="16"/>
+          <w:lang w:val="en-US"/>
+        </w:rPr>
+      </w:pPr>
+      <w:r>
+        <w:rPr>
+          <w:rFonts w:ascii="Consolas" w:hAnsi="Consolas"/>
+          <w:sz w:val="16"/>
+          <w:szCs w:val="16"/>
+        </w:rPr>
+        <w:t xml:space="preserve">    </w:t>
+      </w:r>
+      <w:r>
+        <w:rPr>
+          <w:rFonts w:ascii="Consolas" w:hAnsi="Consolas"/>
+          <w:sz w:val="16"/>
+          <w:szCs w:val="16"/>
+          <w:lang w:val="en-US"/>
+        </w:rPr>
+        <w:t>const header = 'Date,Close,Shares_Outstanding,Market_Cap\n';</w:t>
+      </w:r>
+    </w:p>
+    <w:p>
+      <w:pPr>
+        <w:pStyle w:val="Corpsdetexte"/>
+        <w:rPr>
+          <w:rFonts w:ascii="Consolas" w:hAnsi="Consolas"/>
+          <w:sz w:val="16"/>
+          <w:szCs w:val="16"/>
+          <w:lang w:val="en-US"/>
+        </w:rPr>
+      </w:pPr>
+      <w:r>
+        <w:rPr>
+          <w:rFonts w:ascii="Consolas" w:hAnsi="Consolas"/>
+          <w:sz w:val="16"/>
+          <w:szCs w:val="16"/>
+          <w:lang w:val="en-US"/>
+        </w:rPr>
+        <w:t xml:space="preserve">    const rows = quotes</w:t>
+      </w:r>
+    </w:p>
+    <w:p>
+      <w:pPr>
+        <w:pStyle w:val="Corpsdetexte"/>
+        <w:rPr>
+          <w:rFonts w:ascii="Consolas" w:hAnsi="Consolas"/>
+          <w:sz w:val="16"/>
+          <w:szCs w:val="16"/>
+          <w:lang w:val="en-US"/>
+        </w:rPr>
+      </w:pPr>
+      <w:r>
+        <w:rPr>
+          <w:rFonts w:ascii="Consolas" w:hAnsi="Consolas"/>
+          <w:sz w:val="16"/>
+          <w:szCs w:val="16"/>
+          <w:lang w:val="en-US"/>
+        </w:rPr>
+        <w:t xml:space="preserve">      .filter(row =&gt; row.close != null)</w:t>
+      </w:r>
+    </w:p>
+    <w:p>
+      <w:pPr>
+        <w:pStyle w:val="Corpsdetexte"/>
+        <w:rPr>
+          <w:rFonts w:ascii="Consolas" w:hAnsi="Consolas"/>
+          <w:sz w:val="16"/>
+          <w:szCs w:val="16"/>
+          <w:lang w:val="en-US"/>
+        </w:rPr>
+      </w:pPr>
+      <w:r>
+        <w:rPr>
+          <w:rFonts w:ascii="Consolas" w:hAnsi="Consolas"/>
+          <w:sz w:val="16"/>
+          <w:szCs w:val="16"/>
+          <w:lang w:val="en-US"/>
+        </w:rPr>
+        <w:t xml:space="preserve">      .map(row =&gt; {</w:t>
+      </w:r>
+    </w:p>
+    <w:p>
+      <w:pPr>
+        <w:pStyle w:val="Corpsdetexte"/>
+        <w:rPr>
+          <w:rFonts w:ascii="Consolas" w:hAnsi="Consolas"/>
+          <w:sz w:val="16"/>
+          <w:szCs w:val="16"/>
+          <w:lang w:val="en-US"/>
+        </w:rPr>
+      </w:pPr>
+      <w:r>
+        <w:rPr>
+          <w:rFonts w:ascii="Consolas" w:hAnsi="Consolas"/>
+          <w:sz w:val="16"/>
+          <w:szCs w:val="16"/>
+          <w:lang w:val="en-US"/>
+        </w:rPr>
+        <w:t xml:space="preserve">        const date = new Date(row.date).toISOString().split('T')[0];</w:t>
+      </w:r>
+    </w:p>
+    <w:p>
+      <w:pPr>
+        <w:pStyle w:val="Corpsdetexte"/>
+        <w:rPr>
+          <w:rFonts w:ascii="Consolas" w:hAnsi="Consolas"/>
+          <w:sz w:val="16"/>
+          <w:szCs w:val="16"/>
+          <w:lang w:val="en-US"/>
+        </w:rPr>
+      </w:pPr>
+      <w:r>
+        <w:rPr>
+          <w:rFonts w:ascii="Consolas" w:hAnsi="Consolas"/>
+          <w:sz w:val="16"/>
+          <w:szCs w:val="16"/>
+          <w:lang w:val="en-US"/>
+        </w:rPr>
+        <w:t xml:space="preserve">        const close = row.close.toFixed(2);</w:t>
+      </w:r>
+    </w:p>
+    <w:p>
+      <w:pPr>
+        <w:pStyle w:val="Corpsdetexte"/>
+        <w:rPr>
+          <w:rFonts w:ascii="Consolas" w:hAnsi="Consolas"/>
+          <w:sz w:val="16"/>
+          <w:szCs w:val="16"/>
+          <w:lang w:val="en-US"/>
+        </w:rPr>
+      </w:pPr>
+      <w:r>
+        <w:rPr>
+          <w:rFonts w:ascii="Consolas" w:hAnsi="Consolas"/>
+          <w:sz w:val="16"/>
+          <w:szCs w:val="16"/>
+          <w:lang w:val="en-US"/>
+        </w:rPr>
+        <w:t xml:space="preserve">        const marketCap = (row.close * sharesOutstanding).toFixed(0);</w:t>
+      </w:r>
+    </w:p>
+    <w:p>
+      <w:pPr>
+        <w:pStyle w:val="Corpsdetexte"/>
+        <w:rPr>
+          <w:rFonts w:ascii="Consolas" w:hAnsi="Consolas"/>
+          <w:sz w:val="16"/>
+          <w:szCs w:val="16"/>
+          <w:lang w:val="en-US"/>
+        </w:rPr>
+      </w:pPr>
+      <w:r>
+        <w:rPr>
+          <w:rFonts w:ascii="Consolas" w:hAnsi="Consolas"/>
+          <w:sz w:val="16"/>
+          <w:szCs w:val="16"/>
+          <w:lang w:val="en-US"/>
+        </w:rPr>
+        <w:t xml:space="preserve">        return `${date},${close},${sharesOutstanding},${marketCap}`;</w:t>
+      </w:r>
+    </w:p>
+    <w:p>
+      <w:pPr>
+        <w:pStyle w:val="Corpsdetexte"/>
+        <w:rPr>
+          <w:rFonts w:ascii="Consolas" w:hAnsi="Consolas"/>
+          <w:sz w:val="16"/>
+          <w:szCs w:val="16"/>
+        </w:rPr>
+      </w:pPr>
+      <w:r>
+        <w:rPr>
+          <w:rFonts w:ascii="Consolas" w:hAnsi="Consolas"/>
+          <w:sz w:val="16"/>
+          <w:szCs w:val="16"/>
+          <w:lang w:val="en-US"/>
+        </w:rPr>
+        <w:t xml:space="preserve">      </w:t>
+      </w:r>
+      <w:r>
+        <w:rPr>
+          <w:rFonts w:ascii="Consolas" w:hAnsi="Consolas"/>
+          <w:sz w:val="16"/>
+          <w:szCs w:val="16"/>
+        </w:rPr>
+        <w:t>})</w:t>
+      </w:r>
+    </w:p>
+    <w:p>
+      <w:pPr>
+        <w:pStyle w:val="Corpsdetexte"/>
+        <w:rPr>
+          <w:rFonts w:ascii="Consolas" w:hAnsi="Consolas"/>
+          <w:sz w:val="16"/>
+          <w:szCs w:val="16"/>
+        </w:rPr>
+      </w:pPr>
+      <w:r>
+        <w:rPr>
+          <w:rFonts w:ascii="Consolas" w:hAnsi="Consolas"/>
+          <w:sz w:val="16"/>
+          <w:szCs w:val="16"/>
+        </w:rPr>
+        <w:t xml:space="preserve">      .join('\n');</w:t>
+      </w:r>
+    </w:p>
+    <w:p>
+      <w:pPr>
+        <w:pStyle w:val="Corpsdetexte"/>
+        <w:rPr>
+          <w:rFonts w:ascii="Consolas" w:hAnsi="Consolas"/>
+          <w:sz w:val="16"/>
+          <w:szCs w:val="16"/>
+        </w:rPr>
+      </w:pPr>
+    </w:p>
+    <w:p>
+      <w:pPr>
+        <w:pStyle w:val="Corpsdetexte"/>
+        <w:rPr>
+          <w:rFonts w:ascii="Consolas" w:hAnsi="Consolas"/>
+          <w:sz w:val="16"/>
+          <w:szCs w:val="16"/>
+        </w:rPr>
+      </w:pPr>
+      <w:r>
+        <w:rPr>
+          <w:rFonts w:ascii="Consolas" w:hAnsi="Consolas"/>
+          <w:sz w:val="16"/>
+          <w:szCs w:val="16"/>
+        </w:rPr>
+        <w:t xml:space="preserve">    // 5. Écriture du fichier CSV</w:t>
+      </w:r>
+    </w:p>
+    <w:p>
+      <w:pPr>
+        <w:pStyle w:val="Corpsdetexte"/>
+        <w:rPr>
+          <w:rFonts w:ascii="Consolas" w:hAnsi="Consolas"/>
+          <w:sz w:val="16"/>
+          <w:szCs w:val="16"/>
+          <w:lang w:val="en-US"/>
+        </w:rPr>
+      </w:pPr>
+      <w:r>
+        <w:rPr>
+          <w:rFonts w:ascii="Consolas" w:hAnsi="Consolas"/>
+          <w:sz w:val="16"/>
+          <w:szCs w:val="16"/>
+        </w:rPr>
+        <w:t xml:space="preserve">    </w:t>
+      </w:r>
+      <w:r>
+        <w:rPr>
+          <w:rFonts w:ascii="Consolas" w:hAnsi="Consolas"/>
+          <w:sz w:val="16"/>
+          <w:szCs w:val="16"/>
+          <w:lang w:val="en-US"/>
+        </w:rPr>
+        <w:t>const fileName = `${ticker}_daily_market_cap_${years}y.csv`;</w:t>
+      </w:r>
+    </w:p>
+    <w:p>
+      <w:pPr>
+        <w:pStyle w:val="Corpsdetexte"/>
+        <w:rPr>
+          <w:rFonts w:ascii="Consolas" w:hAnsi="Consolas"/>
+          <w:sz w:val="16"/>
+          <w:szCs w:val="16"/>
+          <w:lang w:val="en-US"/>
+        </w:rPr>
+      </w:pPr>
+      <w:r>
+        <w:rPr>
+          <w:rFonts w:ascii="Consolas" w:hAnsi="Consolas"/>
+          <w:sz w:val="16"/>
+          <w:szCs w:val="16"/>
+          <w:lang w:val="en-US"/>
+        </w:rPr>
+        <w:t xml:space="preserve">    fs.writeFileSync(fileName, header + rows, 'utf-8');</w:t>
+      </w:r>
+    </w:p>
+    <w:p>
+      <w:pPr>
+        <w:pStyle w:val="Corpsdetexte"/>
+        <w:rPr>
+          <w:rFonts w:ascii="Consolas" w:hAnsi="Consolas"/>
+          <w:sz w:val="16"/>
+          <w:szCs w:val="16"/>
+        </w:rPr>
+      </w:pPr>
+      <w:r>
+        <w:rPr>
+          <w:rFonts w:ascii="Consolas" w:hAnsi="Consolas"/>
+          <w:sz w:val="16"/>
+          <w:szCs w:val="16"/>
+          <w:lang w:val="en-US"/>
+        </w:rPr>
+        <w:lastRenderedPageBreak/>
+        <w:t xml:space="preserve">    </w:t>
+      </w:r>
+      <w:r>
+        <w:rPr>
+          <w:rFonts w:ascii="Consolas" w:hAnsi="Consolas"/>
+          <w:sz w:val="16"/>
+          <w:szCs w:val="16"/>
+        </w:rPr>
+        <w:t>console.log(`Succès : ${quotes.length} jours enregistrés dans ${fileName}`);</w:t>
+      </w:r>
+    </w:p>
+    <w:p>
+      <w:pPr>
+        <w:pStyle w:val="Corpsdetexte"/>
+        <w:rPr>
+          <w:rFonts w:ascii="Consolas" w:hAnsi="Consolas"/>
+          <w:sz w:val="16"/>
+          <w:szCs w:val="16"/>
+        </w:rPr>
+      </w:pPr>
+      <w:r>
+        <w:rPr>
+          <w:rFonts w:ascii="Consolas" w:hAnsi="Consolas"/>
+          <w:sz w:val="16"/>
+          <w:szCs w:val="16"/>
+        </w:rPr>
+        <w:t xml:space="preserve">  } catch (error) {</w:t>
+      </w:r>
+    </w:p>
+    <w:p>
+      <w:pPr>
+        <w:pStyle w:val="Corpsdetexte"/>
+        <w:rPr>
+          <w:rFonts w:ascii="Consolas" w:hAnsi="Consolas"/>
+          <w:sz w:val="16"/>
+          <w:szCs w:val="16"/>
+        </w:rPr>
+      </w:pPr>
+      <w:r>
+        <w:rPr>
+          <w:rFonts w:ascii="Consolas" w:hAnsi="Consolas"/>
+          <w:sz w:val="16"/>
+          <w:szCs w:val="16"/>
+        </w:rPr>
+        <w:t xml:space="preserve">    console.error('Erreur :', error.message);</w:t>
+      </w:r>
+    </w:p>
+    <w:p>
+      <w:pPr>
+        <w:pStyle w:val="Corpsdetexte"/>
+        <w:rPr>
+          <w:rFonts w:ascii="Consolas" w:hAnsi="Consolas"/>
+          <w:sz w:val="16"/>
+          <w:szCs w:val="16"/>
+        </w:rPr>
+      </w:pPr>
+      <w:r>
+        <w:rPr>
+          <w:rFonts w:ascii="Consolas" w:hAnsi="Consolas"/>
+          <w:sz w:val="16"/>
+          <w:szCs w:val="16"/>
+        </w:rPr>
+        <w:t xml:space="preserve">  }</w:t>
+      </w:r>
+    </w:p>
+    <w:p>
+      <w:pPr>
+        <w:pStyle w:val="Corpsdetexte"/>
+        <w:rPr>
+          <w:rFonts w:ascii="Consolas" w:hAnsi="Consolas"/>
+          <w:sz w:val="16"/>
+          <w:szCs w:val="16"/>
+        </w:rPr>
+      </w:pPr>
+      <w:r>
+        <w:rPr>
+          <w:rFonts w:ascii="Consolas" w:hAnsi="Consolas"/>
+          <w:sz w:val="16"/>
+          <w:szCs w:val="16"/>
+        </w:rPr>
+        <w:t>}</w:t>
+      </w:r>
+    </w:p>
+    <w:p>
+      <w:pPr>
+        <w:pStyle w:val="Corpsdetexte"/>
+        <w:rPr>
+          <w:rFonts w:ascii="Consolas" w:hAnsi="Consolas"/>
+          <w:sz w:val="16"/>
+          <w:szCs w:val="16"/>
+        </w:rPr>
+      </w:pPr>
+    </w:p>
+    <w:p>
+      <w:pPr>
+        <w:pStyle w:val="Corpsdetexte"/>
+        <w:rPr>
+          <w:rFonts w:ascii="Consolas" w:hAnsi="Consolas"/>
+          <w:sz w:val="16"/>
+          <w:szCs w:val="16"/>
+        </w:rPr>
+      </w:pPr>
+      <w:r>
+        <w:rPr>
+          <w:rFonts w:ascii="Consolas" w:hAnsi="Consolas"/>
+          <w:sz w:val="16"/>
+          <w:szCs w:val="16"/>
+        </w:rPr>
+        <w:t xml:space="preserve">// Exemple pour Apple sur </w:t>
+      </w:r>
+      <w:r>
+        <w:rPr>
+          <w:rFonts w:ascii="Consolas" w:hAnsi="Consolas"/>
+          <w:sz w:val="16"/>
+          <w:szCs w:val="16"/>
+        </w:rPr>
+        <w:t>2</w:t>
+      </w:r>
+      <w:r>
+        <w:rPr>
+          <w:rFonts w:ascii="Consolas" w:hAnsi="Consolas"/>
+          <w:sz w:val="16"/>
+          <w:szCs w:val="16"/>
+        </w:rPr>
+        <w:t>0 ans</w:t>
+      </w:r>
+    </w:p>
+    <w:p>
+      <w:pPr>
+        <w:pStyle w:val="Corpsdetexte"/>
+        <w:rPr>
+          <w:rFonts w:ascii="Consolas" w:hAnsi="Consolas"/>
+          <w:sz w:val="16"/>
+          <w:szCs w:val="16"/>
+        </w:rPr>
+      </w:pPr>
+      <w:r>
+        <w:rPr>
+          <w:rFonts w:ascii="Consolas" w:hAnsi="Consolas"/>
+          <w:sz w:val="16"/>
+          <w:szCs w:val="16"/>
+        </w:rPr>
+        <w:t>exportDailyMarketCap('AAPL', 10);</w:t>
+      </w:r>
+    </w:p>
+    <w:p>
+      <w:pPr>
+        <w:pStyle w:val="Corpsdetexte"/>
+        <w:ind w:left="0"/>
+        <w:rPr>
+          <w:rFonts w:ascii="Consolas" w:hAnsi="Consolas"/>
+          <w:sz w:val="16"/>
+          <w:szCs w:val="16"/>
+        </w:rPr>
+      </w:pPr>
+    </w:p>
+    <w:p>
+      <w:pPr>
+        <w:pStyle w:val="Corpsdetexte"/>
+      </w:pPr>
+      <w:r>
+        <w:t xml:space="preserve">De l’IA a été également utilisée dans plusieurs endroits dans le code à fin de m’aider à comprendre certains concepts ou me conseiller une solution adaptée tout en </w:t>
+      </w:r>
+      <w:r>
+        <w:t>la</w:t>
+      </w:r>
+      <w:r>
+        <w:t xml:space="preserve"> expliquant.</w:t>
+      </w:r>
+    </w:p>
+    <w:p>
+      <w:pPr>
+        <w:pStyle w:val="Titre1"/>
+      </w:pPr>
+      <w:bookmarkStart w:id="17" w:name="_Toc165969653"/>
+      <w:bookmarkStart w:id="18" w:name="_Toc71040035"/>
+      <w:r>
+        <w:t>Conclusion</w:t>
+      </w:r>
+      <w:bookmarkEnd w:id="17"/>
+      <w:bookmarkEnd w:id="18"/>
+    </w:p>
+    <w:p>
+      <w:pPr>
+        <w:pStyle w:val="Titre2"/>
+      </w:pPr>
+      <w:bookmarkStart w:id="19" w:name="_Toc165969654"/>
+      <w:bookmarkStart w:id="20" w:name="_Toc71040036"/>
+      <w:r>
+        <w:t xml:space="preserve">Bilan des </w:t>
+      </w:r>
+      <w:bookmarkEnd w:id="19"/>
+      <w:r>
+        <w:t>fonctionnalités demandées</w:t>
+      </w:r>
+      <w:bookmarkEnd w:id="20"/>
     </w:p>
     <w:p>
       <w:pPr>
         <w:pStyle w:val="Informations"/>
         <w:numPr>
           <w:ilvl w:val="5"/>
-          <w:numId w:val="16"/>
+          <w:numId w:val="5"/>
         </w:numPr>
       </w:pPr>
       <w:r>
-        <w:t>Explicati</w:t>
-      </w:r>
-      <w:r>
-        <w:t>ons détaillées du premier point technique</w:t>
-      </w:r>
-    </w:p>
-    <w:p>
-      <w:pPr>
-        <w:pStyle w:val="Titre2"/>
-      </w:pPr>
-      <w:bookmarkStart w:id="10" w:name="_Toc71040029"/>
-      <w:r>
-        <w:t>Deuxième point</w:t>
-      </w:r>
-      <w:bookmarkEnd w:id="10"/>
+        <w:t xml:space="preserve">Il s’agit de reprendre point par point les fonctionnalités décrites dans les spécifications de départ </w:t>
+      </w:r>
+      <w:r>
+        <w:t>et de définir si elles sont atteintes ou pas, et pourquoi.</w:t>
+      </w:r>
     </w:p>
     <w:p>
       <w:pPr>
         <w:pStyle w:val="Informations"/>
         <w:numPr>
           <w:ilvl w:val="5"/>
-          <w:numId w:val="17"/>
+          <w:numId w:val="5"/>
         </w:numPr>
       </w:pPr>
       <w:r>
-        <w:t>Explications détaillées du 2</w:t>
-      </w:r>
-      <w:r>
-        <w:rPr>
-          <w:vertAlign w:val="superscript"/>
-        </w:rPr>
-        <w:t>e</w:t>
-      </w:r>
-      <w:r>
-        <w:t xml:space="preserve"> point</w:t>
-      </w:r>
-    </w:p>
-    <w:p>
-      <w:pPr>
-        <w:pStyle w:val="Titre1"/>
-      </w:pPr>
-      <w:bookmarkStart w:id="11" w:name="_Toc532179966"/>
-      <w:bookmarkStart w:id="12" w:name="_Toc165969650"/>
-      <w:bookmarkStart w:id="13" w:name="_Toc71040030"/>
-      <w:r>
-        <w:t>Tests</w:t>
-      </w:r>
-      <w:bookmarkEnd w:id="11"/>
-      <w:bookmarkEnd w:id="12"/>
-      <w:bookmarkEnd w:id="13"/>
+        <w:t>Si ce n’est pas le cas, estimer</w:t>
+      </w:r>
+      <w:r>
+        <w:t xml:space="preserve"> en « % » ou en « temps supplémentaire » </w:t>
+      </w:r>
+      <w:r>
+        <w:t>le travail qu’il reste à accomplir pour terminer le tout.</w:t>
+      </w:r>
     </w:p>
     <w:p>
       <w:pPr>
         <w:pStyle w:val="Titre2"/>
       </w:pPr>
-      <w:bookmarkStart w:id="14" w:name="_Toc71040031"/>
-      <w:bookmarkStart w:id="15" w:name="_Toc532179968"/>
-      <w:bookmarkStart w:id="16" w:name="_Toc165969652"/>
-      <w:bookmarkStart w:id="17" w:name="_Ref308525868"/>
-      <w:r>
-        <w:t xml:space="preserve">Points techniques évalués du </w:t>
-      </w:r>
-      <w:proofErr w:type="spellStart"/>
-      <w:r>
-        <w:t>CdC</w:t>
-      </w:r>
-      <w:bookmarkEnd w:id="14"/>
-      <w:proofErr w:type="spellEnd"/>
+      <w:bookmarkStart w:id="21" w:name="_Toc165969655"/>
+      <w:bookmarkStart w:id="22" w:name="_Toc71040037"/>
+      <w:r>
+        <w:t>Bilan de la planification</w:t>
+      </w:r>
+      <w:bookmarkEnd w:id="21"/>
+      <w:bookmarkEnd w:id="22"/>
+    </w:p>
+    <w:p>
+      <w:pPr>
+        <w:pStyle w:val="Retraitcorpsdetexte"/>
+      </w:pPr>
+      <w:r>
+        <w:t xml:space="preserve">Ma planification initialise était surestimé, j’ai laissé 2 </w:t>
+      </w:r>
+      <w:r>
+        <w:t>semaines</w:t>
+      </w:r>
+      <w:r>
+        <w:t xml:space="preserve"> pour l’intégration de Scottplot, mais apparemment c’est beaucoup plus simple que je pensais, et a pris beaucoup moins de temps.</w:t>
+      </w:r>
+    </w:p>
+    <w:p>
+      <w:pPr>
+        <w:pStyle w:val="Retraitcorpsdetexte"/>
+      </w:pPr>
+      <w:r>
+        <w:t xml:space="preserve">Dans la planification initiale, je n’ai pas pris en compte que le lundi de la semaine </w:t>
+      </w:r>
+      <w:r>
+        <w:t xml:space="preserve"> </w:t>
+      </w:r>
+      <w:r>
+        <w:t xml:space="preserve">5 est congé, et qu’il faillait rien planifier pour ce </w:t>
+      </w:r>
+      <w:r>
+        <w:t>jour-là</w:t>
+      </w:r>
+      <w:r>
+        <w:t>.</w:t>
+      </w:r>
     </w:p>
     <w:p>
       <w:pPr>
         <w:pStyle w:val="Informations"/>
         <w:numPr>
           <w:ilvl w:val="5"/>
-          <w:numId w:val="22"/>
+          <w:numId w:val="6"/>
         </w:numPr>
       </w:pPr>
       <w:r>
-        <w:t xml:space="preserve">Copier du </w:t>
-      </w:r>
-      <w:proofErr w:type="spellStart"/>
-      <w:r>
-        <w:t>CdC</w:t>
-      </w:r>
-      <w:proofErr w:type="spellEnd"/>
-    </w:p>
-    <w:p>
-      <w:pPr>
-        <w:pStyle w:val="Titre2"/>
-      </w:pPr>
-      <w:bookmarkStart w:id="18" w:name="_Toc71040032"/>
-      <w:r>
-        <w:t>Exemples de lancement des scripts</w:t>
-      </w:r>
-      <w:bookmarkEnd w:id="18"/>
+        <w:t>Capture de la planif finale</w:t>
+      </w:r>
     </w:p>
     <w:p>
       <w:pPr>
         <w:pStyle w:val="Informations"/>
         <w:numPr>
           <w:ilvl w:val="5"/>
-          <w:numId w:val="22"/>
+          <w:numId w:val="6"/>
         </w:numPr>
       </w:pPr>
       <w:r>
-        <w:t>Plusieurs exemples</w:t>
+        <w:t>Explications sur les différences</w:t>
       </w:r>
     </w:p>
     <w:p>
       <w:pPr>
         <w:pStyle w:val="Titre2"/>
       </w:pPr>
-      <w:bookmarkStart w:id="19" w:name="_Toc71040033"/>
-      <w:r>
-        <w:t>Tableau</w:t>
-      </w:r>
-      <w:r>
-        <w:t xml:space="preserve"> des tests</w:t>
-      </w:r>
-      <w:bookmarkEnd w:id="15"/>
-      <w:bookmarkEnd w:id="16"/>
-      <w:bookmarkEnd w:id="17"/>
-      <w:bookmarkEnd w:id="19"/>
+      <w:bookmarkStart w:id="23" w:name="_Toc165969656"/>
+      <w:bookmarkStart w:id="24" w:name="_Toc71040038"/>
+      <w:r>
+        <w:t xml:space="preserve">Bilan </w:t>
+      </w:r>
+      <w:bookmarkEnd w:id="24"/>
+      <w:r>
+        <w:t>des users stories</w:t>
+      </w:r>
+      <w:r>
+        <w:br/>
+      </w:r>
+    </w:p>
+    <w:p>
+      <w:pPr>
+        <w:pStyle w:val="Titre2"/>
+        <w:numPr>
+          <w:ilvl w:val="0"/>
+          <w:numId w:val="0"/>
+        </w:numPr>
+        <w:ind w:left="1134"/>
+      </w:pPr>
+      <w:bookmarkStart w:id="25" w:name="_Toc71040039"/>
+      <w:r>
+        <w:t>Bilan personnel</w:t>
+      </w:r>
+      <w:r>
+        <w:t xml:space="preserve"> nom du membre du groupe</w:t>
+      </w:r>
+      <w:bookmarkEnd w:id="25"/>
     </w:p>
     <w:p>
       <w:pPr>
         <w:pStyle w:val="Informations"/>
         <w:numPr>
           <w:ilvl w:val="5"/>
-          <w:numId w:val="22"/>
+          <w:numId w:val="6"/>
         </w:numPr>
       </w:pPr>
       <w:r>
-        <w:t>QUAND, QUOI, COMMENT, POURQUOI, VALIDE</w:t>
-      </w:r>
-    </w:p>
-    <w:p>
-      <w:pPr>
-        <w:pStyle w:val="Titre2"/>
-      </w:pPr>
-      <w:bookmarkStart w:id="20" w:name="_Toc71040034"/>
-      <w:r>
-        <w:t>Validation client 1</w:t>
-      </w:r>
-      <w:r>
-        <w:rPr>
-          <w:vertAlign w:val="superscript"/>
-        </w:rPr>
-        <w:t>er</w:t>
-      </w:r>
-      <w:r>
-        <w:t xml:space="preserve"> sprint</w:t>
-      </w:r>
-      <w:bookmarkEnd w:id="20"/>
+        <w:t>Si c’était à refaire:</w:t>
+      </w:r>
+    </w:p>
+    <w:p>
+      <w:pPr>
+        <w:pStyle w:val="Informations"/>
+        <w:numPr>
+          <w:ilvl w:val="6"/>
+          <w:numId w:val="6"/>
+        </w:numPr>
+      </w:pPr>
+      <w:r>
+        <w:t>Qu’est-ce qu’il faudrait garder ? Les plus et les moins ?</w:t>
+      </w:r>
+    </w:p>
+    <w:p>
+      <w:pPr>
+        <w:pStyle w:val="Informations"/>
+        <w:numPr>
+          <w:ilvl w:val="6"/>
+          <w:numId w:val="6"/>
+        </w:numPr>
+      </w:pPr>
+      <w:r>
+        <w:t>Qu’est-ce qu’il faudrait gérer, réaliser ou traiter différemment ?</w:t>
+      </w:r>
     </w:p>
     <w:p>
       <w:pPr>
         <w:pStyle w:val="Informations"/>
         <w:numPr>
           <w:ilvl w:val="5"/>
-          <w:numId w:val="22"/>
+          <w:numId w:val="6"/>
         </w:numPr>
       </w:pPr>
       <w:r>
-        <w:t>Les points validés</w:t>
-      </w:r>
-    </w:p>
-    <w:p>
-      <w:pPr>
-        <w:pStyle w:val="Informations"/>
-        <w:ind w:left="0"/>
-      </w:pPr>
-    </w:p>
-    <w:p>
-      <w:pPr>
-        <w:pStyle w:val="Titre1"/>
-      </w:pPr>
-      <w:bookmarkStart w:id="21" w:name="_Toc165969653"/>
-      <w:bookmarkStart w:id="22" w:name="_Toc71040035"/>
-      <w:r>
-        <w:t>Conclusion</w:t>
-      </w:r>
-      <w:bookmarkEnd w:id="21"/>
-      <w:bookmarkEnd w:id="22"/>
-    </w:p>
-    <w:p>
-      <w:pPr>
-        <w:pStyle w:val="Titre2"/>
-      </w:pPr>
-      <w:bookmarkStart w:id="23" w:name="_Toc165969654"/>
-      <w:bookmarkStart w:id="24" w:name="_Toc71040036"/>
-      <w:r>
-        <w:t xml:space="preserve">Bilan des </w:t>
-      </w:r>
-      <w:bookmarkEnd w:id="23"/>
-      <w:r>
-        <w:t>fonctionnalités demandées</w:t>
-      </w:r>
-      <w:bookmarkEnd w:id="24"/>
+        <w:t>Qu’est que ce projet m’a appris ?</w:t>
+      </w:r>
     </w:p>
     <w:p>
       <w:pPr>
         <w:pStyle w:val="Informations"/>
         <w:numPr>
           <w:ilvl w:val="5"/>
-          <w:numId w:val="23"/>
+          <w:numId w:val="6"/>
         </w:numPr>
       </w:pPr>
       <w:r>
-        <w:t xml:space="preserve">Il s’agit de reprendre point par point les fonctionnalités décrites dans les spécifications de départ </w:t>
-      </w:r>
-      <w:r>
-        <w:t>et de définir si elles sont atteintes ou pas, et pourquoi.</w:t>
+        <w:t>Suite à donner, améliorations souhaitables, …</w:t>
       </w:r>
     </w:p>
     <w:p>
@@ -3634,91 +5020,85 @@
         <w:pStyle w:val="Informations"/>
         <w:numPr>
           <w:ilvl w:val="5"/>
-          <w:numId w:val="23"/>
+          <w:numId w:val="6"/>
         </w:numPr>
       </w:pPr>
       <w:r>
-        <w:t>Si ce n’est pas le cas, estimer</w:t>
-      </w:r>
-      <w:r>
-        <w:t xml:space="preserve"> en « % » ou en « temps supplémentaire » </w:t>
-      </w:r>
-      <w:r>
-        <w:t>le travail qu’il reste à accomplir pour terminer le tout.</w:t>
+        <w:t>Remerciements, signature, etc.</w:t>
       </w:r>
     </w:p>
     <w:p>
       <w:pPr>
         <w:pStyle w:val="Titre2"/>
       </w:pPr>
-      <w:bookmarkStart w:id="25" w:name="_Toc165969655"/>
-      <w:bookmarkStart w:id="26" w:name="_Toc71040037"/>
-      <w:r>
-        <w:t>Bilan de la planification</w:t>
-      </w:r>
-      <w:bookmarkEnd w:id="25"/>
+      <w:bookmarkStart w:id="26" w:name="_Toc71040040"/>
+      <w:r>
+        <w:t>Bilan personnel</w:t>
+      </w:r>
+      <w:bookmarkEnd w:id="23"/>
+      <w:r>
+        <w:t xml:space="preserve"> nom du membre du groupe</w:t>
+      </w:r>
       <w:bookmarkEnd w:id="26"/>
-    </w:p>
-    <w:p>
-      <w:pPr>
-        <w:pStyle w:val="Retraitcorpsdetexte"/>
-      </w:pPr>
-      <w:r>
-        <w:t xml:space="preserve">Ma planification initialise était surestimé, j’ai laissé 2 </w:t>
-      </w:r>
-      <w:r>
-        <w:t>semaines</w:t>
-      </w:r>
-      <w:r>
-        <w:t xml:space="preserve"> pour l’intégration de </w:t>
-      </w:r>
-      <w:proofErr w:type="spellStart"/>
-      <w:r>
-        <w:t>Scottplot</w:t>
-      </w:r>
-      <w:proofErr w:type="spellEnd"/>
-      <w:r>
-        <w:t>, mais apparemment c’est beaucoup plus simple que je pensais, et a pris beaucoup moins de temps.</w:t>
-      </w:r>
-    </w:p>
-    <w:p>
-      <w:pPr>
-        <w:pStyle w:val="Retraitcorpsdetexte"/>
-      </w:pPr>
-      <w:r>
-        <w:t xml:space="preserve">Dans la planification initiale, je n’ai pas pris en compte que le lundi de la semaine </w:t>
-      </w:r>
-      <w:r>
-        <w:t xml:space="preserve"> </w:t>
-      </w:r>
-      <w:r>
-        <w:t xml:space="preserve">5 est congé, et qu’il faillait rien planifier pour ce </w:t>
-      </w:r>
-      <w:r>
-        <w:t>jour-là</w:t>
-      </w:r>
-      <w:r>
-        <w:t>.</w:t>
-      </w:r>
     </w:p>
     <w:p>
       <w:pPr>
         <w:pStyle w:val="Informations"/>
         <w:numPr>
           <w:ilvl w:val="5"/>
-          <w:numId w:val="24"/>
+          <w:numId w:val="6"/>
         </w:numPr>
       </w:pPr>
       <w:r>
-        <w:t xml:space="preserve">Capture de la </w:t>
-      </w:r>
-      <w:proofErr w:type="spellStart"/>
-      <w:r>
-        <w:t>planif</w:t>
-      </w:r>
-      <w:proofErr w:type="spellEnd"/>
-      <w:r>
-        <w:t xml:space="preserve"> finale</w:t>
+        <w:t>Si c’était à refaire</w:t>
+      </w:r>
+      <w:r>
+        <w:t>:</w:t>
+      </w:r>
+    </w:p>
+    <w:p>
+      <w:pPr>
+        <w:pStyle w:val="Informations"/>
+        <w:numPr>
+          <w:ilvl w:val="6"/>
+          <w:numId w:val="6"/>
+        </w:numPr>
+      </w:pPr>
+      <w:r>
+        <w:t>Q</w:t>
+      </w:r>
+      <w:r>
+        <w:t xml:space="preserve">u’est-ce </w:t>
+      </w:r>
+      <w:r>
+        <w:t>qu’il faudrait garder</w:t>
+      </w:r>
+      <w:r>
+        <w:t> </w:t>
+      </w:r>
+      <w:r>
+        <w:t>? Les</w:t>
+      </w:r>
+      <w:r>
+        <w:t xml:space="preserve"> plus et les moins ?</w:t>
+      </w:r>
+    </w:p>
+    <w:p>
+      <w:pPr>
+        <w:pStyle w:val="Informations"/>
+        <w:numPr>
+          <w:ilvl w:val="6"/>
+          <w:numId w:val="6"/>
+        </w:numPr>
+      </w:pPr>
+      <w:r>
+        <w:t>Q</w:t>
+      </w:r>
+      <w:r>
+        <w:t xml:space="preserve">u’est-ce </w:t>
+      </w:r>
+      <w:r>
+        <w:t>qu’il faudrait gérer, réaliser ou traiter différemment ?</w:t>
       </w:r>
     </w:p>
     <w:p>
@@ -3726,61 +5106,23 @@
         <w:pStyle w:val="Informations"/>
         <w:numPr>
           <w:ilvl w:val="5"/>
-          <w:numId w:val="24"/>
+          <w:numId w:val="6"/>
         </w:numPr>
       </w:pPr>
       <w:r>
-        <w:t>Explications sur les différences</w:t>
-      </w:r>
-    </w:p>
-    <w:p>
-      <w:pPr>
-        <w:pStyle w:val="Titre2"/>
-      </w:pPr>
-      <w:bookmarkStart w:id="27" w:name="_Toc71040038"/>
-      <w:bookmarkStart w:id="28" w:name="_Toc165969656"/>
-      <w:r>
-        <w:t>Bilan personnel</w:t>
-      </w:r>
-      <w:r>
-        <w:t xml:space="preserve"> nom du membre du groupe</w:t>
-      </w:r>
-      <w:bookmarkEnd w:id="27"/>
+        <w:t>Qu’est que ce projet m’a appris ?</w:t>
+      </w:r>
     </w:p>
     <w:p>
       <w:pPr>
         <w:pStyle w:val="Informations"/>
         <w:numPr>
           <w:ilvl w:val="5"/>
-          <w:numId w:val="24"/>
+          <w:numId w:val="6"/>
         </w:numPr>
       </w:pPr>
       <w:r>
-        <w:t>Si c’était à refaire:</w:t>
-      </w:r>
-    </w:p>
-    <w:p>
-      <w:pPr>
-        <w:pStyle w:val="Informations"/>
-        <w:numPr>
-          <w:ilvl w:val="6"/>
-          <w:numId w:val="24"/>
-        </w:numPr>
-      </w:pPr>
-      <w:r>
-        <w:t>Qu’est-ce qu’il faudrait garder ? Les plus et les moins ?</w:t>
-      </w:r>
-    </w:p>
-    <w:p>
-      <w:pPr>
-        <w:pStyle w:val="Informations"/>
-        <w:numPr>
-          <w:ilvl w:val="6"/>
-          <w:numId w:val="24"/>
-        </w:numPr>
-      </w:pPr>
-      <w:r>
-        <w:t>Qu’est-ce qu’il faudrait gérer, réaliser ou traiter différemment ?</w:t>
+        <w:t>Suite à donner, améliorations souhaitables, …</w:t>
       </w:r>
     </w:p>
     <w:p>
@@ -3788,263 +5130,43 @@
         <w:pStyle w:val="Informations"/>
         <w:numPr>
           <w:ilvl w:val="5"/>
-          <w:numId w:val="24"/>
+          <w:numId w:val="6"/>
         </w:numPr>
       </w:pPr>
       <w:r>
-        <w:t>Qu’est que ce projet m’a appris ?</w:t>
-      </w:r>
+        <w:t>Remerciements, signature, etc.</w:t>
+      </w:r>
+    </w:p>
+    <w:p>
+      <w:pPr>
+        <w:pStyle w:val="Titre1"/>
+      </w:pPr>
+      <w:bookmarkStart w:id="27" w:name="_Toc532179971"/>
+      <w:bookmarkStart w:id="28" w:name="_Toc165969657"/>
+      <w:bookmarkStart w:id="29" w:name="_Toc71040041"/>
+      <w:r>
+        <w:t>Divers</w:t>
+      </w:r>
+      <w:bookmarkEnd w:id="27"/>
+      <w:bookmarkEnd w:id="28"/>
+      <w:bookmarkEnd w:id="29"/>
+    </w:p>
+    <w:p>
+      <w:pPr>
+        <w:pStyle w:val="Titre2"/>
+      </w:pPr>
+      <w:bookmarkStart w:id="30" w:name="_Toc71040042"/>
+      <w:r>
+        <w:t>Webographie</w:t>
+      </w:r>
+      <w:bookmarkEnd w:id="30"/>
     </w:p>
     <w:p>
       <w:pPr>
         <w:pStyle w:val="Informations"/>
         <w:numPr>
           <w:ilvl w:val="5"/>
-          <w:numId w:val="24"/>
-        </w:numPr>
-      </w:pPr>
-      <w:r>
-        <w:t>Suite à donner, améliorations souhaitables, …</w:t>
-      </w:r>
-    </w:p>
-    <w:p>
-      <w:pPr>
-        <w:pStyle w:val="Informations"/>
-        <w:numPr>
-          <w:ilvl w:val="5"/>
-          <w:numId w:val="24"/>
-        </w:numPr>
-      </w:pPr>
-      <w:r>
-        <w:t>Remerciements, signature, etc.</w:t>
-      </w:r>
-    </w:p>
-    <w:p>
-      <w:pPr>
-        <w:pStyle w:val="Titre2"/>
-      </w:pPr>
-      <w:bookmarkStart w:id="29" w:name="_Toc71040039"/>
-      <w:r>
-        <w:t>Bilan personnel</w:t>
-      </w:r>
-      <w:r>
-        <w:t xml:space="preserve"> nom du membre du groupe</w:t>
-      </w:r>
-      <w:bookmarkEnd w:id="29"/>
-    </w:p>
-    <w:p>
-      <w:pPr>
-        <w:pStyle w:val="Informations"/>
-        <w:numPr>
-          <w:ilvl w:val="5"/>
-          <w:numId w:val="24"/>
-        </w:numPr>
-      </w:pPr>
-      <w:r>
-        <w:t>Si c’était à refaire:</w:t>
-      </w:r>
-    </w:p>
-    <w:p>
-      <w:pPr>
-        <w:pStyle w:val="Informations"/>
-        <w:numPr>
-          <w:ilvl w:val="6"/>
-          <w:numId w:val="24"/>
-        </w:numPr>
-      </w:pPr>
-      <w:r>
-        <w:t>Qu’est-ce qu’il faudrait garder ? Les plus et les moins ?</w:t>
-      </w:r>
-    </w:p>
-    <w:p>
-      <w:pPr>
-        <w:pStyle w:val="Informations"/>
-        <w:numPr>
-          <w:ilvl w:val="6"/>
-          <w:numId w:val="24"/>
-        </w:numPr>
-      </w:pPr>
-      <w:r>
-        <w:t>Qu’est-ce qu’il faudrait gérer, réaliser ou traiter différemment ?</w:t>
-      </w:r>
-    </w:p>
-    <w:p>
-      <w:pPr>
-        <w:pStyle w:val="Informations"/>
-        <w:numPr>
-          <w:ilvl w:val="5"/>
-          <w:numId w:val="24"/>
-        </w:numPr>
-      </w:pPr>
-      <w:r>
-        <w:t>Qu’est que ce projet m’a appris ?</w:t>
-      </w:r>
-    </w:p>
-    <w:p>
-      <w:pPr>
-        <w:pStyle w:val="Informations"/>
-        <w:numPr>
-          <w:ilvl w:val="5"/>
-          <w:numId w:val="24"/>
-        </w:numPr>
-      </w:pPr>
-      <w:r>
-        <w:t>Suite à donner, améliorations souhaitables, …</w:t>
-      </w:r>
-    </w:p>
-    <w:p>
-      <w:pPr>
-        <w:pStyle w:val="Informations"/>
-        <w:numPr>
-          <w:ilvl w:val="5"/>
-          <w:numId w:val="24"/>
-        </w:numPr>
-      </w:pPr>
-      <w:r>
-        <w:t>Remerciements, signature, etc.</w:t>
-      </w:r>
-    </w:p>
-    <w:p>
-      <w:pPr>
-        <w:pStyle w:val="Titre2"/>
-      </w:pPr>
-      <w:bookmarkStart w:id="30" w:name="_Toc71040040"/>
-      <w:r>
-        <w:t>Bilan personnel</w:t>
-      </w:r>
-      <w:bookmarkEnd w:id="28"/>
-      <w:r>
-        <w:t xml:space="preserve"> nom du membre du groupe</w:t>
-      </w:r>
-      <w:bookmarkEnd w:id="30"/>
-    </w:p>
-    <w:p>
-      <w:pPr>
-        <w:pStyle w:val="Informations"/>
-        <w:numPr>
-          <w:ilvl w:val="5"/>
-          <w:numId w:val="24"/>
-        </w:numPr>
-      </w:pPr>
-      <w:r>
-        <w:t>Si c’était à refaire</w:t>
-      </w:r>
-      <w:r>
-        <w:t>:</w:t>
-      </w:r>
-    </w:p>
-    <w:p>
-      <w:pPr>
-        <w:pStyle w:val="Informations"/>
-        <w:numPr>
-          <w:ilvl w:val="6"/>
-          <w:numId w:val="24"/>
-        </w:numPr>
-      </w:pPr>
-      <w:r>
-        <w:lastRenderedPageBreak/>
-        <w:t>Q</w:t>
-      </w:r>
-      <w:r>
-        <w:t xml:space="preserve">u’est-ce </w:t>
-      </w:r>
-      <w:r>
-        <w:t>qu’il faudrait garder</w:t>
-      </w:r>
-      <w:r>
-        <w:t> </w:t>
-      </w:r>
-      <w:r>
-        <w:t>? Les</w:t>
-      </w:r>
-      <w:r>
-        <w:t xml:space="preserve"> plus et les moins ?</w:t>
-      </w:r>
-    </w:p>
-    <w:p>
-      <w:pPr>
-        <w:pStyle w:val="Informations"/>
-        <w:numPr>
-          <w:ilvl w:val="6"/>
-          <w:numId w:val="24"/>
-        </w:numPr>
-      </w:pPr>
-      <w:r>
-        <w:t>Q</w:t>
-      </w:r>
-      <w:r>
-        <w:t xml:space="preserve">u’est-ce </w:t>
-      </w:r>
-      <w:r>
-        <w:t>qu’il faudrait gérer, réaliser ou traiter différemment ?</w:t>
-      </w:r>
-    </w:p>
-    <w:p>
-      <w:pPr>
-        <w:pStyle w:val="Informations"/>
-        <w:numPr>
-          <w:ilvl w:val="5"/>
-          <w:numId w:val="24"/>
-        </w:numPr>
-      </w:pPr>
-      <w:r>
-        <w:t>Qu’est que ce projet m’a appris ?</w:t>
-      </w:r>
-    </w:p>
-    <w:p>
-      <w:pPr>
-        <w:pStyle w:val="Informations"/>
-        <w:numPr>
-          <w:ilvl w:val="5"/>
-          <w:numId w:val="24"/>
-        </w:numPr>
-      </w:pPr>
-      <w:r>
-        <w:t>Suite à donner, améliorations souhaitables, …</w:t>
-      </w:r>
-    </w:p>
-    <w:p>
-      <w:pPr>
-        <w:pStyle w:val="Informations"/>
-        <w:numPr>
-          <w:ilvl w:val="5"/>
-          <w:numId w:val="24"/>
-        </w:numPr>
-      </w:pPr>
-      <w:r>
-        <w:t>Remerciements, signature, etc.</w:t>
-      </w:r>
-    </w:p>
-    <w:p>
-      <w:pPr>
-        <w:pStyle w:val="Titre1"/>
-      </w:pPr>
-      <w:bookmarkStart w:id="31" w:name="_Toc532179971"/>
-      <w:bookmarkStart w:id="32" w:name="_Toc165969657"/>
-      <w:bookmarkStart w:id="33" w:name="_Toc71040041"/>
-      <w:r>
-        <w:t>Divers</w:t>
-      </w:r>
-      <w:bookmarkEnd w:id="31"/>
-      <w:bookmarkEnd w:id="32"/>
-      <w:bookmarkEnd w:id="33"/>
-    </w:p>
-    <w:p>
-      <w:pPr>
-        <w:pStyle w:val="Titre2"/>
-      </w:pPr>
-      <w:bookmarkStart w:id="34" w:name="_Toc71040042"/>
-      <w:r>
-        <w:t>Webographie</w:t>
-      </w:r>
-      <w:bookmarkEnd w:id="34"/>
-    </w:p>
-    <w:p>
-      <w:pPr>
-        <w:pStyle w:val="Informations"/>
-        <w:numPr>
-          <w:ilvl w:val="5"/>
-          <w:numId w:val="25"/>
+          <w:numId w:val="7"/>
         </w:numPr>
       </w:pPr>
       <w:r>
@@ -4527,7 +5649,7 @@
               <w:noProof/>
               <w:szCs w:val="16"/>
             </w:rPr>
-            <w:t>07.09.2026 10:48</w:t>
+            <w:t>28.09.2026 08:07</w:t>
           </w:r>
           <w:r>
             <w:rPr>
@@ -4745,161 +5867,385 @@
     </w:pict>
   </w:numPicBullet>
   <w:abstractNum w:abstractNumId="0" w15:restartNumberingAfterBreak="0">
-    <w:nsid w:val="FFFFFF7C"/>
-    <w:multiLevelType w:val="singleLevel"/>
-    <w:tmpl w:val="4328A0CE"/>
-    <w:lvl w:ilvl="0">
-      <w:start w:val="1"/>
-      <w:numFmt w:val="decimal"/>
-      <w:lvlText w:val="%1."/>
-      <w:lvlJc w:val="left"/>
-      <w:pPr>
-        <w:tabs>
-          <w:tab w:val="num" w:pos="1492"/>
-        </w:tabs>
-        <w:ind w:left="1492" w:hanging="360"/>
-      </w:pPr>
+    <w:nsid w:val="003C19A8"/>
+    <w:multiLevelType w:val="hybridMultilevel"/>
+    <w:tmpl w:val="F40E6886"/>
+    <w:lvl w:ilvl="0" w:tplc="100C0001">
+      <w:start w:val="1"/>
+      <w:numFmt w:val="bullet"/>
+      <w:lvlText w:val=""/>
+      <w:lvlJc w:val="left"/>
+      <w:pPr>
+        <w:ind w:left="1854" w:hanging="360"/>
+      </w:pPr>
+      <w:rPr>
+        <w:rFonts w:ascii="Symbol" w:hAnsi="Symbol" w:hint="default"/>
+      </w:rPr>
+    </w:lvl>
+    <w:lvl w:ilvl="1" w:tplc="100C0003" w:tentative="1">
+      <w:start w:val="1"/>
+      <w:numFmt w:val="bullet"/>
+      <w:lvlText w:val="o"/>
+      <w:lvlJc w:val="left"/>
+      <w:pPr>
+        <w:ind w:left="2574" w:hanging="360"/>
+      </w:pPr>
+      <w:rPr>
+        <w:rFonts w:ascii="Courier New" w:hAnsi="Courier New" w:cs="Courier New" w:hint="default"/>
+      </w:rPr>
+    </w:lvl>
+    <w:lvl w:ilvl="2" w:tplc="100C0005" w:tentative="1">
+      <w:start w:val="1"/>
+      <w:numFmt w:val="bullet"/>
+      <w:lvlText w:val=""/>
+      <w:lvlJc w:val="left"/>
+      <w:pPr>
+        <w:ind w:left="3294" w:hanging="360"/>
+      </w:pPr>
+      <w:rPr>
+        <w:rFonts w:ascii="Wingdings" w:hAnsi="Wingdings" w:hint="default"/>
+      </w:rPr>
+    </w:lvl>
+    <w:lvl w:ilvl="3" w:tplc="100C0001" w:tentative="1">
+      <w:start w:val="1"/>
+      <w:numFmt w:val="bullet"/>
+      <w:lvlText w:val=""/>
+      <w:lvlJc w:val="left"/>
+      <w:pPr>
+        <w:ind w:left="4014" w:hanging="360"/>
+      </w:pPr>
+      <w:rPr>
+        <w:rFonts w:ascii="Symbol" w:hAnsi="Symbol" w:hint="default"/>
+      </w:rPr>
+    </w:lvl>
+    <w:lvl w:ilvl="4" w:tplc="100C0003" w:tentative="1">
+      <w:start w:val="1"/>
+      <w:numFmt w:val="bullet"/>
+      <w:lvlText w:val="o"/>
+      <w:lvlJc w:val="left"/>
+      <w:pPr>
+        <w:ind w:left="4734" w:hanging="360"/>
+      </w:pPr>
+      <w:rPr>
+        <w:rFonts w:ascii="Courier New" w:hAnsi="Courier New" w:cs="Courier New" w:hint="default"/>
+      </w:rPr>
+    </w:lvl>
+    <w:lvl w:ilvl="5" w:tplc="100C0005" w:tentative="1">
+      <w:start w:val="1"/>
+      <w:numFmt w:val="bullet"/>
+      <w:lvlText w:val=""/>
+      <w:lvlJc w:val="left"/>
+      <w:pPr>
+        <w:ind w:left="5454" w:hanging="360"/>
+      </w:pPr>
+      <w:rPr>
+        <w:rFonts w:ascii="Wingdings" w:hAnsi="Wingdings" w:hint="default"/>
+      </w:rPr>
+    </w:lvl>
+    <w:lvl w:ilvl="6" w:tplc="100C0001" w:tentative="1">
+      <w:start w:val="1"/>
+      <w:numFmt w:val="bullet"/>
+      <w:lvlText w:val=""/>
+      <w:lvlJc w:val="left"/>
+      <w:pPr>
+        <w:ind w:left="6174" w:hanging="360"/>
+      </w:pPr>
+      <w:rPr>
+        <w:rFonts w:ascii="Symbol" w:hAnsi="Symbol" w:hint="default"/>
+      </w:rPr>
+    </w:lvl>
+    <w:lvl w:ilvl="7" w:tplc="100C0003" w:tentative="1">
+      <w:start w:val="1"/>
+      <w:numFmt w:val="bullet"/>
+      <w:lvlText w:val="o"/>
+      <w:lvlJc w:val="left"/>
+      <w:pPr>
+        <w:ind w:left="6894" w:hanging="360"/>
+      </w:pPr>
+      <w:rPr>
+        <w:rFonts w:ascii="Courier New" w:hAnsi="Courier New" w:cs="Courier New" w:hint="default"/>
+      </w:rPr>
+    </w:lvl>
+    <w:lvl w:ilvl="8" w:tplc="100C0005" w:tentative="1">
+      <w:start w:val="1"/>
+      <w:numFmt w:val="bullet"/>
+      <w:lvlText w:val=""/>
+      <w:lvlJc w:val="left"/>
+      <w:pPr>
+        <w:ind w:left="7614" w:hanging="360"/>
+      </w:pPr>
+      <w:rPr>
+        <w:rFonts w:ascii="Wingdings" w:hAnsi="Wingdings" w:hint="default"/>
+      </w:rPr>
     </w:lvl>
   </w:abstractNum>
   <w:abstractNum w:abstractNumId="1" w15:restartNumberingAfterBreak="0">
-    <w:nsid w:val="FFFFFF7D"/>
-    <w:multiLevelType w:val="singleLevel"/>
-    <w:tmpl w:val="D812EAFE"/>
+    <w:nsid w:val="02202AAE"/>
+    <w:multiLevelType w:val="multilevel"/>
+    <w:tmpl w:val="C2ACEA3A"/>
     <w:lvl w:ilvl="0">
       <w:start w:val="1"/>
       <w:numFmt w:val="decimal"/>
-      <w:lvlText w:val="%1."/>
+      <w:lvlText w:val="%1"/>
       <w:lvlJc w:val="left"/>
       <w:pPr>
         <w:tabs>
-          <w:tab w:val="num" w:pos="1209"/>
+          <w:tab w:val="num" w:pos="432"/>
         </w:tabs>
-        <w:ind w:left="1209" w:hanging="360"/>
-      </w:pPr>
+        <w:ind w:left="432" w:hanging="432"/>
+      </w:pPr>
+      <w:rPr>
+        <w:rFonts w:hint="default"/>
+      </w:rPr>
+    </w:lvl>
+    <w:lvl w:ilvl="1">
+      <w:start w:val="1"/>
+      <w:numFmt w:val="decimal"/>
+      <w:lvlText w:val="%1.%2"/>
+      <w:lvlJc w:val="left"/>
+      <w:pPr>
+        <w:tabs>
+          <w:tab w:val="num" w:pos="576"/>
+        </w:tabs>
+        <w:ind w:left="576" w:hanging="576"/>
+      </w:pPr>
+      <w:rPr>
+        <w:rFonts w:hint="default"/>
+      </w:rPr>
+    </w:lvl>
+    <w:lvl w:ilvl="2">
+      <w:start w:val="1"/>
+      <w:numFmt w:val="decimal"/>
+      <w:lvlText w:val="%1.%2.%3"/>
+      <w:lvlJc w:val="left"/>
+      <w:pPr>
+        <w:tabs>
+          <w:tab w:val="num" w:pos="720"/>
+        </w:tabs>
+        <w:ind w:left="720" w:hanging="720"/>
+      </w:pPr>
+      <w:rPr>
+        <w:rFonts w:hint="default"/>
+      </w:rPr>
+    </w:lvl>
+    <w:lvl w:ilvl="3">
+      <w:start w:val="1"/>
+      <w:numFmt w:val="decimal"/>
+      <w:lvlText w:val="%1.%2.%3.%4"/>
+      <w:lvlJc w:val="left"/>
+      <w:pPr>
+        <w:tabs>
+          <w:tab w:val="num" w:pos="864"/>
+        </w:tabs>
+        <w:ind w:left="864" w:hanging="864"/>
+      </w:pPr>
+      <w:rPr>
+        <w:rFonts w:hint="default"/>
+      </w:rPr>
+    </w:lvl>
+    <w:lvl w:ilvl="4">
+      <w:start w:val="1"/>
+      <w:numFmt w:val="decimal"/>
+      <w:pStyle w:val="Titre5"/>
+      <w:lvlText w:val="%1.%2.%3.%4.%5"/>
+      <w:lvlJc w:val="left"/>
+      <w:pPr>
+        <w:tabs>
+          <w:tab w:val="num" w:pos="1008"/>
+        </w:tabs>
+        <w:ind w:left="1008" w:hanging="1008"/>
+      </w:pPr>
+      <w:rPr>
+        <w:rFonts w:hint="default"/>
+      </w:rPr>
+    </w:lvl>
+    <w:lvl w:ilvl="5">
+      <w:start w:val="1"/>
+      <w:numFmt w:val="decimal"/>
+      <w:pStyle w:val="Titre6"/>
+      <w:lvlText w:val="%1.%2.%3.%4.%5.%6"/>
+      <w:lvlJc w:val="left"/>
+      <w:pPr>
+        <w:tabs>
+          <w:tab w:val="num" w:pos="1152"/>
+        </w:tabs>
+        <w:ind w:left="1152" w:hanging="1152"/>
+      </w:pPr>
+      <w:rPr>
+        <w:rFonts w:hint="default"/>
+      </w:rPr>
+    </w:lvl>
+    <w:lvl w:ilvl="6">
+      <w:start w:val="1"/>
+      <w:numFmt w:val="decimal"/>
+      <w:pStyle w:val="Titre7"/>
+      <w:lvlText w:val="%1.%2.%3.%4.%5.%6.%7"/>
+      <w:lvlJc w:val="left"/>
+      <w:pPr>
+        <w:tabs>
+          <w:tab w:val="num" w:pos="1296"/>
+        </w:tabs>
+        <w:ind w:left="1296" w:hanging="1296"/>
+      </w:pPr>
+      <w:rPr>
+        <w:rFonts w:hint="default"/>
+      </w:rPr>
+    </w:lvl>
+    <w:lvl w:ilvl="7">
+      <w:start w:val="1"/>
+      <w:numFmt w:val="decimal"/>
+      <w:pStyle w:val="Titre8"/>
+      <w:lvlText w:val="%1.%2.%3.%4.%5.%6.%7.%8"/>
+      <w:lvlJc w:val="left"/>
+      <w:pPr>
+        <w:tabs>
+          <w:tab w:val="num" w:pos="1440"/>
+        </w:tabs>
+        <w:ind w:left="1440" w:hanging="1440"/>
+      </w:pPr>
+      <w:rPr>
+        <w:rFonts w:hint="default"/>
+      </w:rPr>
+    </w:lvl>
+    <w:lvl w:ilvl="8">
+      <w:start w:val="1"/>
+      <w:numFmt w:val="decimal"/>
+      <w:pStyle w:val="Titre9"/>
+      <w:lvlText w:val="%1.%2.%3.%4.%5.%6.%7.%8.%9"/>
+      <w:lvlJc w:val="left"/>
+      <w:pPr>
+        <w:tabs>
+          <w:tab w:val="num" w:pos="1584"/>
+        </w:tabs>
+        <w:ind w:left="1584" w:hanging="1584"/>
+      </w:pPr>
+      <w:rPr>
+        <w:rFonts w:hint="default"/>
+      </w:rPr>
     </w:lvl>
   </w:abstractNum>
   <w:abstractNum w:abstractNumId="2" w15:restartNumberingAfterBreak="0">
-    <w:nsid w:val="FFFFFF7E"/>
-    <w:multiLevelType w:val="singleLevel"/>
-    <w:tmpl w:val="759C624C"/>
+    <w:nsid w:val="06482CAE"/>
+    <w:multiLevelType w:val="multilevel"/>
+    <w:tmpl w:val="100C0021"/>
     <w:lvl w:ilvl="0">
       <w:start w:val="1"/>
-      <w:numFmt w:val="decimal"/>
-      <w:lvlText w:val="%1."/>
-      <w:lvlJc w:val="left"/>
-      <w:pPr>
-        <w:tabs>
-          <w:tab w:val="num" w:pos="926"/>
-        </w:tabs>
-        <w:ind w:left="926" w:hanging="360"/>
-      </w:pPr>
+      <w:numFmt w:val="bullet"/>
+      <w:lvlText w:val=""/>
+      <w:lvlJc w:val="left"/>
+      <w:pPr>
+        <w:ind w:left="360" w:hanging="360"/>
+      </w:pPr>
+      <w:rPr>
+        <w:rFonts w:ascii="Wingdings" w:hAnsi="Wingdings" w:hint="default"/>
+      </w:rPr>
+    </w:lvl>
+    <w:lvl w:ilvl="1">
+      <w:start w:val="1"/>
+      <w:numFmt w:val="bullet"/>
+      <w:lvlText w:val=""/>
+      <w:lvlJc w:val="left"/>
+      <w:pPr>
+        <w:ind w:left="720" w:hanging="360"/>
+      </w:pPr>
+      <w:rPr>
+        <w:rFonts w:ascii="Wingdings" w:hAnsi="Wingdings" w:hint="default"/>
+      </w:rPr>
+    </w:lvl>
+    <w:lvl w:ilvl="2">
+      <w:start w:val="1"/>
+      <w:numFmt w:val="bullet"/>
+      <w:lvlText w:val=""/>
+      <w:lvlJc w:val="left"/>
+      <w:pPr>
+        <w:ind w:left="1080" w:hanging="360"/>
+      </w:pPr>
+      <w:rPr>
+        <w:rFonts w:ascii="Wingdings" w:hAnsi="Wingdings" w:hint="default"/>
+      </w:rPr>
+    </w:lvl>
+    <w:lvl w:ilvl="3">
+      <w:start w:val="1"/>
+      <w:numFmt w:val="bullet"/>
+      <w:lvlText w:val=""/>
+      <w:lvlJc w:val="left"/>
+      <w:pPr>
+        <w:ind w:left="1440" w:hanging="360"/>
+      </w:pPr>
+      <w:rPr>
+        <w:rFonts w:ascii="Symbol" w:hAnsi="Symbol" w:hint="default"/>
+      </w:rPr>
+    </w:lvl>
+    <w:lvl w:ilvl="4">
+      <w:start w:val="1"/>
+      <w:numFmt w:val="bullet"/>
+      <w:lvlText w:val=""/>
+      <w:lvlJc w:val="left"/>
+      <w:pPr>
+        <w:ind w:left="1800" w:hanging="360"/>
+      </w:pPr>
+      <w:rPr>
+        <w:rFonts w:ascii="Symbol" w:hAnsi="Symbol" w:hint="default"/>
+      </w:rPr>
+    </w:lvl>
+    <w:lvl w:ilvl="5">
+      <w:start w:val="1"/>
+      <w:numFmt w:val="bullet"/>
+      <w:lvlText w:val=""/>
+      <w:lvlJc w:val="left"/>
+      <w:pPr>
+        <w:ind w:left="2160" w:hanging="360"/>
+      </w:pPr>
+      <w:rPr>
+        <w:rFonts w:ascii="Wingdings" w:hAnsi="Wingdings" w:hint="default"/>
+      </w:rPr>
+    </w:lvl>
+    <w:lvl w:ilvl="6">
+      <w:start w:val="1"/>
+      <w:numFmt w:val="bullet"/>
+      <w:lvlText w:val=""/>
+      <w:lvlJc w:val="left"/>
+      <w:pPr>
+        <w:ind w:left="2520" w:hanging="360"/>
+      </w:pPr>
+      <w:rPr>
+        <w:rFonts w:ascii="Wingdings" w:hAnsi="Wingdings" w:hint="default"/>
+      </w:rPr>
+    </w:lvl>
+    <w:lvl w:ilvl="7">
+      <w:start w:val="1"/>
+      <w:numFmt w:val="bullet"/>
+      <w:lvlText w:val=""/>
+      <w:lvlJc w:val="left"/>
+      <w:pPr>
+        <w:ind w:left="2880" w:hanging="360"/>
+      </w:pPr>
+      <w:rPr>
+        <w:rFonts w:ascii="Symbol" w:hAnsi="Symbol" w:hint="default"/>
+      </w:rPr>
+    </w:lvl>
+    <w:lvl w:ilvl="8">
+      <w:start w:val="1"/>
+      <w:numFmt w:val="bullet"/>
+      <w:lvlText w:val=""/>
+      <w:lvlJc w:val="left"/>
+      <w:pPr>
+        <w:ind w:left="3240" w:hanging="360"/>
+      </w:pPr>
+      <w:rPr>
+        <w:rFonts w:ascii="Symbol" w:hAnsi="Symbol" w:hint="default"/>
+      </w:rPr>
     </w:lvl>
   </w:abstractNum>
   <w:abstractNum w:abstractNumId="3" w15:restartNumberingAfterBreak="0">
-    <w:nsid w:val="FFFFFF7F"/>
+    <w:nsid w:val="0A7C7405"/>
     <w:multiLevelType w:val="singleLevel"/>
-    <w:tmpl w:val="22B62718"/>
+    <w:tmpl w:val="92869324"/>
     <w:lvl w:ilvl="0">
       <w:start w:val="1"/>
-      <w:numFmt w:val="decimal"/>
-      <w:lvlText w:val="%1."/>
-      <w:lvlJc w:val="left"/>
-      <w:pPr>
-        <w:tabs>
-          <w:tab w:val="num" w:pos="643"/>
-        </w:tabs>
-        <w:ind w:left="643" w:hanging="360"/>
-      </w:pPr>
-    </w:lvl>
-  </w:abstractNum>
-  <w:abstractNum w:abstractNumId="4" w15:restartNumberingAfterBreak="0">
-    <w:nsid w:val="FFFFFF80"/>
-    <w:multiLevelType w:val="singleLevel"/>
-    <w:tmpl w:val="466E7814"/>
-    <w:lvl w:ilvl="0">
-      <w:start w:val="1"/>
       <w:numFmt w:val="bullet"/>
+      <w:pStyle w:val="Retraitnormal1"/>
       <w:lvlText w:val=""/>
-      <w:lvlJc w:val="left"/>
-      <w:pPr>
-        <w:tabs>
-          <w:tab w:val="num" w:pos="1492"/>
-        </w:tabs>
-        <w:ind w:left="1492" w:hanging="360"/>
-      </w:pPr>
-      <w:rPr>
-        <w:rFonts w:ascii="Symbol" w:hAnsi="Symbol" w:hint="default"/>
-      </w:rPr>
-    </w:lvl>
-  </w:abstractNum>
-  <w:abstractNum w:abstractNumId="5" w15:restartNumberingAfterBreak="0">
-    <w:nsid w:val="FFFFFF81"/>
-    <w:multiLevelType w:val="singleLevel"/>
-    <w:tmpl w:val="CD84B6E8"/>
-    <w:lvl w:ilvl="0">
-      <w:start w:val="1"/>
-      <w:numFmt w:val="bullet"/>
-      <w:lvlText w:val=""/>
-      <w:lvlJc w:val="left"/>
-      <w:pPr>
-        <w:tabs>
-          <w:tab w:val="num" w:pos="1209"/>
-        </w:tabs>
-        <w:ind w:left="1209" w:hanging="360"/>
-      </w:pPr>
-      <w:rPr>
-        <w:rFonts w:ascii="Symbol" w:hAnsi="Symbol" w:hint="default"/>
-      </w:rPr>
-    </w:lvl>
-  </w:abstractNum>
-  <w:abstractNum w:abstractNumId="6" w15:restartNumberingAfterBreak="0">
-    <w:nsid w:val="FFFFFF82"/>
-    <w:multiLevelType w:val="singleLevel"/>
-    <w:tmpl w:val="EA4290CC"/>
-    <w:lvl w:ilvl="0">
-      <w:start w:val="1"/>
-      <w:numFmt w:val="bullet"/>
-      <w:lvlText w:val=""/>
-      <w:lvlJc w:val="left"/>
-      <w:pPr>
-        <w:tabs>
-          <w:tab w:val="num" w:pos="926"/>
-        </w:tabs>
-        <w:ind w:left="926" w:hanging="360"/>
-      </w:pPr>
-      <w:rPr>
-        <w:rFonts w:ascii="Symbol" w:hAnsi="Symbol" w:hint="default"/>
-      </w:rPr>
-    </w:lvl>
-  </w:abstractNum>
-  <w:abstractNum w:abstractNumId="7" w15:restartNumberingAfterBreak="0">
-    <w:nsid w:val="FFFFFF83"/>
-    <w:multiLevelType w:val="singleLevel"/>
-    <w:tmpl w:val="B164EE08"/>
-    <w:lvl w:ilvl="0">
-      <w:start w:val="1"/>
-      <w:numFmt w:val="bullet"/>
-      <w:lvlText w:val=""/>
-      <w:lvlJc w:val="left"/>
-      <w:pPr>
-        <w:tabs>
-          <w:tab w:val="num" w:pos="643"/>
-        </w:tabs>
-        <w:ind w:left="643" w:hanging="360"/>
-      </w:pPr>
-      <w:rPr>
-        <w:rFonts w:ascii="Symbol" w:hAnsi="Symbol" w:hint="default"/>
-      </w:rPr>
-    </w:lvl>
-  </w:abstractNum>
-  <w:abstractNum w:abstractNumId="8" w15:restartNumberingAfterBreak="0">
-    <w:nsid w:val="FFFFFF88"/>
-    <w:multiLevelType w:val="singleLevel"/>
-    <w:tmpl w:val="0B4A9174"/>
-    <w:lvl w:ilvl="0">
-      <w:start w:val="1"/>
-      <w:numFmt w:val="decimal"/>
-      <w:lvlText w:val="%1."/>
       <w:lvlJc w:val="left"/>
       <w:pPr>
         <w:tabs>
@@ -4907,30 +6253,13 @@
         </w:tabs>
         <w:ind w:left="360" w:hanging="360"/>
       </w:pPr>
+      <w:rPr>
+        <w:rFonts w:ascii="Symbol" w:hAnsi="Symbol" w:hint="default"/>
+      </w:rPr>
     </w:lvl>
   </w:abstractNum>
-  <w:abstractNum w:abstractNumId="9" w15:restartNumberingAfterBreak="0">
-    <w:nsid w:val="FFFFFF89"/>
-    <w:multiLevelType w:val="singleLevel"/>
-    <w:tmpl w:val="2FD089B0"/>
-    <w:lvl w:ilvl="0">
-      <w:start w:val="1"/>
-      <w:numFmt w:val="bullet"/>
-      <w:lvlText w:val=""/>
-      <w:lvlJc w:val="left"/>
-      <w:pPr>
-        <w:tabs>
-          <w:tab w:val="num" w:pos="360"/>
-        </w:tabs>
-        <w:ind w:left="360" w:hanging="360"/>
-      </w:pPr>
-      <w:rPr>
-        <w:rFonts w:ascii="Symbol" w:hAnsi="Symbol" w:hint="default"/>
-      </w:rPr>
-    </w:lvl>
-  </w:abstractNum>
-  <w:abstractNum w:abstractNumId="10" w15:restartNumberingAfterBreak="0">
-    <w:nsid w:val="00045A22"/>
+  <w:abstractNum w:abstractNumId="4" w15:restartNumberingAfterBreak="0">
+    <w:nsid w:val="13386E8A"/>
     <w:multiLevelType w:val="multilevel"/>
     <w:tmpl w:val="100C0021"/>
     <w:lvl w:ilvl="0">
@@ -5042,112 +6371,255 @@
       </w:rPr>
     </w:lvl>
   </w:abstractNum>
-  <w:abstractNum w:abstractNumId="11" w15:restartNumberingAfterBreak="0">
-    <w:nsid w:val="003C19A8"/>
+  <w:abstractNum w:abstractNumId="5" w15:restartNumberingAfterBreak="0">
+    <w:nsid w:val="13AB381A"/>
     <w:multiLevelType w:val="hybridMultilevel"/>
-    <w:tmpl w:val="F40E6886"/>
-    <w:lvl w:ilvl="0" w:tplc="100C0001">
+    <w:tmpl w:val="B43857E8"/>
+    <w:lvl w:ilvl="0" w:tplc="324611CA">
+      <w:start w:val="1"/>
+      <w:numFmt w:val="bullet"/>
+      <w:pStyle w:val="Puce"/>
+      <w:lvlText w:val=""/>
+      <w:lvlPicBulletId w:val="0"/>
+      <w:lvlJc w:val="left"/>
+      <w:pPr>
+        <w:tabs>
+          <w:tab w:val="num" w:pos="794"/>
+        </w:tabs>
+        <w:ind w:left="794" w:hanging="454"/>
+      </w:pPr>
+      <w:rPr>
+        <w:rFonts w:ascii="Symbol" w:hAnsi="Symbol" w:hint="default"/>
+        <w:color w:val="auto"/>
+      </w:rPr>
+    </w:lvl>
+    <w:lvl w:ilvl="1" w:tplc="040C0003" w:tentative="1">
+      <w:start w:val="1"/>
+      <w:numFmt w:val="bullet"/>
+      <w:lvlText w:val="o"/>
+      <w:lvlJc w:val="left"/>
+      <w:pPr>
+        <w:tabs>
+          <w:tab w:val="num" w:pos="1440"/>
+        </w:tabs>
+        <w:ind w:left="1440" w:hanging="360"/>
+      </w:pPr>
+      <w:rPr>
+        <w:rFonts w:ascii="Courier New" w:hAnsi="Courier New" w:cs="Courier New" w:hint="default"/>
+      </w:rPr>
+    </w:lvl>
+    <w:lvl w:ilvl="2" w:tplc="040C0005" w:tentative="1">
+      <w:start w:val="1"/>
+      <w:numFmt w:val="bullet"/>
+      <w:lvlText w:val=""/>
+      <w:lvlJc w:val="left"/>
+      <w:pPr>
+        <w:tabs>
+          <w:tab w:val="num" w:pos="2160"/>
+        </w:tabs>
+        <w:ind w:left="2160" w:hanging="360"/>
+      </w:pPr>
+      <w:rPr>
+        <w:rFonts w:ascii="Wingdings" w:hAnsi="Wingdings" w:hint="default"/>
+      </w:rPr>
+    </w:lvl>
+    <w:lvl w:ilvl="3" w:tplc="040C0001" w:tentative="1">
       <w:start w:val="1"/>
       <w:numFmt w:val="bullet"/>
       <w:lvlText w:val=""/>
       <w:lvlJc w:val="left"/>
       <w:pPr>
-        <w:ind w:left="1854" w:hanging="360"/>
+        <w:tabs>
+          <w:tab w:val="num" w:pos="2880"/>
+        </w:tabs>
+        <w:ind w:left="2880" w:hanging="360"/>
       </w:pPr>
       <w:rPr>
         <w:rFonts w:ascii="Symbol" w:hAnsi="Symbol" w:hint="default"/>
       </w:rPr>
     </w:lvl>
-    <w:lvl w:ilvl="1" w:tplc="100C0003" w:tentative="1">
+    <w:lvl w:ilvl="4" w:tplc="040C0003" w:tentative="1">
       <w:start w:val="1"/>
       <w:numFmt w:val="bullet"/>
       <w:lvlText w:val="o"/>
       <w:lvlJc w:val="left"/>
       <w:pPr>
-        <w:ind w:left="2574" w:hanging="360"/>
+        <w:tabs>
+          <w:tab w:val="num" w:pos="3600"/>
+        </w:tabs>
+        <w:ind w:left="3600" w:hanging="360"/>
       </w:pPr>
       <w:rPr>
         <w:rFonts w:ascii="Courier New" w:hAnsi="Courier New" w:cs="Courier New" w:hint="default"/>
       </w:rPr>
     </w:lvl>
-    <w:lvl w:ilvl="2" w:tplc="100C0005" w:tentative="1">
+    <w:lvl w:ilvl="5" w:tplc="040C0005" w:tentative="1">
       <w:start w:val="1"/>
       <w:numFmt w:val="bullet"/>
       <w:lvlText w:val=""/>
       <w:lvlJc w:val="left"/>
       <w:pPr>
-        <w:ind w:left="3294" w:hanging="360"/>
+        <w:tabs>
+          <w:tab w:val="num" w:pos="4320"/>
+        </w:tabs>
+        <w:ind w:left="4320" w:hanging="360"/>
       </w:pPr>
       <w:rPr>
         <w:rFonts w:ascii="Wingdings" w:hAnsi="Wingdings" w:hint="default"/>
       </w:rPr>
     </w:lvl>
-    <w:lvl w:ilvl="3" w:tplc="100C0001" w:tentative="1">
+    <w:lvl w:ilvl="6" w:tplc="040C0001" w:tentative="1">
       <w:start w:val="1"/>
       <w:numFmt w:val="bullet"/>
       <w:lvlText w:val=""/>
       <w:lvlJc w:val="left"/>
       <w:pPr>
-        <w:ind w:left="4014" w:hanging="360"/>
+        <w:tabs>
+          <w:tab w:val="num" w:pos="5040"/>
+        </w:tabs>
+        <w:ind w:left="5040" w:hanging="360"/>
       </w:pPr>
       <w:rPr>
         <w:rFonts w:ascii="Symbol" w:hAnsi="Symbol" w:hint="default"/>
       </w:rPr>
     </w:lvl>
-    <w:lvl w:ilvl="4" w:tplc="100C0003" w:tentative="1">
+    <w:lvl w:ilvl="7" w:tplc="040C0003" w:tentative="1">
       <w:start w:val="1"/>
       <w:numFmt w:val="bullet"/>
       <w:lvlText w:val="o"/>
       <w:lvlJc w:val="left"/>
       <w:pPr>
-        <w:ind w:left="4734" w:hanging="360"/>
+        <w:tabs>
+          <w:tab w:val="num" w:pos="5760"/>
+        </w:tabs>
+        <w:ind w:left="5760" w:hanging="360"/>
       </w:pPr>
       <w:rPr>
         <w:rFonts w:ascii="Courier New" w:hAnsi="Courier New" w:cs="Courier New" w:hint="default"/>
       </w:rPr>
     </w:lvl>
-    <w:lvl w:ilvl="5" w:tplc="100C0005" w:tentative="1">
+    <w:lvl w:ilvl="8" w:tplc="040C0005" w:tentative="1">
       <w:start w:val="1"/>
       <w:numFmt w:val="bullet"/>
       <w:lvlText w:val=""/>
       <w:lvlJc w:val="left"/>
       <w:pPr>
-        <w:ind w:left="5454" w:hanging="360"/>
+        <w:tabs>
+          <w:tab w:val="num" w:pos="6480"/>
+        </w:tabs>
+        <w:ind w:left="6480" w:hanging="360"/>
       </w:pPr>
       <w:rPr>
         <w:rFonts w:ascii="Wingdings" w:hAnsi="Wingdings" w:hint="default"/>
       </w:rPr>
     </w:lvl>
-    <w:lvl w:ilvl="6" w:tplc="100C0001" w:tentative="1">
+  </w:abstractNum>
+  <w:abstractNum w:abstractNumId="6" w15:restartNumberingAfterBreak="0">
+    <w:nsid w:val="17DD3A67"/>
+    <w:multiLevelType w:val="hybridMultilevel"/>
+    <w:tmpl w:val="7B5E24FE"/>
+    <w:lvl w:ilvl="0" w:tplc="100C0001">
       <w:start w:val="1"/>
       <w:numFmt w:val="bullet"/>
       <w:lvlText w:val=""/>
       <w:lvlJc w:val="left"/>
       <w:pPr>
-        <w:ind w:left="6174" w:hanging="360"/>
+        <w:ind w:left="1854" w:hanging="360"/>
       </w:pPr>
       <w:rPr>
         <w:rFonts w:ascii="Symbol" w:hAnsi="Symbol" w:hint="default"/>
       </w:rPr>
     </w:lvl>
-    <w:lvl w:ilvl="7" w:tplc="100C0003" w:tentative="1">
+    <w:lvl w:ilvl="1" w:tplc="100C0003" w:tentative="1">
       <w:start w:val="1"/>
       <w:numFmt w:val="bullet"/>
       <w:lvlText w:val="o"/>
       <w:lvlJc w:val="left"/>
       <w:pPr>
-        <w:ind w:left="6894" w:hanging="360"/>
+        <w:ind w:left="2574" w:hanging="360"/>
       </w:pPr>
       <w:rPr>
         <w:rFonts w:ascii="Courier New" w:hAnsi="Courier New" w:cs="Courier New" w:hint="default"/>
       </w:rPr>
     </w:lvl>
-    <w:lvl w:ilvl="8" w:tplc="100C0005" w:tentative="1">
+    <w:lvl w:ilvl="2" w:tplc="100C0005" w:tentative="1">
       <w:start w:val="1"/>
       <w:numFmt w:val="bullet"/>
       <w:lvlText w:val=""/>
       <w:lvlJc w:val="left"/>
       <w:pPr>
+        <w:ind w:left="3294" w:hanging="360"/>
+      </w:pPr>
+      <w:rPr>
+        <w:rFonts w:ascii="Wingdings" w:hAnsi="Wingdings" w:hint="default"/>
+      </w:rPr>
+    </w:lvl>
+    <w:lvl w:ilvl="3" w:tplc="100C0001" w:tentative="1">
+      <w:start w:val="1"/>
+      <w:numFmt w:val="bullet"/>
+      <w:lvlText w:val=""/>
+      <w:lvlJc w:val="left"/>
+      <w:pPr>
+        <w:ind w:left="4014" w:hanging="360"/>
+      </w:pPr>
+      <w:rPr>
+        <w:rFonts w:ascii="Symbol" w:hAnsi="Symbol" w:hint="default"/>
+      </w:rPr>
+    </w:lvl>
+    <w:lvl w:ilvl="4" w:tplc="100C0003" w:tentative="1">
+      <w:start w:val="1"/>
+      <w:numFmt w:val="bullet"/>
+      <w:lvlText w:val="o"/>
+      <w:lvlJc w:val="left"/>
+      <w:pPr>
+        <w:ind w:left="4734" w:hanging="360"/>
+      </w:pPr>
+      <w:rPr>
+        <w:rFonts w:ascii="Courier New" w:hAnsi="Courier New" w:cs="Courier New" w:hint="default"/>
+      </w:rPr>
+    </w:lvl>
+    <w:lvl w:ilvl="5" w:tplc="100C0005" w:tentative="1">
+      <w:start w:val="1"/>
+      <w:numFmt w:val="bullet"/>
+      <w:lvlText w:val=""/>
+      <w:lvlJc w:val="left"/>
+      <w:pPr>
+        <w:ind w:left="5454" w:hanging="360"/>
+      </w:pPr>
+      <w:rPr>
+        <w:rFonts w:ascii="Wingdings" w:hAnsi="Wingdings" w:hint="default"/>
+      </w:rPr>
+    </w:lvl>
+    <w:lvl w:ilvl="6" w:tplc="100C0001" w:tentative="1">
+      <w:start w:val="1"/>
+      <w:numFmt w:val="bullet"/>
+      <w:lvlText w:val=""/>
+      <w:lvlJc w:val="left"/>
+      <w:pPr>
+        <w:ind w:left="6174" w:hanging="360"/>
+      </w:pPr>
+      <w:rPr>
+        <w:rFonts w:ascii="Symbol" w:hAnsi="Symbol" w:hint="default"/>
+      </w:rPr>
+    </w:lvl>
+    <w:lvl w:ilvl="7" w:tplc="100C0003" w:tentative="1">
+      <w:start w:val="1"/>
+      <w:numFmt w:val="bullet"/>
+      <w:lvlText w:val="o"/>
+      <w:lvlJc w:val="left"/>
+      <w:pPr>
+        <w:ind w:left="6894" w:hanging="360"/>
+      </w:pPr>
+      <w:rPr>
+        <w:rFonts w:ascii="Courier New" w:hAnsi="Courier New" w:cs="Courier New" w:hint="default"/>
+      </w:rPr>
+    </w:lvl>
+    <w:lvl w:ilvl="8" w:tplc="100C0005" w:tentative="1">
+      <w:start w:val="1"/>
+      <w:numFmt w:val="bullet"/>
+      <w:lvlText w:val=""/>
+      <w:lvlJc w:val="left"/>
+      <w:pPr>
         <w:ind w:left="7614" w:hanging="360"/>
       </w:pPr>
       <w:rPr>
@@ -5155,20 +6627,21 @@
       </w:rPr>
     </w:lvl>
   </w:abstractNum>
-  <w:abstractNum w:abstractNumId="12" w15:restartNumberingAfterBreak="0">
-    <w:nsid w:val="02202AAE"/>
+  <w:abstractNum w:abstractNumId="7" w15:restartNumberingAfterBreak="0">
+    <w:nsid w:val="2A8F67FD"/>
     <w:multiLevelType w:val="multilevel"/>
-    <w:tmpl w:val="C2ACEA3A"/>
+    <w:tmpl w:val="08EA5668"/>
     <w:lvl w:ilvl="0">
       <w:start w:val="1"/>
       <w:numFmt w:val="decimal"/>
+      <w:pStyle w:val="Titre1"/>
       <w:lvlText w:val="%1"/>
       <w:lvlJc w:val="left"/>
       <w:pPr>
         <w:tabs>
-          <w:tab w:val="num" w:pos="432"/>
+          <w:tab w:val="num" w:pos="567"/>
         </w:tabs>
-        <w:ind w:left="432" w:hanging="432"/>
+        <w:ind w:left="567" w:hanging="567"/>
       </w:pPr>
       <w:rPr>
         <w:rFonts w:hint="default"/>
@@ -5177,13 +6650,14 @@
     <w:lvl w:ilvl="1">
       <w:start w:val="1"/>
       <w:numFmt w:val="decimal"/>
+      <w:pStyle w:val="Titre2"/>
       <w:lvlText w:val="%1.%2"/>
       <w:lvlJc w:val="left"/>
       <w:pPr>
         <w:tabs>
-          <w:tab w:val="num" w:pos="576"/>
+          <w:tab w:val="num" w:pos="1134"/>
         </w:tabs>
-        <w:ind w:left="576" w:hanging="576"/>
+        <w:ind w:left="1134" w:hanging="567"/>
       </w:pPr>
       <w:rPr>
         <w:rFonts w:hint="default"/>
@@ -5192,13 +6666,14 @@
     <w:lvl w:ilvl="2">
       <w:start w:val="1"/>
       <w:numFmt w:val="decimal"/>
+      <w:pStyle w:val="Titre3"/>
       <w:lvlText w:val="%1.%2.%3"/>
       <w:lvlJc w:val="left"/>
       <w:pPr>
         <w:tabs>
-          <w:tab w:val="num" w:pos="720"/>
+          <w:tab w:val="num" w:pos="1814"/>
         </w:tabs>
-        <w:ind w:left="720" w:hanging="720"/>
+        <w:ind w:left="1814" w:hanging="680"/>
       </w:pPr>
       <w:rPr>
         <w:rFonts w:hint="default"/>
@@ -5222,7 +6697,6 @@
     <w:lvl w:ilvl="4">
       <w:start w:val="1"/>
       <w:numFmt w:val="decimal"/>
-      <w:pStyle w:val="Titre5"/>
       <w:lvlText w:val="%1.%2.%3.%4.%5"/>
       <w:lvlJc w:val="left"/>
       <w:pPr>
@@ -5238,7 +6712,6 @@
     <w:lvl w:ilvl="5">
       <w:start w:val="1"/>
       <w:numFmt w:val="decimal"/>
-      <w:pStyle w:val="Titre6"/>
       <w:lvlText w:val="%1.%2.%3.%4.%5.%6"/>
       <w:lvlJc w:val="left"/>
       <w:pPr>
@@ -5254,7 +6727,6 @@
     <w:lvl w:ilvl="6">
       <w:start w:val="1"/>
       <w:numFmt w:val="decimal"/>
-      <w:pStyle w:val="Titre7"/>
       <w:lvlText w:val="%1.%2.%3.%4.%5.%6.%7"/>
       <w:lvlJc w:val="left"/>
       <w:pPr>
@@ -5270,7 +6742,6 @@
     <w:lvl w:ilvl="7">
       <w:start w:val="1"/>
       <w:numFmt w:val="decimal"/>
-      <w:pStyle w:val="Titre8"/>
       <w:lvlText w:val="%1.%2.%3.%4.%5.%6.%7.%8"/>
       <w:lvlJc w:val="left"/>
       <w:pPr>
@@ -5286,7 +6757,6 @@
     <w:lvl w:ilvl="8">
       <w:start w:val="1"/>
       <w:numFmt w:val="decimal"/>
-      <w:pStyle w:val="Titre9"/>
       <w:lvlText w:val="%1.%2.%3.%4.%5.%6.%7.%8.%9"/>
       <w:lvlJc w:val="left"/>
       <w:pPr>
@@ -5300,8 +6770,8 @@
       </w:rPr>
     </w:lvl>
   </w:abstractNum>
-  <w:abstractNum w:abstractNumId="13" w15:restartNumberingAfterBreak="0">
-    <w:nsid w:val="037669EE"/>
+  <w:abstractNum w:abstractNumId="8" w15:restartNumberingAfterBreak="0">
+    <w:nsid w:val="3BD16F36"/>
     <w:multiLevelType w:val="multilevel"/>
     <w:tmpl w:val="100C0021"/>
     <w:lvl w:ilvl="0">
@@ -5413,502 +6883,27 @@
       </w:rPr>
     </w:lvl>
   </w:abstractNum>
-  <w:abstractNum w:abstractNumId="14" w15:restartNumberingAfterBreak="0">
-    <w:nsid w:val="06482CAE"/>
+  <w:abstractNum w:abstractNumId="9" w15:restartNumberingAfterBreak="0">
+    <w:nsid w:val="4CD25194"/>
     <w:multiLevelType w:val="multilevel"/>
-    <w:tmpl w:val="100C0021"/>
+    <w:tmpl w:val="B984A708"/>
     <w:lvl w:ilvl="0">
-      <w:start w:val="1"/>
-      <w:numFmt w:val="bullet"/>
-      <w:lvlText w:val=""/>
-      <w:lvlJc w:val="left"/>
-      <w:pPr>
-        <w:ind w:left="360" w:hanging="360"/>
-      </w:pPr>
-      <w:rPr>
-        <w:rFonts w:ascii="Wingdings" w:hAnsi="Wingdings" w:hint="default"/>
-      </w:rPr>
-    </w:lvl>
-    <w:lvl w:ilvl="1">
-      <w:start w:val="1"/>
-      <w:numFmt w:val="bullet"/>
-      <w:lvlText w:val=""/>
-      <w:lvlJc w:val="left"/>
-      <w:pPr>
-        <w:ind w:left="720" w:hanging="360"/>
-      </w:pPr>
-      <w:rPr>
-        <w:rFonts w:ascii="Wingdings" w:hAnsi="Wingdings" w:hint="default"/>
-      </w:rPr>
-    </w:lvl>
-    <w:lvl w:ilvl="2">
-      <w:start w:val="1"/>
-      <w:numFmt w:val="bullet"/>
-      <w:lvlText w:val=""/>
-      <w:lvlJc w:val="left"/>
-      <w:pPr>
-        <w:ind w:left="1080" w:hanging="360"/>
-      </w:pPr>
-      <w:rPr>
-        <w:rFonts w:ascii="Wingdings" w:hAnsi="Wingdings" w:hint="default"/>
-      </w:rPr>
-    </w:lvl>
-    <w:lvl w:ilvl="3">
       <w:start w:val="1"/>
       <w:numFmt w:val="bullet"/>
       <w:lvlText w:val=""/>
       <w:lvlJc w:val="left"/>
       <w:pPr>
-        <w:ind w:left="1440" w:hanging="360"/>
+        <w:tabs>
+          <w:tab w:val="num" w:pos="720"/>
+        </w:tabs>
+        <w:ind w:left="720" w:hanging="360"/>
       </w:pPr>
       <w:rPr>
         <w:rFonts w:ascii="Symbol" w:hAnsi="Symbol" w:hint="default"/>
-      </w:rPr>
-    </w:lvl>
-    <w:lvl w:ilvl="4">
-      <w:start w:val="1"/>
-      <w:numFmt w:val="bullet"/>
-      <w:lvlText w:val=""/>
-      <w:lvlJc w:val="left"/>
-      <w:pPr>
-        <w:ind w:left="1800" w:hanging="360"/>
-      </w:pPr>
-      <w:rPr>
-        <w:rFonts w:ascii="Symbol" w:hAnsi="Symbol" w:hint="default"/>
-      </w:rPr>
-    </w:lvl>
-    <w:lvl w:ilvl="5">
-      <w:start w:val="1"/>
-      <w:numFmt w:val="bullet"/>
-      <w:lvlText w:val=""/>
-      <w:lvlJc w:val="left"/>
-      <w:pPr>
-        <w:ind w:left="2160" w:hanging="360"/>
-      </w:pPr>
-      <w:rPr>
-        <w:rFonts w:ascii="Wingdings" w:hAnsi="Wingdings" w:hint="default"/>
-      </w:rPr>
-    </w:lvl>
-    <w:lvl w:ilvl="6">
-      <w:start w:val="1"/>
-      <w:numFmt w:val="bullet"/>
-      <w:lvlText w:val=""/>
-      <w:lvlJc w:val="left"/>
-      <w:pPr>
-        <w:ind w:left="2520" w:hanging="360"/>
-      </w:pPr>
-      <w:rPr>
-        <w:rFonts w:ascii="Wingdings" w:hAnsi="Wingdings" w:hint="default"/>
-      </w:rPr>
-    </w:lvl>
-    <w:lvl w:ilvl="7">
-      <w:start w:val="1"/>
-      <w:numFmt w:val="bullet"/>
-      <w:lvlText w:val=""/>
-      <w:lvlJc w:val="left"/>
-      <w:pPr>
-        <w:ind w:left="2880" w:hanging="360"/>
-      </w:pPr>
-      <w:rPr>
-        <w:rFonts w:ascii="Symbol" w:hAnsi="Symbol" w:hint="default"/>
-      </w:rPr>
-    </w:lvl>
-    <w:lvl w:ilvl="8">
-      <w:start w:val="1"/>
-      <w:numFmt w:val="bullet"/>
-      <w:lvlText w:val=""/>
-      <w:lvlJc w:val="left"/>
-      <w:pPr>
-        <w:ind w:left="3240" w:hanging="360"/>
-      </w:pPr>
-      <w:rPr>
-        <w:rFonts w:ascii="Symbol" w:hAnsi="Symbol" w:hint="default"/>
-      </w:rPr>
-    </w:lvl>
-  </w:abstractNum>
-  <w:abstractNum w:abstractNumId="15" w15:restartNumberingAfterBreak="0">
-    <w:nsid w:val="067320D8"/>
-    <w:multiLevelType w:val="multilevel"/>
-    <w:tmpl w:val="100C0021"/>
-    <w:lvl w:ilvl="0">
-      <w:start w:val="1"/>
-      <w:numFmt w:val="bullet"/>
-      <w:lvlText w:val=""/>
-      <w:lvlJc w:val="left"/>
-      <w:pPr>
-        <w:ind w:left="360" w:hanging="360"/>
-      </w:pPr>
-      <w:rPr>
-        <w:rFonts w:ascii="Wingdings" w:hAnsi="Wingdings" w:hint="default"/>
-      </w:rPr>
-    </w:lvl>
-    <w:lvl w:ilvl="1">
-      <w:start w:val="1"/>
-      <w:numFmt w:val="bullet"/>
-      <w:lvlText w:val=""/>
-      <w:lvlJc w:val="left"/>
-      <w:pPr>
-        <w:ind w:left="720" w:hanging="360"/>
-      </w:pPr>
-      <w:rPr>
-        <w:rFonts w:ascii="Wingdings" w:hAnsi="Wingdings" w:hint="default"/>
-      </w:rPr>
-    </w:lvl>
-    <w:lvl w:ilvl="2">
-      <w:start w:val="1"/>
-      <w:numFmt w:val="bullet"/>
-      <w:lvlText w:val=""/>
-      <w:lvlJc w:val="left"/>
-      <w:pPr>
-        <w:ind w:left="1080" w:hanging="360"/>
-      </w:pPr>
-      <w:rPr>
-        <w:rFonts w:ascii="Wingdings" w:hAnsi="Wingdings" w:hint="default"/>
-      </w:rPr>
-    </w:lvl>
-    <w:lvl w:ilvl="3">
-      <w:start w:val="1"/>
-      <w:numFmt w:val="bullet"/>
-      <w:lvlText w:val=""/>
-      <w:lvlJc w:val="left"/>
-      <w:pPr>
-        <w:ind w:left="1440" w:hanging="360"/>
-      </w:pPr>
-      <w:rPr>
-        <w:rFonts w:ascii="Symbol" w:hAnsi="Symbol" w:hint="default"/>
-      </w:rPr>
-    </w:lvl>
-    <w:lvl w:ilvl="4">
-      <w:start w:val="1"/>
-      <w:numFmt w:val="bullet"/>
-      <w:lvlText w:val=""/>
-      <w:lvlJc w:val="left"/>
-      <w:pPr>
-        <w:ind w:left="1800" w:hanging="360"/>
-      </w:pPr>
-      <w:rPr>
-        <w:rFonts w:ascii="Symbol" w:hAnsi="Symbol" w:hint="default"/>
-      </w:rPr>
-    </w:lvl>
-    <w:lvl w:ilvl="5">
-      <w:start w:val="1"/>
-      <w:numFmt w:val="bullet"/>
-      <w:lvlText w:val=""/>
-      <w:lvlJc w:val="left"/>
-      <w:pPr>
-        <w:ind w:left="2160" w:hanging="360"/>
-      </w:pPr>
-      <w:rPr>
-        <w:rFonts w:ascii="Wingdings" w:hAnsi="Wingdings" w:hint="default"/>
-      </w:rPr>
-    </w:lvl>
-    <w:lvl w:ilvl="6">
-      <w:start w:val="1"/>
-      <w:numFmt w:val="bullet"/>
-      <w:lvlText w:val=""/>
-      <w:lvlJc w:val="left"/>
-      <w:pPr>
-        <w:ind w:left="2520" w:hanging="360"/>
-      </w:pPr>
-      <w:rPr>
-        <w:rFonts w:ascii="Wingdings" w:hAnsi="Wingdings" w:hint="default"/>
-      </w:rPr>
-    </w:lvl>
-    <w:lvl w:ilvl="7">
-      <w:start w:val="1"/>
-      <w:numFmt w:val="bullet"/>
-      <w:lvlText w:val=""/>
-      <w:lvlJc w:val="left"/>
-      <w:pPr>
-        <w:ind w:left="2880" w:hanging="360"/>
-      </w:pPr>
-      <w:rPr>
-        <w:rFonts w:ascii="Symbol" w:hAnsi="Symbol" w:hint="default"/>
-      </w:rPr>
-    </w:lvl>
-    <w:lvl w:ilvl="8">
-      <w:start w:val="1"/>
-      <w:numFmt w:val="bullet"/>
-      <w:lvlText w:val=""/>
-      <w:lvlJc w:val="left"/>
-      <w:pPr>
-        <w:ind w:left="3240" w:hanging="360"/>
-      </w:pPr>
-      <w:rPr>
-        <w:rFonts w:ascii="Symbol" w:hAnsi="Symbol" w:hint="default"/>
-      </w:rPr>
-    </w:lvl>
-  </w:abstractNum>
-  <w:abstractNum w:abstractNumId="16" w15:restartNumberingAfterBreak="0">
-    <w:nsid w:val="0A7C7405"/>
-    <w:multiLevelType w:val="singleLevel"/>
-    <w:tmpl w:val="92869324"/>
-    <w:lvl w:ilvl="0">
-      <w:start w:val="1"/>
-      <w:numFmt w:val="bullet"/>
-      <w:pStyle w:val="Retraitnormal1"/>
-      <w:lvlText w:val=""/>
-      <w:lvlJc w:val="left"/>
-      <w:pPr>
-        <w:tabs>
-          <w:tab w:val="num" w:pos="360"/>
-        </w:tabs>
-        <w:ind w:left="360" w:hanging="360"/>
-      </w:pPr>
-      <w:rPr>
-        <w:rFonts w:ascii="Symbol" w:hAnsi="Symbol" w:hint="default"/>
-      </w:rPr>
-    </w:lvl>
-  </w:abstractNum>
-  <w:abstractNum w:abstractNumId="17" w15:restartNumberingAfterBreak="0">
-    <w:nsid w:val="100D77BA"/>
-    <w:multiLevelType w:val="hybridMultilevel"/>
-    <w:tmpl w:val="B8147694"/>
-    <w:lvl w:ilvl="0" w:tplc="100C0001">
-      <w:start w:val="1"/>
-      <w:numFmt w:val="bullet"/>
-      <w:lvlText w:val=""/>
-      <w:lvlJc w:val="left"/>
-      <w:pPr>
-        <w:ind w:left="814" w:hanging="360"/>
-      </w:pPr>
-      <w:rPr>
-        <w:rFonts w:ascii="Symbol" w:hAnsi="Symbol" w:hint="default"/>
-      </w:rPr>
-    </w:lvl>
-    <w:lvl w:ilvl="1" w:tplc="100C0003" w:tentative="1">
-      <w:start w:val="1"/>
-      <w:numFmt w:val="bullet"/>
-      <w:lvlText w:val="o"/>
-      <w:lvlJc w:val="left"/>
-      <w:pPr>
-        <w:ind w:left="1534" w:hanging="360"/>
-      </w:pPr>
-      <w:rPr>
-        <w:rFonts w:ascii="Courier New" w:hAnsi="Courier New" w:cs="Courier New" w:hint="default"/>
-      </w:rPr>
-    </w:lvl>
-    <w:lvl w:ilvl="2" w:tplc="100C0005" w:tentative="1">
-      <w:start w:val="1"/>
-      <w:numFmt w:val="bullet"/>
-      <w:lvlText w:val=""/>
-      <w:lvlJc w:val="left"/>
-      <w:pPr>
-        <w:ind w:left="2254" w:hanging="360"/>
-      </w:pPr>
-      <w:rPr>
-        <w:rFonts w:ascii="Wingdings" w:hAnsi="Wingdings" w:hint="default"/>
-      </w:rPr>
-    </w:lvl>
-    <w:lvl w:ilvl="3" w:tplc="100C0001" w:tentative="1">
-      <w:start w:val="1"/>
-      <w:numFmt w:val="bullet"/>
-      <w:lvlText w:val=""/>
-      <w:lvlJc w:val="left"/>
-      <w:pPr>
-        <w:ind w:left="2974" w:hanging="360"/>
-      </w:pPr>
-      <w:rPr>
-        <w:rFonts w:ascii="Symbol" w:hAnsi="Symbol" w:hint="default"/>
-      </w:rPr>
-    </w:lvl>
-    <w:lvl w:ilvl="4" w:tplc="100C0003" w:tentative="1">
-      <w:start w:val="1"/>
-      <w:numFmt w:val="bullet"/>
-      <w:lvlText w:val="o"/>
-      <w:lvlJc w:val="left"/>
-      <w:pPr>
-        <w:ind w:left="3694" w:hanging="360"/>
-      </w:pPr>
-      <w:rPr>
-        <w:rFonts w:ascii="Courier New" w:hAnsi="Courier New" w:cs="Courier New" w:hint="default"/>
-      </w:rPr>
-    </w:lvl>
-    <w:lvl w:ilvl="5" w:tplc="100C0005" w:tentative="1">
-      <w:start w:val="1"/>
-      <w:numFmt w:val="bullet"/>
-      <w:lvlText w:val=""/>
-      <w:lvlJc w:val="left"/>
-      <w:pPr>
-        <w:ind w:left="4414" w:hanging="360"/>
-      </w:pPr>
-      <w:rPr>
-        <w:rFonts w:ascii="Wingdings" w:hAnsi="Wingdings" w:hint="default"/>
-      </w:rPr>
-    </w:lvl>
-    <w:lvl w:ilvl="6" w:tplc="100C0001" w:tentative="1">
-      <w:start w:val="1"/>
-      <w:numFmt w:val="bullet"/>
-      <w:lvlText w:val=""/>
-      <w:lvlJc w:val="left"/>
-      <w:pPr>
-        <w:ind w:left="5134" w:hanging="360"/>
-      </w:pPr>
-      <w:rPr>
-        <w:rFonts w:ascii="Symbol" w:hAnsi="Symbol" w:hint="default"/>
-      </w:rPr>
-    </w:lvl>
-    <w:lvl w:ilvl="7" w:tplc="100C0003" w:tentative="1">
-      <w:start w:val="1"/>
-      <w:numFmt w:val="bullet"/>
-      <w:lvlText w:val="o"/>
-      <w:lvlJc w:val="left"/>
-      <w:pPr>
-        <w:ind w:left="5854" w:hanging="360"/>
-      </w:pPr>
-      <w:rPr>
-        <w:rFonts w:ascii="Courier New" w:hAnsi="Courier New" w:cs="Courier New" w:hint="default"/>
-      </w:rPr>
-    </w:lvl>
-    <w:lvl w:ilvl="8" w:tplc="100C0005" w:tentative="1">
-      <w:start w:val="1"/>
-      <w:numFmt w:val="bullet"/>
-      <w:lvlText w:val=""/>
-      <w:lvlJc w:val="left"/>
-      <w:pPr>
-        <w:ind w:left="6574" w:hanging="360"/>
-      </w:pPr>
-      <w:rPr>
-        <w:rFonts w:ascii="Wingdings" w:hAnsi="Wingdings" w:hint="default"/>
-      </w:rPr>
-    </w:lvl>
-  </w:abstractNum>
-  <w:abstractNum w:abstractNumId="18" w15:restartNumberingAfterBreak="0">
-    <w:nsid w:val="13386E8A"/>
-    <w:multiLevelType w:val="multilevel"/>
-    <w:tmpl w:val="100C0021"/>
-    <w:lvl w:ilvl="0">
-      <w:start w:val="1"/>
-      <w:numFmt w:val="bullet"/>
-      <w:lvlText w:val=""/>
-      <w:lvlJc w:val="left"/>
-      <w:pPr>
-        <w:ind w:left="360" w:hanging="360"/>
-      </w:pPr>
-      <w:rPr>
-        <w:rFonts w:ascii="Wingdings" w:hAnsi="Wingdings" w:hint="default"/>
-      </w:rPr>
-    </w:lvl>
-    <w:lvl w:ilvl="1">
-      <w:start w:val="1"/>
-      <w:numFmt w:val="bullet"/>
-      <w:lvlText w:val=""/>
-      <w:lvlJc w:val="left"/>
-      <w:pPr>
-        <w:ind w:left="720" w:hanging="360"/>
-      </w:pPr>
-      <w:rPr>
-        <w:rFonts w:ascii="Wingdings" w:hAnsi="Wingdings" w:hint="default"/>
-      </w:rPr>
-    </w:lvl>
-    <w:lvl w:ilvl="2">
-      <w:start w:val="1"/>
-      <w:numFmt w:val="bullet"/>
-      <w:lvlText w:val=""/>
-      <w:lvlJc w:val="left"/>
-      <w:pPr>
-        <w:ind w:left="1080" w:hanging="360"/>
-      </w:pPr>
-      <w:rPr>
-        <w:rFonts w:ascii="Wingdings" w:hAnsi="Wingdings" w:hint="default"/>
-      </w:rPr>
-    </w:lvl>
-    <w:lvl w:ilvl="3">
-      <w:start w:val="1"/>
-      <w:numFmt w:val="bullet"/>
-      <w:lvlText w:val=""/>
-      <w:lvlJc w:val="left"/>
-      <w:pPr>
-        <w:ind w:left="1440" w:hanging="360"/>
-      </w:pPr>
-      <w:rPr>
-        <w:rFonts w:ascii="Symbol" w:hAnsi="Symbol" w:hint="default"/>
-      </w:rPr>
-    </w:lvl>
-    <w:lvl w:ilvl="4">
-      <w:start w:val="1"/>
-      <w:numFmt w:val="bullet"/>
-      <w:lvlText w:val=""/>
-      <w:lvlJc w:val="left"/>
-      <w:pPr>
-        <w:ind w:left="1800" w:hanging="360"/>
-      </w:pPr>
-      <w:rPr>
-        <w:rFonts w:ascii="Symbol" w:hAnsi="Symbol" w:hint="default"/>
-      </w:rPr>
-    </w:lvl>
-    <w:lvl w:ilvl="5">
-      <w:start w:val="1"/>
-      <w:numFmt w:val="bullet"/>
-      <w:lvlText w:val=""/>
-      <w:lvlJc w:val="left"/>
-      <w:pPr>
-        <w:ind w:left="2160" w:hanging="360"/>
-      </w:pPr>
-      <w:rPr>
-        <w:rFonts w:ascii="Wingdings" w:hAnsi="Wingdings" w:hint="default"/>
-      </w:rPr>
-    </w:lvl>
-    <w:lvl w:ilvl="6">
-      <w:start w:val="1"/>
-      <w:numFmt w:val="bullet"/>
-      <w:lvlText w:val=""/>
-      <w:lvlJc w:val="left"/>
-      <w:pPr>
-        <w:ind w:left="2520" w:hanging="360"/>
-      </w:pPr>
-      <w:rPr>
-        <w:rFonts w:ascii="Wingdings" w:hAnsi="Wingdings" w:hint="default"/>
-      </w:rPr>
-    </w:lvl>
-    <w:lvl w:ilvl="7">
-      <w:start w:val="1"/>
-      <w:numFmt w:val="bullet"/>
-      <w:lvlText w:val=""/>
-      <w:lvlJc w:val="left"/>
-      <w:pPr>
-        <w:ind w:left="2880" w:hanging="360"/>
-      </w:pPr>
-      <w:rPr>
-        <w:rFonts w:ascii="Symbol" w:hAnsi="Symbol" w:hint="default"/>
-      </w:rPr>
-    </w:lvl>
-    <w:lvl w:ilvl="8">
-      <w:start w:val="1"/>
-      <w:numFmt w:val="bullet"/>
-      <w:lvlText w:val=""/>
-      <w:lvlJc w:val="left"/>
-      <w:pPr>
-        <w:ind w:left="3240" w:hanging="360"/>
-      </w:pPr>
-      <w:rPr>
-        <w:rFonts w:ascii="Symbol" w:hAnsi="Symbol" w:hint="default"/>
-      </w:rPr>
-    </w:lvl>
-  </w:abstractNum>
-  <w:abstractNum w:abstractNumId="19" w15:restartNumberingAfterBreak="0">
-    <w:nsid w:val="13AB381A"/>
-    <w:multiLevelType w:val="hybridMultilevel"/>
-    <w:tmpl w:val="B43857E8"/>
-    <w:lvl w:ilvl="0" w:tplc="324611CA">
-      <w:start w:val="1"/>
-      <w:numFmt w:val="bullet"/>
-      <w:pStyle w:val="Puce"/>
-      <w:lvlText w:val=""/>
-      <w:lvlPicBulletId w:val="0"/>
-      <w:lvlJc w:val="left"/>
-      <w:pPr>
-        <w:tabs>
-          <w:tab w:val="num" w:pos="794"/>
-        </w:tabs>
-        <w:ind w:left="794" w:hanging="454"/>
-      </w:pPr>
-      <w:rPr>
-        <w:rFonts w:ascii="Symbol" w:hAnsi="Symbol" w:hint="default"/>
-        <w:color w:val="auto"/>
-      </w:rPr>
-    </w:lvl>
-    <w:lvl w:ilvl="1" w:tplc="040C0003" w:tentative="1">
+        <w:sz w:val="20"/>
+      </w:rPr>
+    </w:lvl>
+    <w:lvl w:ilvl="1" w:tentative="1">
       <w:start w:val="1"/>
       <w:numFmt w:val="bullet"/>
       <w:lvlText w:val="o"/>
@@ -5920,10 +6915,11 @@
         <w:ind w:left="1440" w:hanging="360"/>
       </w:pPr>
       <w:rPr>
-        <w:rFonts w:ascii="Courier New" w:hAnsi="Courier New" w:cs="Courier New" w:hint="default"/>
-      </w:rPr>
-    </w:lvl>
-    <w:lvl w:ilvl="2" w:tplc="040C0005" w:tentative="1">
+        <w:rFonts w:ascii="Courier New" w:hAnsi="Courier New" w:hint="default"/>
+        <w:sz w:val="20"/>
+      </w:rPr>
+    </w:lvl>
+    <w:lvl w:ilvl="2" w:tentative="1">
       <w:start w:val="1"/>
       <w:numFmt w:val="bullet"/>
       <w:lvlText w:val=""/>
@@ -5936,12 +6932,13 @@
       </w:pPr>
       <w:rPr>
         <w:rFonts w:ascii="Wingdings" w:hAnsi="Wingdings" w:hint="default"/>
-      </w:rPr>
-    </w:lvl>
-    <w:lvl w:ilvl="3" w:tplc="040C0001" w:tentative="1">
+        <w:sz w:val="20"/>
+      </w:rPr>
+    </w:lvl>
+    <w:lvl w:ilvl="3" w:tentative="1">
       <w:start w:val="1"/>
       <w:numFmt w:val="bullet"/>
-      <w:lvlText w:val=""/>
+      <w:lvlText w:val=""/>
       <w:lvlJc w:val="left"/>
       <w:pPr>
         <w:tabs>
@@ -5950,13 +6947,14 @@
         <w:ind w:left="2880" w:hanging="360"/>
       </w:pPr>
       <w:rPr>
-        <w:rFonts w:ascii="Symbol" w:hAnsi="Symbol" w:hint="default"/>
-      </w:rPr>
-    </w:lvl>
-    <w:lvl w:ilvl="4" w:tplc="040C0003" w:tentative="1">
+        <w:rFonts w:ascii="Wingdings" w:hAnsi="Wingdings" w:hint="default"/>
+        <w:sz w:val="20"/>
+      </w:rPr>
+    </w:lvl>
+    <w:lvl w:ilvl="4" w:tentative="1">
       <w:start w:val="1"/>
       <w:numFmt w:val="bullet"/>
-      <w:lvlText w:val="o"/>
+      <w:lvlText w:val=""/>
       <w:lvlJc w:val="left"/>
       <w:pPr>
         <w:tabs>
@@ -5965,10 +6963,11 @@
         <w:ind w:left="3600" w:hanging="360"/>
       </w:pPr>
       <w:rPr>
-        <w:rFonts w:ascii="Courier New" w:hAnsi="Courier New" w:cs="Courier New" w:hint="default"/>
-      </w:rPr>
-    </w:lvl>
-    <w:lvl w:ilvl="5" w:tplc="040C0005" w:tentative="1">
+        <w:rFonts w:ascii="Wingdings" w:hAnsi="Wingdings" w:hint="default"/>
+        <w:sz w:val="20"/>
+      </w:rPr>
+    </w:lvl>
+    <w:lvl w:ilvl="5" w:tentative="1">
       <w:start w:val="1"/>
       <w:numFmt w:val="bullet"/>
       <w:lvlText w:val=""/>
@@ -5981,12 +6980,13 @@
       </w:pPr>
       <w:rPr>
         <w:rFonts w:ascii="Wingdings" w:hAnsi="Wingdings" w:hint="default"/>
-      </w:rPr>
-    </w:lvl>
-    <w:lvl w:ilvl="6" w:tplc="040C0001" w:tentative="1">
+        <w:sz w:val="20"/>
+      </w:rPr>
+    </w:lvl>
+    <w:lvl w:ilvl="6" w:tentative="1">
       <w:start w:val="1"/>
       <w:numFmt w:val="bullet"/>
-      <w:lvlText w:val=""/>
+      <w:lvlText w:val=""/>
       <w:lvlJc w:val="left"/>
       <w:pPr>
         <w:tabs>
@@ -5995,13 +6995,14 @@
         <w:ind w:left="5040" w:hanging="360"/>
       </w:pPr>
       <w:rPr>
-        <w:rFonts w:ascii="Symbol" w:hAnsi="Symbol" w:hint="default"/>
-      </w:rPr>
-    </w:lvl>
-    <w:lvl w:ilvl="7" w:tplc="040C0003" w:tentative="1">
+        <w:rFonts w:ascii="Wingdings" w:hAnsi="Wingdings" w:hint="default"/>
+        <w:sz w:val="20"/>
+      </w:rPr>
+    </w:lvl>
+    <w:lvl w:ilvl="7" w:tentative="1">
       <w:start w:val="1"/>
       <w:numFmt w:val="bullet"/>
-      <w:lvlText w:val="o"/>
+      <w:lvlText w:val=""/>
       <w:lvlJc w:val="left"/>
       <w:pPr>
         <w:tabs>
@@ -6010,10 +7011,11 @@
         <w:ind w:left="5760" w:hanging="360"/>
       </w:pPr>
       <w:rPr>
-        <w:rFonts w:ascii="Courier New" w:hAnsi="Courier New" w:cs="Courier New" w:hint="default"/>
-      </w:rPr>
-    </w:lvl>
-    <w:lvl w:ilvl="8" w:tplc="040C0005" w:tentative="1">
+        <w:rFonts w:ascii="Wingdings" w:hAnsi="Wingdings" w:hint="default"/>
+        <w:sz w:val="20"/>
+      </w:rPr>
+    </w:lvl>
+    <w:lvl w:ilvl="8" w:tentative="1">
       <w:start w:val="1"/>
       <w:numFmt w:val="bullet"/>
       <w:lvlText w:val=""/>
@@ -6026,35 +7028,36 @@
       </w:pPr>
       <w:rPr>
         <w:rFonts w:ascii="Wingdings" w:hAnsi="Wingdings" w:hint="default"/>
+        <w:sz w:val="20"/>
       </w:rPr>
     </w:lvl>
   </w:abstractNum>
-  <w:abstractNum w:abstractNumId="20" w15:restartNumberingAfterBreak="0">
-    <w:nsid w:val="20CB35C8"/>
+  <w:abstractNum w:abstractNumId="10" w15:restartNumberingAfterBreak="0">
+    <w:nsid w:val="5B161FAE"/>
     <w:multiLevelType w:val="hybridMultilevel"/>
-    <w:tmpl w:val="2AA2EA56"/>
-    <w:lvl w:ilvl="0" w:tplc="A058E9AC">
+    <w:tmpl w:val="01AECECE"/>
+    <w:lvl w:ilvl="0" w:tplc="100C0001">
       <w:start w:val="1"/>
       <w:numFmt w:val="bullet"/>
       <w:lvlText w:val=""/>
       <w:lvlJc w:val="left"/>
       <w:pPr>
-        <w:ind w:left="1814" w:hanging="680"/>
+        <w:ind w:left="1854" w:hanging="360"/>
       </w:pPr>
       <w:rPr>
         <w:rFonts w:ascii="Symbol" w:hAnsi="Symbol" w:hint="default"/>
       </w:rPr>
     </w:lvl>
-    <w:lvl w:ilvl="1" w:tplc="100C000B">
+    <w:lvl w:ilvl="1" w:tplc="100C0003" w:tentative="1">
       <w:start w:val="1"/>
       <w:numFmt w:val="bullet"/>
-      <w:lvlText w:val=""/>
-      <w:lvlJc w:val="left"/>
-      <w:pPr>
-        <w:ind w:left="1361" w:hanging="454"/>
-      </w:pPr>
-      <w:rPr>
-        <w:rFonts w:ascii="Wingdings" w:hAnsi="Wingdings" w:hint="default"/>
+      <w:lvlText w:val="o"/>
+      <w:lvlJc w:val="left"/>
+      <w:pPr>
+        <w:ind w:left="2574" w:hanging="360"/>
+      </w:pPr>
+      <w:rPr>
+        <w:rFonts w:ascii="Courier New" w:hAnsi="Courier New" w:cs="Courier New" w:hint="default"/>
       </w:rPr>
     </w:lvl>
     <w:lvl w:ilvl="2" w:tplc="100C0005" w:tentative="1">
@@ -6063,7 +7066,7 @@
       <w:lvlText w:val=""/>
       <w:lvlJc w:val="left"/>
       <w:pPr>
-        <w:ind w:left="2614" w:hanging="360"/>
+        <w:ind w:left="3294" w:hanging="360"/>
       </w:pPr>
       <w:rPr>
         <w:rFonts w:ascii="Wingdings" w:hAnsi="Wingdings" w:hint="default"/>
@@ -6075,7 +7078,7 @@
       <w:lvlText w:val=""/>
       <w:lvlJc w:val="left"/>
       <w:pPr>
-        <w:ind w:left="3334" w:hanging="360"/>
+        <w:ind w:left="4014" w:hanging="360"/>
       </w:pPr>
       <w:rPr>
         <w:rFonts w:ascii="Symbol" w:hAnsi="Symbol" w:hint="default"/>
@@ -6087,7 +7090,7 @@
       <w:lvlText w:val="o"/>
       <w:lvlJc w:val="left"/>
       <w:pPr>
-        <w:ind w:left="4054" w:hanging="360"/>
+        <w:ind w:left="4734" w:hanging="360"/>
       </w:pPr>
       <w:rPr>
         <w:rFonts w:ascii="Courier New" w:hAnsi="Courier New" w:cs="Courier New" w:hint="default"/>
@@ -6099,7 +7102,7 @@
       <w:lvlText w:val=""/>
       <w:lvlJc w:val="left"/>
       <w:pPr>
-        <w:ind w:left="4774" w:hanging="360"/>
+        <w:ind w:left="5454" w:hanging="360"/>
       </w:pPr>
       <w:rPr>
         <w:rFonts w:ascii="Wingdings" w:hAnsi="Wingdings" w:hint="default"/>
@@ -6111,7 +7114,7 @@
       <w:lvlText w:val=""/>
       <w:lvlJc w:val="left"/>
       <w:pPr>
-        <w:ind w:left="5494" w:hanging="360"/>
+        <w:ind w:left="6174" w:hanging="360"/>
       </w:pPr>
       <w:rPr>
         <w:rFonts w:ascii="Symbol" w:hAnsi="Symbol" w:hint="default"/>
@@ -6123,7 +7126,7 @@
       <w:lvlText w:val="o"/>
       <w:lvlJc w:val="left"/>
       <w:pPr>
-        <w:ind w:left="6214" w:hanging="360"/>
+        <w:ind w:left="6894" w:hanging="360"/>
       </w:pPr>
       <w:rPr>
         <w:rFonts w:ascii="Courier New" w:hAnsi="Courier New" w:cs="Courier New" w:hint="default"/>
@@ -6135,924 +7138,17 @@
       <w:lvlText w:val=""/>
       <w:lvlJc w:val="left"/>
       <w:pPr>
-        <w:ind w:left="6934" w:hanging="360"/>
+        <w:ind w:left="7614" w:hanging="360"/>
       </w:pPr>
       <w:rPr>
         <w:rFonts w:ascii="Wingdings" w:hAnsi="Wingdings" w:hint="default"/>
       </w:rPr>
     </w:lvl>
   </w:abstractNum>
-  <w:abstractNum w:abstractNumId="21" w15:restartNumberingAfterBreak="0">
-    <w:nsid w:val="2A8F67FD"/>
+  <w:abstractNum w:abstractNumId="11" w15:restartNumberingAfterBreak="0">
+    <w:nsid w:val="63073E62"/>
     <w:multiLevelType w:val="multilevel"/>
-    <w:tmpl w:val="08EA5668"/>
-    <w:lvl w:ilvl="0">
-      <w:start w:val="1"/>
-      <w:numFmt w:val="decimal"/>
-      <w:pStyle w:val="Titre1"/>
-      <w:lvlText w:val="%1"/>
-      <w:lvlJc w:val="left"/>
-      <w:pPr>
-        <w:tabs>
-          <w:tab w:val="num" w:pos="567"/>
-        </w:tabs>
-        <w:ind w:left="567" w:hanging="567"/>
-      </w:pPr>
-      <w:rPr>
-        <w:rFonts w:hint="default"/>
-      </w:rPr>
-    </w:lvl>
-    <w:lvl w:ilvl="1">
-      <w:start w:val="1"/>
-      <w:numFmt w:val="decimal"/>
-      <w:pStyle w:val="Titre2"/>
-      <w:lvlText w:val="%1.%2"/>
-      <w:lvlJc w:val="left"/>
-      <w:pPr>
-        <w:tabs>
-          <w:tab w:val="num" w:pos="1134"/>
-        </w:tabs>
-        <w:ind w:left="1134" w:hanging="567"/>
-      </w:pPr>
-      <w:rPr>
-        <w:rFonts w:hint="default"/>
-      </w:rPr>
-    </w:lvl>
-    <w:lvl w:ilvl="2">
-      <w:start w:val="1"/>
-      <w:numFmt w:val="decimal"/>
-      <w:pStyle w:val="Titre3"/>
-      <w:lvlText w:val="%1.%2.%3"/>
-      <w:lvlJc w:val="left"/>
-      <w:pPr>
-        <w:tabs>
-          <w:tab w:val="num" w:pos="1814"/>
-        </w:tabs>
-        <w:ind w:left="1814" w:hanging="680"/>
-      </w:pPr>
-      <w:rPr>
-        <w:rFonts w:hint="default"/>
-      </w:rPr>
-    </w:lvl>
-    <w:lvl w:ilvl="3">
-      <w:start w:val="1"/>
-      <w:numFmt w:val="decimal"/>
-      <w:lvlText w:val="%1.%2.%3.%4"/>
-      <w:lvlJc w:val="left"/>
-      <w:pPr>
-        <w:tabs>
-          <w:tab w:val="num" w:pos="864"/>
-        </w:tabs>
-        <w:ind w:left="864" w:hanging="864"/>
-      </w:pPr>
-      <w:rPr>
-        <w:rFonts w:hint="default"/>
-      </w:rPr>
-    </w:lvl>
-    <w:lvl w:ilvl="4">
-      <w:start w:val="1"/>
-      <w:numFmt w:val="decimal"/>
-      <w:lvlText w:val="%1.%2.%3.%4.%5"/>
-      <w:lvlJc w:val="left"/>
-      <w:pPr>
-        <w:tabs>
-          <w:tab w:val="num" w:pos="1008"/>
-        </w:tabs>
-        <w:ind w:left="1008" w:hanging="1008"/>
-      </w:pPr>
-      <w:rPr>
-        <w:rFonts w:hint="default"/>
-      </w:rPr>
-    </w:lvl>
-    <w:lvl w:ilvl="5">
-      <w:start w:val="1"/>
-      <w:numFmt w:val="decimal"/>
-      <w:lvlText w:val="%1.%2.%3.%4.%5.%6"/>
-      <w:lvlJc w:val="left"/>
-      <w:pPr>
-        <w:tabs>
-          <w:tab w:val="num" w:pos="1152"/>
-        </w:tabs>
-        <w:ind w:left="1152" w:hanging="1152"/>
-      </w:pPr>
-      <w:rPr>
-        <w:rFonts w:hint="default"/>
-      </w:rPr>
-    </w:lvl>
-    <w:lvl w:ilvl="6">
-      <w:start w:val="1"/>
-      <w:numFmt w:val="decimal"/>
-      <w:lvlText w:val="%1.%2.%3.%4.%5.%6.%7"/>
-      <w:lvlJc w:val="left"/>
-      <w:pPr>
-        <w:tabs>
-          <w:tab w:val="num" w:pos="1296"/>
-        </w:tabs>
-        <w:ind w:left="1296" w:hanging="1296"/>
-      </w:pPr>
-      <w:rPr>
-        <w:rFonts w:hint="default"/>
-      </w:rPr>
-    </w:lvl>
-    <w:lvl w:ilvl="7">
-      <w:start w:val="1"/>
-      <w:numFmt w:val="decimal"/>
-      <w:lvlText w:val="%1.%2.%3.%4.%5.%6.%7.%8"/>
-      <w:lvlJc w:val="left"/>
-      <w:pPr>
-        <w:tabs>
-          <w:tab w:val="num" w:pos="1440"/>
-        </w:tabs>
-        <w:ind w:left="1440" w:hanging="1440"/>
-      </w:pPr>
-      <w:rPr>
-        <w:rFonts w:hint="default"/>
-      </w:rPr>
-    </w:lvl>
-    <w:lvl w:ilvl="8">
-      <w:start w:val="1"/>
-      <w:numFmt w:val="decimal"/>
-      <w:lvlText w:val="%1.%2.%3.%4.%5.%6.%7.%8.%9"/>
-      <w:lvlJc w:val="left"/>
-      <w:pPr>
-        <w:tabs>
-          <w:tab w:val="num" w:pos="1584"/>
-        </w:tabs>
-        <w:ind w:left="1584" w:hanging="1584"/>
-      </w:pPr>
-      <w:rPr>
-        <w:rFonts w:hint="default"/>
-      </w:rPr>
-    </w:lvl>
-  </w:abstractNum>
-  <w:abstractNum w:abstractNumId="22" w15:restartNumberingAfterBreak="0">
-    <w:nsid w:val="2F2C5963"/>
-    <w:multiLevelType w:val="multilevel"/>
-    <w:tmpl w:val="E2569098"/>
-    <w:lvl w:ilvl="0">
-      <w:start w:val="1"/>
-      <w:numFmt w:val="decimal"/>
-      <w:lvlText w:val="%1."/>
-      <w:lvlJc w:val="left"/>
-      <w:pPr>
-        <w:tabs>
-          <w:tab w:val="num" w:pos="720"/>
-        </w:tabs>
-        <w:ind w:left="720" w:hanging="720"/>
-      </w:pPr>
-    </w:lvl>
-    <w:lvl w:ilvl="1">
-      <w:start w:val="1"/>
-      <w:numFmt w:val="decimal"/>
-      <w:lvlText w:val="%2."/>
-      <w:lvlJc w:val="left"/>
-      <w:pPr>
-        <w:tabs>
-          <w:tab w:val="num" w:pos="1440"/>
-        </w:tabs>
-        <w:ind w:left="1440" w:hanging="720"/>
-      </w:pPr>
-    </w:lvl>
-    <w:lvl w:ilvl="2">
-      <w:start w:val="1"/>
-      <w:numFmt w:val="decimal"/>
-      <w:lvlText w:val="%3."/>
-      <w:lvlJc w:val="left"/>
-      <w:pPr>
-        <w:tabs>
-          <w:tab w:val="num" w:pos="2160"/>
-        </w:tabs>
-        <w:ind w:left="2160" w:hanging="720"/>
-      </w:pPr>
-    </w:lvl>
-    <w:lvl w:ilvl="3">
-      <w:start w:val="1"/>
-      <w:numFmt w:val="decimal"/>
-      <w:lvlText w:val="%4."/>
-      <w:lvlJc w:val="left"/>
-      <w:pPr>
-        <w:tabs>
-          <w:tab w:val="num" w:pos="2880"/>
-        </w:tabs>
-        <w:ind w:left="2880" w:hanging="720"/>
-      </w:pPr>
-    </w:lvl>
-    <w:lvl w:ilvl="4">
-      <w:start w:val="1"/>
-      <w:numFmt w:val="decimal"/>
-      <w:lvlText w:val="%5."/>
-      <w:lvlJc w:val="left"/>
-      <w:pPr>
-        <w:tabs>
-          <w:tab w:val="num" w:pos="3600"/>
-        </w:tabs>
-        <w:ind w:left="3600" w:hanging="720"/>
-      </w:pPr>
-    </w:lvl>
-    <w:lvl w:ilvl="5">
-      <w:start w:val="1"/>
-      <w:numFmt w:val="decimal"/>
-      <w:lvlText w:val="%6."/>
-      <w:lvlJc w:val="left"/>
-      <w:pPr>
-        <w:tabs>
-          <w:tab w:val="num" w:pos="4320"/>
-        </w:tabs>
-        <w:ind w:left="4320" w:hanging="720"/>
-      </w:pPr>
-    </w:lvl>
-    <w:lvl w:ilvl="6">
-      <w:start w:val="1"/>
-      <w:numFmt w:val="decimal"/>
-      <w:lvlText w:val="%7."/>
-      <w:lvlJc w:val="left"/>
-      <w:pPr>
-        <w:tabs>
-          <w:tab w:val="num" w:pos="5040"/>
-        </w:tabs>
-        <w:ind w:left="5040" w:hanging="720"/>
-      </w:pPr>
-    </w:lvl>
-    <w:lvl w:ilvl="7">
-      <w:start w:val="1"/>
-      <w:numFmt w:val="decimal"/>
-      <w:lvlText w:val="%8."/>
-      <w:lvlJc w:val="left"/>
-      <w:pPr>
-        <w:tabs>
-          <w:tab w:val="num" w:pos="5760"/>
-        </w:tabs>
-        <w:ind w:left="5760" w:hanging="720"/>
-      </w:pPr>
-    </w:lvl>
-    <w:lvl w:ilvl="8">
-      <w:start w:val="1"/>
-      <w:numFmt w:val="decimal"/>
-      <w:lvlText w:val="%9."/>
-      <w:lvlJc w:val="left"/>
-      <w:pPr>
-        <w:tabs>
-          <w:tab w:val="num" w:pos="6480"/>
-        </w:tabs>
-        <w:ind w:left="6480" w:hanging="720"/>
-      </w:pPr>
-    </w:lvl>
-  </w:abstractNum>
-  <w:abstractNum w:abstractNumId="23" w15:restartNumberingAfterBreak="0">
-    <w:nsid w:val="36506853"/>
-    <w:multiLevelType w:val="multilevel"/>
-    <w:tmpl w:val="2F6EF210"/>
-    <w:lvl w:ilvl="0">
-      <w:start w:val="1"/>
-      <w:numFmt w:val="bullet"/>
-      <w:lvlText w:val=""/>
-      <w:lvlJc w:val="left"/>
-      <w:pPr>
-        <w:ind w:left="360" w:hanging="360"/>
-      </w:pPr>
-      <w:rPr>
-        <w:rFonts w:ascii="Symbol" w:hAnsi="Symbol" w:hint="default"/>
-      </w:rPr>
-    </w:lvl>
-    <w:lvl w:ilvl="1">
-      <w:start w:val="1"/>
-      <w:numFmt w:val="bullet"/>
-      <w:lvlText w:val=""/>
-      <w:lvlJc w:val="left"/>
-      <w:pPr>
-        <w:ind w:left="720" w:hanging="360"/>
-      </w:pPr>
-      <w:rPr>
-        <w:rFonts w:ascii="Wingdings" w:hAnsi="Wingdings" w:hint="default"/>
-      </w:rPr>
-    </w:lvl>
-    <w:lvl w:ilvl="2">
-      <w:start w:val="1"/>
-      <w:numFmt w:val="bullet"/>
-      <w:lvlText w:val=""/>
-      <w:lvlJc w:val="left"/>
-      <w:pPr>
-        <w:ind w:left="1080" w:hanging="360"/>
-      </w:pPr>
-      <w:rPr>
-        <w:rFonts w:ascii="Wingdings" w:hAnsi="Wingdings" w:hint="default"/>
-      </w:rPr>
-    </w:lvl>
-    <w:lvl w:ilvl="3">
-      <w:start w:val="1"/>
-      <w:numFmt w:val="bullet"/>
-      <w:lvlText w:val=""/>
-      <w:lvlJc w:val="left"/>
-      <w:pPr>
-        <w:ind w:left="1440" w:hanging="360"/>
-      </w:pPr>
-      <w:rPr>
-        <w:rFonts w:ascii="Symbol" w:hAnsi="Symbol" w:hint="default"/>
-      </w:rPr>
-    </w:lvl>
-    <w:lvl w:ilvl="4">
-      <w:start w:val="1"/>
-      <w:numFmt w:val="bullet"/>
-      <w:lvlText w:val=""/>
-      <w:lvlJc w:val="left"/>
-      <w:pPr>
-        <w:ind w:left="1800" w:hanging="360"/>
-      </w:pPr>
-      <w:rPr>
-        <w:rFonts w:ascii="Symbol" w:hAnsi="Symbol" w:hint="default"/>
-      </w:rPr>
-    </w:lvl>
-    <w:lvl w:ilvl="5">
-      <w:start w:val="1"/>
-      <w:numFmt w:val="bullet"/>
-      <w:lvlText w:val=""/>
-      <w:lvlJc w:val="left"/>
-      <w:pPr>
-        <w:ind w:left="2160" w:hanging="360"/>
-      </w:pPr>
-      <w:rPr>
-        <w:rFonts w:ascii="Wingdings" w:hAnsi="Wingdings" w:hint="default"/>
-      </w:rPr>
-    </w:lvl>
-    <w:lvl w:ilvl="6">
-      <w:start w:val="1"/>
-      <w:numFmt w:val="bullet"/>
-      <w:lvlText w:val=""/>
-      <w:lvlJc w:val="left"/>
-      <w:pPr>
-        <w:ind w:left="2520" w:hanging="360"/>
-      </w:pPr>
-      <w:rPr>
-        <w:rFonts w:ascii="Wingdings" w:hAnsi="Wingdings" w:hint="default"/>
-      </w:rPr>
-    </w:lvl>
-    <w:lvl w:ilvl="7">
-      <w:start w:val="1"/>
-      <w:numFmt w:val="bullet"/>
-      <w:lvlText w:val=""/>
-      <w:lvlJc w:val="left"/>
-      <w:pPr>
-        <w:ind w:left="2880" w:hanging="360"/>
-      </w:pPr>
-      <w:rPr>
-        <w:rFonts w:ascii="Symbol" w:hAnsi="Symbol" w:hint="default"/>
-      </w:rPr>
-    </w:lvl>
-    <w:lvl w:ilvl="8">
-      <w:start w:val="1"/>
-      <w:numFmt w:val="bullet"/>
-      <w:lvlText w:val=""/>
-      <w:lvlJc w:val="left"/>
-      <w:pPr>
-        <w:ind w:left="3240" w:hanging="360"/>
-      </w:pPr>
-      <w:rPr>
-        <w:rFonts w:ascii="Symbol" w:hAnsi="Symbol" w:hint="default"/>
-      </w:rPr>
-    </w:lvl>
-  </w:abstractNum>
-  <w:abstractNum w:abstractNumId="24" w15:restartNumberingAfterBreak="0">
-    <w:nsid w:val="3BD16F36"/>
-    <w:multiLevelType w:val="multilevel"/>
-    <w:tmpl w:val="100C0021"/>
-    <w:lvl w:ilvl="0">
-      <w:start w:val="1"/>
-      <w:numFmt w:val="bullet"/>
-      <w:lvlText w:val=""/>
-      <w:lvlJc w:val="left"/>
-      <w:pPr>
-        <w:ind w:left="360" w:hanging="360"/>
-      </w:pPr>
-      <w:rPr>
-        <w:rFonts w:ascii="Wingdings" w:hAnsi="Wingdings" w:hint="default"/>
-      </w:rPr>
-    </w:lvl>
-    <w:lvl w:ilvl="1">
-      <w:start w:val="1"/>
-      <w:numFmt w:val="bullet"/>
-      <w:lvlText w:val=""/>
-      <w:lvlJc w:val="left"/>
-      <w:pPr>
-        <w:ind w:left="720" w:hanging="360"/>
-      </w:pPr>
-      <w:rPr>
-        <w:rFonts w:ascii="Wingdings" w:hAnsi="Wingdings" w:hint="default"/>
-      </w:rPr>
-    </w:lvl>
-    <w:lvl w:ilvl="2">
-      <w:start w:val="1"/>
-      <w:numFmt w:val="bullet"/>
-      <w:lvlText w:val=""/>
-      <w:lvlJc w:val="left"/>
-      <w:pPr>
-        <w:ind w:left="1080" w:hanging="360"/>
-      </w:pPr>
-      <w:rPr>
-        <w:rFonts w:ascii="Wingdings" w:hAnsi="Wingdings" w:hint="default"/>
-      </w:rPr>
-    </w:lvl>
-    <w:lvl w:ilvl="3">
-      <w:start w:val="1"/>
-      <w:numFmt w:val="bullet"/>
-      <w:lvlText w:val=""/>
-      <w:lvlJc w:val="left"/>
-      <w:pPr>
-        <w:ind w:left="1440" w:hanging="360"/>
-      </w:pPr>
-      <w:rPr>
-        <w:rFonts w:ascii="Symbol" w:hAnsi="Symbol" w:hint="default"/>
-      </w:rPr>
-    </w:lvl>
-    <w:lvl w:ilvl="4">
-      <w:start w:val="1"/>
-      <w:numFmt w:val="bullet"/>
-      <w:lvlText w:val=""/>
-      <w:lvlJc w:val="left"/>
-      <w:pPr>
-        <w:ind w:left="1800" w:hanging="360"/>
-      </w:pPr>
-      <w:rPr>
-        <w:rFonts w:ascii="Symbol" w:hAnsi="Symbol" w:hint="default"/>
-      </w:rPr>
-    </w:lvl>
-    <w:lvl w:ilvl="5">
-      <w:start w:val="1"/>
-      <w:numFmt w:val="bullet"/>
-      <w:lvlText w:val=""/>
-      <w:lvlJc w:val="left"/>
-      <w:pPr>
-        <w:ind w:left="2160" w:hanging="360"/>
-      </w:pPr>
-      <w:rPr>
-        <w:rFonts w:ascii="Wingdings" w:hAnsi="Wingdings" w:hint="default"/>
-      </w:rPr>
-    </w:lvl>
-    <w:lvl w:ilvl="6">
-      <w:start w:val="1"/>
-      <w:numFmt w:val="bullet"/>
-      <w:lvlText w:val=""/>
-      <w:lvlJc w:val="left"/>
-      <w:pPr>
-        <w:ind w:left="2520" w:hanging="360"/>
-      </w:pPr>
-      <w:rPr>
-        <w:rFonts w:ascii="Wingdings" w:hAnsi="Wingdings" w:hint="default"/>
-      </w:rPr>
-    </w:lvl>
-    <w:lvl w:ilvl="7">
-      <w:start w:val="1"/>
-      <w:numFmt w:val="bullet"/>
-      <w:lvlText w:val=""/>
-      <w:lvlJc w:val="left"/>
-      <w:pPr>
-        <w:ind w:left="2880" w:hanging="360"/>
-      </w:pPr>
-      <w:rPr>
-        <w:rFonts w:ascii="Symbol" w:hAnsi="Symbol" w:hint="default"/>
-      </w:rPr>
-    </w:lvl>
-    <w:lvl w:ilvl="8">
-      <w:start w:val="1"/>
-      <w:numFmt w:val="bullet"/>
-      <w:lvlText w:val=""/>
-      <w:lvlJc w:val="left"/>
-      <w:pPr>
-        <w:ind w:left="3240" w:hanging="360"/>
-      </w:pPr>
-      <w:rPr>
-        <w:rFonts w:ascii="Symbol" w:hAnsi="Symbol" w:hint="default"/>
-      </w:rPr>
-    </w:lvl>
-  </w:abstractNum>
-  <w:abstractNum w:abstractNumId="25" w15:restartNumberingAfterBreak="0">
-    <w:nsid w:val="3C361DED"/>
-    <w:multiLevelType w:val="multilevel"/>
-    <w:tmpl w:val="100C0021"/>
-    <w:lvl w:ilvl="0">
-      <w:start w:val="1"/>
-      <w:numFmt w:val="bullet"/>
-      <w:lvlText w:val=""/>
-      <w:lvlJc w:val="left"/>
-      <w:pPr>
-        <w:ind w:left="360" w:hanging="360"/>
-      </w:pPr>
-      <w:rPr>
-        <w:rFonts w:ascii="Wingdings" w:hAnsi="Wingdings" w:hint="default"/>
-      </w:rPr>
-    </w:lvl>
-    <w:lvl w:ilvl="1">
-      <w:start w:val="1"/>
-      <w:numFmt w:val="bullet"/>
-      <w:lvlText w:val=""/>
-      <w:lvlJc w:val="left"/>
-      <w:pPr>
-        <w:ind w:left="720" w:hanging="360"/>
-      </w:pPr>
-      <w:rPr>
-        <w:rFonts w:ascii="Wingdings" w:hAnsi="Wingdings" w:hint="default"/>
-      </w:rPr>
-    </w:lvl>
-    <w:lvl w:ilvl="2">
-      <w:start w:val="1"/>
-      <w:numFmt w:val="bullet"/>
-      <w:lvlText w:val=""/>
-      <w:lvlJc w:val="left"/>
-      <w:pPr>
-        <w:ind w:left="1080" w:hanging="360"/>
-      </w:pPr>
-      <w:rPr>
-        <w:rFonts w:ascii="Wingdings" w:hAnsi="Wingdings" w:hint="default"/>
-      </w:rPr>
-    </w:lvl>
-    <w:lvl w:ilvl="3">
-      <w:start w:val="1"/>
-      <w:numFmt w:val="bullet"/>
-      <w:lvlText w:val=""/>
-      <w:lvlJc w:val="left"/>
-      <w:pPr>
-        <w:ind w:left="1440" w:hanging="360"/>
-      </w:pPr>
-      <w:rPr>
-        <w:rFonts w:ascii="Symbol" w:hAnsi="Symbol" w:hint="default"/>
-      </w:rPr>
-    </w:lvl>
-    <w:lvl w:ilvl="4">
-      <w:start w:val="1"/>
-      <w:numFmt w:val="bullet"/>
-      <w:lvlText w:val=""/>
-      <w:lvlJc w:val="left"/>
-      <w:pPr>
-        <w:ind w:left="1800" w:hanging="360"/>
-      </w:pPr>
-      <w:rPr>
-        <w:rFonts w:ascii="Symbol" w:hAnsi="Symbol" w:hint="default"/>
-      </w:rPr>
-    </w:lvl>
-    <w:lvl w:ilvl="5">
-      <w:start w:val="1"/>
-      <w:numFmt w:val="bullet"/>
-      <w:lvlText w:val=""/>
-      <w:lvlJc w:val="left"/>
-      <w:pPr>
-        <w:ind w:left="2160" w:hanging="360"/>
-      </w:pPr>
-      <w:rPr>
-        <w:rFonts w:ascii="Wingdings" w:hAnsi="Wingdings" w:hint="default"/>
-      </w:rPr>
-    </w:lvl>
-    <w:lvl w:ilvl="6">
-      <w:start w:val="1"/>
-      <w:numFmt w:val="bullet"/>
-      <w:lvlText w:val=""/>
-      <w:lvlJc w:val="left"/>
-      <w:pPr>
-        <w:ind w:left="2520" w:hanging="360"/>
-      </w:pPr>
-      <w:rPr>
-        <w:rFonts w:ascii="Wingdings" w:hAnsi="Wingdings" w:hint="default"/>
-      </w:rPr>
-    </w:lvl>
-    <w:lvl w:ilvl="7">
-      <w:start w:val="1"/>
-      <w:numFmt w:val="bullet"/>
-      <w:lvlText w:val=""/>
-      <w:lvlJc w:val="left"/>
-      <w:pPr>
-        <w:ind w:left="2880" w:hanging="360"/>
-      </w:pPr>
-      <w:rPr>
-        <w:rFonts w:ascii="Symbol" w:hAnsi="Symbol" w:hint="default"/>
-      </w:rPr>
-    </w:lvl>
-    <w:lvl w:ilvl="8">
-      <w:start w:val="1"/>
-      <w:numFmt w:val="bullet"/>
-      <w:lvlText w:val=""/>
-      <w:lvlJc w:val="left"/>
-      <w:pPr>
-        <w:ind w:left="3240" w:hanging="360"/>
-      </w:pPr>
-      <w:rPr>
-        <w:rFonts w:ascii="Symbol" w:hAnsi="Symbol" w:hint="default"/>
-      </w:rPr>
-    </w:lvl>
-  </w:abstractNum>
-  <w:abstractNum w:abstractNumId="26" w15:restartNumberingAfterBreak="0">
-    <w:nsid w:val="3EF922F0"/>
-    <w:multiLevelType w:val="multilevel"/>
-    <w:tmpl w:val="100C0021"/>
-    <w:lvl w:ilvl="0">
-      <w:start w:val="1"/>
-      <w:numFmt w:val="bullet"/>
-      <w:lvlText w:val=""/>
-      <w:lvlJc w:val="left"/>
-      <w:pPr>
-        <w:ind w:left="360" w:hanging="360"/>
-      </w:pPr>
-      <w:rPr>
-        <w:rFonts w:ascii="Wingdings" w:hAnsi="Wingdings" w:hint="default"/>
-      </w:rPr>
-    </w:lvl>
-    <w:lvl w:ilvl="1">
-      <w:start w:val="1"/>
-      <w:numFmt w:val="bullet"/>
-      <w:lvlText w:val=""/>
-      <w:lvlJc w:val="left"/>
-      <w:pPr>
-        <w:ind w:left="720" w:hanging="360"/>
-      </w:pPr>
-      <w:rPr>
-        <w:rFonts w:ascii="Wingdings" w:hAnsi="Wingdings" w:hint="default"/>
-      </w:rPr>
-    </w:lvl>
-    <w:lvl w:ilvl="2">
-      <w:start w:val="1"/>
-      <w:numFmt w:val="bullet"/>
-      <w:lvlText w:val=""/>
-      <w:lvlJc w:val="left"/>
-      <w:pPr>
-        <w:ind w:left="1080" w:hanging="360"/>
-      </w:pPr>
-      <w:rPr>
-        <w:rFonts w:ascii="Wingdings" w:hAnsi="Wingdings" w:hint="default"/>
-      </w:rPr>
-    </w:lvl>
-    <w:lvl w:ilvl="3">
-      <w:start w:val="1"/>
-      <w:numFmt w:val="bullet"/>
-      <w:lvlText w:val=""/>
-      <w:lvlJc w:val="left"/>
-      <w:pPr>
-        <w:ind w:left="1440" w:hanging="360"/>
-      </w:pPr>
-      <w:rPr>
-        <w:rFonts w:ascii="Symbol" w:hAnsi="Symbol" w:hint="default"/>
-      </w:rPr>
-    </w:lvl>
-    <w:lvl w:ilvl="4">
-      <w:start w:val="1"/>
-      <w:numFmt w:val="bullet"/>
-      <w:lvlText w:val=""/>
-      <w:lvlJc w:val="left"/>
-      <w:pPr>
-        <w:ind w:left="1800" w:hanging="360"/>
-      </w:pPr>
-      <w:rPr>
-        <w:rFonts w:ascii="Symbol" w:hAnsi="Symbol" w:hint="default"/>
-      </w:rPr>
-    </w:lvl>
-    <w:lvl w:ilvl="5">
-      <w:start w:val="1"/>
-      <w:numFmt w:val="bullet"/>
-      <w:lvlText w:val=""/>
-      <w:lvlJc w:val="left"/>
-      <w:pPr>
-        <w:ind w:left="2160" w:hanging="360"/>
-      </w:pPr>
-      <w:rPr>
-        <w:rFonts w:ascii="Wingdings" w:hAnsi="Wingdings" w:hint="default"/>
-      </w:rPr>
-    </w:lvl>
-    <w:lvl w:ilvl="6">
-      <w:start w:val="1"/>
-      <w:numFmt w:val="bullet"/>
-      <w:lvlText w:val=""/>
-      <w:lvlJc w:val="left"/>
-      <w:pPr>
-        <w:ind w:left="2520" w:hanging="360"/>
-      </w:pPr>
-      <w:rPr>
-        <w:rFonts w:ascii="Wingdings" w:hAnsi="Wingdings" w:hint="default"/>
-      </w:rPr>
-    </w:lvl>
-    <w:lvl w:ilvl="7">
-      <w:start w:val="1"/>
-      <w:numFmt w:val="bullet"/>
-      <w:lvlText w:val=""/>
-      <w:lvlJc w:val="left"/>
-      <w:pPr>
-        <w:ind w:left="2880" w:hanging="360"/>
-      </w:pPr>
-      <w:rPr>
-        <w:rFonts w:ascii="Symbol" w:hAnsi="Symbol" w:hint="default"/>
-      </w:rPr>
-    </w:lvl>
-    <w:lvl w:ilvl="8">
-      <w:start w:val="1"/>
-      <w:numFmt w:val="bullet"/>
-      <w:lvlText w:val=""/>
-      <w:lvlJc w:val="left"/>
-      <w:pPr>
-        <w:ind w:left="3240" w:hanging="360"/>
-      </w:pPr>
-      <w:rPr>
-        <w:rFonts w:ascii="Symbol" w:hAnsi="Symbol" w:hint="default"/>
-      </w:rPr>
-    </w:lvl>
-  </w:abstractNum>
-  <w:abstractNum w:abstractNumId="27" w15:restartNumberingAfterBreak="0">
-    <w:nsid w:val="486164F4"/>
-    <w:multiLevelType w:val="multilevel"/>
-    <w:tmpl w:val="100C0021"/>
-    <w:lvl w:ilvl="0">
-      <w:start w:val="1"/>
-      <w:numFmt w:val="bullet"/>
-      <w:lvlText w:val=""/>
-      <w:lvlJc w:val="left"/>
-      <w:pPr>
-        <w:ind w:left="360" w:hanging="360"/>
-      </w:pPr>
-      <w:rPr>
-        <w:rFonts w:ascii="Wingdings" w:hAnsi="Wingdings" w:hint="default"/>
-      </w:rPr>
-    </w:lvl>
-    <w:lvl w:ilvl="1">
-      <w:start w:val="1"/>
-      <w:numFmt w:val="bullet"/>
-      <w:lvlText w:val=""/>
-      <w:lvlJc w:val="left"/>
-      <w:pPr>
-        <w:ind w:left="720" w:hanging="360"/>
-      </w:pPr>
-      <w:rPr>
-        <w:rFonts w:ascii="Wingdings" w:hAnsi="Wingdings" w:hint="default"/>
-      </w:rPr>
-    </w:lvl>
-    <w:lvl w:ilvl="2">
-      <w:start w:val="1"/>
-      <w:numFmt w:val="bullet"/>
-      <w:lvlText w:val=""/>
-      <w:lvlJc w:val="left"/>
-      <w:pPr>
-        <w:ind w:left="1080" w:hanging="360"/>
-      </w:pPr>
-      <w:rPr>
-        <w:rFonts w:ascii="Wingdings" w:hAnsi="Wingdings" w:hint="default"/>
-      </w:rPr>
-    </w:lvl>
-    <w:lvl w:ilvl="3">
-      <w:start w:val="1"/>
-      <w:numFmt w:val="bullet"/>
-      <w:lvlText w:val=""/>
-      <w:lvlJc w:val="left"/>
-      <w:pPr>
-        <w:ind w:left="1440" w:hanging="360"/>
-      </w:pPr>
-      <w:rPr>
-        <w:rFonts w:ascii="Symbol" w:hAnsi="Symbol" w:hint="default"/>
-      </w:rPr>
-    </w:lvl>
-    <w:lvl w:ilvl="4">
-      <w:start w:val="1"/>
-      <w:numFmt w:val="bullet"/>
-      <w:lvlText w:val=""/>
-      <w:lvlJc w:val="left"/>
-      <w:pPr>
-        <w:ind w:left="1800" w:hanging="360"/>
-      </w:pPr>
-      <w:rPr>
-        <w:rFonts w:ascii="Symbol" w:hAnsi="Symbol" w:hint="default"/>
-      </w:rPr>
-    </w:lvl>
-    <w:lvl w:ilvl="5">
-      <w:start w:val="1"/>
-      <w:numFmt w:val="bullet"/>
-      <w:lvlText w:val=""/>
-      <w:lvlJc w:val="left"/>
-      <w:pPr>
-        <w:ind w:left="2160" w:hanging="360"/>
-      </w:pPr>
-      <w:rPr>
-        <w:rFonts w:ascii="Wingdings" w:hAnsi="Wingdings" w:hint="default"/>
-      </w:rPr>
-    </w:lvl>
-    <w:lvl w:ilvl="6">
-      <w:start w:val="1"/>
-      <w:numFmt w:val="bullet"/>
-      <w:lvlText w:val=""/>
-      <w:lvlJc w:val="left"/>
-      <w:pPr>
-        <w:ind w:left="2520" w:hanging="360"/>
-      </w:pPr>
-      <w:rPr>
-        <w:rFonts w:ascii="Wingdings" w:hAnsi="Wingdings" w:hint="default"/>
-      </w:rPr>
-    </w:lvl>
-    <w:lvl w:ilvl="7">
-      <w:start w:val="1"/>
-      <w:numFmt w:val="bullet"/>
-      <w:lvlText w:val=""/>
-      <w:lvlJc w:val="left"/>
-      <w:pPr>
-        <w:ind w:left="2880" w:hanging="360"/>
-      </w:pPr>
-      <w:rPr>
-        <w:rFonts w:ascii="Symbol" w:hAnsi="Symbol" w:hint="default"/>
-      </w:rPr>
-    </w:lvl>
-    <w:lvl w:ilvl="8">
-      <w:start w:val="1"/>
-      <w:numFmt w:val="bullet"/>
-      <w:lvlText w:val=""/>
-      <w:lvlJc w:val="left"/>
-      <w:pPr>
-        <w:ind w:left="3240" w:hanging="360"/>
-      </w:pPr>
-      <w:rPr>
-        <w:rFonts w:ascii="Symbol" w:hAnsi="Symbol" w:hint="default"/>
-      </w:rPr>
-    </w:lvl>
-  </w:abstractNum>
-  <w:abstractNum w:abstractNumId="28" w15:restartNumberingAfterBreak="0">
-    <w:nsid w:val="4C4E14AC"/>
-    <w:multiLevelType w:val="multilevel"/>
-    <w:tmpl w:val="100C001F"/>
-    <w:lvl w:ilvl="0">
-      <w:start w:val="1"/>
-      <w:numFmt w:val="decimal"/>
-      <w:lvlText w:val="%1."/>
-      <w:lvlJc w:val="left"/>
-      <w:pPr>
-        <w:ind w:left="360" w:hanging="360"/>
-      </w:pPr>
-    </w:lvl>
-    <w:lvl w:ilvl="1">
-      <w:start w:val="1"/>
-      <w:numFmt w:val="decimal"/>
-      <w:lvlText w:val="%1.%2."/>
-      <w:lvlJc w:val="left"/>
-      <w:pPr>
-        <w:ind w:left="792" w:hanging="432"/>
-      </w:pPr>
-    </w:lvl>
-    <w:lvl w:ilvl="2">
-      <w:start w:val="1"/>
-      <w:numFmt w:val="decimal"/>
-      <w:lvlText w:val="%1.%2.%3."/>
-      <w:lvlJc w:val="left"/>
-      <w:pPr>
-        <w:ind w:left="1224" w:hanging="504"/>
-      </w:pPr>
-    </w:lvl>
-    <w:lvl w:ilvl="3">
-      <w:start w:val="1"/>
-      <w:numFmt w:val="decimal"/>
-      <w:lvlText w:val="%1.%2.%3.%4."/>
-      <w:lvlJc w:val="left"/>
-      <w:pPr>
-        <w:ind w:left="1728" w:hanging="648"/>
-      </w:pPr>
-    </w:lvl>
-    <w:lvl w:ilvl="4">
-      <w:start w:val="1"/>
-      <w:numFmt w:val="decimal"/>
-      <w:lvlText w:val="%1.%2.%3.%4.%5."/>
-      <w:lvlJc w:val="left"/>
-      <w:pPr>
-        <w:ind w:left="2232" w:hanging="792"/>
-      </w:pPr>
-    </w:lvl>
-    <w:lvl w:ilvl="5">
-      <w:start w:val="1"/>
-      <w:numFmt w:val="decimal"/>
-      <w:lvlText w:val="%1.%2.%3.%4.%5.%6."/>
-      <w:lvlJc w:val="left"/>
-      <w:pPr>
-        <w:ind w:left="2736" w:hanging="936"/>
-      </w:pPr>
-    </w:lvl>
-    <w:lvl w:ilvl="6">
-      <w:start w:val="1"/>
-      <w:numFmt w:val="decimal"/>
-      <w:lvlText w:val="%1.%2.%3.%4.%5.%6.%7."/>
-      <w:lvlJc w:val="left"/>
-      <w:pPr>
-        <w:ind w:left="3240" w:hanging="1080"/>
-      </w:pPr>
-    </w:lvl>
-    <w:lvl w:ilvl="7">
-      <w:start w:val="1"/>
-      <w:numFmt w:val="decimal"/>
-      <w:lvlText w:val="%1.%2.%3.%4.%5.%6.%7.%8."/>
-      <w:lvlJc w:val="left"/>
-      <w:pPr>
-        <w:ind w:left="3744" w:hanging="1224"/>
-      </w:pPr>
-    </w:lvl>
-    <w:lvl w:ilvl="8">
-      <w:start w:val="1"/>
-      <w:numFmt w:val="decimal"/>
-      <w:lvlText w:val="%1.%2.%3.%4.%5.%6.%7.%8.%9."/>
-      <w:lvlJc w:val="left"/>
-      <w:pPr>
-        <w:ind w:left="4320" w:hanging="1440"/>
-      </w:pPr>
-    </w:lvl>
-  </w:abstractNum>
-  <w:abstractNum w:abstractNumId="29" w15:restartNumberingAfterBreak="0">
-    <w:nsid w:val="4CD25194"/>
-    <w:multiLevelType w:val="multilevel"/>
-    <w:tmpl w:val="B984A708"/>
+    <w:tmpl w:val="CAF6F016"/>
     <w:lvl w:ilvl="0">
       <w:start w:val="1"/>
       <w:numFmt w:val="bullet"/>
@@ -7069,20 +7165,15 @@
         <w:sz w:val="20"/>
       </w:rPr>
     </w:lvl>
-    <w:lvl w:ilvl="1" w:tentative="1">
-      <w:start w:val="1"/>
+    <w:lvl w:ilvl="1">
       <w:numFmt w:val="bullet"/>
-      <w:lvlText w:val="o"/>
-      <w:lvlJc w:val="left"/>
-      <w:pPr>
-        <w:tabs>
-          <w:tab w:val="num" w:pos="1440"/>
-        </w:tabs>
+      <w:lvlText w:val="-"/>
+      <w:lvlJc w:val="left"/>
+      <w:pPr>
         <w:ind w:left="1440" w:hanging="360"/>
       </w:pPr>
       <w:rPr>
-        <w:rFonts w:ascii="Courier New" w:hAnsi="Courier New" w:hint="default"/>
-        <w:sz w:val="20"/>
+        <w:rFonts w:ascii="Century Gothic" w:eastAsia="Times New Roman" w:hAnsi="Century Gothic" w:cs="Times New Roman" w:hint="default"/>
       </w:rPr>
     </w:lvl>
     <w:lvl w:ilvl="2" w:tentative="1">
@@ -7198,1583 +7289,159 @@
       </w:rPr>
     </w:lvl>
   </w:abstractNum>
-  <w:abstractNum w:abstractNumId="30" w15:restartNumberingAfterBreak="0">
-    <w:nsid w:val="4D30734E"/>
-    <w:multiLevelType w:val="multilevel"/>
-    <w:tmpl w:val="100C001D"/>
-    <w:lvl w:ilvl="0">
-      <w:start w:val="1"/>
-      <w:numFmt w:val="decimal"/>
-      <w:lvlText w:val="%1)"/>
-      <w:lvlJc w:val="left"/>
-      <w:pPr>
-        <w:ind w:left="360" w:hanging="360"/>
-      </w:pPr>
-    </w:lvl>
-    <w:lvl w:ilvl="1">
-      <w:start w:val="1"/>
-      <w:numFmt w:val="lowerLetter"/>
-      <w:lvlText w:val="%2)"/>
-      <w:lvlJc w:val="left"/>
-      <w:pPr>
-        <w:ind w:left="720" w:hanging="360"/>
-      </w:pPr>
-    </w:lvl>
-    <w:lvl w:ilvl="2">
-      <w:start w:val="1"/>
-      <w:numFmt w:val="lowerRoman"/>
-      <w:lvlText w:val="%3)"/>
-      <w:lvlJc w:val="left"/>
-      <w:pPr>
-        <w:ind w:left="1080" w:hanging="360"/>
-      </w:pPr>
-    </w:lvl>
-    <w:lvl w:ilvl="3">
-      <w:start w:val="1"/>
-      <w:numFmt w:val="decimal"/>
-      <w:lvlText w:val="(%4)"/>
-      <w:lvlJc w:val="left"/>
-      <w:pPr>
-        <w:ind w:left="1440" w:hanging="360"/>
-      </w:pPr>
-    </w:lvl>
-    <w:lvl w:ilvl="4">
-      <w:start w:val="1"/>
-      <w:numFmt w:val="lowerLetter"/>
-      <w:lvlText w:val="(%5)"/>
-      <w:lvlJc w:val="left"/>
-      <w:pPr>
-        <w:ind w:left="1800" w:hanging="360"/>
-      </w:pPr>
-    </w:lvl>
-    <w:lvl w:ilvl="5">
-      <w:start w:val="1"/>
-      <w:numFmt w:val="lowerRoman"/>
-      <w:lvlText w:val="(%6)"/>
-      <w:lvlJc w:val="left"/>
-      <w:pPr>
-        <w:ind w:left="2160" w:hanging="360"/>
-      </w:pPr>
-    </w:lvl>
-    <w:lvl w:ilvl="6">
-      <w:start w:val="1"/>
-      <w:numFmt w:val="decimal"/>
-      <w:lvlText w:val="%7."/>
-      <w:lvlJc w:val="left"/>
-      <w:pPr>
-        <w:ind w:left="2520" w:hanging="360"/>
-      </w:pPr>
-    </w:lvl>
-    <w:lvl w:ilvl="7">
-      <w:start w:val="1"/>
-      <w:numFmt w:val="lowerLetter"/>
-      <w:lvlText w:val="%8."/>
-      <w:lvlJc w:val="left"/>
-      <w:pPr>
-        <w:ind w:left="2880" w:hanging="360"/>
-      </w:pPr>
-    </w:lvl>
-    <w:lvl w:ilvl="8">
-      <w:start w:val="1"/>
-      <w:numFmt w:val="lowerRoman"/>
-      <w:lvlText w:val="%9."/>
-      <w:lvlJc w:val="left"/>
-      <w:pPr>
-        <w:ind w:left="3240" w:hanging="360"/>
-      </w:pPr>
-    </w:lvl>
-  </w:abstractNum>
-  <w:abstractNum w:abstractNumId="31" w15:restartNumberingAfterBreak="0">
-    <w:nsid w:val="55FE2729"/>
-    <w:multiLevelType w:val="multilevel"/>
-    <w:tmpl w:val="100C0023"/>
-    <w:lvl w:ilvl="0">
-      <w:start w:val="1"/>
-      <w:numFmt w:val="upperRoman"/>
-      <w:lvlText w:val="Article %1."/>
-      <w:lvlJc w:val="left"/>
-      <w:pPr>
-        <w:ind w:left="0" w:firstLine="0"/>
-      </w:pPr>
-    </w:lvl>
-    <w:lvl w:ilvl="1">
-      <w:start w:val="1"/>
-      <w:numFmt w:val="decimalZero"/>
-      <w:isLgl/>
-      <w:lvlText w:val="Section %1.%2"/>
-      <w:lvlJc w:val="left"/>
-      <w:pPr>
-        <w:ind w:left="0" w:firstLine="0"/>
-      </w:pPr>
-    </w:lvl>
-    <w:lvl w:ilvl="2">
-      <w:start w:val="1"/>
-      <w:numFmt w:val="lowerLetter"/>
-      <w:lvlText w:val="(%3)"/>
-      <w:lvlJc w:val="left"/>
-      <w:pPr>
-        <w:ind w:left="720" w:hanging="432"/>
-      </w:pPr>
-    </w:lvl>
-    <w:lvl w:ilvl="3">
-      <w:start w:val="1"/>
-      <w:numFmt w:val="lowerRoman"/>
-      <w:lvlText w:val="(%4)"/>
-      <w:lvlJc w:val="right"/>
-      <w:pPr>
-        <w:ind w:left="864" w:hanging="144"/>
-      </w:pPr>
-    </w:lvl>
-    <w:lvl w:ilvl="4">
-      <w:start w:val="1"/>
-      <w:numFmt w:val="decimal"/>
-      <w:lvlText w:val="%5)"/>
-      <w:lvlJc w:val="left"/>
-      <w:pPr>
-        <w:ind w:left="1008" w:hanging="432"/>
-      </w:pPr>
-    </w:lvl>
-    <w:lvl w:ilvl="5">
-      <w:start w:val="1"/>
-      <w:numFmt w:val="lowerLetter"/>
-      <w:lvlText w:val="%6)"/>
-      <w:lvlJc w:val="left"/>
-      <w:pPr>
-        <w:ind w:left="1152" w:hanging="432"/>
-      </w:pPr>
-    </w:lvl>
-    <w:lvl w:ilvl="6">
-      <w:start w:val="1"/>
-      <w:numFmt w:val="lowerRoman"/>
-      <w:lvlText w:val="%7)"/>
-      <w:lvlJc w:val="right"/>
-      <w:pPr>
-        <w:ind w:left="1296" w:hanging="288"/>
-      </w:pPr>
-    </w:lvl>
-    <w:lvl w:ilvl="7">
-      <w:start w:val="1"/>
-      <w:numFmt w:val="lowerLetter"/>
-      <w:lvlText w:val="%8."/>
-      <w:lvlJc w:val="left"/>
-      <w:pPr>
-        <w:ind w:left="1440" w:hanging="432"/>
-      </w:pPr>
-    </w:lvl>
-    <w:lvl w:ilvl="8">
-      <w:start w:val="1"/>
-      <w:numFmt w:val="lowerRoman"/>
-      <w:lvlText w:val="%9."/>
-      <w:lvlJc w:val="right"/>
-      <w:pPr>
-        <w:ind w:left="1584" w:hanging="144"/>
-      </w:pPr>
-    </w:lvl>
-  </w:abstractNum>
-  <w:abstractNum w:abstractNumId="32" w15:restartNumberingAfterBreak="0">
-    <w:nsid w:val="58933B2A"/>
-    <w:multiLevelType w:val="multilevel"/>
-    <w:tmpl w:val="100C0021"/>
-    <w:lvl w:ilvl="0">
+  <w:abstractNum w:abstractNumId="12" w15:restartNumberingAfterBreak="0">
+    <w:nsid w:val="7BE01079"/>
+    <w:multiLevelType w:val="hybridMultilevel"/>
+    <w:tmpl w:val="2E609CB8"/>
+    <w:lvl w:ilvl="0" w:tplc="100C0001">
       <w:start w:val="1"/>
       <w:numFmt w:val="bullet"/>
-      <w:lvlText w:val=""/>
-      <w:lvlJc w:val="left"/>
-      <w:pPr>
-        <w:ind w:left="360" w:hanging="360"/>
-      </w:pPr>
-      <w:rPr>
-        <w:rFonts w:ascii="Wingdings" w:hAnsi="Wingdings" w:hint="default"/>
-      </w:rPr>
-    </w:lvl>
-    <w:lvl w:ilvl="1">
+      <w:lvlText w:val=""/>
+      <w:lvlJc w:val="left"/>
+      <w:pPr>
+        <w:ind w:left="1854" w:hanging="360"/>
+      </w:pPr>
+      <w:rPr>
+        <w:rFonts w:ascii="Symbol" w:hAnsi="Symbol" w:hint="default"/>
+      </w:rPr>
+    </w:lvl>
+    <w:lvl w:ilvl="1" w:tplc="100C0003" w:tentative="1">
       <w:start w:val="1"/>
       <w:numFmt w:val="bullet"/>
-      <w:lvlText w:val=""/>
-      <w:lvlJc w:val="left"/>
-      <w:pPr>
-        <w:ind w:left="720" w:hanging="360"/>
-      </w:pPr>
-      <w:rPr>
-        <w:rFonts w:ascii="Wingdings" w:hAnsi="Wingdings" w:hint="default"/>
-      </w:rPr>
-    </w:lvl>
-    <w:lvl w:ilvl="2">
+      <w:lvlText w:val="o"/>
+      <w:lvlJc w:val="left"/>
+      <w:pPr>
+        <w:ind w:left="2574" w:hanging="360"/>
+      </w:pPr>
+      <w:rPr>
+        <w:rFonts w:ascii="Courier New" w:hAnsi="Courier New" w:cs="Courier New" w:hint="default"/>
+      </w:rPr>
+    </w:lvl>
+    <w:lvl w:ilvl="2" w:tplc="100C0005" w:tentative="1">
       <w:start w:val="1"/>
       <w:numFmt w:val="bullet"/>
       <w:lvlText w:val=""/>
       <w:lvlJc w:val="left"/>
       <w:pPr>
-        <w:ind w:left="1080" w:hanging="360"/>
+        <w:ind w:left="3294" w:hanging="360"/>
       </w:pPr>
       <w:rPr>
         <w:rFonts w:ascii="Wingdings" w:hAnsi="Wingdings" w:hint="default"/>
       </w:rPr>
     </w:lvl>
-    <w:lvl w:ilvl="3">
+    <w:lvl w:ilvl="3" w:tplc="100C0001" w:tentative="1">
       <w:start w:val="1"/>
       <w:numFmt w:val="bullet"/>
       <w:lvlText w:val=""/>
       <w:lvlJc w:val="left"/>
       <w:pPr>
-        <w:ind w:left="1440" w:hanging="360"/>
+        <w:ind w:left="4014" w:hanging="360"/>
       </w:pPr>
       <w:rPr>
         <w:rFonts w:ascii="Symbol" w:hAnsi="Symbol" w:hint="default"/>
       </w:rPr>
     </w:lvl>
-    <w:lvl w:ilvl="4">
+    <w:lvl w:ilvl="4" w:tplc="100C0003" w:tentative="1">
       <w:start w:val="1"/>
       <w:numFmt w:val="bullet"/>
-      <w:lvlText w:val=""/>
-      <w:lvlJc w:val="left"/>
-      <w:pPr>
-        <w:ind w:left="1800" w:hanging="360"/>
-      </w:pPr>
-      <w:rPr>
-        <w:rFonts w:ascii="Symbol" w:hAnsi="Symbol" w:hint="default"/>
-      </w:rPr>
-    </w:lvl>
-    <w:lvl w:ilvl="5">
-      <w:start w:val="1"/>
-      <w:numFmt w:val="bullet"/>
-      <w:lvlText w:val=""/>
-      <w:lvlJc w:val="left"/>
-      <w:pPr>
-        <w:ind w:left="2160" w:hanging="360"/>
-      </w:pPr>
-      <w:rPr>
-        <w:rFonts w:ascii="Wingdings" w:hAnsi="Wingdings" w:hint="default"/>
-      </w:rPr>
-    </w:lvl>
-    <w:lvl w:ilvl="6">
+      <w:lvlText w:val="o"/>
+      <w:lvlJc w:val="left"/>
+      <w:pPr>
+        <w:ind w:left="4734" w:hanging="360"/>
+      </w:pPr>
+      <w:rPr>
+        <w:rFonts w:ascii="Courier New" w:hAnsi="Courier New" w:cs="Courier New" w:hint="default"/>
+      </w:rPr>
+    </w:lvl>
+    <w:lvl w:ilvl="5" w:tplc="100C0005" w:tentative="1">
       <w:start w:val="1"/>
       <w:numFmt w:val="bullet"/>
       <w:lvlText w:val=""/>
       <w:lvlJc w:val="left"/>
       <w:pPr>
-        <w:ind w:left="2520" w:hanging="360"/>
+        <w:ind w:left="5454" w:hanging="360"/>
       </w:pPr>
       <w:rPr>
         <w:rFonts w:ascii="Wingdings" w:hAnsi="Wingdings" w:hint="default"/>
       </w:rPr>
     </w:lvl>
-    <w:lvl w:ilvl="7">
+    <w:lvl w:ilvl="6" w:tplc="100C0001" w:tentative="1">
       <w:start w:val="1"/>
       <w:numFmt w:val="bullet"/>
       <w:lvlText w:val=""/>
       <w:lvlJc w:val="left"/>
       <w:pPr>
-        <w:ind w:left="2880" w:hanging="360"/>
+        <w:ind w:left="6174" w:hanging="360"/>
       </w:pPr>
       <w:rPr>
         <w:rFonts w:ascii="Symbol" w:hAnsi="Symbol" w:hint="default"/>
       </w:rPr>
     </w:lvl>
-    <w:lvl w:ilvl="8">
+    <w:lvl w:ilvl="7" w:tplc="100C0003" w:tentative="1">
       <w:start w:val="1"/>
       <w:numFmt w:val="bullet"/>
-      <w:lvlText w:val=""/>
-      <w:lvlJc w:val="left"/>
-      <w:pPr>
-        <w:ind w:left="3240" w:hanging="360"/>
-      </w:pPr>
-      <w:rPr>
-        <w:rFonts w:ascii="Symbol" w:hAnsi="Symbol" w:hint="default"/>
-      </w:rPr>
-    </w:lvl>
-  </w:abstractNum>
-  <w:abstractNum w:abstractNumId="33" w15:restartNumberingAfterBreak="0">
-    <w:nsid w:val="5C877673"/>
-    <w:multiLevelType w:val="multilevel"/>
-    <w:tmpl w:val="100C0021"/>
-    <w:lvl w:ilvl="0">
-      <w:start w:val="1"/>
-      <w:numFmt w:val="bullet"/>
-      <w:lvlText w:val=""/>
-      <w:lvlJc w:val="left"/>
-      <w:pPr>
-        <w:ind w:left="360" w:hanging="360"/>
-      </w:pPr>
-      <w:rPr>
-        <w:rFonts w:ascii="Wingdings" w:hAnsi="Wingdings" w:hint="default"/>
-      </w:rPr>
-    </w:lvl>
-    <w:lvl w:ilvl="1">
-      <w:start w:val="1"/>
-      <w:numFmt w:val="bullet"/>
-      <w:lvlText w:val=""/>
-      <w:lvlJc w:val="left"/>
-      <w:pPr>
-        <w:ind w:left="720" w:hanging="360"/>
-      </w:pPr>
-      <w:rPr>
-        <w:rFonts w:ascii="Wingdings" w:hAnsi="Wingdings" w:hint="default"/>
-      </w:rPr>
-    </w:lvl>
-    <w:lvl w:ilvl="2">
+      <w:lvlText w:val="o"/>
+      <w:lvlJc w:val="left"/>
+      <w:pPr>
+        <w:ind w:left="6894" w:hanging="360"/>
+      </w:pPr>
+      <w:rPr>
+        <w:rFonts w:ascii="Courier New" w:hAnsi="Courier New" w:cs="Courier New" w:hint="default"/>
+      </w:rPr>
+    </w:lvl>
+    <w:lvl w:ilvl="8" w:tplc="100C0005" w:tentative="1">
       <w:start w:val="1"/>
       <w:numFmt w:val="bullet"/>
       <w:lvlText w:val=""/>
       <w:lvlJc w:val="left"/>
       <w:pPr>
-        <w:ind w:left="1080" w:hanging="360"/>
+        <w:ind w:left="7614" w:hanging="360"/>
       </w:pPr>
       <w:rPr>
         <w:rFonts w:ascii="Wingdings" w:hAnsi="Wingdings" w:hint="default"/>
-      </w:rPr>
-    </w:lvl>
-    <w:lvl w:ilvl="3">
-      <w:start w:val="1"/>
-      <w:numFmt w:val="bullet"/>
-      <w:lvlText w:val=""/>
-      <w:lvlJc w:val="left"/>
-      <w:pPr>
-        <w:ind w:left="1440" w:hanging="360"/>
-      </w:pPr>
-      <w:rPr>
-        <w:rFonts w:ascii="Symbol" w:hAnsi="Symbol" w:hint="default"/>
-      </w:rPr>
-    </w:lvl>
-    <w:lvl w:ilvl="4">
-      <w:start w:val="1"/>
-      <w:numFmt w:val="bullet"/>
-      <w:lvlText w:val=""/>
-      <w:lvlJc w:val="left"/>
-      <w:pPr>
-        <w:ind w:left="1800" w:hanging="360"/>
-      </w:pPr>
-      <w:rPr>
-        <w:rFonts w:ascii="Symbol" w:hAnsi="Symbol" w:hint="default"/>
-      </w:rPr>
-    </w:lvl>
-    <w:lvl w:ilvl="5">
-      <w:start w:val="1"/>
-      <w:numFmt w:val="bullet"/>
-      <w:lvlText w:val=""/>
-      <w:lvlJc w:val="left"/>
-      <w:pPr>
-        <w:ind w:left="2160" w:hanging="360"/>
-      </w:pPr>
-      <w:rPr>
-        <w:rFonts w:ascii="Wingdings" w:hAnsi="Wingdings" w:hint="default"/>
-      </w:rPr>
-    </w:lvl>
-    <w:lvl w:ilvl="6">
-      <w:start w:val="1"/>
-      <w:numFmt w:val="bullet"/>
-      <w:lvlText w:val=""/>
-      <w:lvlJc w:val="left"/>
-      <w:pPr>
-        <w:ind w:left="2520" w:hanging="360"/>
-      </w:pPr>
-      <w:rPr>
-        <w:rFonts w:ascii="Wingdings" w:hAnsi="Wingdings" w:hint="default"/>
-      </w:rPr>
-    </w:lvl>
-    <w:lvl w:ilvl="7">
-      <w:start w:val="1"/>
-      <w:numFmt w:val="bullet"/>
-      <w:lvlText w:val=""/>
-      <w:lvlJc w:val="left"/>
-      <w:pPr>
-        <w:ind w:left="2880" w:hanging="360"/>
-      </w:pPr>
-      <w:rPr>
-        <w:rFonts w:ascii="Symbol" w:hAnsi="Symbol" w:hint="default"/>
-      </w:rPr>
-    </w:lvl>
-    <w:lvl w:ilvl="8">
-      <w:start w:val="1"/>
-      <w:numFmt w:val="bullet"/>
-      <w:lvlText w:val=""/>
-      <w:lvlJc w:val="left"/>
-      <w:pPr>
-        <w:ind w:left="3240" w:hanging="360"/>
-      </w:pPr>
-      <w:rPr>
-        <w:rFonts w:ascii="Symbol" w:hAnsi="Symbol" w:hint="default"/>
-      </w:rPr>
-    </w:lvl>
-  </w:abstractNum>
-  <w:abstractNum w:abstractNumId="34" w15:restartNumberingAfterBreak="0">
-    <w:nsid w:val="5CBC53EC"/>
-    <w:multiLevelType w:val="multilevel"/>
-    <w:tmpl w:val="2F6EF210"/>
-    <w:lvl w:ilvl="0">
-      <w:start w:val="1"/>
-      <w:numFmt w:val="bullet"/>
-      <w:lvlText w:val=""/>
-      <w:lvlJc w:val="left"/>
-      <w:pPr>
-        <w:ind w:left="360" w:hanging="360"/>
-      </w:pPr>
-      <w:rPr>
-        <w:rFonts w:ascii="Symbol" w:hAnsi="Symbol" w:hint="default"/>
-      </w:rPr>
-    </w:lvl>
-    <w:lvl w:ilvl="1">
-      <w:start w:val="1"/>
-      <w:numFmt w:val="bullet"/>
-      <w:lvlText w:val=""/>
-      <w:lvlJc w:val="left"/>
-      <w:pPr>
-        <w:ind w:left="720" w:hanging="360"/>
-      </w:pPr>
-      <w:rPr>
-        <w:rFonts w:ascii="Wingdings" w:hAnsi="Wingdings" w:hint="default"/>
-      </w:rPr>
-    </w:lvl>
-    <w:lvl w:ilvl="2">
-      <w:start w:val="1"/>
-      <w:numFmt w:val="bullet"/>
-      <w:lvlText w:val=""/>
-      <w:lvlJc w:val="left"/>
-      <w:pPr>
-        <w:ind w:left="1080" w:hanging="360"/>
-      </w:pPr>
-      <w:rPr>
-        <w:rFonts w:ascii="Wingdings" w:hAnsi="Wingdings" w:hint="default"/>
-      </w:rPr>
-    </w:lvl>
-    <w:lvl w:ilvl="3">
-      <w:start w:val="1"/>
-      <w:numFmt w:val="bullet"/>
-      <w:lvlText w:val=""/>
-      <w:lvlJc w:val="left"/>
-      <w:pPr>
-        <w:ind w:left="1440" w:hanging="360"/>
-      </w:pPr>
-      <w:rPr>
-        <w:rFonts w:ascii="Symbol" w:hAnsi="Symbol" w:hint="default"/>
-      </w:rPr>
-    </w:lvl>
-    <w:lvl w:ilvl="4">
-      <w:start w:val="1"/>
-      <w:numFmt w:val="bullet"/>
-      <w:lvlText w:val=""/>
-      <w:lvlJc w:val="left"/>
-      <w:pPr>
-        <w:ind w:left="1800" w:hanging="360"/>
-      </w:pPr>
-      <w:rPr>
-        <w:rFonts w:ascii="Symbol" w:hAnsi="Symbol" w:hint="default"/>
-      </w:rPr>
-    </w:lvl>
-    <w:lvl w:ilvl="5">
-      <w:start w:val="1"/>
-      <w:numFmt w:val="bullet"/>
-      <w:lvlText w:val=""/>
-      <w:lvlJc w:val="left"/>
-      <w:pPr>
-        <w:ind w:left="2160" w:hanging="360"/>
-      </w:pPr>
-      <w:rPr>
-        <w:rFonts w:ascii="Wingdings" w:hAnsi="Wingdings" w:hint="default"/>
-      </w:rPr>
-    </w:lvl>
-    <w:lvl w:ilvl="6">
-      <w:start w:val="1"/>
-      <w:numFmt w:val="bullet"/>
-      <w:lvlText w:val=""/>
-      <w:lvlJc w:val="left"/>
-      <w:pPr>
-        <w:ind w:left="2520" w:hanging="360"/>
-      </w:pPr>
-      <w:rPr>
-        <w:rFonts w:ascii="Wingdings" w:hAnsi="Wingdings" w:hint="default"/>
-      </w:rPr>
-    </w:lvl>
-    <w:lvl w:ilvl="7">
-      <w:start w:val="1"/>
-      <w:numFmt w:val="bullet"/>
-      <w:lvlText w:val=""/>
-      <w:lvlJc w:val="left"/>
-      <w:pPr>
-        <w:ind w:left="2880" w:hanging="360"/>
-      </w:pPr>
-      <w:rPr>
-        <w:rFonts w:ascii="Symbol" w:hAnsi="Symbol" w:hint="default"/>
-      </w:rPr>
-    </w:lvl>
-    <w:lvl w:ilvl="8">
-      <w:start w:val="1"/>
-      <w:numFmt w:val="bullet"/>
-      <w:lvlText w:val=""/>
-      <w:lvlJc w:val="left"/>
-      <w:pPr>
-        <w:ind w:left="3240" w:hanging="360"/>
-      </w:pPr>
-      <w:rPr>
-        <w:rFonts w:ascii="Symbol" w:hAnsi="Symbol" w:hint="default"/>
-      </w:rPr>
-    </w:lvl>
-  </w:abstractNum>
-  <w:abstractNum w:abstractNumId="35" w15:restartNumberingAfterBreak="0">
-    <w:nsid w:val="5E424682"/>
-    <w:multiLevelType w:val="multilevel"/>
-    <w:tmpl w:val="100C001F"/>
-    <w:lvl w:ilvl="0">
-      <w:start w:val="1"/>
-      <w:numFmt w:val="decimal"/>
-      <w:lvlText w:val="%1."/>
-      <w:lvlJc w:val="left"/>
-      <w:pPr>
-        <w:ind w:left="360" w:hanging="360"/>
-      </w:pPr>
-    </w:lvl>
-    <w:lvl w:ilvl="1">
-      <w:start w:val="1"/>
-      <w:numFmt w:val="decimal"/>
-      <w:lvlText w:val="%1.%2."/>
-      <w:lvlJc w:val="left"/>
-      <w:pPr>
-        <w:ind w:left="792" w:hanging="432"/>
-      </w:pPr>
-    </w:lvl>
-    <w:lvl w:ilvl="2">
-      <w:start w:val="1"/>
-      <w:numFmt w:val="decimal"/>
-      <w:lvlText w:val="%1.%2.%3."/>
-      <w:lvlJc w:val="left"/>
-      <w:pPr>
-        <w:ind w:left="1224" w:hanging="504"/>
-      </w:pPr>
-    </w:lvl>
-    <w:lvl w:ilvl="3">
-      <w:start w:val="1"/>
-      <w:numFmt w:val="decimal"/>
-      <w:lvlText w:val="%1.%2.%3.%4."/>
-      <w:lvlJc w:val="left"/>
-      <w:pPr>
-        <w:ind w:left="1728" w:hanging="648"/>
-      </w:pPr>
-    </w:lvl>
-    <w:lvl w:ilvl="4">
-      <w:start w:val="1"/>
-      <w:numFmt w:val="decimal"/>
-      <w:lvlText w:val="%1.%2.%3.%4.%5."/>
-      <w:lvlJc w:val="left"/>
-      <w:pPr>
-        <w:ind w:left="2232" w:hanging="792"/>
-      </w:pPr>
-    </w:lvl>
-    <w:lvl w:ilvl="5">
-      <w:start w:val="1"/>
-      <w:numFmt w:val="decimal"/>
-      <w:lvlText w:val="%1.%2.%3.%4.%5.%6."/>
-      <w:lvlJc w:val="left"/>
-      <w:pPr>
-        <w:ind w:left="2736" w:hanging="936"/>
-      </w:pPr>
-    </w:lvl>
-    <w:lvl w:ilvl="6">
-      <w:start w:val="1"/>
-      <w:numFmt w:val="decimal"/>
-      <w:lvlText w:val="%1.%2.%3.%4.%5.%6.%7."/>
-      <w:lvlJc w:val="left"/>
-      <w:pPr>
-        <w:ind w:left="3240" w:hanging="1080"/>
-      </w:pPr>
-    </w:lvl>
-    <w:lvl w:ilvl="7">
-      <w:start w:val="1"/>
-      <w:numFmt w:val="decimal"/>
-      <w:lvlText w:val="%1.%2.%3.%4.%5.%6.%7.%8."/>
-      <w:lvlJc w:val="left"/>
-      <w:pPr>
-        <w:ind w:left="3744" w:hanging="1224"/>
-      </w:pPr>
-    </w:lvl>
-    <w:lvl w:ilvl="8">
-      <w:start w:val="1"/>
-      <w:numFmt w:val="decimal"/>
-      <w:lvlText w:val="%1.%2.%3.%4.%5.%6.%7.%8.%9."/>
-      <w:lvlJc w:val="left"/>
-      <w:pPr>
-        <w:ind w:left="4320" w:hanging="1440"/>
-      </w:pPr>
-    </w:lvl>
-  </w:abstractNum>
-  <w:abstractNum w:abstractNumId="36" w15:restartNumberingAfterBreak="0">
-    <w:nsid w:val="63073E62"/>
-    <w:multiLevelType w:val="multilevel"/>
-    <w:tmpl w:val="CBF072D6"/>
-    <w:lvl w:ilvl="0">
-      <w:start w:val="1"/>
-      <w:numFmt w:val="bullet"/>
-      <w:lvlText w:val=""/>
-      <w:lvlJc w:val="left"/>
-      <w:pPr>
-        <w:tabs>
-          <w:tab w:val="num" w:pos="720"/>
-        </w:tabs>
-        <w:ind w:left="720" w:hanging="360"/>
-      </w:pPr>
-      <w:rPr>
-        <w:rFonts w:ascii="Symbol" w:hAnsi="Symbol" w:hint="default"/>
-        <w:sz w:val="20"/>
-      </w:rPr>
-    </w:lvl>
-    <w:lvl w:ilvl="1" w:tentative="1">
-      <w:start w:val="1"/>
-      <w:numFmt w:val="bullet"/>
-      <w:lvlText w:val="o"/>
-      <w:lvlJc w:val="left"/>
-      <w:pPr>
-        <w:tabs>
-          <w:tab w:val="num" w:pos="1440"/>
-        </w:tabs>
-        <w:ind w:left="1440" w:hanging="360"/>
-      </w:pPr>
-      <w:rPr>
-        <w:rFonts w:ascii="Courier New" w:hAnsi="Courier New" w:hint="default"/>
-        <w:sz w:val="20"/>
-      </w:rPr>
-    </w:lvl>
-    <w:lvl w:ilvl="2" w:tentative="1">
-      <w:start w:val="1"/>
-      <w:numFmt w:val="bullet"/>
-      <w:lvlText w:val=""/>
-      <w:lvlJc w:val="left"/>
-      <w:pPr>
-        <w:tabs>
-          <w:tab w:val="num" w:pos="2160"/>
-        </w:tabs>
-        <w:ind w:left="2160" w:hanging="360"/>
-      </w:pPr>
-      <w:rPr>
-        <w:rFonts w:ascii="Wingdings" w:hAnsi="Wingdings" w:hint="default"/>
-        <w:sz w:val="20"/>
-      </w:rPr>
-    </w:lvl>
-    <w:lvl w:ilvl="3" w:tentative="1">
-      <w:start w:val="1"/>
-      <w:numFmt w:val="bullet"/>
-      <w:lvlText w:val=""/>
-      <w:lvlJc w:val="left"/>
-      <w:pPr>
-        <w:tabs>
-          <w:tab w:val="num" w:pos="2880"/>
-        </w:tabs>
-        <w:ind w:left="2880" w:hanging="360"/>
-      </w:pPr>
-      <w:rPr>
-        <w:rFonts w:ascii="Wingdings" w:hAnsi="Wingdings" w:hint="default"/>
-        <w:sz w:val="20"/>
-      </w:rPr>
-    </w:lvl>
-    <w:lvl w:ilvl="4" w:tentative="1">
-      <w:start w:val="1"/>
-      <w:numFmt w:val="bullet"/>
-      <w:lvlText w:val=""/>
-      <w:lvlJc w:val="left"/>
-      <w:pPr>
-        <w:tabs>
-          <w:tab w:val="num" w:pos="3600"/>
-        </w:tabs>
-        <w:ind w:left="3600" w:hanging="360"/>
-      </w:pPr>
-      <w:rPr>
-        <w:rFonts w:ascii="Wingdings" w:hAnsi="Wingdings" w:hint="default"/>
-        <w:sz w:val="20"/>
-      </w:rPr>
-    </w:lvl>
-    <w:lvl w:ilvl="5" w:tentative="1">
-      <w:start w:val="1"/>
-      <w:numFmt w:val="bullet"/>
-      <w:lvlText w:val=""/>
-      <w:lvlJc w:val="left"/>
-      <w:pPr>
-        <w:tabs>
-          <w:tab w:val="num" w:pos="4320"/>
-        </w:tabs>
-        <w:ind w:left="4320" w:hanging="360"/>
-      </w:pPr>
-      <w:rPr>
-        <w:rFonts w:ascii="Wingdings" w:hAnsi="Wingdings" w:hint="default"/>
-        <w:sz w:val="20"/>
-      </w:rPr>
-    </w:lvl>
-    <w:lvl w:ilvl="6" w:tentative="1">
-      <w:start w:val="1"/>
-      <w:numFmt w:val="bullet"/>
-      <w:lvlText w:val=""/>
-      <w:lvlJc w:val="left"/>
-      <w:pPr>
-        <w:tabs>
-          <w:tab w:val="num" w:pos="5040"/>
-        </w:tabs>
-        <w:ind w:left="5040" w:hanging="360"/>
-      </w:pPr>
-      <w:rPr>
-        <w:rFonts w:ascii="Wingdings" w:hAnsi="Wingdings" w:hint="default"/>
-        <w:sz w:val="20"/>
-      </w:rPr>
-    </w:lvl>
-    <w:lvl w:ilvl="7" w:tentative="1">
-      <w:start w:val="1"/>
-      <w:numFmt w:val="bullet"/>
-      <w:lvlText w:val=""/>
-      <w:lvlJc w:val="left"/>
-      <w:pPr>
-        <w:tabs>
-          <w:tab w:val="num" w:pos="5760"/>
-        </w:tabs>
-        <w:ind w:left="5760" w:hanging="360"/>
-      </w:pPr>
-      <w:rPr>
-        <w:rFonts w:ascii="Wingdings" w:hAnsi="Wingdings" w:hint="default"/>
-        <w:sz w:val="20"/>
-      </w:rPr>
-    </w:lvl>
-    <w:lvl w:ilvl="8" w:tentative="1">
-      <w:start w:val="1"/>
-      <w:numFmt w:val="bullet"/>
-      <w:lvlText w:val=""/>
-      <w:lvlJc w:val="left"/>
-      <w:pPr>
-        <w:tabs>
-          <w:tab w:val="num" w:pos="6480"/>
-        </w:tabs>
-        <w:ind w:left="6480" w:hanging="360"/>
-      </w:pPr>
-      <w:rPr>
-        <w:rFonts w:ascii="Wingdings" w:hAnsi="Wingdings" w:hint="default"/>
-        <w:sz w:val="20"/>
-      </w:rPr>
-    </w:lvl>
-  </w:abstractNum>
-  <w:abstractNum w:abstractNumId="37" w15:restartNumberingAfterBreak="0">
-    <w:nsid w:val="63A9062F"/>
-    <w:multiLevelType w:val="multilevel"/>
-    <w:tmpl w:val="DCCE794A"/>
-    <w:lvl w:ilvl="0">
-      <w:start w:val="1"/>
-      <w:numFmt w:val="decimal"/>
-      <w:lvlText w:val="%1"/>
-      <w:lvlJc w:val="left"/>
-      <w:pPr>
-        <w:tabs>
-          <w:tab w:val="num" w:pos="454"/>
-        </w:tabs>
-        <w:ind w:left="454" w:hanging="454"/>
-      </w:pPr>
-      <w:rPr>
-        <w:rFonts w:hint="default"/>
-      </w:rPr>
-    </w:lvl>
-    <w:lvl w:ilvl="1">
-      <w:start w:val="1"/>
-      <w:numFmt w:val="decimal"/>
-      <w:lvlText w:val="%1.%2"/>
-      <w:lvlJc w:val="left"/>
-      <w:pPr>
-        <w:tabs>
-          <w:tab w:val="num" w:pos="907"/>
-        </w:tabs>
-        <w:ind w:left="907" w:hanging="453"/>
-      </w:pPr>
-      <w:rPr>
-        <w:rFonts w:hint="default"/>
-      </w:rPr>
-    </w:lvl>
-    <w:lvl w:ilvl="2">
-      <w:start w:val="1"/>
-      <w:numFmt w:val="decimal"/>
-      <w:lvlText w:val="%1.%2.%3"/>
-      <w:lvlJc w:val="left"/>
-      <w:pPr>
-        <w:tabs>
-          <w:tab w:val="num" w:pos="1361"/>
-        </w:tabs>
-        <w:ind w:left="1361" w:hanging="454"/>
-      </w:pPr>
-      <w:rPr>
-        <w:rFonts w:hint="default"/>
-      </w:rPr>
-    </w:lvl>
-    <w:lvl w:ilvl="3">
-      <w:start w:val="1"/>
-      <w:numFmt w:val="decimal"/>
-      <w:lvlText w:val="%1.%2.%3.%4"/>
-      <w:lvlJc w:val="left"/>
-      <w:pPr>
-        <w:tabs>
-          <w:tab w:val="num" w:pos="864"/>
-        </w:tabs>
-        <w:ind w:left="864" w:hanging="864"/>
-      </w:pPr>
-      <w:rPr>
-        <w:rFonts w:hint="default"/>
-      </w:rPr>
-    </w:lvl>
-    <w:lvl w:ilvl="4">
-      <w:start w:val="1"/>
-      <w:numFmt w:val="decimal"/>
-      <w:lvlText w:val="%1.%2.%3.%4.%5"/>
-      <w:lvlJc w:val="left"/>
-      <w:pPr>
-        <w:tabs>
-          <w:tab w:val="num" w:pos="1008"/>
-        </w:tabs>
-        <w:ind w:left="1008" w:hanging="1008"/>
-      </w:pPr>
-      <w:rPr>
-        <w:rFonts w:hint="default"/>
-      </w:rPr>
-    </w:lvl>
-    <w:lvl w:ilvl="5">
-      <w:start w:val="1"/>
-      <w:numFmt w:val="decimal"/>
-      <w:lvlText w:val="%1.%2.%3.%4.%5.%6"/>
-      <w:lvlJc w:val="left"/>
-      <w:pPr>
-        <w:tabs>
-          <w:tab w:val="num" w:pos="1152"/>
-        </w:tabs>
-        <w:ind w:left="1152" w:hanging="1152"/>
-      </w:pPr>
-      <w:rPr>
-        <w:rFonts w:hint="default"/>
-      </w:rPr>
-    </w:lvl>
-    <w:lvl w:ilvl="6">
-      <w:start w:val="1"/>
-      <w:numFmt w:val="decimal"/>
-      <w:lvlText w:val="%1.%2.%3.%4.%5.%6.%7"/>
-      <w:lvlJc w:val="left"/>
-      <w:pPr>
-        <w:tabs>
-          <w:tab w:val="num" w:pos="1296"/>
-        </w:tabs>
-        <w:ind w:left="1296" w:hanging="1296"/>
-      </w:pPr>
-      <w:rPr>
-        <w:rFonts w:hint="default"/>
-      </w:rPr>
-    </w:lvl>
-    <w:lvl w:ilvl="7">
-      <w:start w:val="1"/>
-      <w:numFmt w:val="decimal"/>
-      <w:lvlText w:val="%1.%2.%3.%4.%5.%6.%7.%8"/>
-      <w:lvlJc w:val="left"/>
-      <w:pPr>
-        <w:tabs>
-          <w:tab w:val="num" w:pos="1440"/>
-        </w:tabs>
-        <w:ind w:left="1440" w:hanging="1440"/>
-      </w:pPr>
-      <w:rPr>
-        <w:rFonts w:hint="default"/>
-      </w:rPr>
-    </w:lvl>
-    <w:lvl w:ilvl="8">
-      <w:start w:val="1"/>
-      <w:numFmt w:val="decimal"/>
-      <w:lvlText w:val="%1.%2.%3.%4.%5.%6.%7.%8.%9"/>
-      <w:lvlJc w:val="left"/>
-      <w:pPr>
-        <w:tabs>
-          <w:tab w:val="num" w:pos="1584"/>
-        </w:tabs>
-        <w:ind w:left="1584" w:hanging="1584"/>
-      </w:pPr>
-      <w:rPr>
-        <w:rFonts w:hint="default"/>
-      </w:rPr>
-    </w:lvl>
-  </w:abstractNum>
-  <w:abstractNum w:abstractNumId="38" w15:restartNumberingAfterBreak="0">
-    <w:nsid w:val="643F0961"/>
-    <w:multiLevelType w:val="multilevel"/>
-    <w:tmpl w:val="100C0021"/>
-    <w:lvl w:ilvl="0">
-      <w:start w:val="1"/>
-      <w:numFmt w:val="bullet"/>
-      <w:lvlText w:val=""/>
-      <w:lvlJc w:val="left"/>
-      <w:pPr>
-        <w:ind w:left="360" w:hanging="360"/>
-      </w:pPr>
-      <w:rPr>
-        <w:rFonts w:ascii="Wingdings" w:hAnsi="Wingdings" w:hint="default"/>
-      </w:rPr>
-    </w:lvl>
-    <w:lvl w:ilvl="1">
-      <w:start w:val="1"/>
-      <w:numFmt w:val="bullet"/>
-      <w:lvlText w:val=""/>
-      <w:lvlJc w:val="left"/>
-      <w:pPr>
-        <w:ind w:left="720" w:hanging="360"/>
-      </w:pPr>
-      <w:rPr>
-        <w:rFonts w:ascii="Wingdings" w:hAnsi="Wingdings" w:hint="default"/>
-      </w:rPr>
-    </w:lvl>
-    <w:lvl w:ilvl="2">
-      <w:start w:val="1"/>
-      <w:numFmt w:val="bullet"/>
-      <w:lvlText w:val=""/>
-      <w:lvlJc w:val="left"/>
-      <w:pPr>
-        <w:ind w:left="1080" w:hanging="360"/>
-      </w:pPr>
-      <w:rPr>
-        <w:rFonts w:ascii="Wingdings" w:hAnsi="Wingdings" w:hint="default"/>
-      </w:rPr>
-    </w:lvl>
-    <w:lvl w:ilvl="3">
-      <w:start w:val="1"/>
-      <w:numFmt w:val="bullet"/>
-      <w:lvlText w:val=""/>
-      <w:lvlJc w:val="left"/>
-      <w:pPr>
-        <w:ind w:left="1440" w:hanging="360"/>
-      </w:pPr>
-      <w:rPr>
-        <w:rFonts w:ascii="Symbol" w:hAnsi="Symbol" w:hint="default"/>
-      </w:rPr>
-    </w:lvl>
-    <w:lvl w:ilvl="4">
-      <w:start w:val="1"/>
-      <w:numFmt w:val="bullet"/>
-      <w:lvlText w:val=""/>
-      <w:lvlJc w:val="left"/>
-      <w:pPr>
-        <w:ind w:left="1800" w:hanging="360"/>
-      </w:pPr>
-      <w:rPr>
-        <w:rFonts w:ascii="Symbol" w:hAnsi="Symbol" w:hint="default"/>
-      </w:rPr>
-    </w:lvl>
-    <w:lvl w:ilvl="5">
-      <w:start w:val="1"/>
-      <w:numFmt w:val="bullet"/>
-      <w:lvlText w:val=""/>
-      <w:lvlJc w:val="left"/>
-      <w:pPr>
-        <w:ind w:left="2160" w:hanging="360"/>
-      </w:pPr>
-      <w:rPr>
-        <w:rFonts w:ascii="Wingdings" w:hAnsi="Wingdings" w:hint="default"/>
-      </w:rPr>
-    </w:lvl>
-    <w:lvl w:ilvl="6">
-      <w:start w:val="1"/>
-      <w:numFmt w:val="bullet"/>
-      <w:lvlText w:val=""/>
-      <w:lvlJc w:val="left"/>
-      <w:pPr>
-        <w:ind w:left="2520" w:hanging="360"/>
-      </w:pPr>
-      <w:rPr>
-        <w:rFonts w:ascii="Wingdings" w:hAnsi="Wingdings" w:hint="default"/>
-      </w:rPr>
-    </w:lvl>
-    <w:lvl w:ilvl="7">
-      <w:start w:val="1"/>
-      <w:numFmt w:val="bullet"/>
-      <w:lvlText w:val=""/>
-      <w:lvlJc w:val="left"/>
-      <w:pPr>
-        <w:ind w:left="2880" w:hanging="360"/>
-      </w:pPr>
-      <w:rPr>
-        <w:rFonts w:ascii="Symbol" w:hAnsi="Symbol" w:hint="default"/>
-      </w:rPr>
-    </w:lvl>
-    <w:lvl w:ilvl="8">
-      <w:start w:val="1"/>
-      <w:numFmt w:val="bullet"/>
-      <w:lvlText w:val=""/>
-      <w:lvlJc w:val="left"/>
-      <w:pPr>
-        <w:ind w:left="3240" w:hanging="360"/>
-      </w:pPr>
-      <w:rPr>
-        <w:rFonts w:ascii="Symbol" w:hAnsi="Symbol" w:hint="default"/>
-      </w:rPr>
-    </w:lvl>
-  </w:abstractNum>
-  <w:abstractNum w:abstractNumId="39" w15:restartNumberingAfterBreak="0">
-    <w:nsid w:val="6D6476B9"/>
-    <w:multiLevelType w:val="multilevel"/>
-    <w:tmpl w:val="100C0023"/>
-    <w:lvl w:ilvl="0">
-      <w:start w:val="1"/>
-      <w:numFmt w:val="upperRoman"/>
-      <w:lvlText w:val="Article %1."/>
-      <w:lvlJc w:val="left"/>
-      <w:pPr>
-        <w:ind w:left="0" w:firstLine="0"/>
-      </w:pPr>
-    </w:lvl>
-    <w:lvl w:ilvl="1">
-      <w:start w:val="1"/>
-      <w:numFmt w:val="decimalZero"/>
-      <w:isLgl/>
-      <w:lvlText w:val="Section %1.%2"/>
-      <w:lvlJc w:val="left"/>
-      <w:pPr>
-        <w:ind w:left="0" w:firstLine="0"/>
-      </w:pPr>
-    </w:lvl>
-    <w:lvl w:ilvl="2">
-      <w:start w:val="1"/>
-      <w:numFmt w:val="lowerLetter"/>
-      <w:lvlText w:val="(%3)"/>
-      <w:lvlJc w:val="left"/>
-      <w:pPr>
-        <w:ind w:left="720" w:hanging="432"/>
-      </w:pPr>
-    </w:lvl>
-    <w:lvl w:ilvl="3">
-      <w:start w:val="1"/>
-      <w:numFmt w:val="lowerRoman"/>
-      <w:lvlText w:val="(%4)"/>
-      <w:lvlJc w:val="right"/>
-      <w:pPr>
-        <w:ind w:left="864" w:hanging="144"/>
-      </w:pPr>
-    </w:lvl>
-    <w:lvl w:ilvl="4">
-      <w:start w:val="1"/>
-      <w:numFmt w:val="decimal"/>
-      <w:lvlText w:val="%5)"/>
-      <w:lvlJc w:val="left"/>
-      <w:pPr>
-        <w:ind w:left="1008" w:hanging="432"/>
-      </w:pPr>
-    </w:lvl>
-    <w:lvl w:ilvl="5">
-      <w:start w:val="1"/>
-      <w:numFmt w:val="lowerLetter"/>
-      <w:lvlText w:val="%6)"/>
-      <w:lvlJc w:val="left"/>
-      <w:pPr>
-        <w:ind w:left="1152" w:hanging="432"/>
-      </w:pPr>
-    </w:lvl>
-    <w:lvl w:ilvl="6">
-      <w:start w:val="1"/>
-      <w:numFmt w:val="lowerRoman"/>
-      <w:lvlText w:val="%7)"/>
-      <w:lvlJc w:val="right"/>
-      <w:pPr>
-        <w:ind w:left="1296" w:hanging="288"/>
-      </w:pPr>
-    </w:lvl>
-    <w:lvl w:ilvl="7">
-      <w:start w:val="1"/>
-      <w:numFmt w:val="lowerLetter"/>
-      <w:lvlText w:val="%8."/>
-      <w:lvlJc w:val="left"/>
-      <w:pPr>
-        <w:ind w:left="1440" w:hanging="432"/>
-      </w:pPr>
-    </w:lvl>
-    <w:lvl w:ilvl="8">
-      <w:start w:val="1"/>
-      <w:numFmt w:val="lowerRoman"/>
-      <w:lvlText w:val="%9."/>
-      <w:lvlJc w:val="right"/>
-      <w:pPr>
-        <w:ind w:left="1584" w:hanging="144"/>
-      </w:pPr>
-    </w:lvl>
-  </w:abstractNum>
-  <w:abstractNum w:abstractNumId="40" w15:restartNumberingAfterBreak="0">
-    <w:nsid w:val="70C03573"/>
-    <w:multiLevelType w:val="multilevel"/>
-    <w:tmpl w:val="100C0021"/>
-    <w:lvl w:ilvl="0">
-      <w:start w:val="1"/>
-      <w:numFmt w:val="bullet"/>
-      <w:lvlText w:val=""/>
-      <w:lvlJc w:val="left"/>
-      <w:pPr>
-        <w:ind w:left="360" w:hanging="360"/>
-      </w:pPr>
-      <w:rPr>
-        <w:rFonts w:ascii="Wingdings" w:hAnsi="Wingdings" w:hint="default"/>
-      </w:rPr>
-    </w:lvl>
-    <w:lvl w:ilvl="1">
-      <w:start w:val="1"/>
-      <w:numFmt w:val="bullet"/>
-      <w:lvlText w:val=""/>
-      <w:lvlJc w:val="left"/>
-      <w:pPr>
-        <w:ind w:left="720" w:hanging="360"/>
-      </w:pPr>
-      <w:rPr>
-        <w:rFonts w:ascii="Wingdings" w:hAnsi="Wingdings" w:hint="default"/>
-      </w:rPr>
-    </w:lvl>
-    <w:lvl w:ilvl="2">
-      <w:start w:val="1"/>
-      <w:numFmt w:val="bullet"/>
-      <w:lvlText w:val=""/>
-      <w:lvlJc w:val="left"/>
-      <w:pPr>
-        <w:ind w:left="1080" w:hanging="360"/>
-      </w:pPr>
-      <w:rPr>
-        <w:rFonts w:ascii="Wingdings" w:hAnsi="Wingdings" w:hint="default"/>
-      </w:rPr>
-    </w:lvl>
-    <w:lvl w:ilvl="3">
-      <w:start w:val="1"/>
-      <w:numFmt w:val="bullet"/>
-      <w:lvlText w:val=""/>
-      <w:lvlJc w:val="left"/>
-      <w:pPr>
-        <w:ind w:left="1440" w:hanging="360"/>
-      </w:pPr>
-      <w:rPr>
-        <w:rFonts w:ascii="Symbol" w:hAnsi="Symbol" w:hint="default"/>
-      </w:rPr>
-    </w:lvl>
-    <w:lvl w:ilvl="4">
-      <w:start w:val="1"/>
-      <w:numFmt w:val="bullet"/>
-      <w:lvlText w:val=""/>
-      <w:lvlJc w:val="left"/>
-      <w:pPr>
-        <w:ind w:left="1800" w:hanging="360"/>
-      </w:pPr>
-      <w:rPr>
-        <w:rFonts w:ascii="Symbol" w:hAnsi="Symbol" w:hint="default"/>
-      </w:rPr>
-    </w:lvl>
-    <w:lvl w:ilvl="5">
-      <w:start w:val="1"/>
-      <w:numFmt w:val="bullet"/>
-      <w:lvlText w:val=""/>
-      <w:lvlJc w:val="left"/>
-      <w:pPr>
-        <w:ind w:left="2160" w:hanging="360"/>
-      </w:pPr>
-      <w:rPr>
-        <w:rFonts w:ascii="Wingdings" w:hAnsi="Wingdings" w:hint="default"/>
-      </w:rPr>
-    </w:lvl>
-    <w:lvl w:ilvl="6">
-      <w:start w:val="1"/>
-      <w:numFmt w:val="bullet"/>
-      <w:lvlText w:val=""/>
-      <w:lvlJc w:val="left"/>
-      <w:pPr>
-        <w:ind w:left="2520" w:hanging="360"/>
-      </w:pPr>
-      <w:rPr>
-        <w:rFonts w:ascii="Wingdings" w:hAnsi="Wingdings" w:hint="default"/>
-      </w:rPr>
-    </w:lvl>
-    <w:lvl w:ilvl="7">
-      <w:start w:val="1"/>
-      <w:numFmt w:val="bullet"/>
-      <w:lvlText w:val=""/>
-      <w:lvlJc w:val="left"/>
-      <w:pPr>
-        <w:ind w:left="2880" w:hanging="360"/>
-      </w:pPr>
-      <w:rPr>
-        <w:rFonts w:ascii="Symbol" w:hAnsi="Symbol" w:hint="default"/>
-      </w:rPr>
-    </w:lvl>
-    <w:lvl w:ilvl="8">
-      <w:start w:val="1"/>
-      <w:numFmt w:val="bullet"/>
-      <w:lvlText w:val=""/>
-      <w:lvlJc w:val="left"/>
-      <w:pPr>
-        <w:ind w:left="3240" w:hanging="360"/>
-      </w:pPr>
-      <w:rPr>
-        <w:rFonts w:ascii="Symbol" w:hAnsi="Symbol" w:hint="default"/>
-      </w:rPr>
-    </w:lvl>
-  </w:abstractNum>
-  <w:abstractNum w:abstractNumId="41" w15:restartNumberingAfterBreak="0">
-    <w:nsid w:val="79CD09A9"/>
-    <w:multiLevelType w:val="multilevel"/>
-    <w:tmpl w:val="100C0021"/>
-    <w:lvl w:ilvl="0">
-      <w:start w:val="1"/>
-      <w:numFmt w:val="bullet"/>
-      <w:lvlText w:val=""/>
-      <w:lvlJc w:val="left"/>
-      <w:pPr>
-        <w:ind w:left="360" w:hanging="360"/>
-      </w:pPr>
-      <w:rPr>
-        <w:rFonts w:ascii="Wingdings" w:hAnsi="Wingdings" w:hint="default"/>
-      </w:rPr>
-    </w:lvl>
-    <w:lvl w:ilvl="1">
-      <w:start w:val="1"/>
-      <w:numFmt w:val="bullet"/>
-      <w:lvlText w:val=""/>
-      <w:lvlJc w:val="left"/>
-      <w:pPr>
-        <w:ind w:left="720" w:hanging="360"/>
-      </w:pPr>
-      <w:rPr>
-        <w:rFonts w:ascii="Wingdings" w:hAnsi="Wingdings" w:hint="default"/>
-      </w:rPr>
-    </w:lvl>
-    <w:lvl w:ilvl="2">
-      <w:start w:val="1"/>
-      <w:numFmt w:val="bullet"/>
-      <w:lvlText w:val=""/>
-      <w:lvlJc w:val="left"/>
-      <w:pPr>
-        <w:ind w:left="1080" w:hanging="360"/>
-      </w:pPr>
-      <w:rPr>
-        <w:rFonts w:ascii="Wingdings" w:hAnsi="Wingdings" w:hint="default"/>
-      </w:rPr>
-    </w:lvl>
-    <w:lvl w:ilvl="3">
-      <w:start w:val="1"/>
-      <w:numFmt w:val="bullet"/>
-      <w:lvlText w:val=""/>
-      <w:lvlJc w:val="left"/>
-      <w:pPr>
-        <w:ind w:left="1440" w:hanging="360"/>
-      </w:pPr>
-      <w:rPr>
-        <w:rFonts w:ascii="Symbol" w:hAnsi="Symbol" w:hint="default"/>
-      </w:rPr>
-    </w:lvl>
-    <w:lvl w:ilvl="4">
-      <w:start w:val="1"/>
-      <w:numFmt w:val="bullet"/>
-      <w:lvlText w:val=""/>
-      <w:lvlJc w:val="left"/>
-      <w:pPr>
-        <w:ind w:left="1800" w:hanging="360"/>
-      </w:pPr>
-      <w:rPr>
-        <w:rFonts w:ascii="Symbol" w:hAnsi="Symbol" w:hint="default"/>
-      </w:rPr>
-    </w:lvl>
-    <w:lvl w:ilvl="5">
-      <w:start w:val="1"/>
-      <w:numFmt w:val="bullet"/>
-      <w:lvlText w:val=""/>
-      <w:lvlJc w:val="left"/>
-      <w:pPr>
-        <w:ind w:left="2160" w:hanging="360"/>
-      </w:pPr>
-      <w:rPr>
-        <w:rFonts w:ascii="Wingdings" w:hAnsi="Wingdings" w:hint="default"/>
-      </w:rPr>
-    </w:lvl>
-    <w:lvl w:ilvl="6">
-      <w:start w:val="1"/>
-      <w:numFmt w:val="bullet"/>
-      <w:lvlText w:val=""/>
-      <w:lvlJc w:val="left"/>
-      <w:pPr>
-        <w:ind w:left="2520" w:hanging="360"/>
-      </w:pPr>
-      <w:rPr>
-        <w:rFonts w:ascii="Wingdings" w:hAnsi="Wingdings" w:hint="default"/>
-      </w:rPr>
-    </w:lvl>
-    <w:lvl w:ilvl="7">
-      <w:start w:val="1"/>
-      <w:numFmt w:val="bullet"/>
-      <w:lvlText w:val=""/>
-      <w:lvlJc w:val="left"/>
-      <w:pPr>
-        <w:ind w:left="2880" w:hanging="360"/>
-      </w:pPr>
-      <w:rPr>
-        <w:rFonts w:ascii="Symbol" w:hAnsi="Symbol" w:hint="default"/>
-      </w:rPr>
-    </w:lvl>
-    <w:lvl w:ilvl="8">
-      <w:start w:val="1"/>
-      <w:numFmt w:val="bullet"/>
-      <w:lvlText w:val=""/>
-      <w:lvlJc w:val="left"/>
-      <w:pPr>
-        <w:ind w:left="3240" w:hanging="360"/>
-      </w:pPr>
-      <w:rPr>
-        <w:rFonts w:ascii="Symbol" w:hAnsi="Symbol" w:hint="default"/>
-      </w:rPr>
-    </w:lvl>
-  </w:abstractNum>
-  <w:abstractNum w:abstractNumId="42" w15:restartNumberingAfterBreak="0">
-    <w:nsid w:val="7E7F1C51"/>
-    <w:multiLevelType w:val="multilevel"/>
-    <w:tmpl w:val="100C0021"/>
-    <w:lvl w:ilvl="0">
-      <w:start w:val="1"/>
-      <w:numFmt w:val="bullet"/>
-      <w:lvlText w:val=""/>
-      <w:lvlJc w:val="left"/>
-      <w:pPr>
-        <w:ind w:left="360" w:hanging="360"/>
-      </w:pPr>
-      <w:rPr>
-        <w:rFonts w:ascii="Wingdings" w:hAnsi="Wingdings" w:hint="default"/>
-      </w:rPr>
-    </w:lvl>
-    <w:lvl w:ilvl="1">
-      <w:start w:val="1"/>
-      <w:numFmt w:val="bullet"/>
-      <w:lvlText w:val=""/>
-      <w:lvlJc w:val="left"/>
-      <w:pPr>
-        <w:ind w:left="720" w:hanging="360"/>
-      </w:pPr>
-      <w:rPr>
-        <w:rFonts w:ascii="Wingdings" w:hAnsi="Wingdings" w:hint="default"/>
-      </w:rPr>
-    </w:lvl>
-    <w:lvl w:ilvl="2">
-      <w:start w:val="1"/>
-      <w:numFmt w:val="bullet"/>
-      <w:lvlText w:val=""/>
-      <w:lvlJc w:val="left"/>
-      <w:pPr>
-        <w:ind w:left="1080" w:hanging="360"/>
-      </w:pPr>
-      <w:rPr>
-        <w:rFonts w:ascii="Wingdings" w:hAnsi="Wingdings" w:hint="default"/>
-      </w:rPr>
-    </w:lvl>
-    <w:lvl w:ilvl="3">
-      <w:start w:val="1"/>
-      <w:numFmt w:val="bullet"/>
-      <w:lvlText w:val=""/>
-      <w:lvlJc w:val="left"/>
-      <w:pPr>
-        <w:ind w:left="1440" w:hanging="360"/>
-      </w:pPr>
-      <w:rPr>
-        <w:rFonts w:ascii="Symbol" w:hAnsi="Symbol" w:hint="default"/>
-      </w:rPr>
-    </w:lvl>
-    <w:lvl w:ilvl="4">
-      <w:start w:val="1"/>
-      <w:numFmt w:val="bullet"/>
-      <w:lvlText w:val=""/>
-      <w:lvlJc w:val="left"/>
-      <w:pPr>
-        <w:ind w:left="1800" w:hanging="360"/>
-      </w:pPr>
-      <w:rPr>
-        <w:rFonts w:ascii="Symbol" w:hAnsi="Symbol" w:hint="default"/>
-      </w:rPr>
-    </w:lvl>
-    <w:lvl w:ilvl="5">
-      <w:start w:val="1"/>
-      <w:numFmt w:val="bullet"/>
-      <w:lvlText w:val=""/>
-      <w:lvlJc w:val="left"/>
-      <w:pPr>
-        <w:ind w:left="2160" w:hanging="360"/>
-      </w:pPr>
-      <w:rPr>
-        <w:rFonts w:ascii="Wingdings" w:hAnsi="Wingdings" w:hint="default"/>
-      </w:rPr>
-    </w:lvl>
-    <w:lvl w:ilvl="6">
-      <w:start w:val="1"/>
-      <w:numFmt w:val="bullet"/>
-      <w:lvlText w:val=""/>
-      <w:lvlJc w:val="left"/>
-      <w:pPr>
-        <w:ind w:left="2520" w:hanging="360"/>
-      </w:pPr>
-      <w:rPr>
-        <w:rFonts w:ascii="Wingdings" w:hAnsi="Wingdings" w:hint="default"/>
-      </w:rPr>
-    </w:lvl>
-    <w:lvl w:ilvl="7">
-      <w:start w:val="1"/>
-      <w:numFmt w:val="bullet"/>
-      <w:lvlText w:val=""/>
-      <w:lvlJc w:val="left"/>
-      <w:pPr>
-        <w:ind w:left="2880" w:hanging="360"/>
-      </w:pPr>
-      <w:rPr>
-        <w:rFonts w:ascii="Symbol" w:hAnsi="Symbol" w:hint="default"/>
-      </w:rPr>
-    </w:lvl>
-    <w:lvl w:ilvl="8">
-      <w:start w:val="1"/>
-      <w:numFmt w:val="bullet"/>
-      <w:lvlText w:val=""/>
-      <w:lvlJc w:val="left"/>
-      <w:pPr>
-        <w:ind w:left="3240" w:hanging="360"/>
-      </w:pPr>
-      <w:rPr>
-        <w:rFonts w:ascii="Symbol" w:hAnsi="Symbol" w:hint="default"/>
       </w:rPr>
     </w:lvl>
   </w:abstractNum>
   <w:num w:numId="1" w16cid:durableId="975646661">
+    <w:abstractNumId w:val="1"/>
+  </w:num>
+  <w:num w:numId="2" w16cid:durableId="655842801">
+    <w:abstractNumId w:val="5"/>
+  </w:num>
+  <w:num w:numId="3" w16cid:durableId="1824809662">
+    <w:abstractNumId w:val="3"/>
+  </w:num>
+  <w:num w:numId="4" w16cid:durableId="1200237235">
+    <w:abstractNumId w:val="7"/>
+  </w:num>
+  <w:num w:numId="5" w16cid:durableId="1955090194">
+    <w:abstractNumId w:val="8"/>
+  </w:num>
+  <w:num w:numId="6" w16cid:durableId="1708094444">
+    <w:abstractNumId w:val="2"/>
+  </w:num>
+  <w:num w:numId="7" w16cid:durableId="802383293">
+    <w:abstractNumId w:val="4"/>
+  </w:num>
+  <w:num w:numId="8" w16cid:durableId="594217520">
+    <w:abstractNumId w:val="0"/>
+  </w:num>
+  <w:num w:numId="9" w16cid:durableId="928197023">
+    <w:abstractNumId w:val="9"/>
+  </w:num>
+  <w:num w:numId="10" w16cid:durableId="1945337446">
+    <w:abstractNumId w:val="11"/>
+  </w:num>
+  <w:num w:numId="11" w16cid:durableId="748236868">
+    <w:abstractNumId w:val="10"/>
+  </w:num>
+  <w:num w:numId="12" w16cid:durableId="1712805136">
+    <w:abstractNumId w:val="6"/>
+  </w:num>
+  <w:num w:numId="13" w16cid:durableId="965889829">
     <w:abstractNumId w:val="12"/>
   </w:num>
-  <w:num w:numId="2" w16cid:durableId="655842801">
-    <w:abstractNumId w:val="19"/>
-  </w:num>
-  <w:num w:numId="3" w16cid:durableId="1824809662">
-    <w:abstractNumId w:val="16"/>
-  </w:num>
-  <w:num w:numId="4" w16cid:durableId="2071223764">
-    <w:abstractNumId w:val="37"/>
-  </w:num>
-  <w:num w:numId="5" w16cid:durableId="21563355">
-    <w:abstractNumId w:val="37"/>
-  </w:num>
-  <w:num w:numId="6" w16cid:durableId="289871386">
-    <w:abstractNumId w:val="16"/>
-  </w:num>
-  <w:num w:numId="7" w16cid:durableId="2040427827">
-    <w:abstractNumId w:val="16"/>
-  </w:num>
-  <w:num w:numId="8" w16cid:durableId="600920665">
-    <w:abstractNumId w:val="16"/>
-  </w:num>
-  <w:num w:numId="9" w16cid:durableId="1339501055">
-    <w:abstractNumId w:val="16"/>
-  </w:num>
-  <w:num w:numId="10" w16cid:durableId="2038849588">
-    <w:abstractNumId w:val="37"/>
-  </w:num>
-  <w:num w:numId="11" w16cid:durableId="674114578">
-    <w:abstractNumId w:val="16"/>
-  </w:num>
-  <w:num w:numId="12" w16cid:durableId="1349261024">
-    <w:abstractNumId w:val="22"/>
-  </w:num>
-  <w:num w:numId="13" w16cid:durableId="1200237235">
-    <w:abstractNumId w:val="21"/>
-  </w:num>
-  <w:num w:numId="14" w16cid:durableId="573200217">
-    <w:abstractNumId w:val="20"/>
-  </w:num>
-  <w:num w:numId="15" w16cid:durableId="798648019">
-    <w:abstractNumId w:val="17"/>
-  </w:num>
-  <w:num w:numId="16" w16cid:durableId="2082632251">
-    <w:abstractNumId w:val="33"/>
-  </w:num>
-  <w:num w:numId="17" w16cid:durableId="2146894176">
-    <w:abstractNumId w:val="27"/>
-  </w:num>
-  <w:num w:numId="18" w16cid:durableId="1670476422">
-    <w:abstractNumId w:val="42"/>
-  </w:num>
-  <w:num w:numId="19" w16cid:durableId="1774085574">
-    <w:abstractNumId w:val="40"/>
-  </w:num>
-  <w:num w:numId="20" w16cid:durableId="1132482527">
-    <w:abstractNumId w:val="10"/>
-  </w:num>
-  <w:num w:numId="21" w16cid:durableId="1928541929">
-    <w:abstractNumId w:val="38"/>
-  </w:num>
-  <w:num w:numId="22" w16cid:durableId="2057583399">
-    <w:abstractNumId w:val="26"/>
-  </w:num>
-  <w:num w:numId="23" w16cid:durableId="1955090194">
-    <w:abstractNumId w:val="24"/>
-  </w:num>
-  <w:num w:numId="24" w16cid:durableId="1708094444">
-    <w:abstractNumId w:val="14"/>
-  </w:num>
-  <w:num w:numId="25" w16cid:durableId="802383293">
-    <w:abstractNumId w:val="18"/>
-  </w:num>
-  <w:num w:numId="26" w16cid:durableId="1775200987">
-    <w:abstractNumId w:val="13"/>
-  </w:num>
-  <w:num w:numId="27" w16cid:durableId="1419405076">
-    <w:abstractNumId w:val="32"/>
-  </w:num>
-  <w:num w:numId="28" w16cid:durableId="1834293107">
-    <w:abstractNumId w:val="35"/>
-  </w:num>
-  <w:num w:numId="29" w16cid:durableId="1106658217">
-    <w:abstractNumId w:val="30"/>
-  </w:num>
-  <w:num w:numId="30" w16cid:durableId="1913733430">
-    <w:abstractNumId w:val="31"/>
-  </w:num>
-  <w:num w:numId="31" w16cid:durableId="683167554">
-    <w:abstractNumId w:val="39"/>
-  </w:num>
-  <w:num w:numId="32" w16cid:durableId="955259452">
-    <w:abstractNumId w:val="8"/>
-  </w:num>
-  <w:num w:numId="33" w16cid:durableId="1869760611">
-    <w:abstractNumId w:val="3"/>
-  </w:num>
-  <w:num w:numId="34" w16cid:durableId="2037778253">
-    <w:abstractNumId w:val="2"/>
-  </w:num>
-  <w:num w:numId="35" w16cid:durableId="598100318">
-    <w:abstractNumId w:val="1"/>
-  </w:num>
-  <w:num w:numId="36" w16cid:durableId="785540136">
-    <w:abstractNumId w:val="0"/>
-  </w:num>
-  <w:num w:numId="37" w16cid:durableId="1263033156">
-    <w:abstractNumId w:val="9"/>
-  </w:num>
-  <w:num w:numId="38" w16cid:durableId="2129279821">
-    <w:abstractNumId w:val="7"/>
-  </w:num>
-  <w:num w:numId="39" w16cid:durableId="1644188802">
-    <w:abstractNumId w:val="6"/>
-  </w:num>
-  <w:num w:numId="40" w16cid:durableId="278074464">
-    <w:abstractNumId w:val="5"/>
-  </w:num>
-  <w:num w:numId="41" w16cid:durableId="940987127">
-    <w:abstractNumId w:val="4"/>
-  </w:num>
-  <w:num w:numId="42" w16cid:durableId="556816648">
-    <w:abstractNumId w:val="28"/>
-  </w:num>
-  <w:num w:numId="43" w16cid:durableId="1242325609">
-    <w:abstractNumId w:val="25"/>
-  </w:num>
-  <w:num w:numId="44" w16cid:durableId="376517696">
-    <w:abstractNumId w:val="41"/>
-  </w:num>
-  <w:num w:numId="45" w16cid:durableId="534393247">
-    <w:abstractNumId w:val="15"/>
-  </w:num>
-  <w:num w:numId="46" w16cid:durableId="1253321437">
-    <w:abstractNumId w:val="23"/>
-  </w:num>
-  <w:num w:numId="47" w16cid:durableId="1578444669">
-    <w:abstractNumId w:val="34"/>
-  </w:num>
-  <w:num w:numId="48" w16cid:durableId="594217520">
-    <w:abstractNumId w:val="11"/>
-  </w:num>
-  <w:num w:numId="49" w16cid:durableId="928197023">
-    <w:abstractNumId w:val="29"/>
-  </w:num>
-  <w:num w:numId="50" w16cid:durableId="1945337446">
-    <w:abstractNumId w:val="36"/>
-  </w:num>
-  <w:numIdMacAtCleanup w:val="4"/>
+  <w:numIdMacAtCleanup w:val="13"/>
 </w:numbering>
 </file>
 
@@ -9176,7 +7843,7 @@
       <w:keepNext/>
       <w:keepLines/>
       <w:numPr>
-        <w:numId w:val="13"/>
+        <w:numId w:val="4"/>
       </w:numPr>
       <w:spacing w:before="180" w:after="60"/>
       <w:outlineLvl w:val="0"/>
@@ -9202,7 +7869,7 @@
       <w:keepNext/>
       <w:numPr>
         <w:ilvl w:val="1"/>
-        <w:numId w:val="13"/>
+        <w:numId w:val="4"/>
       </w:numPr>
       <w:spacing w:before="120" w:after="60"/>
       <w:outlineLvl w:val="1"/>
@@ -9226,7 +7893,7 @@
       <w:keepNext/>
       <w:numPr>
         <w:ilvl w:val="2"/>
-        <w:numId w:val="13"/>
+        <w:numId w:val="4"/>
       </w:numPr>
       <w:spacing w:before="120" w:after="120"/>
       <w:outlineLvl w:val="2"/>
@@ -9365,7 +8032,6 @@
   <w:style w:type="character" w:default="1" w:styleId="Policepardfaut">
     <w:name w:val="Default Paragraph Font"/>
     <w:uiPriority w:val="1"/>
-    <w:semiHidden/>
     <w:unhideWhenUsed/>
   </w:style>
   <w:style w:type="table" w:default="1" w:styleId="TableauNormal">
@@ -10174,6 +8840,15 @@
 </file>
 
 <file path=customXml/item1.xml><?xml version="1.0" encoding="utf-8"?>
+<?mso-contentType ?>
+<FormTemplates xmlns="http://schemas.microsoft.com/sharepoint/v3/contenttype/forms">
+  <Display>DocumentLibraryForm</Display>
+  <Edit>DocumentLibraryForm</Edit>
+  <New>DocumentLibraryForm</New>
+</FormTemplates>
+</file>
+
+<file path=customXml/item2.xml><?xml version="1.0" encoding="utf-8"?>
 <p:properties xmlns:p="http://schemas.microsoft.com/office/2006/metadata/properties" xmlns:xsi="http://www.w3.org/2001/XMLSchema-instance" xmlns:pc="http://schemas.microsoft.com/office/infopath/2007/PartnerControls">
   <documentManagement>
     <lcf76f155ced4ddcb4097134ff3c332f xmlns="a1b10758-7132-46a4-a2fe-7a2cf46f51f4">
@@ -10184,16 +8859,11 @@
 </p:properties>
 </file>
 
-<file path=customXml/item2.xml><?xml version="1.0" encoding="utf-8"?>
-<?mso-contentType ?>
-<FormTemplates xmlns="http://schemas.microsoft.com/sharepoint/v3/contenttype/forms">
-  <Display>DocumentLibraryForm</Display>
-  <Edit>DocumentLibraryForm</Edit>
-  <New>DocumentLibraryForm</New>
-</FormTemplates>
+<file path=customXml/item3.xml><?xml version="1.0" encoding="utf-8"?>
+<b:Sources xmlns:b="http://schemas.openxmlformats.org/officeDocument/2006/bibliography" xmlns="http://schemas.openxmlformats.org/officeDocument/2006/bibliography" SelectedStyle="\APA.XSL" StyleName="APA"/>
 </file>
 
-<file path=customXml/item3.xml><?xml version="1.0" encoding="utf-8"?>
+<file path=customXml/item4.xml><?xml version="1.0" encoding="utf-8"?>
 <ct:contentTypeSchema xmlns:ct="http://schemas.microsoft.com/office/2006/metadata/contentType" xmlns:ma="http://schemas.microsoft.com/office/2006/metadata/properties/metaAttributes" ct:_="" ma:_="" ma:contentTypeName="Document" ma:contentTypeID="0x0101005A5B8F5EAAC22C48A11F5D9A60E6F21D" ma:contentTypeVersion="16" ma:contentTypeDescription="Crée un document." ma:contentTypeScope="" ma:versionID="f2b963976306cc54294b7f4545a3c6c4">
   <xsd:schema xmlns:xsd="http://www.w3.org/2001/XMLSchema" xmlns:xs="http://www.w3.org/2001/XMLSchema" xmlns:p="http://schemas.microsoft.com/office/2006/metadata/properties" xmlns:ns2="a1b10758-7132-46a4-a2fe-7a2cf46f51f4" xmlns:ns3="f7d9f5a6-831d-4621-8c77-cbcaf993e406" targetNamespace="http://schemas.microsoft.com/office/2006/metadata/properties" ma:root="true" ma:fieldsID="e5e135fa2fc1295e1586ddcd9c1a8904" ns2:_="" ns3:_="">
     <xsd:import namespace="a1b10758-7132-46a4-a2fe-7a2cf46f51f4"/>
@@ -10436,11 +9106,15 @@
 </ct:contentTypeSchema>
 </file>
 
-<file path=customXml/item4.xml><?xml version="1.0" encoding="utf-8"?>
-<b:Sources xmlns:b="http://schemas.openxmlformats.org/officeDocument/2006/bibliography" xmlns="http://schemas.openxmlformats.org/officeDocument/2006/bibliography" SelectedStyle="\APA.XSL" StyleName="APA"/>
+<file path=customXml/itemProps1.xml><?xml version="1.0" encoding="utf-8"?>
+<ds:datastoreItem xmlns:ds="http://schemas.openxmlformats.org/officeDocument/2006/customXml" ds:itemID="{5E865F57-6285-4B13-9F81-ABD3A2DB1ADD}">
+  <ds:schemaRefs>
+    <ds:schemaRef ds:uri="http://schemas.microsoft.com/sharepoint/v3/contenttype/forms"/>
+  </ds:schemaRefs>
+</ds:datastoreItem>
 </file>
 
-<file path=customXml/itemProps1.xml><?xml version="1.0" encoding="utf-8"?>
+<file path=customXml/itemProps2.xml><?xml version="1.0" encoding="utf-8"?>
 <ds:datastoreItem xmlns:ds="http://schemas.openxmlformats.org/officeDocument/2006/customXml" ds:itemID="{24954833-9F05-49C5-955F-86E47D037F04}">
   <ds:schemaRefs>
     <ds:schemaRef ds:uri="http://schemas.microsoft.com/office/2006/metadata/properties"/>
@@ -10451,15 +9125,15 @@
 </ds:datastoreItem>
 </file>
 
-<file path=customXml/itemProps2.xml><?xml version="1.0" encoding="utf-8"?>
-<ds:datastoreItem xmlns:ds="http://schemas.openxmlformats.org/officeDocument/2006/customXml" ds:itemID="{5E865F57-6285-4B13-9F81-ABD3A2DB1ADD}">
+<file path=customXml/itemProps3.xml><?xml version="1.0" encoding="utf-8"?>
+<ds:datastoreItem xmlns:ds="http://schemas.openxmlformats.org/officeDocument/2006/customXml" ds:itemID="{CC7784B4-F310-4DC4-8DFD-79BD564D2FFE}">
   <ds:schemaRefs>
-    <ds:schemaRef ds:uri="http://schemas.microsoft.com/sharepoint/v3/contenttype/forms"/>
+    <ds:schemaRef ds:uri="http://schemas.openxmlformats.org/officeDocument/2006/bibliography"/>
   </ds:schemaRefs>
 </ds:datastoreItem>
 </file>
 
-<file path=customXml/itemProps3.xml><?xml version="1.0" encoding="utf-8"?>
+<file path=customXml/itemProps4.xml><?xml version="1.0" encoding="utf-8"?>
 <ds:datastoreItem xmlns:ds="http://schemas.openxmlformats.org/officeDocument/2006/customXml" ds:itemID="{C9A788E4-007D-401C-881B-2F70B33A007D}">
   <ds:schemaRefs>
     <ds:schemaRef ds:uri="http://schemas.microsoft.com/office/2006/metadata/contentType"/>
@@ -10476,12 +9150,4 @@
     <ds:schemaRef ds:uri="http://schemas.microsoft.com/internal/obd"/>
   </ds:schemaRefs>
 </ds:datastoreItem>
-</file>
-
-<file path=customXml/itemProps4.xml><?xml version="1.0" encoding="utf-8"?>
-<ds:datastoreItem xmlns:ds="http://schemas.openxmlformats.org/officeDocument/2006/customXml" ds:itemID="{CC7784B4-F310-4DC4-8DFD-79BD564D2FFE}">
-  <ds:schemaRefs>
-    <ds:schemaRef ds:uri="http://schemas.openxmlformats.org/officeDocument/2006/bibliography"/>
-  </ds:schemaRefs>
-</ds:datastoreItem>
 </file>
--- a/docs/rapport/R-I323-KirilBormin.docx
+++ b/docs/rapport/R-I323-KirilBormin.docx
@@ -154,8 +154,10 @@
           <w:bCs w:val="0"/>
           <w:caps w:val="0"/>
           <w:noProof/>
-          <w:sz w:val="22"/>
-          <w:szCs w:val="22"/>
+          <w:kern w:val="2"/>
+          <w:sz w:val="24"/>
+          <w:szCs w:val="24"/>
+          <w14:ligatures w14:val="standardContextual"/>
         </w:rPr>
       </w:pPr>
       <w:r>
@@ -191,7 +193,7 @@
         </w:rPr>
         <w:fldChar w:fldCharType="separate"/>
       </w:r>
-      <w:hyperlink w:anchor="_Toc71040023" w:history="1">
+      <w:hyperlink w:anchor="_Toc244079140" w:history="1">
         <w:r>
           <w:rPr>
             <w:rStyle w:val="Lienhypertexte"/>
@@ -206,8 +208,10 @@
             <w:bCs w:val="0"/>
             <w:caps w:val="0"/>
             <w:noProof/>
-            <w:sz w:val="22"/>
-            <w:szCs w:val="22"/>
+            <w:kern w:val="2"/>
+            <w:sz w:val="24"/>
+            <w:szCs w:val="24"/>
+            <w14:ligatures w14:val="standardContextual"/>
           </w:rPr>
           <w:tab/>
         </w:r>
@@ -237,7 +241,7 @@
             <w:noProof/>
             <w:webHidden/>
           </w:rPr>
-          <w:instrText xml:space="preserve"> PAGEREF _Toc71040023 \h </w:instrText>
+          <w:instrText xml:space="preserve"> PAGEREF _Toc244079140 \h </w:instrText>
         </w:r>
         <w:r>
           <w:rPr>
@@ -279,11 +283,13 @@
           <w:rFonts w:eastAsiaTheme="minorEastAsia" w:cstheme="minorBidi"/>
           <w:smallCaps w:val="0"/>
           <w:noProof/>
-          <w:sz w:val="22"/>
-          <w:szCs w:val="22"/>
-        </w:rPr>
-      </w:pPr>
-      <w:hyperlink w:anchor="_Toc71040024" w:history="1">
+          <w:kern w:val="2"/>
+          <w:sz w:val="24"/>
+          <w:szCs w:val="24"/>
+          <w14:ligatures w14:val="standardContextual"/>
+        </w:rPr>
+      </w:pPr>
+      <w:hyperlink w:anchor="_Toc244079141" w:history="1">
         <w:r>
           <w:rPr>
             <w:rStyle w:val="Lienhypertexte"/>
@@ -296,8 +302,10 @@
             <w:rFonts w:eastAsiaTheme="minorEastAsia" w:cstheme="minorBidi"/>
             <w:smallCaps w:val="0"/>
             <w:noProof/>
-            <w:sz w:val="22"/>
-            <w:szCs w:val="22"/>
+            <w:kern w:val="2"/>
+            <w:sz w:val="24"/>
+            <w:szCs w:val="24"/>
+            <w14:ligatures w14:val="standardContextual"/>
           </w:rPr>
           <w:tab/>
         </w:r>
@@ -327,7 +335,7 @@
             <w:noProof/>
             <w:webHidden/>
           </w:rPr>
-          <w:instrText xml:space="preserve"> PAGEREF _Toc71040024 \h </w:instrText>
+          <w:instrText xml:space="preserve"> PAGEREF _Toc244079141 \h </w:instrText>
         </w:r>
         <w:r>
           <w:rPr>
@@ -369,11 +377,13 @@
           <w:rFonts w:eastAsiaTheme="minorEastAsia" w:cstheme="minorBidi"/>
           <w:smallCaps w:val="0"/>
           <w:noProof/>
-          <w:sz w:val="22"/>
-          <w:szCs w:val="22"/>
-        </w:rPr>
-      </w:pPr>
-      <w:hyperlink w:anchor="_Toc71040025" w:history="1">
+          <w:kern w:val="2"/>
+          <w:sz w:val="24"/>
+          <w:szCs w:val="24"/>
+          <w14:ligatures w14:val="standardContextual"/>
+        </w:rPr>
+      </w:pPr>
+      <w:hyperlink w:anchor="_Toc244079142" w:history="1">
         <w:r>
           <w:rPr>
             <w:rStyle w:val="Lienhypertexte"/>
@@ -386,8 +396,10 @@
             <w:rFonts w:eastAsiaTheme="minorEastAsia" w:cstheme="minorBidi"/>
             <w:smallCaps w:val="0"/>
             <w:noProof/>
-            <w:sz w:val="22"/>
-            <w:szCs w:val="22"/>
+            <w:kern w:val="2"/>
+            <w:sz w:val="24"/>
+            <w:szCs w:val="24"/>
+            <w14:ligatures w14:val="standardContextual"/>
           </w:rPr>
           <w:tab/>
         </w:r>
@@ -417,7 +429,195 @@
             <w:noProof/>
             <w:webHidden/>
           </w:rPr>
-          <w:instrText xml:space="preserve"> PAGEREF _Toc71040025 \h </w:instrText>
+          <w:instrText xml:space="preserve"> PAGEREF _Toc244079142 \h </w:instrText>
+        </w:r>
+        <w:r>
+          <w:rPr>
+            <w:noProof/>
+            <w:webHidden/>
+          </w:rPr>
+        </w:r>
+        <w:r>
+          <w:rPr>
+            <w:noProof/>
+            <w:webHidden/>
+          </w:rPr>
+          <w:fldChar w:fldCharType="separate"/>
+        </w:r>
+        <w:r>
+          <w:rPr>
+            <w:noProof/>
+            <w:webHidden/>
+          </w:rPr>
+          <w:t>3</w:t>
+        </w:r>
+        <w:r>
+          <w:rPr>
+            <w:noProof/>
+            <w:webHidden/>
+          </w:rPr>
+          <w:fldChar w:fldCharType="end"/>
+        </w:r>
+      </w:hyperlink>
+    </w:p>
+    <w:p>
+      <w:pPr>
+        <w:pStyle w:val="TM2"/>
+        <w:tabs>
+          <w:tab w:val="left" w:pos="800"/>
+          <w:tab w:val="right" w:leader="dot" w:pos="9060"/>
+        </w:tabs>
+        <w:rPr>
+          <w:rFonts w:eastAsiaTheme="minorEastAsia" w:cstheme="minorBidi"/>
+          <w:smallCaps w:val="0"/>
+          <w:noProof/>
+          <w:kern w:val="2"/>
+          <w:sz w:val="24"/>
+          <w:szCs w:val="24"/>
+          <w14:ligatures w14:val="standardContextual"/>
+        </w:rPr>
+      </w:pPr>
+      <w:hyperlink w:anchor="_Toc244079143" w:history="1">
+        <w:r>
+          <w:rPr>
+            <w:rStyle w:val="Lienhypertexte"/>
+            <w:noProof/>
+          </w:rPr>
+          <w:t>1.3</w:t>
+        </w:r>
+        <w:r>
+          <w:rPr>
+            <w:rFonts w:eastAsiaTheme="minorEastAsia" w:cstheme="minorBidi"/>
+            <w:smallCaps w:val="0"/>
+            <w:noProof/>
+            <w:kern w:val="2"/>
+            <w:sz w:val="24"/>
+            <w:szCs w:val="24"/>
+            <w14:ligatures w14:val="standardContextual"/>
+          </w:rPr>
+          <w:tab/>
+        </w:r>
+        <w:r>
+          <w:rPr>
+            <w:rStyle w:val="Lienhypertexte"/>
+            <w:noProof/>
+          </w:rPr>
+          <w:t>Domaine et source de données</w:t>
+        </w:r>
+        <w:r>
+          <w:rPr>
+            <w:noProof/>
+            <w:webHidden/>
+          </w:rPr>
+          <w:tab/>
+        </w:r>
+        <w:r>
+          <w:rPr>
+            <w:noProof/>
+            <w:webHidden/>
+          </w:rPr>
+          <w:fldChar w:fldCharType="begin"/>
+        </w:r>
+        <w:r>
+          <w:rPr>
+            <w:noProof/>
+            <w:webHidden/>
+          </w:rPr>
+          <w:instrText xml:space="preserve"> PAGEREF _Toc244079143 \h </w:instrText>
+        </w:r>
+        <w:r>
+          <w:rPr>
+            <w:noProof/>
+            <w:webHidden/>
+          </w:rPr>
+        </w:r>
+        <w:r>
+          <w:rPr>
+            <w:noProof/>
+            <w:webHidden/>
+          </w:rPr>
+          <w:fldChar w:fldCharType="separate"/>
+        </w:r>
+        <w:r>
+          <w:rPr>
+            <w:noProof/>
+            <w:webHidden/>
+          </w:rPr>
+          <w:t>3</w:t>
+        </w:r>
+        <w:r>
+          <w:rPr>
+            <w:noProof/>
+            <w:webHidden/>
+          </w:rPr>
+          <w:fldChar w:fldCharType="end"/>
+        </w:r>
+      </w:hyperlink>
+    </w:p>
+    <w:p>
+      <w:pPr>
+        <w:pStyle w:val="TM2"/>
+        <w:tabs>
+          <w:tab w:val="left" w:pos="800"/>
+          <w:tab w:val="right" w:leader="dot" w:pos="9060"/>
+        </w:tabs>
+        <w:rPr>
+          <w:rFonts w:eastAsiaTheme="minorEastAsia" w:cstheme="minorBidi"/>
+          <w:smallCaps w:val="0"/>
+          <w:noProof/>
+          <w:kern w:val="2"/>
+          <w:sz w:val="24"/>
+          <w:szCs w:val="24"/>
+          <w14:ligatures w14:val="standardContextual"/>
+        </w:rPr>
+      </w:pPr>
+      <w:hyperlink w:anchor="_Toc244079144" w:history="1">
+        <w:r>
+          <w:rPr>
+            <w:rStyle w:val="Lienhypertexte"/>
+            <w:noProof/>
+          </w:rPr>
+          <w:t>1.4</w:t>
+        </w:r>
+        <w:r>
+          <w:rPr>
+            <w:rFonts w:eastAsiaTheme="minorEastAsia" w:cstheme="minorBidi"/>
+            <w:smallCaps w:val="0"/>
+            <w:noProof/>
+            <w:kern w:val="2"/>
+            <w:sz w:val="24"/>
+            <w:szCs w:val="24"/>
+            <w14:ligatures w14:val="standardContextual"/>
+          </w:rPr>
+          <w:tab/>
+        </w:r>
+        <w:r>
+          <w:rPr>
+            <w:rStyle w:val="Lienhypertexte"/>
+            <w:noProof/>
+          </w:rPr>
+          <w:t>Objectifs</w:t>
+        </w:r>
+        <w:r>
+          <w:rPr>
+            <w:noProof/>
+            <w:webHidden/>
+          </w:rPr>
+          <w:tab/>
+        </w:r>
+        <w:r>
+          <w:rPr>
+            <w:noProof/>
+            <w:webHidden/>
+          </w:rPr>
+          <w:fldChar w:fldCharType="begin"/>
+        </w:r>
+        <w:r>
+          <w:rPr>
+            <w:noProof/>
+            <w:webHidden/>
+          </w:rPr>
+          <w:instrText xml:space="preserve"> PAGEREF _Toc244079144 \h </w:instrText>
         </w:r>
         <w:r>
           <w:rPr>
@@ -461,11 +661,13 @@
           <w:bCs w:val="0"/>
           <w:caps w:val="0"/>
           <w:noProof/>
-          <w:sz w:val="22"/>
-          <w:szCs w:val="22"/>
-        </w:rPr>
-      </w:pPr>
-      <w:hyperlink w:anchor="_Toc71040026" w:history="1">
+          <w:kern w:val="2"/>
+          <w:sz w:val="24"/>
+          <w:szCs w:val="24"/>
+          <w14:ligatures w14:val="standardContextual"/>
+        </w:rPr>
+      </w:pPr>
+      <w:hyperlink w:anchor="_Toc244079145" w:history="1">
         <w:r>
           <w:rPr>
             <w:rStyle w:val="Lienhypertexte"/>
@@ -480,8 +682,10 @@
             <w:bCs w:val="0"/>
             <w:caps w:val="0"/>
             <w:noProof/>
-            <w:sz w:val="22"/>
-            <w:szCs w:val="22"/>
+            <w:kern w:val="2"/>
+            <w:sz w:val="24"/>
+            <w:szCs w:val="24"/>
+            <w14:ligatures w14:val="standardContextual"/>
           </w:rPr>
           <w:tab/>
         </w:r>
@@ -511,7 +715,101 @@
             <w:noProof/>
             <w:webHidden/>
           </w:rPr>
-          <w:instrText xml:space="preserve"> PAGEREF _Toc71040026 \h </w:instrText>
+          <w:instrText xml:space="preserve"> PAGEREF _Toc244079145 \h </w:instrText>
+        </w:r>
+        <w:r>
+          <w:rPr>
+            <w:noProof/>
+            <w:webHidden/>
+          </w:rPr>
+        </w:r>
+        <w:r>
+          <w:rPr>
+            <w:noProof/>
+            <w:webHidden/>
+          </w:rPr>
+          <w:fldChar w:fldCharType="separate"/>
+        </w:r>
+        <w:r>
+          <w:rPr>
+            <w:noProof/>
+            <w:webHidden/>
+          </w:rPr>
+          <w:t>3</w:t>
+        </w:r>
+        <w:r>
+          <w:rPr>
+            <w:noProof/>
+            <w:webHidden/>
+          </w:rPr>
+          <w:fldChar w:fldCharType="end"/>
+        </w:r>
+      </w:hyperlink>
+    </w:p>
+    <w:p>
+      <w:pPr>
+        <w:pStyle w:val="TM2"/>
+        <w:tabs>
+          <w:tab w:val="left" w:pos="800"/>
+          <w:tab w:val="right" w:leader="dot" w:pos="9060"/>
+        </w:tabs>
+        <w:rPr>
+          <w:rFonts w:eastAsiaTheme="minorEastAsia" w:cstheme="minorBidi"/>
+          <w:smallCaps w:val="0"/>
+          <w:noProof/>
+          <w:kern w:val="2"/>
+          <w:sz w:val="24"/>
+          <w:szCs w:val="24"/>
+          <w14:ligatures w14:val="standardContextual"/>
+        </w:rPr>
+      </w:pPr>
+      <w:hyperlink w:anchor="_Toc244079146" w:history="1">
+        <w:r>
+          <w:rPr>
+            <w:rStyle w:val="Lienhypertexte"/>
+            <w:noProof/>
+          </w:rPr>
+          <w:t>2.1</w:t>
+        </w:r>
+        <w:r>
+          <w:rPr>
+            <w:rFonts w:eastAsiaTheme="minorEastAsia" w:cstheme="minorBidi"/>
+            <w:smallCaps w:val="0"/>
+            <w:noProof/>
+            <w:kern w:val="2"/>
+            <w:sz w:val="24"/>
+            <w:szCs w:val="24"/>
+            <w14:ligatures w14:val="standardContextual"/>
+          </w:rPr>
+          <w:tab/>
+        </w:r>
+        <w:r>
+          <w:rPr>
+            <w:rStyle w:val="Lienhypertexte"/>
+            <w:noProof/>
+          </w:rPr>
+          <w:t>Planification initiale</w:t>
+        </w:r>
+        <w:r>
+          <w:rPr>
+            <w:noProof/>
+            <w:webHidden/>
+          </w:rPr>
+          <w:tab/>
+        </w:r>
+        <w:r>
+          <w:rPr>
+            <w:noProof/>
+            <w:webHidden/>
+          </w:rPr>
+          <w:fldChar w:fldCharType="begin"/>
+        </w:r>
+        <w:r>
+          <w:rPr>
+            <w:noProof/>
+            <w:webHidden/>
+          </w:rPr>
+          <w:instrText xml:space="preserve"> PAGEREF _Toc244079146 \h </w:instrText>
         </w:r>
         <w:r>
           <w:rPr>
@@ -555,11 +853,13 @@
           <w:bCs w:val="0"/>
           <w:caps w:val="0"/>
           <w:noProof/>
-          <w:sz w:val="22"/>
-          <w:szCs w:val="22"/>
-        </w:rPr>
-      </w:pPr>
-      <w:hyperlink w:anchor="_Toc71040027" w:history="1">
+          <w:kern w:val="2"/>
+          <w:sz w:val="24"/>
+          <w:szCs w:val="24"/>
+          <w14:ligatures w14:val="standardContextual"/>
+        </w:rPr>
+      </w:pPr>
+      <w:hyperlink w:anchor="_Toc244079147" w:history="1">
         <w:r>
           <w:rPr>
             <w:rStyle w:val="Lienhypertexte"/>
@@ -574,8 +874,10 @@
             <w:bCs w:val="0"/>
             <w:caps w:val="0"/>
             <w:noProof/>
-            <w:sz w:val="22"/>
-            <w:szCs w:val="22"/>
+            <w:kern w:val="2"/>
+            <w:sz w:val="24"/>
+            <w:szCs w:val="24"/>
+            <w14:ligatures w14:val="standardContextual"/>
           </w:rPr>
           <w:tab/>
         </w:r>
@@ -584,7 +886,7 @@
             <w:rStyle w:val="Lienhypertexte"/>
             <w:noProof/>
           </w:rPr>
-          <w:t>Points techniques</w:t>
+          <w:t>Analyse fonctionnelle</w:t>
         </w:r>
         <w:r>
           <w:rPr>
@@ -605,7 +907,7 @@
             <w:noProof/>
             <w:webHidden/>
           </w:rPr>
-          <w:instrText xml:space="preserve"> PAGEREF _Toc71040027 \h </w:instrText>
+          <w:instrText xml:space="preserve"> PAGEREF _Toc244079147 \h </w:instrText>
         </w:r>
         <w:r>
           <w:rPr>
@@ -625,7 +927,7 @@
             <w:noProof/>
             <w:webHidden/>
           </w:rPr>
-          <w:t>3</w:t>
+          <w:t>4</w:t>
         </w:r>
         <w:r>
           <w:rPr>
@@ -647,11 +949,13 @@
           <w:rFonts w:eastAsiaTheme="minorEastAsia" w:cstheme="minorBidi"/>
           <w:smallCaps w:val="0"/>
           <w:noProof/>
-          <w:sz w:val="22"/>
-          <w:szCs w:val="22"/>
-        </w:rPr>
-      </w:pPr>
-      <w:hyperlink w:anchor="_Toc71040028" w:history="1">
+          <w:kern w:val="2"/>
+          <w:sz w:val="24"/>
+          <w:szCs w:val="24"/>
+          <w14:ligatures w14:val="standardContextual"/>
+        </w:rPr>
+      </w:pPr>
+      <w:hyperlink w:anchor="_Toc244079148" w:history="1">
         <w:r>
           <w:rPr>
             <w:rStyle w:val="Lienhypertexte"/>
@@ -664,8 +968,10 @@
             <w:rFonts w:eastAsiaTheme="minorEastAsia" w:cstheme="minorBidi"/>
             <w:smallCaps w:val="0"/>
             <w:noProof/>
-            <w:sz w:val="22"/>
-            <w:szCs w:val="22"/>
+            <w:kern w:val="2"/>
+            <w:sz w:val="24"/>
+            <w:szCs w:val="24"/>
+            <w14:ligatures w14:val="standardContextual"/>
           </w:rPr>
           <w:tab/>
         </w:r>
@@ -674,7 +980,7 @@
             <w:rStyle w:val="Lienhypertexte"/>
             <w:noProof/>
           </w:rPr>
-          <w:t>Premier point</w:t>
+          <w:t>#1 — Ajout d'une nouvelle serie depuis un fichier</w:t>
         </w:r>
         <w:r>
           <w:rPr>
@@ -695,7 +1001,7 @@
             <w:noProof/>
             <w:webHidden/>
           </w:rPr>
-          <w:instrText xml:space="preserve"> PAGEREF _Toc71040028 \h </w:instrText>
+          <w:instrText xml:space="preserve"> PAGEREF _Toc244079148 \h </w:instrText>
         </w:r>
         <w:r>
           <w:rPr>
@@ -715,7 +1021,7 @@
             <w:noProof/>
             <w:webHidden/>
           </w:rPr>
-          <w:t>3</w:t>
+          <w:t>4</w:t>
         </w:r>
         <w:r>
           <w:rPr>
@@ -737,11 +1043,13 @@
           <w:rFonts w:eastAsiaTheme="minorEastAsia" w:cstheme="minorBidi"/>
           <w:smallCaps w:val="0"/>
           <w:noProof/>
-          <w:sz w:val="22"/>
-          <w:szCs w:val="22"/>
-        </w:rPr>
-      </w:pPr>
-      <w:hyperlink w:anchor="_Toc71040029" w:history="1">
+          <w:kern w:val="2"/>
+          <w:sz w:val="24"/>
+          <w:szCs w:val="24"/>
+          <w14:ligatures w14:val="standardContextual"/>
+        </w:rPr>
+      </w:pPr>
+      <w:hyperlink w:anchor="_Toc244079149" w:history="1">
         <w:r>
           <w:rPr>
             <w:rStyle w:val="Lienhypertexte"/>
@@ -754,8 +1062,10 @@
             <w:rFonts w:eastAsiaTheme="minorEastAsia" w:cstheme="minorBidi"/>
             <w:smallCaps w:val="0"/>
             <w:noProof/>
-            <w:sz w:val="22"/>
-            <w:szCs w:val="22"/>
+            <w:kern w:val="2"/>
+            <w:sz w:val="24"/>
+            <w:szCs w:val="24"/>
+            <w14:ligatures w14:val="standardContextual"/>
           </w:rPr>
           <w:tab/>
         </w:r>
@@ -764,7 +1074,7 @@
             <w:rStyle w:val="Lienhypertexte"/>
             <w:noProof/>
           </w:rPr>
-          <w:t>Deuxième point</w:t>
+          <w:t>#2 — Masquer une série</w:t>
         </w:r>
         <w:r>
           <w:rPr>
@@ -785,7 +1095,7 @@
             <w:noProof/>
             <w:webHidden/>
           </w:rPr>
-          <w:instrText xml:space="preserve"> PAGEREF _Toc71040029 \h </w:instrText>
+          <w:instrText xml:space="preserve"> PAGEREF _Toc244079149 \h </w:instrText>
         </w:r>
         <w:r>
           <w:rPr>
@@ -805,7 +1115,477 @@
             <w:noProof/>
             <w:webHidden/>
           </w:rPr>
-          <w:t>3</w:t>
+          <w:t>4</w:t>
+        </w:r>
+        <w:r>
+          <w:rPr>
+            <w:noProof/>
+            <w:webHidden/>
+          </w:rPr>
+          <w:fldChar w:fldCharType="end"/>
+        </w:r>
+      </w:hyperlink>
+    </w:p>
+    <w:p>
+      <w:pPr>
+        <w:pStyle w:val="TM2"/>
+        <w:tabs>
+          <w:tab w:val="left" w:pos="800"/>
+          <w:tab w:val="right" w:leader="dot" w:pos="9060"/>
+        </w:tabs>
+        <w:rPr>
+          <w:rFonts w:eastAsiaTheme="minorEastAsia" w:cstheme="minorBidi"/>
+          <w:smallCaps w:val="0"/>
+          <w:noProof/>
+          <w:kern w:val="2"/>
+          <w:sz w:val="24"/>
+          <w:szCs w:val="24"/>
+          <w14:ligatures w14:val="standardContextual"/>
+        </w:rPr>
+      </w:pPr>
+      <w:hyperlink w:anchor="_Toc244079150" w:history="1">
+        <w:r>
+          <w:rPr>
+            <w:rStyle w:val="Lienhypertexte"/>
+            <w:noProof/>
+          </w:rPr>
+          <w:t>3.3</w:t>
+        </w:r>
+        <w:r>
+          <w:rPr>
+            <w:rFonts w:eastAsiaTheme="minorEastAsia" w:cstheme="minorBidi"/>
+            <w:smallCaps w:val="0"/>
+            <w:noProof/>
+            <w:kern w:val="2"/>
+            <w:sz w:val="24"/>
+            <w:szCs w:val="24"/>
+            <w14:ligatures w14:val="standardContextual"/>
+          </w:rPr>
+          <w:tab/>
+        </w:r>
+        <w:r>
+          <w:rPr>
+            <w:rStyle w:val="Lienhypertexte"/>
+            <w:noProof/>
+          </w:rPr>
+          <w:t>#3 — Interaction avec le graphique</w:t>
+        </w:r>
+        <w:r>
+          <w:rPr>
+            <w:noProof/>
+            <w:webHidden/>
+          </w:rPr>
+          <w:tab/>
+        </w:r>
+        <w:r>
+          <w:rPr>
+            <w:noProof/>
+            <w:webHidden/>
+          </w:rPr>
+          <w:fldChar w:fldCharType="begin"/>
+        </w:r>
+        <w:r>
+          <w:rPr>
+            <w:noProof/>
+            <w:webHidden/>
+          </w:rPr>
+          <w:instrText xml:space="preserve"> PAGEREF _Toc244079150 \h </w:instrText>
+        </w:r>
+        <w:r>
+          <w:rPr>
+            <w:noProof/>
+            <w:webHidden/>
+          </w:rPr>
+        </w:r>
+        <w:r>
+          <w:rPr>
+            <w:noProof/>
+            <w:webHidden/>
+          </w:rPr>
+          <w:fldChar w:fldCharType="separate"/>
+        </w:r>
+        <w:r>
+          <w:rPr>
+            <w:noProof/>
+            <w:webHidden/>
+          </w:rPr>
+          <w:t>5</w:t>
+        </w:r>
+        <w:r>
+          <w:rPr>
+            <w:noProof/>
+            <w:webHidden/>
+          </w:rPr>
+          <w:fldChar w:fldCharType="end"/>
+        </w:r>
+      </w:hyperlink>
+    </w:p>
+    <w:p>
+      <w:pPr>
+        <w:pStyle w:val="TM2"/>
+        <w:tabs>
+          <w:tab w:val="left" w:pos="800"/>
+          <w:tab w:val="right" w:leader="dot" w:pos="9060"/>
+        </w:tabs>
+        <w:rPr>
+          <w:rFonts w:eastAsiaTheme="minorEastAsia" w:cstheme="minorBidi"/>
+          <w:smallCaps w:val="0"/>
+          <w:noProof/>
+          <w:kern w:val="2"/>
+          <w:sz w:val="24"/>
+          <w:szCs w:val="24"/>
+          <w14:ligatures w14:val="standardContextual"/>
+        </w:rPr>
+      </w:pPr>
+      <w:hyperlink w:anchor="_Toc244079151" w:history="1">
+        <w:r>
+          <w:rPr>
+            <w:rStyle w:val="Lienhypertexte"/>
+            <w:noProof/>
+          </w:rPr>
+          <w:t>3.4</w:t>
+        </w:r>
+        <w:r>
+          <w:rPr>
+            <w:rFonts w:eastAsiaTheme="minorEastAsia" w:cstheme="minorBidi"/>
+            <w:smallCaps w:val="0"/>
+            <w:noProof/>
+            <w:kern w:val="2"/>
+            <w:sz w:val="24"/>
+            <w:szCs w:val="24"/>
+            <w14:ligatures w14:val="standardContextual"/>
+          </w:rPr>
+          <w:tab/>
+        </w:r>
+        <w:r>
+          <w:rPr>
+            <w:rStyle w:val="Lienhypertexte"/>
+            <w:noProof/>
+          </w:rPr>
+          <w:t>#4 — Labels des graphiques</w:t>
+        </w:r>
+        <w:r>
+          <w:rPr>
+            <w:noProof/>
+            <w:webHidden/>
+          </w:rPr>
+          <w:tab/>
+        </w:r>
+        <w:r>
+          <w:rPr>
+            <w:noProof/>
+            <w:webHidden/>
+          </w:rPr>
+          <w:fldChar w:fldCharType="begin"/>
+        </w:r>
+        <w:r>
+          <w:rPr>
+            <w:noProof/>
+            <w:webHidden/>
+          </w:rPr>
+          <w:instrText xml:space="preserve"> PAGEREF _Toc244079151 \h </w:instrText>
+        </w:r>
+        <w:r>
+          <w:rPr>
+            <w:noProof/>
+            <w:webHidden/>
+          </w:rPr>
+        </w:r>
+        <w:r>
+          <w:rPr>
+            <w:noProof/>
+            <w:webHidden/>
+          </w:rPr>
+          <w:fldChar w:fldCharType="separate"/>
+        </w:r>
+        <w:r>
+          <w:rPr>
+            <w:noProof/>
+            <w:webHidden/>
+          </w:rPr>
+          <w:t>6</w:t>
+        </w:r>
+        <w:r>
+          <w:rPr>
+            <w:noProof/>
+            <w:webHidden/>
+          </w:rPr>
+          <w:fldChar w:fldCharType="end"/>
+        </w:r>
+      </w:hyperlink>
+    </w:p>
+    <w:p>
+      <w:pPr>
+        <w:pStyle w:val="TM2"/>
+        <w:tabs>
+          <w:tab w:val="left" w:pos="800"/>
+          <w:tab w:val="right" w:leader="dot" w:pos="9060"/>
+        </w:tabs>
+        <w:rPr>
+          <w:rFonts w:eastAsiaTheme="minorEastAsia" w:cstheme="minorBidi"/>
+          <w:smallCaps w:val="0"/>
+          <w:noProof/>
+          <w:kern w:val="2"/>
+          <w:sz w:val="24"/>
+          <w:szCs w:val="24"/>
+          <w14:ligatures w14:val="standardContextual"/>
+        </w:rPr>
+      </w:pPr>
+      <w:hyperlink w:anchor="_Toc244079152" w:history="1">
+        <w:r>
+          <w:rPr>
+            <w:rStyle w:val="Lienhypertexte"/>
+            <w:noProof/>
+          </w:rPr>
+          <w:t>3.5</w:t>
+        </w:r>
+        <w:r>
+          <w:rPr>
+            <w:rFonts w:eastAsiaTheme="minorEastAsia" w:cstheme="minorBidi"/>
+            <w:smallCaps w:val="0"/>
+            <w:noProof/>
+            <w:kern w:val="2"/>
+            <w:sz w:val="24"/>
+            <w:szCs w:val="24"/>
+            <w14:ligatures w14:val="standardContextual"/>
+          </w:rPr>
+          <w:tab/>
+        </w:r>
+        <w:r>
+          <w:rPr>
+            <w:rStyle w:val="Lienhypertexte"/>
+            <w:noProof/>
+          </w:rPr>
+          <w:t>#5 — Ajout de jeu de données depuis une API</w:t>
+        </w:r>
+        <w:r>
+          <w:rPr>
+            <w:noProof/>
+            <w:webHidden/>
+          </w:rPr>
+          <w:tab/>
+        </w:r>
+        <w:r>
+          <w:rPr>
+            <w:noProof/>
+            <w:webHidden/>
+          </w:rPr>
+          <w:fldChar w:fldCharType="begin"/>
+        </w:r>
+        <w:r>
+          <w:rPr>
+            <w:noProof/>
+            <w:webHidden/>
+          </w:rPr>
+          <w:instrText xml:space="preserve"> PAGEREF _Toc244079152 \h </w:instrText>
+        </w:r>
+        <w:r>
+          <w:rPr>
+            <w:noProof/>
+            <w:webHidden/>
+          </w:rPr>
+        </w:r>
+        <w:r>
+          <w:rPr>
+            <w:noProof/>
+            <w:webHidden/>
+          </w:rPr>
+          <w:fldChar w:fldCharType="separate"/>
+        </w:r>
+        <w:r>
+          <w:rPr>
+            <w:noProof/>
+            <w:webHidden/>
+          </w:rPr>
+          <w:t>6</w:t>
+        </w:r>
+        <w:r>
+          <w:rPr>
+            <w:noProof/>
+            <w:webHidden/>
+          </w:rPr>
+          <w:fldChar w:fldCharType="end"/>
+        </w:r>
+      </w:hyperlink>
+    </w:p>
+    <w:p>
+      <w:pPr>
+        <w:pStyle w:val="TM2"/>
+        <w:tabs>
+          <w:tab w:val="left" w:pos="800"/>
+          <w:tab w:val="right" w:leader="dot" w:pos="9060"/>
+        </w:tabs>
+        <w:rPr>
+          <w:rFonts w:eastAsiaTheme="minorEastAsia" w:cstheme="minorBidi"/>
+          <w:smallCaps w:val="0"/>
+          <w:noProof/>
+          <w:kern w:val="2"/>
+          <w:sz w:val="24"/>
+          <w:szCs w:val="24"/>
+          <w14:ligatures w14:val="standardContextual"/>
+        </w:rPr>
+      </w:pPr>
+      <w:hyperlink w:anchor="_Toc244079153" w:history="1">
+        <w:r>
+          <w:rPr>
+            <w:rStyle w:val="Lienhypertexte"/>
+            <w:noProof/>
+          </w:rPr>
+          <w:t>3.6</w:t>
+        </w:r>
+        <w:r>
+          <w:rPr>
+            <w:rFonts w:eastAsiaTheme="minorEastAsia" w:cstheme="minorBidi"/>
+            <w:smallCaps w:val="0"/>
+            <w:noProof/>
+            <w:kern w:val="2"/>
+            <w:sz w:val="24"/>
+            <w:szCs w:val="24"/>
+            <w14:ligatures w14:val="standardContextual"/>
+          </w:rPr>
+          <w:tab/>
+        </w:r>
+        <w:r>
+          <w:rPr>
+            <w:rStyle w:val="Lienhypertexte"/>
+            <w:noProof/>
+          </w:rPr>
+          <w:t>#6 — Saisie manuelle d'un nouveau point</w:t>
+        </w:r>
+        <w:r>
+          <w:rPr>
+            <w:noProof/>
+            <w:webHidden/>
+          </w:rPr>
+          <w:tab/>
+        </w:r>
+        <w:r>
+          <w:rPr>
+            <w:noProof/>
+            <w:webHidden/>
+          </w:rPr>
+          <w:fldChar w:fldCharType="begin"/>
+        </w:r>
+        <w:r>
+          <w:rPr>
+            <w:noProof/>
+            <w:webHidden/>
+          </w:rPr>
+          <w:instrText xml:space="preserve"> PAGEREF _Toc244079153 \h </w:instrText>
+        </w:r>
+        <w:r>
+          <w:rPr>
+            <w:noProof/>
+            <w:webHidden/>
+          </w:rPr>
+        </w:r>
+        <w:r>
+          <w:rPr>
+            <w:noProof/>
+            <w:webHidden/>
+          </w:rPr>
+          <w:fldChar w:fldCharType="separate"/>
+        </w:r>
+        <w:r>
+          <w:rPr>
+            <w:noProof/>
+            <w:webHidden/>
+          </w:rPr>
+          <w:t>7</w:t>
+        </w:r>
+        <w:r>
+          <w:rPr>
+            <w:noProof/>
+            <w:webHidden/>
+          </w:rPr>
+          <w:fldChar w:fldCharType="end"/>
+        </w:r>
+      </w:hyperlink>
+    </w:p>
+    <w:p>
+      <w:pPr>
+        <w:pStyle w:val="TM2"/>
+        <w:tabs>
+          <w:tab w:val="left" w:pos="800"/>
+          <w:tab w:val="right" w:leader="dot" w:pos="9060"/>
+        </w:tabs>
+        <w:rPr>
+          <w:rFonts w:eastAsiaTheme="minorEastAsia" w:cstheme="minorBidi"/>
+          <w:smallCaps w:val="0"/>
+          <w:noProof/>
+          <w:kern w:val="2"/>
+          <w:sz w:val="24"/>
+          <w:szCs w:val="24"/>
+          <w14:ligatures w14:val="standardContextual"/>
+        </w:rPr>
+      </w:pPr>
+      <w:hyperlink w:anchor="_Toc244079154" w:history="1">
+        <w:r>
+          <w:rPr>
+            <w:rStyle w:val="Lienhypertexte"/>
+            <w:noProof/>
+          </w:rPr>
+          <w:t>3.7</w:t>
+        </w:r>
+        <w:r>
+          <w:rPr>
+            <w:rFonts w:eastAsiaTheme="minorEastAsia" w:cstheme="minorBidi"/>
+            <w:smallCaps w:val="0"/>
+            <w:noProof/>
+            <w:kern w:val="2"/>
+            <w:sz w:val="24"/>
+            <w:szCs w:val="24"/>
+            <w14:ligatures w14:val="standardContextual"/>
+          </w:rPr>
+          <w:tab/>
+        </w:r>
+        <w:r>
+          <w:rPr>
+            <w:rStyle w:val="Lienhypertexte"/>
+            <w:noProof/>
+          </w:rPr>
+          <w:t>#7 — Exportation en PNG</w:t>
+        </w:r>
+        <w:r>
+          <w:rPr>
+            <w:noProof/>
+            <w:webHidden/>
+          </w:rPr>
+          <w:tab/>
+        </w:r>
+        <w:r>
+          <w:rPr>
+            <w:noProof/>
+            <w:webHidden/>
+          </w:rPr>
+          <w:fldChar w:fldCharType="begin"/>
+        </w:r>
+        <w:r>
+          <w:rPr>
+            <w:noProof/>
+            <w:webHidden/>
+          </w:rPr>
+          <w:instrText xml:space="preserve"> PAGEREF _Toc244079154 \h </w:instrText>
+        </w:r>
+        <w:r>
+          <w:rPr>
+            <w:noProof/>
+            <w:webHidden/>
+          </w:rPr>
+        </w:r>
+        <w:r>
+          <w:rPr>
+            <w:noProof/>
+            <w:webHidden/>
+          </w:rPr>
+          <w:fldChar w:fldCharType="separate"/>
+        </w:r>
+        <w:r>
+          <w:rPr>
+            <w:noProof/>
+            <w:webHidden/>
+          </w:rPr>
+          <w:t>8</w:t>
         </w:r>
         <w:r>
           <w:rPr>
@@ -829,11 +1609,13 @@
           <w:bCs w:val="0"/>
           <w:caps w:val="0"/>
           <w:noProof/>
-          <w:sz w:val="22"/>
-          <w:szCs w:val="22"/>
-        </w:rPr>
-      </w:pPr>
-      <w:hyperlink w:anchor="_Toc71040030" w:history="1">
+          <w:kern w:val="2"/>
+          <w:sz w:val="24"/>
+          <w:szCs w:val="24"/>
+          <w14:ligatures w14:val="standardContextual"/>
+        </w:rPr>
+      </w:pPr>
+      <w:hyperlink w:anchor="_Toc244079155" w:history="1">
         <w:r>
           <w:rPr>
             <w:rStyle w:val="Lienhypertexte"/>
@@ -848,8 +1630,10 @@
             <w:bCs w:val="0"/>
             <w:caps w:val="0"/>
             <w:noProof/>
-            <w:sz w:val="22"/>
-            <w:szCs w:val="22"/>
+            <w:kern w:val="2"/>
+            <w:sz w:val="24"/>
+            <w:szCs w:val="24"/>
+            <w14:ligatures w14:val="standardContextual"/>
           </w:rPr>
           <w:tab/>
         </w:r>
@@ -858,7 +1642,7 @@
             <w:rStyle w:val="Lienhypertexte"/>
             <w:noProof/>
           </w:rPr>
-          <w:t>Tests</w:t>
+          <w:t>Points techniques</w:t>
         </w:r>
         <w:r>
           <w:rPr>
@@ -879,7 +1663,7 @@
             <w:noProof/>
             <w:webHidden/>
           </w:rPr>
-          <w:instrText xml:space="preserve"> PAGEREF _Toc71040030 \h </w:instrText>
+          <w:instrText xml:space="preserve"> PAGEREF _Toc244079155 \h </w:instrText>
         </w:r>
         <w:r>
           <w:rPr>
@@ -899,7 +1683,7 @@
             <w:noProof/>
             <w:webHidden/>
           </w:rPr>
-          <w:t>3</w:t>
+          <w:t>9</w:t>
         </w:r>
         <w:r>
           <w:rPr>
@@ -921,11 +1705,13 @@
           <w:rFonts w:eastAsiaTheme="minorEastAsia" w:cstheme="minorBidi"/>
           <w:smallCaps w:val="0"/>
           <w:noProof/>
-          <w:sz w:val="22"/>
-          <w:szCs w:val="22"/>
-        </w:rPr>
-      </w:pPr>
-      <w:hyperlink w:anchor="_Toc71040031" w:history="1">
+          <w:kern w:val="2"/>
+          <w:sz w:val="24"/>
+          <w:szCs w:val="24"/>
+          <w14:ligatures w14:val="standardContextual"/>
+        </w:rPr>
+      </w:pPr>
+      <w:hyperlink w:anchor="_Toc244079156" w:history="1">
         <w:r>
           <w:rPr>
             <w:rStyle w:val="Lienhypertexte"/>
@@ -938,8 +1724,10 @@
             <w:rFonts w:eastAsiaTheme="minorEastAsia" w:cstheme="minorBidi"/>
             <w:smallCaps w:val="0"/>
             <w:noProof/>
-            <w:sz w:val="22"/>
-            <w:szCs w:val="22"/>
+            <w:kern w:val="2"/>
+            <w:sz w:val="24"/>
+            <w:szCs w:val="24"/>
+            <w14:ligatures w14:val="standardContextual"/>
           </w:rPr>
           <w:tab/>
         </w:r>
@@ -948,7 +1736,7 @@
             <w:rStyle w:val="Lienhypertexte"/>
             <w:noProof/>
           </w:rPr>
-          <w:t>Points techniques évalués du CdC</w:t>
+          <w:t>Parser des csv</w:t>
         </w:r>
         <w:r>
           <w:rPr>
@@ -969,7 +1757,7 @@
             <w:noProof/>
             <w:webHidden/>
           </w:rPr>
-          <w:instrText xml:space="preserve"> PAGEREF _Toc71040031 \h </w:instrText>
+          <w:instrText xml:space="preserve"> PAGEREF _Toc244079156 \h </w:instrText>
         </w:r>
         <w:r>
           <w:rPr>
@@ -989,7 +1777,7 @@
             <w:noProof/>
             <w:webHidden/>
           </w:rPr>
-          <w:t>3</w:t>
+          <w:t>9</w:t>
         </w:r>
         <w:r>
           <w:rPr>
@@ -1011,11 +1799,13 @@
           <w:rFonts w:eastAsiaTheme="minorEastAsia" w:cstheme="minorBidi"/>
           <w:smallCaps w:val="0"/>
           <w:noProof/>
-          <w:sz w:val="22"/>
-          <w:szCs w:val="22"/>
-        </w:rPr>
-      </w:pPr>
-      <w:hyperlink w:anchor="_Toc71040032" w:history="1">
+          <w:kern w:val="2"/>
+          <w:sz w:val="24"/>
+          <w:szCs w:val="24"/>
+          <w14:ligatures w14:val="standardContextual"/>
+        </w:rPr>
+      </w:pPr>
+      <w:hyperlink w:anchor="_Toc244079157" w:history="1">
         <w:r>
           <w:rPr>
             <w:rStyle w:val="Lienhypertexte"/>
@@ -1028,8 +1818,10 @@
             <w:rFonts w:eastAsiaTheme="minorEastAsia" w:cstheme="minorBidi"/>
             <w:smallCaps w:val="0"/>
             <w:noProof/>
-            <w:sz w:val="22"/>
-            <w:szCs w:val="22"/>
+            <w:kern w:val="2"/>
+            <w:sz w:val="24"/>
+            <w:szCs w:val="24"/>
+            <w14:ligatures w14:val="standardContextual"/>
           </w:rPr>
           <w:tab/>
         </w:r>
@@ -1038,7 +1830,7 @@
             <w:rStyle w:val="Lienhypertexte"/>
             <w:noProof/>
           </w:rPr>
-          <w:t>Exemples de lancement des scripts</w:t>
+          <w:t>Fusion des séries</w:t>
         </w:r>
         <w:r>
           <w:rPr>
@@ -1059,7 +1851,7 @@
             <w:noProof/>
             <w:webHidden/>
           </w:rPr>
-          <w:instrText xml:space="preserve"> PAGEREF _Toc71040032 \h </w:instrText>
+          <w:instrText xml:space="preserve"> PAGEREF _Toc244079157 \h </w:instrText>
         </w:r>
         <w:r>
           <w:rPr>
@@ -1079,7 +1871,105 @@
             <w:noProof/>
             <w:webHidden/>
           </w:rPr>
-          <w:t>3</w:t>
+          <w:t>9</w:t>
+        </w:r>
+        <w:r>
+          <w:rPr>
+            <w:noProof/>
+            <w:webHidden/>
+          </w:rPr>
+          <w:fldChar w:fldCharType="end"/>
+        </w:r>
+      </w:hyperlink>
+    </w:p>
+    <w:p>
+      <w:pPr>
+        <w:pStyle w:val="TM10"/>
+        <w:tabs>
+          <w:tab w:val="left" w:pos="400"/>
+          <w:tab w:val="right" w:leader="dot" w:pos="9060"/>
+        </w:tabs>
+        <w:rPr>
+          <w:rFonts w:eastAsiaTheme="minorEastAsia" w:cstheme="minorBidi"/>
+          <w:b w:val="0"/>
+          <w:bCs w:val="0"/>
+          <w:caps w:val="0"/>
+          <w:noProof/>
+          <w:kern w:val="2"/>
+          <w:sz w:val="24"/>
+          <w:szCs w:val="24"/>
+          <w14:ligatures w14:val="standardContextual"/>
+        </w:rPr>
+      </w:pPr>
+      <w:hyperlink w:anchor="_Toc244079158" w:history="1">
+        <w:r>
+          <w:rPr>
+            <w:rStyle w:val="Lienhypertexte"/>
+            <w:noProof/>
+          </w:rPr>
+          <w:t>5</w:t>
+        </w:r>
+        <w:r>
+          <w:rPr>
+            <w:rFonts w:eastAsiaTheme="minorEastAsia" w:cstheme="minorBidi"/>
+            <w:b w:val="0"/>
+            <w:bCs w:val="0"/>
+            <w:caps w:val="0"/>
+            <w:noProof/>
+            <w:kern w:val="2"/>
+            <w:sz w:val="24"/>
+            <w:szCs w:val="24"/>
+            <w14:ligatures w14:val="standardContextual"/>
+          </w:rPr>
+          <w:tab/>
+        </w:r>
+        <w:r>
+          <w:rPr>
+            <w:rStyle w:val="Lienhypertexte"/>
+            <w:noProof/>
+          </w:rPr>
+          <w:t>Tests</w:t>
+        </w:r>
+        <w:r>
+          <w:rPr>
+            <w:noProof/>
+            <w:webHidden/>
+          </w:rPr>
+          <w:tab/>
+        </w:r>
+        <w:r>
+          <w:rPr>
+            <w:noProof/>
+            <w:webHidden/>
+          </w:rPr>
+          <w:fldChar w:fldCharType="begin"/>
+        </w:r>
+        <w:r>
+          <w:rPr>
+            <w:noProof/>
+            <w:webHidden/>
+          </w:rPr>
+          <w:instrText xml:space="preserve"> PAGEREF _Toc244079158 \h </w:instrText>
+        </w:r>
+        <w:r>
+          <w:rPr>
+            <w:noProof/>
+            <w:webHidden/>
+          </w:rPr>
+        </w:r>
+        <w:r>
+          <w:rPr>
+            <w:noProof/>
+            <w:webHidden/>
+          </w:rPr>
+          <w:fldChar w:fldCharType="separate"/>
+        </w:r>
+        <w:r>
+          <w:rPr>
+            <w:noProof/>
+            <w:webHidden/>
+          </w:rPr>
+          <w:t>9</w:t>
         </w:r>
         <w:r>
           <w:rPr>
@@ -1101,25 +1991,29 @@
           <w:rFonts w:eastAsiaTheme="minorEastAsia" w:cstheme="minorBidi"/>
           <w:smallCaps w:val="0"/>
           <w:noProof/>
-          <w:sz w:val="22"/>
-          <w:szCs w:val="22"/>
-        </w:rPr>
-      </w:pPr>
-      <w:hyperlink w:anchor="_Toc71040033" w:history="1">
+          <w:kern w:val="2"/>
+          <w:sz w:val="24"/>
+          <w:szCs w:val="24"/>
+          <w14:ligatures w14:val="standardContextual"/>
+        </w:rPr>
+      </w:pPr>
+      <w:hyperlink w:anchor="_Toc244079159" w:history="1">
         <w:r>
           <w:rPr>
             <w:rStyle w:val="Lienhypertexte"/>
             <w:noProof/>
           </w:rPr>
-          <w:t>4.3</w:t>
+          <w:t>5.1</w:t>
         </w:r>
         <w:r>
           <w:rPr>
             <w:rFonts w:eastAsiaTheme="minorEastAsia" w:cstheme="minorBidi"/>
             <w:smallCaps w:val="0"/>
             <w:noProof/>
-            <w:sz w:val="22"/>
-            <w:szCs w:val="22"/>
+            <w:kern w:val="2"/>
+            <w:sz w:val="24"/>
+            <w:szCs w:val="24"/>
+            <w14:ligatures w14:val="standardContextual"/>
           </w:rPr>
           <w:tab/>
         </w:r>
@@ -1128,7 +2022,7 @@
             <w:rStyle w:val="Lienhypertexte"/>
             <w:noProof/>
           </w:rPr>
-          <w:t>Tableau des tests</w:t>
+          <w:t>Stratégie et exécution</w:t>
         </w:r>
         <w:r>
           <w:rPr>
@@ -1149,7 +2043,7 @@
             <w:noProof/>
             <w:webHidden/>
           </w:rPr>
-          <w:instrText xml:space="preserve"> PAGEREF _Toc71040033 \h </w:instrText>
+          <w:instrText xml:space="preserve"> PAGEREF _Toc244079159 \h </w:instrText>
         </w:r>
         <w:r>
           <w:rPr>
@@ -1169,7 +2063,7 @@
             <w:noProof/>
             <w:webHidden/>
           </w:rPr>
-          <w:t>3</w:t>
+          <w:t>9</w:t>
         </w:r>
         <w:r>
           <w:rPr>
@@ -1191,25 +2085,29 @@
           <w:rFonts w:eastAsiaTheme="minorEastAsia" w:cstheme="minorBidi"/>
           <w:smallCaps w:val="0"/>
           <w:noProof/>
-          <w:sz w:val="22"/>
-          <w:szCs w:val="22"/>
-        </w:rPr>
-      </w:pPr>
-      <w:hyperlink w:anchor="_Toc71040034" w:history="1">
+          <w:kern w:val="2"/>
+          <w:sz w:val="24"/>
+          <w:szCs w:val="24"/>
+          <w14:ligatures w14:val="standardContextual"/>
+        </w:rPr>
+      </w:pPr>
+      <w:hyperlink w:anchor="_Toc244079160" w:history="1">
         <w:r>
           <w:rPr>
             <w:rStyle w:val="Lienhypertexte"/>
             <w:noProof/>
           </w:rPr>
-          <w:t>4.4</w:t>
+          <w:t>5.2</w:t>
         </w:r>
         <w:r>
           <w:rPr>
             <w:rFonts w:eastAsiaTheme="minorEastAsia" w:cstheme="minorBidi"/>
             <w:smallCaps w:val="0"/>
             <w:noProof/>
-            <w:sz w:val="22"/>
-            <w:szCs w:val="22"/>
+            <w:kern w:val="2"/>
+            <w:sz w:val="24"/>
+            <w:szCs w:val="24"/>
+            <w14:ligatures w14:val="standardContextual"/>
           </w:rPr>
           <w:tab/>
         </w:r>
@@ -1218,22 +2116,101 @@
             <w:rStyle w:val="Lienhypertexte"/>
             <w:noProof/>
           </w:rPr>
-          <w:t>Validation client 1</w:t>
-        </w:r>
+          <w:t>Service Parser (ParserTests.cs) :</w:t>
+        </w:r>
+        <w:r>
+          <w:rPr>
+            <w:noProof/>
+            <w:webHidden/>
+          </w:rPr>
+          <w:tab/>
+        </w:r>
+        <w:r>
+          <w:rPr>
+            <w:noProof/>
+            <w:webHidden/>
+          </w:rPr>
+          <w:fldChar w:fldCharType="begin"/>
+        </w:r>
+        <w:r>
+          <w:rPr>
+            <w:noProof/>
+            <w:webHidden/>
+          </w:rPr>
+          <w:instrText xml:space="preserve"> PAGEREF _Toc244079160 \h </w:instrText>
+        </w:r>
+        <w:r>
+          <w:rPr>
+            <w:noProof/>
+            <w:webHidden/>
+          </w:rPr>
+        </w:r>
+        <w:r>
+          <w:rPr>
+            <w:noProof/>
+            <w:webHidden/>
+          </w:rPr>
+          <w:fldChar w:fldCharType="separate"/>
+        </w:r>
+        <w:r>
+          <w:rPr>
+            <w:noProof/>
+            <w:webHidden/>
+          </w:rPr>
+          <w:t>9</w:t>
+        </w:r>
+        <w:r>
+          <w:rPr>
+            <w:noProof/>
+            <w:webHidden/>
+          </w:rPr>
+          <w:fldChar w:fldCharType="end"/>
+        </w:r>
+      </w:hyperlink>
+    </w:p>
+    <w:p>
+      <w:pPr>
+        <w:pStyle w:val="TM2"/>
+        <w:tabs>
+          <w:tab w:val="left" w:pos="800"/>
+          <w:tab w:val="right" w:leader="dot" w:pos="9060"/>
+        </w:tabs>
+        <w:rPr>
+          <w:rFonts w:eastAsiaTheme="minorEastAsia" w:cstheme="minorBidi"/>
+          <w:smallCaps w:val="0"/>
+          <w:noProof/>
+          <w:kern w:val="2"/>
+          <w:sz w:val="24"/>
+          <w:szCs w:val="24"/>
+          <w14:ligatures w14:val="standardContextual"/>
+        </w:rPr>
+      </w:pPr>
+      <w:hyperlink w:anchor="_Toc244079161" w:history="1">
         <w:r>
           <w:rPr>
             <w:rStyle w:val="Lienhypertexte"/>
             <w:noProof/>
-            <w:vertAlign w:val="superscript"/>
-          </w:rPr>
-          <w:t>er</w:t>
+          </w:rPr>
+          <w:t>5.3</w:t>
+        </w:r>
+        <w:r>
+          <w:rPr>
+            <w:rFonts w:eastAsiaTheme="minorEastAsia" w:cstheme="minorBidi"/>
+            <w:smallCaps w:val="0"/>
+            <w:noProof/>
+            <w:kern w:val="2"/>
+            <w:sz w:val="24"/>
+            <w:szCs w:val="24"/>
+            <w14:ligatures w14:val="standardContextual"/>
+          </w:rPr>
+          <w:tab/>
         </w:r>
         <w:r>
           <w:rPr>
             <w:rStyle w:val="Lienhypertexte"/>
             <w:noProof/>
           </w:rPr>
-          <w:t xml:space="preserve"> sprint</w:t>
+          <w:t>Service de fusion (SeriesMergeTests.cs) :</w:t>
         </w:r>
         <w:r>
           <w:rPr>
@@ -1254,7 +2231,7 @@
             <w:noProof/>
             <w:webHidden/>
           </w:rPr>
-          <w:instrText xml:space="preserve"> PAGEREF _Toc71040034 \h </w:instrText>
+          <w:instrText xml:space="preserve"> PAGEREF _Toc244079161 \h </w:instrText>
         </w:r>
         <w:r>
           <w:rPr>
@@ -1274,7 +2251,101 @@
             <w:noProof/>
             <w:webHidden/>
           </w:rPr>
-          <w:t>3</w:t>
+          <w:t>9</w:t>
+        </w:r>
+        <w:r>
+          <w:rPr>
+            <w:noProof/>
+            <w:webHidden/>
+          </w:rPr>
+          <w:fldChar w:fldCharType="end"/>
+        </w:r>
+      </w:hyperlink>
+    </w:p>
+    <w:p>
+      <w:pPr>
+        <w:pStyle w:val="TM2"/>
+        <w:tabs>
+          <w:tab w:val="left" w:pos="800"/>
+          <w:tab w:val="right" w:leader="dot" w:pos="9060"/>
+        </w:tabs>
+        <w:rPr>
+          <w:rFonts w:eastAsiaTheme="minorEastAsia" w:cstheme="minorBidi"/>
+          <w:smallCaps w:val="0"/>
+          <w:noProof/>
+          <w:kern w:val="2"/>
+          <w:sz w:val="24"/>
+          <w:szCs w:val="24"/>
+          <w14:ligatures w14:val="standardContextual"/>
+        </w:rPr>
+      </w:pPr>
+      <w:hyperlink w:anchor="_Toc244079162" w:history="1">
+        <w:r>
+          <w:rPr>
+            <w:rStyle w:val="Lienhypertexte"/>
+            <w:noProof/>
+          </w:rPr>
+          <w:t>5.4</w:t>
+        </w:r>
+        <w:r>
+          <w:rPr>
+            <w:rFonts w:eastAsiaTheme="minorEastAsia" w:cstheme="minorBidi"/>
+            <w:smallCaps w:val="0"/>
+            <w:noProof/>
+            <w:kern w:val="2"/>
+            <w:sz w:val="24"/>
+            <w:szCs w:val="24"/>
+            <w14:ligatures w14:val="standardContextual"/>
+          </w:rPr>
+          <w:tab/>
+        </w:r>
+        <w:r>
+          <w:rPr>
+            <w:rStyle w:val="Lienhypertexte"/>
+            <w:noProof/>
+          </w:rPr>
+          <w:t>Service de formatage (NumberTransformatorTests.cs) :</w:t>
+        </w:r>
+        <w:r>
+          <w:rPr>
+            <w:noProof/>
+            <w:webHidden/>
+          </w:rPr>
+          <w:tab/>
+        </w:r>
+        <w:r>
+          <w:rPr>
+            <w:noProof/>
+            <w:webHidden/>
+          </w:rPr>
+          <w:fldChar w:fldCharType="begin"/>
+        </w:r>
+        <w:r>
+          <w:rPr>
+            <w:noProof/>
+            <w:webHidden/>
+          </w:rPr>
+          <w:instrText xml:space="preserve"> PAGEREF _Toc244079162 \h </w:instrText>
+        </w:r>
+        <w:r>
+          <w:rPr>
+            <w:noProof/>
+            <w:webHidden/>
+          </w:rPr>
+        </w:r>
+        <w:r>
+          <w:rPr>
+            <w:noProof/>
+            <w:webHidden/>
+          </w:rPr>
+          <w:fldChar w:fldCharType="separate"/>
+        </w:r>
+        <w:r>
+          <w:rPr>
+            <w:noProof/>
+            <w:webHidden/>
+          </w:rPr>
+          <w:t>9</w:t>
         </w:r>
         <w:r>
           <w:rPr>
@@ -1298,17 +2369,19 @@
           <w:bCs w:val="0"/>
           <w:caps w:val="0"/>
           <w:noProof/>
-          <w:sz w:val="22"/>
-          <w:szCs w:val="22"/>
-        </w:rPr>
-      </w:pPr>
-      <w:hyperlink w:anchor="_Toc71040035" w:history="1">
+          <w:kern w:val="2"/>
+          <w:sz w:val="24"/>
+          <w:szCs w:val="24"/>
+          <w14:ligatures w14:val="standardContextual"/>
+        </w:rPr>
+      </w:pPr>
+      <w:hyperlink w:anchor="_Toc244079163" w:history="1">
         <w:r>
           <w:rPr>
             <w:rStyle w:val="Lienhypertexte"/>
             <w:noProof/>
           </w:rPr>
-          <w:t>5</w:t>
+          <w:t>6</w:t>
         </w:r>
         <w:r>
           <w:rPr>
@@ -1317,8 +2390,10 @@
             <w:bCs w:val="0"/>
             <w:caps w:val="0"/>
             <w:noProof/>
-            <w:sz w:val="22"/>
-            <w:szCs w:val="22"/>
+            <w:kern w:val="2"/>
+            <w:sz w:val="24"/>
+            <w:szCs w:val="24"/>
+            <w14:ligatures w14:val="standardContextual"/>
           </w:rPr>
           <w:tab/>
         </w:r>
@@ -1327,6 +2402,104 @@
             <w:rStyle w:val="Lienhypertexte"/>
             <w:noProof/>
           </w:rPr>
+          <w:t>Usage de l’IA</w:t>
+        </w:r>
+        <w:r>
+          <w:rPr>
+            <w:noProof/>
+            <w:webHidden/>
+          </w:rPr>
+          <w:tab/>
+        </w:r>
+        <w:r>
+          <w:rPr>
+            <w:noProof/>
+            <w:webHidden/>
+          </w:rPr>
+          <w:fldChar w:fldCharType="begin"/>
+        </w:r>
+        <w:r>
+          <w:rPr>
+            <w:noProof/>
+            <w:webHidden/>
+          </w:rPr>
+          <w:instrText xml:space="preserve"> PAGEREF _Toc244079163 \h </w:instrText>
+        </w:r>
+        <w:r>
+          <w:rPr>
+            <w:noProof/>
+            <w:webHidden/>
+          </w:rPr>
+        </w:r>
+        <w:r>
+          <w:rPr>
+            <w:noProof/>
+            <w:webHidden/>
+          </w:rPr>
+          <w:fldChar w:fldCharType="separate"/>
+        </w:r>
+        <w:r>
+          <w:rPr>
+            <w:noProof/>
+            <w:webHidden/>
+          </w:rPr>
+          <w:t>10</w:t>
+        </w:r>
+        <w:r>
+          <w:rPr>
+            <w:noProof/>
+            <w:webHidden/>
+          </w:rPr>
+          <w:fldChar w:fldCharType="end"/>
+        </w:r>
+      </w:hyperlink>
+    </w:p>
+    <w:p>
+      <w:pPr>
+        <w:pStyle w:val="TM10"/>
+        <w:tabs>
+          <w:tab w:val="left" w:pos="400"/>
+          <w:tab w:val="right" w:leader="dot" w:pos="9060"/>
+        </w:tabs>
+        <w:rPr>
+          <w:rFonts w:eastAsiaTheme="minorEastAsia" w:cstheme="minorBidi"/>
+          <w:b w:val="0"/>
+          <w:bCs w:val="0"/>
+          <w:caps w:val="0"/>
+          <w:noProof/>
+          <w:kern w:val="2"/>
+          <w:sz w:val="24"/>
+          <w:szCs w:val="24"/>
+          <w14:ligatures w14:val="standardContextual"/>
+        </w:rPr>
+      </w:pPr>
+      <w:hyperlink w:anchor="_Toc244079164" w:history="1">
+        <w:r>
+          <w:rPr>
+            <w:rStyle w:val="Lienhypertexte"/>
+            <w:noProof/>
+          </w:rPr>
+          <w:t>7</w:t>
+        </w:r>
+        <w:r>
+          <w:rPr>
+            <w:rFonts w:eastAsiaTheme="minorEastAsia" w:cstheme="minorBidi"/>
+            <w:b w:val="0"/>
+            <w:bCs w:val="0"/>
+            <w:caps w:val="0"/>
+            <w:noProof/>
+            <w:kern w:val="2"/>
+            <w:sz w:val="24"/>
+            <w:szCs w:val="24"/>
+            <w14:ligatures w14:val="standardContextual"/>
+          </w:rPr>
+          <w:tab/>
+        </w:r>
+        <w:r>
+          <w:rPr>
+            <w:rStyle w:val="Lienhypertexte"/>
+            <w:noProof/>
+          </w:rPr>
           <w:t>Conclusion</w:t>
         </w:r>
         <w:r>
@@ -1348,7 +2521,7 @@
             <w:noProof/>
             <w:webHidden/>
           </w:rPr>
-          <w:instrText xml:space="preserve"> PAGEREF _Toc71040035 \h </w:instrText>
+          <w:instrText xml:space="preserve"> PAGEREF _Toc244079164 \h </w:instrText>
         </w:r>
         <w:r>
           <w:rPr>
@@ -1368,7 +2541,7 @@
             <w:noProof/>
             <w:webHidden/>
           </w:rPr>
-          <w:t>3</w:t>
+          <w:t>11</w:t>
         </w:r>
         <w:r>
           <w:rPr>
@@ -1390,25 +2563,29 @@
           <w:rFonts w:eastAsiaTheme="minorEastAsia" w:cstheme="minorBidi"/>
           <w:smallCaps w:val="0"/>
           <w:noProof/>
-          <w:sz w:val="22"/>
-          <w:szCs w:val="22"/>
-        </w:rPr>
-      </w:pPr>
-      <w:hyperlink w:anchor="_Toc71040036" w:history="1">
+          <w:kern w:val="2"/>
+          <w:sz w:val="24"/>
+          <w:szCs w:val="24"/>
+          <w14:ligatures w14:val="standardContextual"/>
+        </w:rPr>
+      </w:pPr>
+      <w:hyperlink w:anchor="_Toc244079165" w:history="1">
         <w:r>
           <w:rPr>
             <w:rStyle w:val="Lienhypertexte"/>
             <w:noProof/>
           </w:rPr>
-          <w:t>5.1</w:t>
+          <w:t>7.1</w:t>
         </w:r>
         <w:r>
           <w:rPr>
             <w:rFonts w:eastAsiaTheme="minorEastAsia" w:cstheme="minorBidi"/>
             <w:smallCaps w:val="0"/>
             <w:noProof/>
-            <w:sz w:val="22"/>
-            <w:szCs w:val="22"/>
+            <w:kern w:val="2"/>
+            <w:sz w:val="24"/>
+            <w:szCs w:val="24"/>
+            <w14:ligatures w14:val="standardContextual"/>
           </w:rPr>
           <w:tab/>
         </w:r>
@@ -1417,7 +2594,7 @@
             <w:rStyle w:val="Lienhypertexte"/>
             <w:noProof/>
           </w:rPr>
-          <w:t>Bilan des fonctionnalités demandées</w:t>
+          <w:t>Bilan de la planification</w:t>
         </w:r>
         <w:r>
           <w:rPr>
@@ -1438,7 +2615,7 @@
             <w:noProof/>
             <w:webHidden/>
           </w:rPr>
-          <w:instrText xml:space="preserve"> PAGEREF _Toc71040036 \h </w:instrText>
+          <w:instrText xml:space="preserve"> PAGEREF _Toc244079165 \h </w:instrText>
         </w:r>
         <w:r>
           <w:rPr>
@@ -1458,7 +2635,7 @@
             <w:noProof/>
             <w:webHidden/>
           </w:rPr>
-          <w:t>3</w:t>
+          <w:t>11</w:t>
         </w:r>
         <w:r>
           <w:rPr>
@@ -1480,25 +2657,29 @@
           <w:rFonts w:eastAsiaTheme="minorEastAsia" w:cstheme="minorBidi"/>
           <w:smallCaps w:val="0"/>
           <w:noProof/>
-          <w:sz w:val="22"/>
-          <w:szCs w:val="22"/>
-        </w:rPr>
-      </w:pPr>
-      <w:hyperlink w:anchor="_Toc71040037" w:history="1">
+          <w:kern w:val="2"/>
+          <w:sz w:val="24"/>
+          <w:szCs w:val="24"/>
+          <w14:ligatures w14:val="standardContextual"/>
+        </w:rPr>
+      </w:pPr>
+      <w:hyperlink w:anchor="_Toc244079166" w:history="1">
         <w:r>
           <w:rPr>
             <w:rStyle w:val="Lienhypertexte"/>
             <w:noProof/>
           </w:rPr>
-          <w:t>5.2</w:t>
+          <w:t>7.2</w:t>
         </w:r>
         <w:r>
           <w:rPr>
             <w:rFonts w:eastAsiaTheme="minorEastAsia" w:cstheme="minorBidi"/>
             <w:smallCaps w:val="0"/>
             <w:noProof/>
-            <w:sz w:val="22"/>
-            <w:szCs w:val="22"/>
+            <w:kern w:val="2"/>
+            <w:sz w:val="24"/>
+            <w:szCs w:val="24"/>
+            <w14:ligatures w14:val="standardContextual"/>
           </w:rPr>
           <w:tab/>
         </w:r>
@@ -1507,7 +2688,7 @@
             <w:rStyle w:val="Lienhypertexte"/>
             <w:noProof/>
           </w:rPr>
-          <w:t>Bilan de la planification</w:t>
+          <w:t>Bilan des users stories</w:t>
         </w:r>
         <w:r>
           <w:rPr>
@@ -1528,7 +2709,7 @@
             <w:noProof/>
             <w:webHidden/>
           </w:rPr>
-          <w:instrText xml:space="preserve"> PAGEREF _Toc71040037 \h </w:instrText>
+          <w:instrText xml:space="preserve"> PAGEREF _Toc244079166 \h </w:instrText>
         </w:r>
         <w:r>
           <w:rPr>
@@ -1548,7 +2729,7 @@
             <w:noProof/>
             <w:webHidden/>
           </w:rPr>
-          <w:t>3</w:t>
+          <w:t>11</w:t>
         </w:r>
         <w:r>
           <w:rPr>
@@ -1570,25 +2751,29 @@
           <w:rFonts w:eastAsiaTheme="minorEastAsia" w:cstheme="minorBidi"/>
           <w:smallCaps w:val="0"/>
           <w:noProof/>
-          <w:sz w:val="22"/>
-          <w:szCs w:val="22"/>
-        </w:rPr>
-      </w:pPr>
-      <w:hyperlink w:anchor="_Toc71040038" w:history="1">
+          <w:kern w:val="2"/>
+          <w:sz w:val="24"/>
+          <w:szCs w:val="24"/>
+          <w14:ligatures w14:val="standardContextual"/>
+        </w:rPr>
+      </w:pPr>
+      <w:hyperlink w:anchor="_Toc244079167" w:history="1">
         <w:r>
           <w:rPr>
             <w:rStyle w:val="Lienhypertexte"/>
             <w:noProof/>
           </w:rPr>
-          <w:t>5.3</w:t>
+          <w:t>7.3</w:t>
         </w:r>
         <w:r>
           <w:rPr>
             <w:rFonts w:eastAsiaTheme="minorEastAsia" w:cstheme="minorBidi"/>
             <w:smallCaps w:val="0"/>
             <w:noProof/>
-            <w:sz w:val="22"/>
-            <w:szCs w:val="22"/>
+            <w:kern w:val="2"/>
+            <w:sz w:val="24"/>
+            <w:szCs w:val="24"/>
+            <w14:ligatures w14:val="standardContextual"/>
           </w:rPr>
           <w:tab/>
         </w:r>
@@ -1597,7 +2782,7 @@
             <w:rStyle w:val="Lienhypertexte"/>
             <w:noProof/>
           </w:rPr>
-          <w:t>Bilan personnel nom du membre du groupe</w:t>
+          <w:t>Bilan des problèmes</w:t>
         </w:r>
         <w:r>
           <w:rPr>
@@ -1618,7 +2803,7 @@
             <w:noProof/>
             <w:webHidden/>
           </w:rPr>
-          <w:instrText xml:space="preserve"> PAGEREF _Toc71040038 \h </w:instrText>
+          <w:instrText xml:space="preserve"> PAGEREF _Toc244079167 \h </w:instrText>
         </w:r>
         <w:r>
           <w:rPr>
@@ -1638,7 +2823,7 @@
             <w:noProof/>
             <w:webHidden/>
           </w:rPr>
-          <w:t>3</w:t>
+          <w:t>12</w:t>
         </w:r>
         <w:r>
           <w:rPr>
@@ -1660,25 +2845,29 @@
           <w:rFonts w:eastAsiaTheme="minorEastAsia" w:cstheme="minorBidi"/>
           <w:smallCaps w:val="0"/>
           <w:noProof/>
-          <w:sz w:val="22"/>
-          <w:szCs w:val="22"/>
-        </w:rPr>
-      </w:pPr>
-      <w:hyperlink w:anchor="_Toc71040039" w:history="1">
+          <w:kern w:val="2"/>
+          <w:sz w:val="24"/>
+          <w:szCs w:val="24"/>
+          <w14:ligatures w14:val="standardContextual"/>
+        </w:rPr>
+      </w:pPr>
+      <w:hyperlink w:anchor="_Toc244079168" w:history="1">
         <w:r>
           <w:rPr>
             <w:rStyle w:val="Lienhypertexte"/>
             <w:noProof/>
           </w:rPr>
-          <w:t>5.4</w:t>
+          <w:t>7.4</w:t>
         </w:r>
         <w:r>
           <w:rPr>
             <w:rFonts w:eastAsiaTheme="minorEastAsia" w:cstheme="minorBidi"/>
             <w:smallCaps w:val="0"/>
             <w:noProof/>
-            <w:sz w:val="22"/>
-            <w:szCs w:val="22"/>
+            <w:kern w:val="2"/>
+            <w:sz w:val="24"/>
+            <w:szCs w:val="24"/>
+            <w14:ligatures w14:val="standardContextual"/>
           </w:rPr>
           <w:tab/>
         </w:r>
@@ -1687,7 +2876,7 @@
             <w:rStyle w:val="Lienhypertexte"/>
             <w:noProof/>
           </w:rPr>
-          <w:t>Bilan personnel nom du membre du groupe</w:t>
+          <w:t>Bilan du projet</w:t>
         </w:r>
         <w:r>
           <w:rPr>
@@ -1708,7 +2897,7 @@
             <w:noProof/>
             <w:webHidden/>
           </w:rPr>
-          <w:instrText xml:space="preserve"> PAGEREF _Toc71040039 \h </w:instrText>
+          <w:instrText xml:space="preserve"> PAGEREF _Toc244079168 \h </w:instrText>
         </w:r>
         <w:r>
           <w:rPr>
@@ -1728,97 +2917,7 @@
             <w:noProof/>
             <w:webHidden/>
           </w:rPr>
-          <w:t>4</w:t>
-        </w:r>
-        <w:r>
-          <w:rPr>
-            <w:noProof/>
-            <w:webHidden/>
-          </w:rPr>
-          <w:fldChar w:fldCharType="end"/>
-        </w:r>
-      </w:hyperlink>
-    </w:p>
-    <w:p>
-      <w:pPr>
-        <w:pStyle w:val="TM2"/>
-        <w:tabs>
-          <w:tab w:val="left" w:pos="800"/>
-          <w:tab w:val="right" w:leader="dot" w:pos="9060"/>
-        </w:tabs>
-        <w:rPr>
-          <w:rFonts w:eastAsiaTheme="minorEastAsia" w:cstheme="minorBidi"/>
-          <w:smallCaps w:val="0"/>
-          <w:noProof/>
-          <w:sz w:val="22"/>
-          <w:szCs w:val="22"/>
-        </w:rPr>
-      </w:pPr>
-      <w:hyperlink w:anchor="_Toc71040040" w:history="1">
-        <w:r>
-          <w:rPr>
-            <w:rStyle w:val="Lienhypertexte"/>
-            <w:noProof/>
-          </w:rPr>
-          <w:t>5.5</w:t>
-        </w:r>
-        <w:r>
-          <w:rPr>
-            <w:rFonts w:eastAsiaTheme="minorEastAsia" w:cstheme="minorBidi"/>
-            <w:smallCaps w:val="0"/>
-            <w:noProof/>
-            <w:sz w:val="22"/>
-            <w:szCs w:val="22"/>
-          </w:rPr>
-          <w:tab/>
-        </w:r>
-        <w:r>
-          <w:rPr>
-            <w:rStyle w:val="Lienhypertexte"/>
-            <w:noProof/>
-          </w:rPr>
-          <w:t>Bilan personnel nom du membre du groupe</w:t>
-        </w:r>
-        <w:r>
-          <w:rPr>
-            <w:noProof/>
-            <w:webHidden/>
-          </w:rPr>
-          <w:tab/>
-        </w:r>
-        <w:r>
-          <w:rPr>
-            <w:noProof/>
-            <w:webHidden/>
-          </w:rPr>
-          <w:fldChar w:fldCharType="begin"/>
-        </w:r>
-        <w:r>
-          <w:rPr>
-            <w:noProof/>
-            <w:webHidden/>
-          </w:rPr>
-          <w:instrText xml:space="preserve"> PAGEREF _Toc71040040 \h </w:instrText>
-        </w:r>
-        <w:r>
-          <w:rPr>
-            <w:noProof/>
-            <w:webHidden/>
-          </w:rPr>
-        </w:r>
-        <w:r>
-          <w:rPr>
-            <w:noProof/>
-            <w:webHidden/>
-          </w:rPr>
-          <w:fldChar w:fldCharType="separate"/>
-        </w:r>
-        <w:r>
-          <w:rPr>
-            <w:noProof/>
-            <w:webHidden/>
-          </w:rPr>
-          <w:t>4</w:t>
+          <w:t>12</w:t>
         </w:r>
         <w:r>
           <w:rPr>
@@ -1842,17 +2941,19 @@
           <w:bCs w:val="0"/>
           <w:caps w:val="0"/>
           <w:noProof/>
-          <w:sz w:val="22"/>
-          <w:szCs w:val="22"/>
-        </w:rPr>
-      </w:pPr>
-      <w:hyperlink w:anchor="_Toc71040041" w:history="1">
+          <w:kern w:val="2"/>
+          <w:sz w:val="24"/>
+          <w:szCs w:val="24"/>
+          <w14:ligatures w14:val="standardContextual"/>
+        </w:rPr>
+      </w:pPr>
+      <w:hyperlink w:anchor="_Toc244079169" w:history="1">
         <w:r>
           <w:rPr>
             <w:rStyle w:val="Lienhypertexte"/>
             <w:noProof/>
           </w:rPr>
-          <w:t>6</w:t>
+          <w:t>8</w:t>
         </w:r>
         <w:r>
           <w:rPr>
@@ -1861,8 +2962,10 @@
             <w:bCs w:val="0"/>
             <w:caps w:val="0"/>
             <w:noProof/>
-            <w:sz w:val="22"/>
-            <w:szCs w:val="22"/>
+            <w:kern w:val="2"/>
+            <w:sz w:val="24"/>
+            <w:szCs w:val="24"/>
+            <w14:ligatures w14:val="standardContextual"/>
           </w:rPr>
           <w:tab/>
         </w:r>
@@ -1871,7 +2974,7 @@
             <w:rStyle w:val="Lienhypertexte"/>
             <w:noProof/>
           </w:rPr>
-          <w:t>Divers</w:t>
+          <w:t>Webographie</w:t>
         </w:r>
         <w:r>
           <w:rPr>
@@ -1892,7 +2995,7 @@
             <w:noProof/>
             <w:webHidden/>
           </w:rPr>
-          <w:instrText xml:space="preserve"> PAGEREF _Toc71040041 \h </w:instrText>
+          <w:instrText xml:space="preserve"> PAGEREF _Toc244079169 \h </w:instrText>
         </w:r>
         <w:r>
           <w:rPr>
@@ -1912,97 +3015,7 @@
             <w:noProof/>
             <w:webHidden/>
           </w:rPr>
-          <w:t>4</w:t>
-        </w:r>
-        <w:r>
-          <w:rPr>
-            <w:noProof/>
-            <w:webHidden/>
-          </w:rPr>
-          <w:fldChar w:fldCharType="end"/>
-        </w:r>
-      </w:hyperlink>
-    </w:p>
-    <w:p>
-      <w:pPr>
-        <w:pStyle w:val="TM2"/>
-        <w:tabs>
-          <w:tab w:val="left" w:pos="800"/>
-          <w:tab w:val="right" w:leader="dot" w:pos="9060"/>
-        </w:tabs>
-        <w:rPr>
-          <w:rFonts w:eastAsiaTheme="minorEastAsia" w:cstheme="minorBidi"/>
-          <w:smallCaps w:val="0"/>
-          <w:noProof/>
-          <w:sz w:val="22"/>
-          <w:szCs w:val="22"/>
-        </w:rPr>
-      </w:pPr>
-      <w:hyperlink w:anchor="_Toc71040042" w:history="1">
-        <w:r>
-          <w:rPr>
-            <w:rStyle w:val="Lienhypertexte"/>
-            <w:noProof/>
-          </w:rPr>
-          <w:t>6.1</w:t>
-        </w:r>
-        <w:r>
-          <w:rPr>
-            <w:rFonts w:eastAsiaTheme="minorEastAsia" w:cstheme="minorBidi"/>
-            <w:smallCaps w:val="0"/>
-            <w:noProof/>
-            <w:sz w:val="22"/>
-            <w:szCs w:val="22"/>
-          </w:rPr>
-          <w:tab/>
-        </w:r>
-        <w:r>
-          <w:rPr>
-            <w:rStyle w:val="Lienhypertexte"/>
-            <w:noProof/>
-          </w:rPr>
-          <w:t>Webographie</w:t>
-        </w:r>
-        <w:r>
-          <w:rPr>
-            <w:noProof/>
-            <w:webHidden/>
-          </w:rPr>
-          <w:tab/>
-        </w:r>
-        <w:r>
-          <w:rPr>
-            <w:noProof/>
-            <w:webHidden/>
-          </w:rPr>
-          <w:fldChar w:fldCharType="begin"/>
-        </w:r>
-        <w:r>
-          <w:rPr>
-            <w:noProof/>
-            <w:webHidden/>
-          </w:rPr>
-          <w:instrText xml:space="preserve"> PAGEREF _Toc71040042 \h </w:instrText>
-        </w:r>
-        <w:r>
-          <w:rPr>
-            <w:noProof/>
-            <w:webHidden/>
-          </w:rPr>
-        </w:r>
-        <w:r>
-          <w:rPr>
-            <w:noProof/>
-            <w:webHidden/>
-          </w:rPr>
-          <w:fldChar w:fldCharType="separate"/>
-        </w:r>
-        <w:r>
-          <w:rPr>
-            <w:noProof/>
-            <w:webHidden/>
-          </w:rPr>
-          <w:t>4</w:t>
+          <w:t>12</w:t>
         </w:r>
         <w:r>
           <w:rPr>
@@ -2035,7 +3048,7 @@
       </w:pPr>
       <w:bookmarkStart w:id="0" w:name="_Toc532179955"/>
       <w:bookmarkStart w:id="1" w:name="_Toc165969637"/>
-      <w:bookmarkStart w:id="2" w:name="_Toc71040023"/>
+      <w:bookmarkStart w:id="2" w:name="_Toc244079140"/>
       <w:r>
         <w:lastRenderedPageBreak/>
         <w:t>Spécifications</w:t>
@@ -2048,9 +3061,9 @@
       <w:pPr>
         <w:pStyle w:val="Titre2"/>
       </w:pPr>
-      <w:bookmarkStart w:id="3" w:name="_Toc71040024"/>
-      <w:bookmarkStart w:id="4" w:name="_Toc532179969"/>
-      <w:bookmarkStart w:id="5" w:name="_Toc165969639"/>
+      <w:bookmarkStart w:id="3" w:name="_Toc532179969"/>
+      <w:bookmarkStart w:id="4" w:name="_Toc165969639"/>
+      <w:bookmarkStart w:id="5" w:name="_Toc244079141"/>
       <w:r>
         <w:t>T</w:t>
       </w:r>
@@ -2060,7 +3073,7 @@
       <w:r>
         <w:t>e</w:t>
       </w:r>
-      <w:bookmarkEnd w:id="3"/>
+      <w:bookmarkEnd w:id="5"/>
     </w:p>
     <w:p>
       <w:pPr>
@@ -2088,7 +3101,7 @@
       <w:pPr>
         <w:pStyle w:val="Titre2"/>
       </w:pPr>
-      <w:bookmarkStart w:id="6" w:name="_Toc71040025"/>
+      <w:bookmarkStart w:id="6" w:name="_Toc244079142"/>
       <w:r>
         <w:t>Description</w:t>
       </w:r>
@@ -2115,9 +3128,11 @@
       <w:pPr>
         <w:pStyle w:val="Titre2"/>
       </w:pPr>
+      <w:bookmarkStart w:id="7" w:name="_Toc244079143"/>
       <w:r>
         <w:t>Domaine et source de données</w:t>
       </w:r>
+      <w:bookmarkEnd w:id="7"/>
     </w:p>
     <w:p>
       <w:pPr>
@@ -2302,9 +3317,11 @@
       <w:pPr>
         <w:pStyle w:val="Titre2"/>
       </w:pPr>
+      <w:bookmarkStart w:id="8" w:name="_Toc244079144"/>
       <w:r>
         <w:t>Objectifs</w:t>
       </w:r>
+      <w:bookmarkEnd w:id="8"/>
     </w:p>
     <w:p>
       <w:pPr>
@@ -2363,24 +3380,26 @@
       <w:pPr>
         <w:pStyle w:val="Titre1"/>
       </w:pPr>
-      <w:bookmarkStart w:id="7" w:name="_Toc71040026"/>
+      <w:bookmarkStart w:id="9" w:name="_Toc244079145"/>
       <w:r>
         <w:t>Planification</w:t>
       </w:r>
+      <w:bookmarkEnd w:id="3"/>
       <w:bookmarkEnd w:id="4"/>
-      <w:bookmarkEnd w:id="5"/>
       <w:r>
         <w:t>/Gestion projet</w:t>
       </w:r>
-      <w:bookmarkEnd w:id="7"/>
+      <w:bookmarkEnd w:id="9"/>
     </w:p>
     <w:p>
       <w:pPr>
         <w:pStyle w:val="Titre2"/>
       </w:pPr>
+      <w:bookmarkStart w:id="10" w:name="_Toc244079146"/>
       <w:r>
         <w:t>Planification initiale</w:t>
       </w:r>
+      <w:bookmarkEnd w:id="10"/>
     </w:p>
     <w:tbl>
       <w:tblPr>
@@ -2623,7 +3642,7 @@
       <w:pPr>
         <w:pStyle w:val="Titre1"/>
       </w:pPr>
-      <w:bookmarkStart w:id="8" w:name="_Toc71040027"/>
+      <w:bookmarkStart w:id="11" w:name="_Toc244079147"/>
       <w:r>
         <w:t>Analyse fonctionnel</w:t>
       </w:r>
@@ -2633,14 +3652,17 @@
       <w:r>
         <w:t>e</w:t>
       </w:r>
+      <w:bookmarkEnd w:id="11"/>
     </w:p>
     <w:p>
       <w:pPr>
         <w:pStyle w:val="Titre2"/>
       </w:pPr>
+      <w:bookmarkStart w:id="12" w:name="_Toc244079148"/>
       <w:r>
         <w:t>#1 — Ajout d'une nouvelle serie depuis un fichier</w:t>
       </w:r>
+      <w:bookmarkEnd w:id="12"/>
     </w:p>
     <w:p>
       <w:r>
@@ -2754,9 +3776,11 @@
       <w:pPr>
         <w:pStyle w:val="Titre2"/>
       </w:pPr>
+      <w:bookmarkStart w:id="13" w:name="_Toc244079149"/>
       <w:r>
         <w:t>#2 — Masquer une série</w:t>
       </w:r>
+      <w:bookmarkEnd w:id="13"/>
     </w:p>
     <w:p>
       <w:r>
@@ -2833,9 +3857,11 @@
       <w:pPr>
         <w:pStyle w:val="Titre2"/>
       </w:pPr>
+      <w:bookmarkStart w:id="14" w:name="_Toc244079150"/>
       <w:r>
         <w:t>#3 — Interaction avec le graphique</w:t>
       </w:r>
+      <w:bookmarkEnd w:id="14"/>
     </w:p>
     <w:p>
       <w:r>
@@ -2921,10 +3947,12 @@
       <w:pPr>
         <w:pStyle w:val="Titre2"/>
       </w:pPr>
+      <w:bookmarkStart w:id="15" w:name="_Toc244079151"/>
       <w:r>
         <w:lastRenderedPageBreak/>
         <w:t>#4 — Labels des graphiques</w:t>
       </w:r>
+      <w:bookmarkEnd w:id="15"/>
     </w:p>
     <w:p>
       <w:r>
@@ -3005,9 +4033,11 @@
       <w:pPr>
         <w:pStyle w:val="Titre2"/>
       </w:pPr>
+      <w:bookmarkStart w:id="16" w:name="_Toc244079152"/>
       <w:r>
         <w:t>#5 — Ajout de jeu de données depuis une API</w:t>
       </w:r>
+      <w:bookmarkEnd w:id="16"/>
     </w:p>
     <w:p>
       <w:r>
@@ -3097,9 +4127,11 @@
       <w:pPr>
         <w:pStyle w:val="Titre2"/>
       </w:pPr>
+      <w:bookmarkStart w:id="17" w:name="_Toc244079153"/>
       <w:r>
         <w:t>#6 — Saisie manuelle d'un nouveau point</w:t>
       </w:r>
+      <w:bookmarkEnd w:id="17"/>
     </w:p>
     <w:p>
       <w:r>
@@ -3227,9 +4259,11 @@
       <w:pPr>
         <w:pStyle w:val="Titre2"/>
       </w:pPr>
+      <w:bookmarkStart w:id="18" w:name="_Toc244079154"/>
       <w:r>
         <w:t>#7 — Exportation en PNG</w:t>
       </w:r>
+      <w:bookmarkEnd w:id="18"/>
     </w:p>
     <w:p>
       <w:r>
@@ -3326,19 +4360,22 @@
       <w:pPr>
         <w:pStyle w:val="Titre1"/>
       </w:pPr>
+      <w:bookmarkStart w:id="19" w:name="_Toc244079155"/>
       <w:r>
         <w:lastRenderedPageBreak/>
         <w:t>Points techniques</w:t>
       </w:r>
-      <w:bookmarkEnd w:id="8"/>
+      <w:bookmarkEnd w:id="19"/>
     </w:p>
     <w:p>
       <w:pPr>
         <w:pStyle w:val="Titre2"/>
       </w:pPr>
+      <w:bookmarkStart w:id="20" w:name="_Toc244079156"/>
       <w:r>
         <w:t>Parser des csv</w:t>
       </w:r>
+      <w:bookmarkEnd w:id="20"/>
     </w:p>
     <w:p>
       <w:pPr>
@@ -3365,9 +4402,11 @@
       <w:pPr>
         <w:pStyle w:val="Titre2"/>
       </w:pPr>
+      <w:bookmarkStart w:id="21" w:name="_Toc244079157"/>
       <w:r>
         <w:t>Fusion des séries</w:t>
       </w:r>
+      <w:bookmarkEnd w:id="21"/>
     </w:p>
     <w:p>
       <w:pPr>
@@ -3408,229 +4447,235 @@
       <w:pPr>
         <w:pStyle w:val="Titre1"/>
       </w:pPr>
-      <w:bookmarkStart w:id="9" w:name="_Toc532179966"/>
-      <w:bookmarkStart w:id="10" w:name="_Toc165969650"/>
-      <w:bookmarkStart w:id="11" w:name="_Toc71040030"/>
+      <w:bookmarkStart w:id="22" w:name="_Toc532179966"/>
+      <w:bookmarkStart w:id="23" w:name="_Toc165969650"/>
+      <w:bookmarkStart w:id="24" w:name="_Toc244079158"/>
       <w:r>
         <w:t>Tests</w:t>
       </w:r>
-      <w:bookmarkStart w:id="12" w:name="_Toc532179968"/>
-      <w:bookmarkStart w:id="13" w:name="_Toc165969652"/>
-      <w:bookmarkStart w:id="14" w:name="_Ref308525868"/>
-      <w:bookmarkEnd w:id="9"/>
-      <w:bookmarkEnd w:id="10"/>
-      <w:bookmarkEnd w:id="11"/>
+      <w:bookmarkStart w:id="25" w:name="_Toc532179968"/>
+      <w:bookmarkStart w:id="26" w:name="_Toc165969652"/>
+      <w:bookmarkStart w:id="27" w:name="_Ref308525868"/>
+      <w:bookmarkEnd w:id="22"/>
+      <w:bookmarkEnd w:id="23"/>
+      <w:bookmarkEnd w:id="24"/>
+    </w:p>
+    <w:p>
+      <w:pPr>
+        <w:pStyle w:val="Corpsdetexte"/>
+      </w:pPr>
     </w:p>
     <w:p>
       <w:pPr>
         <w:pStyle w:val="Titre2"/>
       </w:pPr>
-      <w:r>
-        <w:t xml:space="preserve">Parsing CSV </w:t>
+      <w:bookmarkStart w:id="28" w:name="_Toc244079159"/>
+      <w:bookmarkEnd w:id="25"/>
+      <w:bookmarkEnd w:id="26"/>
+      <w:bookmarkEnd w:id="27"/>
+      <w:r>
+        <w:t>Stratégie et exécution</w:t>
+      </w:r>
+      <w:bookmarkEnd w:id="28"/>
+    </w:p>
+    <w:p>
+      <w:pPr>
+        <w:pStyle w:val="Retraitcorpsdetexte"/>
+      </w:pPr>
+      <w:r>
+        <w:t>Les règles métier ont été extraites de MainForm.cs vers des classes de services testées avec MSTest dans le projet PlotThoseLines.Tests. L'ensemble de la suite compte 10 tests unitaires, tous validés avec succès</w:t>
+      </w:r>
+      <w:r>
+        <w:t>.</w:t>
+      </w:r>
+    </w:p>
+    <w:p>
+      <w:pPr>
+        <w:pStyle w:val="Titre2"/>
+      </w:pPr>
+      <w:bookmarkStart w:id="29" w:name="_Toc244079160"/>
+      <w:r>
+        <w:t>Service Parser (ParserTests.cs) :</w:t>
+      </w:r>
+      <w:bookmarkEnd w:id="29"/>
+      <w:r>
+        <w:t xml:space="preserve"> </w:t>
       </w:r>
     </w:p>
     <w:p>
       <w:pPr>
         <w:pStyle w:val="Retraitcorpsdetexte"/>
         <w:numPr>
-          <w:ilvl w:val="0"/>
-          <w:numId w:val="11"/>
+          <w:ilvl w:val="1"/>
+          <w:numId w:val="14"/>
         </w:numPr>
       </w:pPr>
       <w:r>
-        <w:t>Lecture réussie d'un fichier valide avec détection des colonnes</w:t>
-      </w:r>
-      <w:r>
-        <w:t>.</w:t>
+        <w:t>Validation de l'extraction d'un point valide avec colonnes reconnues par alias.</w:t>
       </w:r>
     </w:p>
     <w:p>
       <w:pPr>
         <w:pStyle w:val="Retraitcorpsdetexte"/>
         <w:numPr>
-          <w:ilvl w:val="0"/>
-          <w:numId w:val="11"/>
+          <w:ilvl w:val="1"/>
+          <w:numId w:val="14"/>
         </w:numPr>
       </w:pPr>
       <w:r>
-        <w:t>Détection d'un fichier trop court ou vide qui lève bien une exception</w:t>
-      </w:r>
-      <w:r>
-        <w:t>.</w:t>
-      </w:r>
-      <w:r>
-        <w:t xml:space="preserve"> </w:t>
+        <w:t>Levée d'une InvalidDataException si le fichier ne contient aucune ligne de données.</w:t>
       </w:r>
     </w:p>
     <w:p>
       <w:pPr>
         <w:pStyle w:val="Retraitcorpsdetexte"/>
         <w:numPr>
-          <w:ilvl w:val="0"/>
-          <w:numId w:val="11"/>
+          <w:ilvl w:val="1"/>
+          <w:numId w:val="14"/>
         </w:numPr>
       </w:pPr>
       <w:r>
-        <w:t>Détection de l'absence de colonne de prix qui lève bien une exception</w:t>
-      </w:r>
-      <w:r>
-        <w:t>.</w:t>
+        <w:t>Levée d'une InvalidDataException si la colonne de prix/capitalisation est absente.</w:t>
       </w:r>
     </w:p>
     <w:p>
       <w:pPr>
         <w:pStyle w:val="Titre2"/>
       </w:pPr>
-      <w:bookmarkStart w:id="15" w:name="_Toc71040032"/>
-      <w:r>
-        <w:t xml:space="preserve">Fusion de séries </w:t>
-      </w:r>
-      <w:bookmarkEnd w:id="15"/>
+      <w:bookmarkStart w:id="30" w:name="_Toc244079161"/>
+      <w:r>
+        <w:t>Service de fusion (SeriesMergeTests.cs) :</w:t>
+      </w:r>
+      <w:bookmarkEnd w:id="30"/>
+      <w:r>
+        <w:t xml:space="preserve"> </w:t>
+      </w:r>
     </w:p>
     <w:p>
       <w:pPr>
         <w:pStyle w:val="Retraitcorpsdetexte"/>
         <w:numPr>
-          <w:ilvl w:val="0"/>
-          <w:numId w:val="12"/>
+          <w:ilvl w:val="1"/>
+          <w:numId w:val="14"/>
         </w:numPr>
       </w:pPr>
       <w:r>
-        <w:t>Remplacement correct des anciens points par les nouveaux sur la période commune</w:t>
-      </w:r>
-      <w:r>
-        <w:t>.</w:t>
+        <w:t>Remplacement correct des anciens points par les nouveaux sur la période de dates commune (chevauchement).</w:t>
       </w:r>
     </w:p>
     <w:p>
       <w:pPr>
         <w:pStyle w:val="Retraitcorpsdetexte"/>
         <w:numPr>
-          <w:ilvl w:val="0"/>
-          <w:numId w:val="12"/>
+          <w:ilvl w:val="1"/>
+          <w:numId w:val="14"/>
         </w:numPr>
       </w:pPr>
       <w:r>
-        <w:t>Comportement correct si l'ancienne série est vide</w:t>
-      </w:r>
-      <w:r>
-        <w:t>.</w:t>
+        <w:t>Comportement normal et renvoi direct des nouveaux points si l'ancienne série est vide.</w:t>
       </w:r>
     </w:p>
     <w:p>
       <w:pPr>
         <w:pStyle w:val="Retraitcorpsdetexte"/>
         <w:numPr>
-          <w:ilvl w:val="0"/>
-          <w:numId w:val="12"/>
+          <w:ilvl w:val="1"/>
+          <w:numId w:val="14"/>
         </w:numPr>
       </w:pPr>
       <w:r>
-        <w:t>Comportement correct si le nouveau fichier est vide</w:t>
-      </w:r>
-      <w:r>
-        <w:t>.</w:t>
+        <w:t>Préservation des points existants sans erreur si le nouvel import est vide.</w:t>
       </w:r>
     </w:p>
     <w:p>
       <w:pPr>
         <w:pStyle w:val="Titre2"/>
       </w:pPr>
-      <w:bookmarkStart w:id="16" w:name="_Toc71040033"/>
-      <w:r>
-        <w:t>Formatage des grands nombre</w:t>
-      </w:r>
-      <w:bookmarkEnd w:id="12"/>
-      <w:bookmarkEnd w:id="13"/>
-      <w:bookmarkEnd w:id="14"/>
-      <w:bookmarkEnd w:id="16"/>
-      <w:r>
-        <w:t>s</w:t>
+      <w:bookmarkStart w:id="31" w:name="_Toc244079162"/>
+      <w:r>
+        <w:t>Service de formatage (NumberTransformatorTests.cs) :</w:t>
+      </w:r>
+      <w:bookmarkEnd w:id="31"/>
+      <w:r>
+        <w:t xml:space="preserve"> </w:t>
       </w:r>
     </w:p>
     <w:p>
       <w:pPr>
         <w:pStyle w:val="Retraitcorpsdetexte"/>
         <w:numPr>
-          <w:ilvl w:val="0"/>
-          <w:numId w:val="13"/>
+          <w:ilvl w:val="1"/>
+          <w:numId w:val="14"/>
         </w:numPr>
       </w:pPr>
       <w:r>
-        <w:t>Trillions affichés avec le suffixe " T"</w:t>
+        <w:t>Trillions formatés avec le suffixe " T".</w:t>
       </w:r>
     </w:p>
     <w:p>
       <w:pPr>
         <w:pStyle w:val="Retraitcorpsdetexte"/>
         <w:numPr>
-          <w:ilvl w:val="0"/>
-          <w:numId w:val="13"/>
+          <w:ilvl w:val="1"/>
+          <w:numId w:val="14"/>
         </w:numPr>
       </w:pPr>
       <w:r>
-        <w:t>Milliards affichés avec le suffixe " Md"</w:t>
-      </w:r>
-      <w:r>
-        <w:t>.</w:t>
+        <w:t>Milliards formatés avec le suffixe " Md".</w:t>
       </w:r>
     </w:p>
     <w:p>
       <w:pPr>
         <w:pStyle w:val="Retraitcorpsdetexte"/>
         <w:numPr>
-          <w:ilvl w:val="0"/>
-          <w:numId w:val="13"/>
+          <w:ilvl w:val="1"/>
+          <w:numId w:val="14"/>
         </w:numPr>
       </w:pPr>
       <w:r>
-        <w:t>Seuil de 1 million affiché avec "1 M"</w:t>
-      </w:r>
-      <w:r>
-        <w:t>.</w:t>
+        <w:t>Seuil exact d'un million formaté avec "1 M".</w:t>
       </w:r>
     </w:p>
     <w:p>
       <w:pPr>
         <w:pStyle w:val="Retraitcorpsdetexte"/>
         <w:numPr>
-          <w:ilvl w:val="0"/>
-          <w:numId w:val="13"/>
+          <w:ilvl w:val="1"/>
+          <w:numId w:val="14"/>
         </w:numPr>
       </w:pPr>
       <w:r>
-        <w:t xml:space="preserve">Valeurs sous 1 </w:t>
-      </w:r>
-      <w:r>
-        <w:t>millions affichés</w:t>
-      </w:r>
-      <w:r>
-        <w:t xml:space="preserve"> sans suffixe</w:t>
-      </w:r>
-      <w:r>
-        <w:t>.</w:t>
-      </w:r>
+        <w:t>Valeurs inférieures au million conservées au format numérique standard sans suffixe.</w:t>
+      </w:r>
+    </w:p>
+    <w:p>
+      <w:pPr>
+        <w:pStyle w:val="Retraitcorpsdetexte"/>
+      </w:pPr>
+    </w:p>
+    <w:p>
+      <w:pPr>
+        <w:pStyle w:val="Retraitcorpsdetexte"/>
+        <w:ind w:left="0"/>
+      </w:pPr>
     </w:p>
     <w:p>
       <w:pPr>
         <w:pStyle w:val="Titre1"/>
       </w:pPr>
-      <w:r>
+      <w:bookmarkStart w:id="32" w:name="_Toc244079163"/>
+      <w:r>
+        <w:lastRenderedPageBreak/>
         <w:t>Usage de l’IA</w:t>
       </w:r>
+      <w:bookmarkEnd w:id="32"/>
     </w:p>
     <w:p>
       <w:pPr>
         <w:pStyle w:val="Corpsdetexte"/>
       </w:pPr>
       <w:r>
-        <w:t>Pour tester l'application avec des données réelles et massives</w:t>
-      </w:r>
-      <w:r>
-        <w:t>, je n’ai pas trouvé de source fiable et gratuit, et alors</w:t>
-      </w:r>
-      <w:r>
-        <w:t xml:space="preserve"> j'ai utilisé une intelligence artificielle pour générer un script de scraping.</w:t>
+        <w:t>Pour tester l'application avec des données réelles et massives, je n’ai pas trouvé de source fiable et gratuit, et alors j'ai utilisé une intelligence artificielle pour générer un script de scraping.</w:t>
       </w:r>
     </w:p>
     <w:p>
@@ -3720,27 +4765,678 @@
         <w:rPr>
           <w:lang w:val="en-US"/>
         </w:rPr>
+        <w:t>Code :</w:t>
+      </w:r>
+      <w:r>
+        <w:rPr>
+          <w:lang w:val="en-US"/>
+        </w:rPr>
+        <w:t xml:space="preserve"> </w:t>
+      </w:r>
+      <w:r>
+        <w:rPr>
+          <w:lang w:val="en-US"/>
+        </w:rPr>
+        <w:br/>
+      </w:r>
+      <w:r>
+        <w:rPr>
+          <w:lang w:val="en-US"/>
+        </w:rPr>
+        <w:br/>
+      </w:r>
+      <w:r>
+        <w:rPr>
+          <w:rFonts w:ascii="Consolas" w:hAnsi="Consolas"/>
+          <w:sz w:val="16"/>
+          <w:szCs w:val="16"/>
+          <w:lang w:val="en-US"/>
+        </w:rPr>
+        <w:t>const pkg = require('yahoo-finance2');</w:t>
+      </w:r>
+    </w:p>
+    <w:p>
+      <w:pPr>
+        <w:pStyle w:val="Corpsdetexte"/>
+        <w:rPr>
+          <w:rFonts w:ascii="Consolas" w:hAnsi="Consolas"/>
+          <w:sz w:val="16"/>
+          <w:szCs w:val="16"/>
+          <w:lang w:val="en-US"/>
+        </w:rPr>
+      </w:pPr>
+      <w:r>
+        <w:rPr>
+          <w:rFonts w:ascii="Consolas" w:hAnsi="Consolas"/>
+          <w:sz w:val="16"/>
+          <w:szCs w:val="16"/>
+          <w:lang w:val="en-US"/>
+        </w:rPr>
+        <w:t>const YahooFinance = pkg.YahooFinance || pkg.default || pkg;</w:t>
+      </w:r>
+    </w:p>
+    <w:p>
+      <w:pPr>
+        <w:pStyle w:val="Corpsdetexte"/>
+        <w:rPr>
+          <w:rFonts w:ascii="Consolas" w:hAnsi="Consolas"/>
+          <w:sz w:val="16"/>
+          <w:szCs w:val="16"/>
+          <w:lang w:val="en-US"/>
+        </w:rPr>
+      </w:pPr>
+      <w:r>
+        <w:rPr>
+          <w:rFonts w:ascii="Consolas" w:hAnsi="Consolas"/>
+          <w:sz w:val="16"/>
+          <w:szCs w:val="16"/>
+          <w:lang w:val="en-US"/>
+        </w:rPr>
+        <w:t>const yahooFinance = new YahooFinance({ suppressNotices: ['yahooSurvey', 'ripHistorical'] });</w:t>
+      </w:r>
+    </w:p>
+    <w:p>
+      <w:pPr>
+        <w:pStyle w:val="Corpsdetexte"/>
+        <w:rPr>
+          <w:rFonts w:ascii="Consolas" w:hAnsi="Consolas"/>
+          <w:sz w:val="16"/>
+          <w:szCs w:val="16"/>
+          <w:lang w:val="en-US"/>
+        </w:rPr>
+      </w:pPr>
+      <w:r>
+        <w:rPr>
+          <w:rFonts w:ascii="Consolas" w:hAnsi="Consolas"/>
+          <w:sz w:val="16"/>
+          <w:szCs w:val="16"/>
+          <w:lang w:val="en-US"/>
+        </w:rPr>
+        <w:t>const fs = require('fs');</w:t>
+      </w:r>
+    </w:p>
+    <w:p>
+      <w:pPr>
+        <w:pStyle w:val="Corpsdetexte"/>
+        <w:rPr>
+          <w:rFonts w:ascii="Consolas" w:hAnsi="Consolas"/>
+          <w:sz w:val="16"/>
+          <w:szCs w:val="16"/>
+          <w:lang w:val="en-US"/>
+        </w:rPr>
+      </w:pPr>
+    </w:p>
+    <w:p>
+      <w:pPr>
+        <w:pStyle w:val="Corpsdetexte"/>
+        <w:rPr>
+          <w:rFonts w:ascii="Consolas" w:hAnsi="Consolas"/>
+          <w:sz w:val="16"/>
+          <w:szCs w:val="16"/>
+          <w:lang w:val="en-US"/>
+        </w:rPr>
+      </w:pPr>
+      <w:r>
+        <w:rPr>
+          <w:rFonts w:ascii="Consolas" w:hAnsi="Consolas"/>
+          <w:sz w:val="16"/>
+          <w:szCs w:val="16"/>
+          <w:lang w:val="en-US"/>
+        </w:rPr>
+        <w:t>async function exportDailyMarketCap(ticker, years = 10) {</w:t>
+      </w:r>
+    </w:p>
+    <w:p>
+      <w:pPr>
+        <w:pStyle w:val="Corpsdetexte"/>
+        <w:rPr>
+          <w:rFonts w:ascii="Consolas" w:hAnsi="Consolas"/>
+          <w:sz w:val="16"/>
+          <w:szCs w:val="16"/>
+        </w:rPr>
+      </w:pPr>
+      <w:r>
+        <w:rPr>
+          <w:rFonts w:ascii="Consolas" w:hAnsi="Consolas"/>
+          <w:sz w:val="16"/>
+          <w:szCs w:val="16"/>
+          <w:lang w:val="en-US"/>
+        </w:rPr>
+        <w:t xml:space="preserve">  </w:t>
+      </w:r>
+      <w:r>
+        <w:rPr>
+          <w:rFonts w:ascii="Consolas" w:hAnsi="Consolas"/>
+          <w:sz w:val="16"/>
+          <w:szCs w:val="16"/>
+        </w:rPr>
+        <w:t>try {</w:t>
+      </w:r>
+    </w:p>
+    <w:p>
+      <w:pPr>
+        <w:pStyle w:val="Corpsdetexte"/>
+        <w:rPr>
+          <w:rFonts w:ascii="Consolas" w:hAnsi="Consolas"/>
+          <w:sz w:val="16"/>
+          <w:szCs w:val="16"/>
+        </w:rPr>
+      </w:pPr>
+      <w:r>
+        <w:rPr>
+          <w:rFonts w:ascii="Consolas" w:hAnsi="Consolas"/>
+          <w:sz w:val="16"/>
+          <w:szCs w:val="16"/>
+        </w:rPr>
+        <w:t xml:space="preserve">    // 1. Récupération des actions en circulation</w:t>
+      </w:r>
+    </w:p>
+    <w:p>
+      <w:pPr>
+        <w:pStyle w:val="Corpsdetexte"/>
+        <w:rPr>
+          <w:rFonts w:ascii="Consolas" w:hAnsi="Consolas"/>
+          <w:sz w:val="16"/>
+          <w:szCs w:val="16"/>
+          <w:lang w:val="en-US"/>
+        </w:rPr>
+      </w:pPr>
+      <w:r>
+        <w:rPr>
+          <w:rFonts w:ascii="Consolas" w:hAnsi="Consolas"/>
+          <w:sz w:val="16"/>
+          <w:szCs w:val="16"/>
+        </w:rPr>
+        <w:t xml:space="preserve">    </w:t>
+      </w:r>
+      <w:r>
+        <w:rPr>
+          <w:rFonts w:ascii="Consolas" w:hAnsi="Consolas"/>
+          <w:sz w:val="16"/>
+          <w:szCs w:val="16"/>
+          <w:lang w:val="en-US"/>
+        </w:rPr>
+        <w:t>const quote = await yahooFinance.quote(ticker);</w:t>
+      </w:r>
+    </w:p>
+    <w:p>
+      <w:pPr>
+        <w:pStyle w:val="Corpsdetexte"/>
+        <w:rPr>
+          <w:rFonts w:ascii="Consolas" w:hAnsi="Consolas"/>
+          <w:sz w:val="16"/>
+          <w:szCs w:val="16"/>
+          <w:lang w:val="en-US"/>
+        </w:rPr>
+      </w:pPr>
+      <w:r>
+        <w:rPr>
+          <w:rFonts w:ascii="Consolas" w:hAnsi="Consolas"/>
+          <w:sz w:val="16"/>
+          <w:szCs w:val="16"/>
+          <w:lang w:val="en-US"/>
+        </w:rPr>
+        <w:t xml:space="preserve">    const sharesOutstanding = quote.sharesOutstanding;</w:t>
+      </w:r>
+    </w:p>
+    <w:p>
+      <w:pPr>
+        <w:pStyle w:val="Corpsdetexte"/>
+        <w:rPr>
+          <w:rFonts w:ascii="Consolas" w:hAnsi="Consolas"/>
+          <w:sz w:val="16"/>
+          <w:szCs w:val="16"/>
+          <w:lang w:val="en-US"/>
+        </w:rPr>
+      </w:pPr>
+    </w:p>
+    <w:p>
+      <w:pPr>
+        <w:pStyle w:val="Corpsdetexte"/>
+        <w:rPr>
+          <w:rFonts w:ascii="Consolas" w:hAnsi="Consolas"/>
+          <w:sz w:val="16"/>
+          <w:szCs w:val="16"/>
+          <w:lang w:val="en-US"/>
+        </w:rPr>
+      </w:pPr>
+      <w:r>
+        <w:rPr>
+          <w:rFonts w:ascii="Consolas" w:hAnsi="Consolas"/>
+          <w:sz w:val="16"/>
+          <w:szCs w:val="16"/>
+          <w:lang w:val="en-US"/>
+        </w:rPr>
+        <w:t xml:space="preserve">    if (!sharesOutstanding) {</w:t>
+      </w:r>
+    </w:p>
+    <w:p>
+      <w:pPr>
+        <w:pStyle w:val="Corpsdetexte"/>
+        <w:rPr>
+          <w:rFonts w:ascii="Consolas" w:hAnsi="Consolas"/>
+          <w:sz w:val="16"/>
+          <w:szCs w:val="16"/>
+        </w:rPr>
+      </w:pPr>
+      <w:r>
+        <w:rPr>
+          <w:rFonts w:ascii="Consolas" w:hAnsi="Consolas"/>
+          <w:sz w:val="16"/>
+          <w:szCs w:val="16"/>
+          <w:lang w:val="en-US"/>
+        </w:rPr>
+        <w:t xml:space="preserve">      </w:t>
+      </w:r>
+      <w:r>
+        <w:rPr>
+          <w:rFonts w:ascii="Consolas" w:hAnsi="Consolas"/>
+          <w:sz w:val="16"/>
+          <w:szCs w:val="16"/>
+        </w:rPr>
+        <w:t>throw new Error("Impossible de récupérer le nombre d'actions en circulation.");</w:t>
+      </w:r>
+    </w:p>
+    <w:p>
+      <w:pPr>
+        <w:pStyle w:val="Corpsdetexte"/>
+        <w:rPr>
+          <w:rFonts w:ascii="Consolas" w:hAnsi="Consolas"/>
+          <w:sz w:val="16"/>
+          <w:szCs w:val="16"/>
+        </w:rPr>
+      </w:pPr>
+      <w:r>
+        <w:rPr>
+          <w:rFonts w:ascii="Consolas" w:hAnsi="Consolas"/>
+          <w:sz w:val="16"/>
+          <w:szCs w:val="16"/>
+        </w:rPr>
+        <w:t xml:space="preserve">    }</w:t>
+      </w:r>
+    </w:p>
+    <w:p>
+      <w:pPr>
+        <w:pStyle w:val="Corpsdetexte"/>
+        <w:rPr>
+          <w:rFonts w:ascii="Consolas" w:hAnsi="Consolas"/>
+          <w:sz w:val="16"/>
+          <w:szCs w:val="16"/>
+        </w:rPr>
+      </w:pPr>
+    </w:p>
+    <w:p>
+      <w:pPr>
+        <w:pStyle w:val="Corpsdetexte"/>
+        <w:rPr>
+          <w:rFonts w:ascii="Consolas" w:hAnsi="Consolas"/>
+          <w:sz w:val="16"/>
+          <w:szCs w:val="16"/>
+        </w:rPr>
+      </w:pPr>
+      <w:r>
+        <w:rPr>
+          <w:rFonts w:ascii="Consolas" w:hAnsi="Consolas"/>
+          <w:sz w:val="16"/>
+          <w:szCs w:val="16"/>
+        </w:rPr>
+        <w:t xml:space="preserve">    // 2. Plage de dates</w:t>
+      </w:r>
+    </w:p>
+    <w:p>
+      <w:pPr>
+        <w:pStyle w:val="Corpsdetexte"/>
+        <w:rPr>
+          <w:rFonts w:ascii="Consolas" w:hAnsi="Consolas"/>
+          <w:sz w:val="16"/>
+          <w:szCs w:val="16"/>
+        </w:rPr>
+      </w:pPr>
+      <w:r>
+        <w:rPr>
+          <w:rFonts w:ascii="Consolas" w:hAnsi="Consolas"/>
+          <w:sz w:val="16"/>
+          <w:szCs w:val="16"/>
+        </w:rPr>
+        <w:t xml:space="preserve">    const endDate = new Date();</w:t>
+      </w:r>
+    </w:p>
+    <w:p>
+      <w:pPr>
+        <w:pStyle w:val="Corpsdetexte"/>
+        <w:rPr>
+          <w:rFonts w:ascii="Consolas" w:hAnsi="Consolas"/>
+          <w:sz w:val="16"/>
+          <w:szCs w:val="16"/>
+          <w:lang w:val="en-US"/>
+        </w:rPr>
+      </w:pPr>
+      <w:r>
+        <w:rPr>
+          <w:rFonts w:ascii="Consolas" w:hAnsi="Consolas"/>
+          <w:sz w:val="16"/>
+          <w:szCs w:val="16"/>
+        </w:rPr>
+        <w:t xml:space="preserve">    </w:t>
+      </w:r>
+      <w:r>
+        <w:rPr>
+          <w:rFonts w:ascii="Consolas" w:hAnsi="Consolas"/>
+          <w:sz w:val="16"/>
+          <w:szCs w:val="16"/>
+          <w:lang w:val="en-US"/>
+        </w:rPr>
+        <w:t>const startDate = new Date();</w:t>
+      </w:r>
+    </w:p>
+    <w:p>
+      <w:pPr>
+        <w:pStyle w:val="Corpsdetexte"/>
+        <w:rPr>
+          <w:rFonts w:ascii="Consolas" w:hAnsi="Consolas"/>
+          <w:sz w:val="16"/>
+          <w:szCs w:val="16"/>
+          <w:lang w:val="en-US"/>
+        </w:rPr>
+      </w:pPr>
+      <w:r>
+        <w:rPr>
+          <w:rFonts w:ascii="Consolas" w:hAnsi="Consolas"/>
+          <w:sz w:val="16"/>
+          <w:szCs w:val="16"/>
+          <w:lang w:val="en-US"/>
+        </w:rPr>
+        <w:t xml:space="preserve">    startDate.setFullYear(endDate.getFullYear() - years);</w:t>
+      </w:r>
+    </w:p>
+    <w:p>
+      <w:pPr>
+        <w:pStyle w:val="Corpsdetexte"/>
+        <w:rPr>
+          <w:rFonts w:ascii="Consolas" w:hAnsi="Consolas"/>
+          <w:sz w:val="16"/>
+          <w:szCs w:val="16"/>
+          <w:lang w:val="en-US"/>
+        </w:rPr>
+      </w:pPr>
+    </w:p>
+    <w:p>
+      <w:pPr>
+        <w:pStyle w:val="Corpsdetexte"/>
+        <w:rPr>
+          <w:rFonts w:ascii="Consolas" w:hAnsi="Consolas"/>
+          <w:sz w:val="16"/>
+          <w:szCs w:val="16"/>
+        </w:rPr>
+      </w:pPr>
+      <w:r>
+        <w:rPr>
+          <w:rFonts w:ascii="Consolas" w:hAnsi="Consolas"/>
+          <w:sz w:val="16"/>
+          <w:szCs w:val="16"/>
+          <w:lang w:val="en-US"/>
+        </w:rPr>
+        <w:t xml:space="preserve">    </w:t>
+      </w:r>
+      <w:r>
+        <w:rPr>
+          <w:rFonts w:ascii="Consolas" w:hAnsi="Consolas"/>
+          <w:sz w:val="16"/>
+          <w:szCs w:val="16"/>
+        </w:rPr>
+        <w:t>// 3. Récupération des cours au format quotidien ('1d')</w:t>
+      </w:r>
+    </w:p>
+    <w:p>
+      <w:pPr>
+        <w:pStyle w:val="Corpsdetexte"/>
+        <w:rPr>
+          <w:rFonts w:ascii="Consolas" w:hAnsi="Consolas"/>
+          <w:sz w:val="16"/>
+          <w:szCs w:val="16"/>
+          <w:lang w:val="en-US"/>
+        </w:rPr>
+      </w:pPr>
+      <w:r>
+        <w:rPr>
+          <w:rFonts w:ascii="Consolas" w:hAnsi="Consolas"/>
+          <w:sz w:val="16"/>
+          <w:szCs w:val="16"/>
+        </w:rPr>
+        <w:t xml:space="preserve">    </w:t>
+      </w:r>
+      <w:r>
+        <w:rPr>
+          <w:rFonts w:ascii="Consolas" w:hAnsi="Consolas"/>
+          <w:sz w:val="16"/>
+          <w:szCs w:val="16"/>
+          <w:lang w:val="en-US"/>
+        </w:rPr>
+        <w:t>const result = await yahooFinance.chart(ticker, {</w:t>
+      </w:r>
+    </w:p>
+    <w:p>
+      <w:pPr>
+        <w:pStyle w:val="Corpsdetexte"/>
+        <w:rPr>
+          <w:rFonts w:ascii="Consolas" w:hAnsi="Consolas"/>
+          <w:sz w:val="16"/>
+          <w:szCs w:val="16"/>
+          <w:lang w:val="en-US"/>
+        </w:rPr>
+      </w:pPr>
+      <w:r>
+        <w:rPr>
+          <w:rFonts w:ascii="Consolas" w:hAnsi="Consolas"/>
+          <w:sz w:val="16"/>
+          <w:szCs w:val="16"/>
+          <w:lang w:val="en-US"/>
+        </w:rPr>
+        <w:t xml:space="preserve">      period1: startDate,</w:t>
+      </w:r>
+    </w:p>
+    <w:p>
+      <w:pPr>
+        <w:pStyle w:val="Corpsdetexte"/>
+        <w:rPr>
+          <w:rFonts w:ascii="Consolas" w:hAnsi="Consolas"/>
+          <w:sz w:val="16"/>
+          <w:szCs w:val="16"/>
+          <w:lang w:val="en-US"/>
+        </w:rPr>
+      </w:pPr>
+      <w:r>
+        <w:rPr>
+          <w:rFonts w:ascii="Consolas" w:hAnsi="Consolas"/>
+          <w:sz w:val="16"/>
+          <w:szCs w:val="16"/>
+          <w:lang w:val="en-US"/>
+        </w:rPr>
+        <w:t xml:space="preserve">      period2: endDate,</w:t>
+      </w:r>
+    </w:p>
+    <w:p>
+      <w:pPr>
+        <w:pStyle w:val="Corpsdetexte"/>
+        <w:rPr>
+          <w:rFonts w:ascii="Consolas" w:hAnsi="Consolas"/>
+          <w:sz w:val="16"/>
+          <w:szCs w:val="16"/>
+          <w:lang w:val="en-US"/>
+        </w:rPr>
+      </w:pPr>
+      <w:r>
+        <w:rPr>
+          <w:rFonts w:ascii="Consolas" w:hAnsi="Consolas"/>
+          <w:sz w:val="16"/>
+          <w:szCs w:val="16"/>
+          <w:lang w:val="en-US"/>
+        </w:rPr>
+        <w:t xml:space="preserve">      interval: '1d'</w:t>
+      </w:r>
+    </w:p>
+    <w:p>
+      <w:pPr>
+        <w:pStyle w:val="Corpsdetexte"/>
+        <w:rPr>
+          <w:rFonts w:ascii="Consolas" w:hAnsi="Consolas"/>
+          <w:sz w:val="16"/>
+          <w:szCs w:val="16"/>
+        </w:rPr>
+      </w:pPr>
+      <w:r>
+        <w:rPr>
+          <w:rFonts w:ascii="Consolas" w:hAnsi="Consolas"/>
+          <w:sz w:val="16"/>
+          <w:szCs w:val="16"/>
+          <w:lang w:val="en-US"/>
+        </w:rPr>
+        <w:t xml:space="preserve">    </w:t>
+      </w:r>
+      <w:r>
+        <w:rPr>
+          <w:rFonts w:ascii="Consolas" w:hAnsi="Consolas"/>
+          <w:sz w:val="16"/>
+          <w:szCs w:val="16"/>
+        </w:rPr>
+        <w:t>});</w:t>
+      </w:r>
+    </w:p>
+    <w:p>
+      <w:pPr>
+        <w:pStyle w:val="Corpsdetexte"/>
+        <w:rPr>
+          <w:rFonts w:ascii="Consolas" w:hAnsi="Consolas"/>
+          <w:sz w:val="16"/>
+          <w:szCs w:val="16"/>
+        </w:rPr>
+      </w:pPr>
+    </w:p>
+    <w:p>
+      <w:pPr>
+        <w:pStyle w:val="Corpsdetexte"/>
+        <w:rPr>
+          <w:rFonts w:ascii="Consolas" w:hAnsi="Consolas"/>
+          <w:sz w:val="16"/>
+          <w:szCs w:val="16"/>
+        </w:rPr>
+      </w:pPr>
+      <w:r>
+        <w:rPr>
+          <w:rFonts w:ascii="Consolas" w:hAnsi="Consolas"/>
+          <w:sz w:val="16"/>
+          <w:szCs w:val="16"/>
+        </w:rPr>
+        <w:t xml:space="preserve">    const quotes = result.quotes || [];</w:t>
+      </w:r>
+    </w:p>
+    <w:p>
+      <w:pPr>
+        <w:pStyle w:val="Corpsdetexte"/>
+        <w:rPr>
+          <w:rFonts w:ascii="Consolas" w:hAnsi="Consolas"/>
+          <w:sz w:val="16"/>
+          <w:szCs w:val="16"/>
+        </w:rPr>
+      </w:pPr>
+    </w:p>
+    <w:p>
+      <w:pPr>
+        <w:pStyle w:val="Corpsdetexte"/>
+        <w:rPr>
+          <w:rFonts w:ascii="Consolas" w:hAnsi="Consolas"/>
+          <w:sz w:val="16"/>
+          <w:szCs w:val="16"/>
+        </w:rPr>
+      </w:pPr>
+      <w:r>
+        <w:rPr>
+          <w:rFonts w:ascii="Consolas" w:hAnsi="Consolas"/>
+          <w:sz w:val="16"/>
+          <w:szCs w:val="16"/>
+        </w:rPr>
+        <w:t xml:space="preserve">    // 4. Construction du CSV</w:t>
+      </w:r>
+    </w:p>
+    <w:p>
+      <w:pPr>
+        <w:pStyle w:val="Corpsdetexte"/>
+        <w:rPr>
+          <w:rFonts w:ascii="Consolas" w:hAnsi="Consolas"/>
+          <w:sz w:val="16"/>
+          <w:szCs w:val="16"/>
+          <w:lang w:val="en-US"/>
+        </w:rPr>
+      </w:pPr>
+      <w:r>
+        <w:rPr>
+          <w:rFonts w:ascii="Consolas" w:hAnsi="Consolas"/>
+          <w:sz w:val="16"/>
+          <w:szCs w:val="16"/>
+        </w:rPr>
+        <w:t xml:space="preserve">    </w:t>
+      </w:r>
+      <w:r>
+        <w:rPr>
+          <w:rFonts w:ascii="Consolas" w:hAnsi="Consolas"/>
+          <w:sz w:val="16"/>
+          <w:szCs w:val="16"/>
+          <w:lang w:val="en-US"/>
+        </w:rPr>
+        <w:t>const header = 'Date,Close,Shares_Outstanding,Market_Cap\n';</w:t>
+      </w:r>
+    </w:p>
+    <w:p>
+      <w:pPr>
+        <w:pStyle w:val="Corpsdetexte"/>
+        <w:rPr>
+          <w:rFonts w:ascii="Consolas" w:hAnsi="Consolas"/>
+          <w:sz w:val="16"/>
+          <w:szCs w:val="16"/>
+          <w:lang w:val="en-US"/>
+        </w:rPr>
+      </w:pPr>
+      <w:r>
+        <w:rPr>
+          <w:rFonts w:ascii="Consolas" w:hAnsi="Consolas"/>
+          <w:sz w:val="16"/>
+          <w:szCs w:val="16"/>
+          <w:lang w:val="en-US"/>
+        </w:rPr>
         <w:lastRenderedPageBreak/>
-        <w:t>Code :</w:t>
-      </w:r>
-      <w:r>
-        <w:rPr>
+        <w:t xml:space="preserve">    const rows = quotes</w:t>
+      </w:r>
+    </w:p>
+    <w:p>
+      <w:pPr>
+        <w:pStyle w:val="Corpsdetexte"/>
+        <w:rPr>
+          <w:rFonts w:ascii="Consolas" w:hAnsi="Consolas"/>
+          <w:sz w:val="16"/>
+          <w:szCs w:val="16"/>
           <w:lang w:val="en-US"/>
         </w:rPr>
-        <w:t xml:space="preserve"> </w:t>
-      </w:r>
-      <w:r>
-        <w:rPr>
+      </w:pPr>
+      <w:r>
+        <w:rPr>
+          <w:rFonts w:ascii="Consolas" w:hAnsi="Consolas"/>
+          <w:sz w:val="16"/>
+          <w:szCs w:val="16"/>
           <w:lang w:val="en-US"/>
         </w:rPr>
-        <w:br/>
-      </w:r>
-      <w:r>
-        <w:rPr>
+        <w:t xml:space="preserve">      .filter(row =&gt; row.close != null)</w:t>
+      </w:r>
+    </w:p>
+    <w:p>
+      <w:pPr>
+        <w:pStyle w:val="Corpsdetexte"/>
+        <w:rPr>
+          <w:rFonts w:ascii="Consolas" w:hAnsi="Consolas"/>
+          <w:sz w:val="16"/>
+          <w:szCs w:val="16"/>
           <w:lang w:val="en-US"/>
         </w:rPr>
-        <w:br/>
-      </w:r>
+      </w:pPr>
       <w:r>
         <w:rPr>
           <w:rFonts w:ascii="Consolas" w:hAnsi="Consolas"/>
@@ -3748,7 +5444,7 @@
           <w:szCs w:val="16"/>
           <w:lang w:val="en-US"/>
         </w:rPr>
-        <w:t>const pkg = require('yahoo-finance2');</w:t>
+        <w:t xml:space="preserve">      .map(row =&gt; {</w:t>
       </w:r>
     </w:p>
     <w:p>
@@ -3768,7 +5464,7 @@
           <w:szCs w:val="16"/>
           <w:lang w:val="en-US"/>
         </w:rPr>
-        <w:t>const YahooFinance = pkg.YahooFinance || pkg.default || pkg;</w:t>
+        <w:t xml:space="preserve">        const date = new Date(row.date).toISOString().split('T')[0];</w:t>
       </w:r>
     </w:p>
     <w:p>
@@ -3788,7 +5484,7 @@
           <w:szCs w:val="16"/>
           <w:lang w:val="en-US"/>
         </w:rPr>
-        <w:t>const yahooFinance = new YahooFinance({ suppressNotices: ['yahooSurvey', 'ripHistorical'] });</w:t>
+        <w:t xml:space="preserve">        const close = row.close.toFixed(2);</w:t>
       </w:r>
     </w:p>
     <w:p>
@@ -3808,7 +5504,7 @@
           <w:szCs w:val="16"/>
           <w:lang w:val="en-US"/>
         </w:rPr>
-        <w:t>const fs = require('fs');</w:t>
+        <w:t xml:space="preserve">        const marketCap = (row.close * sharesOutstanding).toFixed(0);</w:t>
       </w:r>
     </w:p>
     <w:p>
@@ -3821,6 +5517,15 @@
           <w:lang w:val="en-US"/>
         </w:rPr>
       </w:pPr>
+      <w:r>
+        <w:rPr>
+          <w:rFonts w:ascii="Consolas" w:hAnsi="Consolas"/>
+          <w:sz w:val="16"/>
+          <w:szCs w:val="16"/>
+          <w:lang w:val="en-US"/>
+        </w:rPr>
+        <w:t xml:space="preserve">        return `${date},${close},${sharesOutstanding},${marketCap}`;</w:t>
+      </w:r>
     </w:p>
     <w:p>
       <w:pPr>
@@ -3829,17 +5534,98 @@
           <w:rFonts w:ascii="Consolas" w:hAnsi="Consolas"/>
           <w:sz w:val="16"/>
           <w:szCs w:val="16"/>
+        </w:rPr>
+      </w:pPr>
+      <w:r>
+        <w:rPr>
+          <w:rFonts w:ascii="Consolas" w:hAnsi="Consolas"/>
+          <w:sz w:val="16"/>
+          <w:szCs w:val="16"/>
           <w:lang w:val="en-US"/>
         </w:rPr>
-      </w:pPr>
-      <w:r>
+        <w:t xml:space="preserve">      </w:t>
+      </w:r>
+      <w:r>
+        <w:rPr>
+          <w:rFonts w:ascii="Consolas" w:hAnsi="Consolas"/>
+          <w:sz w:val="16"/>
+          <w:szCs w:val="16"/>
+        </w:rPr>
+        <w:t>})</w:t>
+      </w:r>
+    </w:p>
+    <w:p>
+      <w:pPr>
+        <w:pStyle w:val="Corpsdetexte"/>
+        <w:rPr>
+          <w:rFonts w:ascii="Consolas" w:hAnsi="Consolas"/>
+          <w:sz w:val="16"/>
+          <w:szCs w:val="16"/>
+        </w:rPr>
+      </w:pPr>
+      <w:r>
+        <w:rPr>
+          <w:rFonts w:ascii="Consolas" w:hAnsi="Consolas"/>
+          <w:sz w:val="16"/>
+          <w:szCs w:val="16"/>
+        </w:rPr>
+        <w:t xml:space="preserve">      .join('\n');</w:t>
+      </w:r>
+    </w:p>
+    <w:p>
+      <w:pPr>
+        <w:pStyle w:val="Corpsdetexte"/>
+        <w:rPr>
+          <w:rFonts w:ascii="Consolas" w:hAnsi="Consolas"/>
+          <w:sz w:val="16"/>
+          <w:szCs w:val="16"/>
+        </w:rPr>
+      </w:pPr>
+    </w:p>
+    <w:p>
+      <w:pPr>
+        <w:pStyle w:val="Corpsdetexte"/>
+        <w:rPr>
+          <w:rFonts w:ascii="Consolas" w:hAnsi="Consolas"/>
+          <w:sz w:val="16"/>
+          <w:szCs w:val="16"/>
+        </w:rPr>
+      </w:pPr>
+      <w:r>
+        <w:rPr>
+          <w:rFonts w:ascii="Consolas" w:hAnsi="Consolas"/>
+          <w:sz w:val="16"/>
+          <w:szCs w:val="16"/>
+        </w:rPr>
+        <w:t xml:space="preserve">    // 5. Écriture du fichier CSV</w:t>
+      </w:r>
+    </w:p>
+    <w:p>
+      <w:pPr>
+        <w:pStyle w:val="Corpsdetexte"/>
         <w:rPr>
           <w:rFonts w:ascii="Consolas" w:hAnsi="Consolas"/>
           <w:sz w:val="16"/>
           <w:szCs w:val="16"/>
           <w:lang w:val="en-US"/>
         </w:rPr>
-        <w:t>async function exportDailyMarketCap(ticker, years = 10) {</w:t>
+      </w:pPr>
+      <w:r>
+        <w:rPr>
+          <w:rFonts w:ascii="Consolas" w:hAnsi="Consolas"/>
+          <w:sz w:val="16"/>
+          <w:szCs w:val="16"/>
+        </w:rPr>
+        <w:t xml:space="preserve">    </w:t>
+      </w:r>
+      <w:r>
+        <w:rPr>
+          <w:rFonts w:ascii="Consolas" w:hAnsi="Consolas"/>
+          <w:sz w:val="16"/>
+          <w:szCs w:val="16"/>
+          <w:lang w:val="en-US"/>
+        </w:rPr>
+        <w:t>const fileName = `${ticker}_daily_market_cap_${years}y.csv`;</w:t>
       </w:r>
     </w:p>
     <w:p>
@@ -3849,24 +5635,17 @@
           <w:rFonts w:ascii="Consolas" w:hAnsi="Consolas"/>
           <w:sz w:val="16"/>
           <w:szCs w:val="16"/>
-        </w:rPr>
-      </w:pPr>
-      <w:r>
-        <w:rPr>
-          <w:rFonts w:ascii="Consolas" w:hAnsi="Consolas"/>
-          <w:sz w:val="16"/>
-          <w:szCs w:val="16"/>
           <w:lang w:val="en-US"/>
         </w:rPr>
-        <w:t xml:space="preserve">  </w:t>
-      </w:r>
-      <w:r>
-        <w:rPr>
-          <w:rFonts w:ascii="Consolas" w:hAnsi="Consolas"/>
-          <w:sz w:val="16"/>
-          <w:szCs w:val="16"/>
-        </w:rPr>
-        <w:t>try {</w:t>
+      </w:pPr>
+      <w:r>
+        <w:rPr>
+          <w:rFonts w:ascii="Consolas" w:hAnsi="Consolas"/>
+          <w:sz w:val="16"/>
+          <w:szCs w:val="16"/>
+          <w:lang w:val="en-US"/>
+        </w:rPr>
+        <w:t xml:space="preserve">    fs.writeFileSync(fileName, header + rows, 'utf-8');</w:t>
       </w:r>
     </w:p>
     <w:p>
@@ -3883,8 +5662,17 @@
           <w:rFonts w:ascii="Consolas" w:hAnsi="Consolas"/>
           <w:sz w:val="16"/>
           <w:szCs w:val="16"/>
-        </w:rPr>
-        <w:t xml:space="preserve">    // 1. Récupération des actions en circulation</w:t>
+          <w:lang w:val="en-US"/>
+        </w:rPr>
+        <w:t xml:space="preserve">    </w:t>
+      </w:r>
+      <w:r>
+        <w:rPr>
+          <w:rFonts w:ascii="Consolas" w:hAnsi="Consolas"/>
+          <w:sz w:val="16"/>
+          <w:szCs w:val="16"/>
+        </w:rPr>
+        <w:t>console.log(`Succès : ${quotes.length} jours enregistrés dans ${fileName}`);</w:t>
       </w:r>
     </w:p>
     <w:p>
@@ -3894,25 +5682,15 @@
           <w:rFonts w:ascii="Consolas" w:hAnsi="Consolas"/>
           <w:sz w:val="16"/>
           <w:szCs w:val="16"/>
-          <w:lang w:val="en-US"/>
-        </w:rPr>
-      </w:pPr>
-      <w:r>
-        <w:rPr>
-          <w:rFonts w:ascii="Consolas" w:hAnsi="Consolas"/>
-          <w:sz w:val="16"/>
-          <w:szCs w:val="16"/>
-        </w:rPr>
-        <w:t xml:space="preserve">    </w:t>
-      </w:r>
-      <w:r>
-        <w:rPr>
-          <w:rFonts w:ascii="Consolas" w:hAnsi="Consolas"/>
-          <w:sz w:val="16"/>
-          <w:szCs w:val="16"/>
-          <w:lang w:val="en-US"/>
-        </w:rPr>
-        <w:t>const quote = await yahooFinance.quote(ticker);</w:t>
+        </w:rPr>
+      </w:pPr>
+      <w:r>
+        <w:rPr>
+          <w:rFonts w:ascii="Consolas" w:hAnsi="Consolas"/>
+          <w:sz w:val="16"/>
+          <w:szCs w:val="16"/>
+        </w:rPr>
+        <w:t xml:space="preserve">  } catch (error) {</w:t>
       </w:r>
     </w:p>
     <w:p>
@@ -3922,17 +5700,15 @@
           <w:rFonts w:ascii="Consolas" w:hAnsi="Consolas"/>
           <w:sz w:val="16"/>
           <w:szCs w:val="16"/>
-          <w:lang w:val="en-US"/>
-        </w:rPr>
-      </w:pPr>
-      <w:r>
-        <w:rPr>
-          <w:rFonts w:ascii="Consolas" w:hAnsi="Consolas"/>
-          <w:sz w:val="16"/>
-          <w:szCs w:val="16"/>
-          <w:lang w:val="en-US"/>
-        </w:rPr>
-        <w:t xml:space="preserve">    const sharesOutstanding = quote.sharesOutstanding;</w:t>
+        </w:rPr>
+      </w:pPr>
+      <w:r>
+        <w:rPr>
+          <w:rFonts w:ascii="Consolas" w:hAnsi="Consolas"/>
+          <w:sz w:val="16"/>
+          <w:szCs w:val="16"/>
+        </w:rPr>
+        <w:t xml:space="preserve">    console.error('Erreur :', error.message);</w:t>
       </w:r>
     </w:p>
     <w:p>
@@ -3942,9 +5718,16 @@
           <w:rFonts w:ascii="Consolas" w:hAnsi="Consolas"/>
           <w:sz w:val="16"/>
           <w:szCs w:val="16"/>
-          <w:lang w:val="en-US"/>
-        </w:rPr>
-      </w:pPr>
+        </w:rPr>
+      </w:pPr>
+      <w:r>
+        <w:rPr>
+          <w:rFonts w:ascii="Consolas" w:hAnsi="Consolas"/>
+          <w:sz w:val="16"/>
+          <w:szCs w:val="16"/>
+        </w:rPr>
+        <w:t xml:space="preserve">  }</w:t>
+      </w:r>
     </w:p>
     <w:p>
       <w:pPr>
@@ -3953,17 +5736,15 @@
           <w:rFonts w:ascii="Consolas" w:hAnsi="Consolas"/>
           <w:sz w:val="16"/>
           <w:szCs w:val="16"/>
-          <w:lang w:val="en-US"/>
-        </w:rPr>
-      </w:pPr>
-      <w:r>
-        <w:rPr>
-          <w:rFonts w:ascii="Consolas" w:hAnsi="Consolas"/>
-          <w:sz w:val="16"/>
-          <w:szCs w:val="16"/>
-          <w:lang w:val="en-US"/>
-        </w:rPr>
-        <w:t xml:space="preserve">    if (!sharesOutstanding) {</w:t>
+        </w:rPr>
+      </w:pPr>
+      <w:r>
+        <w:rPr>
+          <w:rFonts w:ascii="Consolas" w:hAnsi="Consolas"/>
+          <w:sz w:val="16"/>
+          <w:szCs w:val="16"/>
+        </w:rPr>
+        <w:t>}</w:t>
       </w:r>
     </w:p>
     <w:p>
@@ -3975,23 +5756,6 @@
           <w:szCs w:val="16"/>
         </w:rPr>
       </w:pPr>
-      <w:r>
-        <w:rPr>
-          <w:rFonts w:ascii="Consolas" w:hAnsi="Consolas"/>
-          <w:sz w:val="16"/>
-          <w:szCs w:val="16"/>
-          <w:lang w:val="en-US"/>
-        </w:rPr>
-        <w:t xml:space="preserve">      </w:t>
-      </w:r>
-      <w:r>
-        <w:rPr>
-          <w:rFonts w:ascii="Consolas" w:hAnsi="Consolas"/>
-          <w:sz w:val="16"/>
-          <w:szCs w:val="16"/>
-        </w:rPr>
-        <w:t>throw new Error("Impossible de récupérer le nombre d'actions en circulation.");</w:t>
-      </w:r>
     </w:p>
     <w:p>
       <w:pPr>
@@ -4008,743 +5772,7 @@
           <w:sz w:val="16"/>
           <w:szCs w:val="16"/>
         </w:rPr>
-        <w:t xml:space="preserve">    }</w:t>
-      </w:r>
-    </w:p>
-    <w:p>
-      <w:pPr>
-        <w:pStyle w:val="Corpsdetexte"/>
-        <w:rPr>
-          <w:rFonts w:ascii="Consolas" w:hAnsi="Consolas"/>
-          <w:sz w:val="16"/>
-          <w:szCs w:val="16"/>
-        </w:rPr>
-      </w:pPr>
-    </w:p>
-    <w:p>
-      <w:pPr>
-        <w:pStyle w:val="Corpsdetexte"/>
-        <w:rPr>
-          <w:rFonts w:ascii="Consolas" w:hAnsi="Consolas"/>
-          <w:sz w:val="16"/>
-          <w:szCs w:val="16"/>
-        </w:rPr>
-      </w:pPr>
-      <w:r>
-        <w:rPr>
-          <w:rFonts w:ascii="Consolas" w:hAnsi="Consolas"/>
-          <w:sz w:val="16"/>
-          <w:szCs w:val="16"/>
-        </w:rPr>
-        <w:t xml:space="preserve">    // 2. Plage de dates</w:t>
-      </w:r>
-    </w:p>
-    <w:p>
-      <w:pPr>
-        <w:pStyle w:val="Corpsdetexte"/>
-        <w:rPr>
-          <w:rFonts w:ascii="Consolas" w:hAnsi="Consolas"/>
-          <w:sz w:val="16"/>
-          <w:szCs w:val="16"/>
-        </w:rPr>
-      </w:pPr>
-      <w:r>
-        <w:rPr>
-          <w:rFonts w:ascii="Consolas" w:hAnsi="Consolas"/>
-          <w:sz w:val="16"/>
-          <w:szCs w:val="16"/>
-        </w:rPr>
-        <w:t xml:space="preserve">    const endDate = new Date();</w:t>
-      </w:r>
-    </w:p>
-    <w:p>
-      <w:pPr>
-        <w:pStyle w:val="Corpsdetexte"/>
-        <w:rPr>
-          <w:rFonts w:ascii="Consolas" w:hAnsi="Consolas"/>
-          <w:sz w:val="16"/>
-          <w:szCs w:val="16"/>
-          <w:lang w:val="en-US"/>
-        </w:rPr>
-      </w:pPr>
-      <w:r>
-        <w:rPr>
-          <w:rFonts w:ascii="Consolas" w:hAnsi="Consolas"/>
-          <w:sz w:val="16"/>
-          <w:szCs w:val="16"/>
-        </w:rPr>
-        <w:t xml:space="preserve">    </w:t>
-      </w:r>
-      <w:r>
-        <w:rPr>
-          <w:rFonts w:ascii="Consolas" w:hAnsi="Consolas"/>
-          <w:sz w:val="16"/>
-          <w:szCs w:val="16"/>
-          <w:lang w:val="en-US"/>
-        </w:rPr>
-        <w:t>const startDate = new Date();</w:t>
-      </w:r>
-    </w:p>
-    <w:p>
-      <w:pPr>
-        <w:pStyle w:val="Corpsdetexte"/>
-        <w:rPr>
-          <w:rFonts w:ascii="Consolas" w:hAnsi="Consolas"/>
-          <w:sz w:val="16"/>
-          <w:szCs w:val="16"/>
-          <w:lang w:val="en-US"/>
-        </w:rPr>
-      </w:pPr>
-      <w:r>
-        <w:rPr>
-          <w:rFonts w:ascii="Consolas" w:hAnsi="Consolas"/>
-          <w:sz w:val="16"/>
-          <w:szCs w:val="16"/>
-          <w:lang w:val="en-US"/>
-        </w:rPr>
-        <w:t xml:space="preserve">    startDate.setFullYear(endDate.getFullYear() - years);</w:t>
-      </w:r>
-    </w:p>
-    <w:p>
-      <w:pPr>
-        <w:pStyle w:val="Corpsdetexte"/>
-        <w:rPr>
-          <w:rFonts w:ascii="Consolas" w:hAnsi="Consolas"/>
-          <w:sz w:val="16"/>
-          <w:szCs w:val="16"/>
-          <w:lang w:val="en-US"/>
-        </w:rPr>
-      </w:pPr>
-    </w:p>
-    <w:p>
-      <w:pPr>
-        <w:pStyle w:val="Corpsdetexte"/>
-        <w:rPr>
-          <w:rFonts w:ascii="Consolas" w:hAnsi="Consolas"/>
-          <w:sz w:val="16"/>
-          <w:szCs w:val="16"/>
-        </w:rPr>
-      </w:pPr>
-      <w:r>
-        <w:rPr>
-          <w:rFonts w:ascii="Consolas" w:hAnsi="Consolas"/>
-          <w:sz w:val="16"/>
-          <w:szCs w:val="16"/>
-          <w:lang w:val="en-US"/>
-        </w:rPr>
-        <w:t xml:space="preserve">    </w:t>
-      </w:r>
-      <w:r>
-        <w:rPr>
-          <w:rFonts w:ascii="Consolas" w:hAnsi="Consolas"/>
-          <w:sz w:val="16"/>
-          <w:szCs w:val="16"/>
-        </w:rPr>
-        <w:t>// 3. Récupération des cours au format quotidien ('1d')</w:t>
-      </w:r>
-    </w:p>
-    <w:p>
-      <w:pPr>
-        <w:pStyle w:val="Corpsdetexte"/>
-        <w:rPr>
-          <w:rFonts w:ascii="Consolas" w:hAnsi="Consolas"/>
-          <w:sz w:val="16"/>
-          <w:szCs w:val="16"/>
-          <w:lang w:val="en-US"/>
-        </w:rPr>
-      </w:pPr>
-      <w:r>
-        <w:rPr>
-          <w:rFonts w:ascii="Consolas" w:hAnsi="Consolas"/>
-          <w:sz w:val="16"/>
-          <w:szCs w:val="16"/>
-        </w:rPr>
-        <w:t xml:space="preserve">    </w:t>
-      </w:r>
-      <w:r>
-        <w:rPr>
-          <w:rFonts w:ascii="Consolas" w:hAnsi="Consolas"/>
-          <w:sz w:val="16"/>
-          <w:szCs w:val="16"/>
-          <w:lang w:val="en-US"/>
-        </w:rPr>
-        <w:t>const result = await yahooFinance.chart(ticker, {</w:t>
-      </w:r>
-    </w:p>
-    <w:p>
-      <w:pPr>
-        <w:pStyle w:val="Corpsdetexte"/>
-        <w:rPr>
-          <w:rFonts w:ascii="Consolas" w:hAnsi="Consolas"/>
-          <w:sz w:val="16"/>
-          <w:szCs w:val="16"/>
-          <w:lang w:val="en-US"/>
-        </w:rPr>
-      </w:pPr>
-      <w:r>
-        <w:rPr>
-          <w:rFonts w:ascii="Consolas" w:hAnsi="Consolas"/>
-          <w:sz w:val="16"/>
-          <w:szCs w:val="16"/>
-          <w:lang w:val="en-US"/>
-        </w:rPr>
-        <w:t xml:space="preserve">      period1: startDate,</w:t>
-      </w:r>
-    </w:p>
-    <w:p>
-      <w:pPr>
-        <w:pStyle w:val="Corpsdetexte"/>
-        <w:rPr>
-          <w:rFonts w:ascii="Consolas" w:hAnsi="Consolas"/>
-          <w:sz w:val="16"/>
-          <w:szCs w:val="16"/>
-          <w:lang w:val="en-US"/>
-        </w:rPr>
-      </w:pPr>
-      <w:r>
-        <w:rPr>
-          <w:rFonts w:ascii="Consolas" w:hAnsi="Consolas"/>
-          <w:sz w:val="16"/>
-          <w:szCs w:val="16"/>
-          <w:lang w:val="en-US"/>
-        </w:rPr>
-        <w:t xml:space="preserve">      period2: endDate,</w:t>
-      </w:r>
-    </w:p>
-    <w:p>
-      <w:pPr>
-        <w:pStyle w:val="Corpsdetexte"/>
-        <w:rPr>
-          <w:rFonts w:ascii="Consolas" w:hAnsi="Consolas"/>
-          <w:sz w:val="16"/>
-          <w:szCs w:val="16"/>
-          <w:lang w:val="en-US"/>
-        </w:rPr>
-      </w:pPr>
-      <w:r>
-        <w:rPr>
-          <w:rFonts w:ascii="Consolas" w:hAnsi="Consolas"/>
-          <w:sz w:val="16"/>
-          <w:szCs w:val="16"/>
-          <w:lang w:val="en-US"/>
-        </w:rPr>
-        <w:t xml:space="preserve">      interval: '1d'</w:t>
-      </w:r>
-    </w:p>
-    <w:p>
-      <w:pPr>
-        <w:pStyle w:val="Corpsdetexte"/>
-        <w:rPr>
-          <w:rFonts w:ascii="Consolas" w:hAnsi="Consolas"/>
-          <w:sz w:val="16"/>
-          <w:szCs w:val="16"/>
-        </w:rPr>
-      </w:pPr>
-      <w:r>
-        <w:rPr>
-          <w:rFonts w:ascii="Consolas" w:hAnsi="Consolas"/>
-          <w:sz w:val="16"/>
-          <w:szCs w:val="16"/>
-          <w:lang w:val="en-US"/>
-        </w:rPr>
-        <w:t xml:space="preserve">    </w:t>
-      </w:r>
-      <w:r>
-        <w:rPr>
-          <w:rFonts w:ascii="Consolas" w:hAnsi="Consolas"/>
-          <w:sz w:val="16"/>
-          <w:szCs w:val="16"/>
-        </w:rPr>
-        <w:t>});</w:t>
-      </w:r>
-    </w:p>
-    <w:p>
-      <w:pPr>
-        <w:pStyle w:val="Corpsdetexte"/>
-        <w:rPr>
-          <w:rFonts w:ascii="Consolas" w:hAnsi="Consolas"/>
-          <w:sz w:val="16"/>
-          <w:szCs w:val="16"/>
-        </w:rPr>
-      </w:pPr>
-    </w:p>
-    <w:p>
-      <w:pPr>
-        <w:pStyle w:val="Corpsdetexte"/>
-        <w:rPr>
-          <w:rFonts w:ascii="Consolas" w:hAnsi="Consolas"/>
-          <w:sz w:val="16"/>
-          <w:szCs w:val="16"/>
-        </w:rPr>
-      </w:pPr>
-      <w:r>
-        <w:rPr>
-          <w:rFonts w:ascii="Consolas" w:hAnsi="Consolas"/>
-          <w:sz w:val="16"/>
-          <w:szCs w:val="16"/>
-        </w:rPr>
-        <w:t xml:space="preserve">    const quotes = result.quotes || [];</w:t>
-      </w:r>
-    </w:p>
-    <w:p>
-      <w:pPr>
-        <w:pStyle w:val="Corpsdetexte"/>
-        <w:rPr>
-          <w:rFonts w:ascii="Consolas" w:hAnsi="Consolas"/>
-          <w:sz w:val="16"/>
-          <w:szCs w:val="16"/>
-        </w:rPr>
-      </w:pPr>
-    </w:p>
-    <w:p>
-      <w:pPr>
-        <w:pStyle w:val="Corpsdetexte"/>
-        <w:rPr>
-          <w:rFonts w:ascii="Consolas" w:hAnsi="Consolas"/>
-          <w:sz w:val="16"/>
-          <w:szCs w:val="16"/>
-        </w:rPr>
-      </w:pPr>
-      <w:r>
-        <w:rPr>
-          <w:rFonts w:ascii="Consolas" w:hAnsi="Consolas"/>
-          <w:sz w:val="16"/>
-          <w:szCs w:val="16"/>
-        </w:rPr>
-        <w:t xml:space="preserve">    // 4. Construction du CSV</w:t>
-      </w:r>
-    </w:p>
-    <w:p>
-      <w:pPr>
-        <w:pStyle w:val="Corpsdetexte"/>
-        <w:rPr>
-          <w:rFonts w:ascii="Consolas" w:hAnsi="Consolas"/>
-          <w:sz w:val="16"/>
-          <w:szCs w:val="16"/>
-          <w:lang w:val="en-US"/>
-        </w:rPr>
-      </w:pPr>
-      <w:r>
-        <w:rPr>
-          <w:rFonts w:ascii="Consolas" w:hAnsi="Consolas"/>
-          <w:sz w:val="16"/>
-          <w:szCs w:val="16"/>
-        </w:rPr>
-        <w:t xml:space="preserve">    </w:t>
-      </w:r>
-      <w:r>
-        <w:rPr>
-          <w:rFonts w:ascii="Consolas" w:hAnsi="Consolas"/>
-          <w:sz w:val="16"/>
-          <w:szCs w:val="16"/>
-          <w:lang w:val="en-US"/>
-        </w:rPr>
-        <w:t>const header = 'Date,Close,Shares_Outstanding,Market_Cap\n';</w:t>
-      </w:r>
-    </w:p>
-    <w:p>
-      <w:pPr>
-        <w:pStyle w:val="Corpsdetexte"/>
-        <w:rPr>
-          <w:rFonts w:ascii="Consolas" w:hAnsi="Consolas"/>
-          <w:sz w:val="16"/>
-          <w:szCs w:val="16"/>
-          <w:lang w:val="en-US"/>
-        </w:rPr>
-      </w:pPr>
-      <w:r>
-        <w:rPr>
-          <w:rFonts w:ascii="Consolas" w:hAnsi="Consolas"/>
-          <w:sz w:val="16"/>
-          <w:szCs w:val="16"/>
-          <w:lang w:val="en-US"/>
-        </w:rPr>
-        <w:t xml:space="preserve">    const rows = quotes</w:t>
-      </w:r>
-    </w:p>
-    <w:p>
-      <w:pPr>
-        <w:pStyle w:val="Corpsdetexte"/>
-        <w:rPr>
-          <w:rFonts w:ascii="Consolas" w:hAnsi="Consolas"/>
-          <w:sz w:val="16"/>
-          <w:szCs w:val="16"/>
-          <w:lang w:val="en-US"/>
-        </w:rPr>
-      </w:pPr>
-      <w:r>
-        <w:rPr>
-          <w:rFonts w:ascii="Consolas" w:hAnsi="Consolas"/>
-          <w:sz w:val="16"/>
-          <w:szCs w:val="16"/>
-          <w:lang w:val="en-US"/>
-        </w:rPr>
-        <w:t xml:space="preserve">      .filter(row =&gt; row.close != null)</w:t>
-      </w:r>
-    </w:p>
-    <w:p>
-      <w:pPr>
-        <w:pStyle w:val="Corpsdetexte"/>
-        <w:rPr>
-          <w:rFonts w:ascii="Consolas" w:hAnsi="Consolas"/>
-          <w:sz w:val="16"/>
-          <w:szCs w:val="16"/>
-          <w:lang w:val="en-US"/>
-        </w:rPr>
-      </w:pPr>
-      <w:r>
-        <w:rPr>
-          <w:rFonts w:ascii="Consolas" w:hAnsi="Consolas"/>
-          <w:sz w:val="16"/>
-          <w:szCs w:val="16"/>
-          <w:lang w:val="en-US"/>
-        </w:rPr>
-        <w:t xml:space="preserve">      .map(row =&gt; {</w:t>
-      </w:r>
-    </w:p>
-    <w:p>
-      <w:pPr>
-        <w:pStyle w:val="Corpsdetexte"/>
-        <w:rPr>
-          <w:rFonts w:ascii="Consolas" w:hAnsi="Consolas"/>
-          <w:sz w:val="16"/>
-          <w:szCs w:val="16"/>
-          <w:lang w:val="en-US"/>
-        </w:rPr>
-      </w:pPr>
-      <w:r>
-        <w:rPr>
-          <w:rFonts w:ascii="Consolas" w:hAnsi="Consolas"/>
-          <w:sz w:val="16"/>
-          <w:szCs w:val="16"/>
-          <w:lang w:val="en-US"/>
-        </w:rPr>
-        <w:t xml:space="preserve">        const date = new Date(row.date).toISOString().split('T')[0];</w:t>
-      </w:r>
-    </w:p>
-    <w:p>
-      <w:pPr>
-        <w:pStyle w:val="Corpsdetexte"/>
-        <w:rPr>
-          <w:rFonts w:ascii="Consolas" w:hAnsi="Consolas"/>
-          <w:sz w:val="16"/>
-          <w:szCs w:val="16"/>
-          <w:lang w:val="en-US"/>
-        </w:rPr>
-      </w:pPr>
-      <w:r>
-        <w:rPr>
-          <w:rFonts w:ascii="Consolas" w:hAnsi="Consolas"/>
-          <w:sz w:val="16"/>
-          <w:szCs w:val="16"/>
-          <w:lang w:val="en-US"/>
-        </w:rPr>
-        <w:t xml:space="preserve">        const close = row.close.toFixed(2);</w:t>
-      </w:r>
-    </w:p>
-    <w:p>
-      <w:pPr>
-        <w:pStyle w:val="Corpsdetexte"/>
-        <w:rPr>
-          <w:rFonts w:ascii="Consolas" w:hAnsi="Consolas"/>
-          <w:sz w:val="16"/>
-          <w:szCs w:val="16"/>
-          <w:lang w:val="en-US"/>
-        </w:rPr>
-      </w:pPr>
-      <w:r>
-        <w:rPr>
-          <w:rFonts w:ascii="Consolas" w:hAnsi="Consolas"/>
-          <w:sz w:val="16"/>
-          <w:szCs w:val="16"/>
-          <w:lang w:val="en-US"/>
-        </w:rPr>
-        <w:t xml:space="preserve">        const marketCap = (row.close * sharesOutstanding).toFixed(0);</w:t>
-      </w:r>
-    </w:p>
-    <w:p>
-      <w:pPr>
-        <w:pStyle w:val="Corpsdetexte"/>
-        <w:rPr>
-          <w:rFonts w:ascii="Consolas" w:hAnsi="Consolas"/>
-          <w:sz w:val="16"/>
-          <w:szCs w:val="16"/>
-          <w:lang w:val="en-US"/>
-        </w:rPr>
-      </w:pPr>
-      <w:r>
-        <w:rPr>
-          <w:rFonts w:ascii="Consolas" w:hAnsi="Consolas"/>
-          <w:sz w:val="16"/>
-          <w:szCs w:val="16"/>
-          <w:lang w:val="en-US"/>
-        </w:rPr>
-        <w:t xml:space="preserve">        return `${date},${close},${sharesOutstanding},${marketCap}`;</w:t>
-      </w:r>
-    </w:p>
-    <w:p>
-      <w:pPr>
-        <w:pStyle w:val="Corpsdetexte"/>
-        <w:rPr>
-          <w:rFonts w:ascii="Consolas" w:hAnsi="Consolas"/>
-          <w:sz w:val="16"/>
-          <w:szCs w:val="16"/>
-        </w:rPr>
-      </w:pPr>
-      <w:r>
-        <w:rPr>
-          <w:rFonts w:ascii="Consolas" w:hAnsi="Consolas"/>
-          <w:sz w:val="16"/>
-          <w:szCs w:val="16"/>
-          <w:lang w:val="en-US"/>
-        </w:rPr>
-        <w:t xml:space="preserve">      </w:t>
-      </w:r>
-      <w:r>
-        <w:rPr>
-          <w:rFonts w:ascii="Consolas" w:hAnsi="Consolas"/>
-          <w:sz w:val="16"/>
-          <w:szCs w:val="16"/>
-        </w:rPr>
-        <w:t>})</w:t>
-      </w:r>
-    </w:p>
-    <w:p>
-      <w:pPr>
-        <w:pStyle w:val="Corpsdetexte"/>
-        <w:rPr>
-          <w:rFonts w:ascii="Consolas" w:hAnsi="Consolas"/>
-          <w:sz w:val="16"/>
-          <w:szCs w:val="16"/>
-        </w:rPr>
-      </w:pPr>
-      <w:r>
-        <w:rPr>
-          <w:rFonts w:ascii="Consolas" w:hAnsi="Consolas"/>
-          <w:sz w:val="16"/>
-          <w:szCs w:val="16"/>
-        </w:rPr>
-        <w:t xml:space="preserve">      .join('\n');</w:t>
-      </w:r>
-    </w:p>
-    <w:p>
-      <w:pPr>
-        <w:pStyle w:val="Corpsdetexte"/>
-        <w:rPr>
-          <w:rFonts w:ascii="Consolas" w:hAnsi="Consolas"/>
-          <w:sz w:val="16"/>
-          <w:szCs w:val="16"/>
-        </w:rPr>
-      </w:pPr>
-    </w:p>
-    <w:p>
-      <w:pPr>
-        <w:pStyle w:val="Corpsdetexte"/>
-        <w:rPr>
-          <w:rFonts w:ascii="Consolas" w:hAnsi="Consolas"/>
-          <w:sz w:val="16"/>
-          <w:szCs w:val="16"/>
-        </w:rPr>
-      </w:pPr>
-      <w:r>
-        <w:rPr>
-          <w:rFonts w:ascii="Consolas" w:hAnsi="Consolas"/>
-          <w:sz w:val="16"/>
-          <w:szCs w:val="16"/>
-        </w:rPr>
-        <w:t xml:space="preserve">    // 5. Écriture du fichier CSV</w:t>
-      </w:r>
-    </w:p>
-    <w:p>
-      <w:pPr>
-        <w:pStyle w:val="Corpsdetexte"/>
-        <w:rPr>
-          <w:rFonts w:ascii="Consolas" w:hAnsi="Consolas"/>
-          <w:sz w:val="16"/>
-          <w:szCs w:val="16"/>
-          <w:lang w:val="en-US"/>
-        </w:rPr>
-      </w:pPr>
-      <w:r>
-        <w:rPr>
-          <w:rFonts w:ascii="Consolas" w:hAnsi="Consolas"/>
-          <w:sz w:val="16"/>
-          <w:szCs w:val="16"/>
-        </w:rPr>
-        <w:t xml:space="preserve">    </w:t>
-      </w:r>
-      <w:r>
-        <w:rPr>
-          <w:rFonts w:ascii="Consolas" w:hAnsi="Consolas"/>
-          <w:sz w:val="16"/>
-          <w:szCs w:val="16"/>
-          <w:lang w:val="en-US"/>
-        </w:rPr>
-        <w:t>const fileName = `${ticker}_daily_market_cap_${years}y.csv`;</w:t>
-      </w:r>
-    </w:p>
-    <w:p>
-      <w:pPr>
-        <w:pStyle w:val="Corpsdetexte"/>
-        <w:rPr>
-          <w:rFonts w:ascii="Consolas" w:hAnsi="Consolas"/>
-          <w:sz w:val="16"/>
-          <w:szCs w:val="16"/>
-          <w:lang w:val="en-US"/>
-        </w:rPr>
-      </w:pPr>
-      <w:r>
-        <w:rPr>
-          <w:rFonts w:ascii="Consolas" w:hAnsi="Consolas"/>
-          <w:sz w:val="16"/>
-          <w:szCs w:val="16"/>
-          <w:lang w:val="en-US"/>
-        </w:rPr>
-        <w:t xml:space="preserve">    fs.writeFileSync(fileName, header + rows, 'utf-8');</w:t>
-      </w:r>
-    </w:p>
-    <w:p>
-      <w:pPr>
-        <w:pStyle w:val="Corpsdetexte"/>
-        <w:rPr>
-          <w:rFonts w:ascii="Consolas" w:hAnsi="Consolas"/>
-          <w:sz w:val="16"/>
-          <w:szCs w:val="16"/>
-        </w:rPr>
-      </w:pPr>
-      <w:r>
-        <w:rPr>
-          <w:rFonts w:ascii="Consolas" w:hAnsi="Consolas"/>
-          <w:sz w:val="16"/>
-          <w:szCs w:val="16"/>
-          <w:lang w:val="en-US"/>
-        </w:rPr>
-        <w:lastRenderedPageBreak/>
-        <w:t xml:space="preserve">    </w:t>
-      </w:r>
-      <w:r>
-        <w:rPr>
-          <w:rFonts w:ascii="Consolas" w:hAnsi="Consolas"/>
-          <w:sz w:val="16"/>
-          <w:szCs w:val="16"/>
-        </w:rPr>
-        <w:t>console.log(`Succès : ${quotes.length} jours enregistrés dans ${fileName}`);</w:t>
-      </w:r>
-    </w:p>
-    <w:p>
-      <w:pPr>
-        <w:pStyle w:val="Corpsdetexte"/>
-        <w:rPr>
-          <w:rFonts w:ascii="Consolas" w:hAnsi="Consolas"/>
-          <w:sz w:val="16"/>
-          <w:szCs w:val="16"/>
-        </w:rPr>
-      </w:pPr>
-      <w:r>
-        <w:rPr>
-          <w:rFonts w:ascii="Consolas" w:hAnsi="Consolas"/>
-          <w:sz w:val="16"/>
-          <w:szCs w:val="16"/>
-        </w:rPr>
-        <w:t xml:space="preserve">  } catch (error) {</w:t>
-      </w:r>
-    </w:p>
-    <w:p>
-      <w:pPr>
-        <w:pStyle w:val="Corpsdetexte"/>
-        <w:rPr>
-          <w:rFonts w:ascii="Consolas" w:hAnsi="Consolas"/>
-          <w:sz w:val="16"/>
-          <w:szCs w:val="16"/>
-        </w:rPr>
-      </w:pPr>
-      <w:r>
-        <w:rPr>
-          <w:rFonts w:ascii="Consolas" w:hAnsi="Consolas"/>
-          <w:sz w:val="16"/>
-          <w:szCs w:val="16"/>
-        </w:rPr>
-        <w:t xml:space="preserve">    console.error('Erreur :', error.message);</w:t>
-      </w:r>
-    </w:p>
-    <w:p>
-      <w:pPr>
-        <w:pStyle w:val="Corpsdetexte"/>
-        <w:rPr>
-          <w:rFonts w:ascii="Consolas" w:hAnsi="Consolas"/>
-          <w:sz w:val="16"/>
-          <w:szCs w:val="16"/>
-        </w:rPr>
-      </w:pPr>
-      <w:r>
-        <w:rPr>
-          <w:rFonts w:ascii="Consolas" w:hAnsi="Consolas"/>
-          <w:sz w:val="16"/>
-          <w:szCs w:val="16"/>
-        </w:rPr>
-        <w:t xml:space="preserve">  }</w:t>
-      </w:r>
-    </w:p>
-    <w:p>
-      <w:pPr>
-        <w:pStyle w:val="Corpsdetexte"/>
-        <w:rPr>
-          <w:rFonts w:ascii="Consolas" w:hAnsi="Consolas"/>
-          <w:sz w:val="16"/>
-          <w:szCs w:val="16"/>
-        </w:rPr>
-      </w:pPr>
-      <w:r>
-        <w:rPr>
-          <w:rFonts w:ascii="Consolas" w:hAnsi="Consolas"/>
-          <w:sz w:val="16"/>
-          <w:szCs w:val="16"/>
-        </w:rPr>
-        <w:t>}</w:t>
-      </w:r>
-    </w:p>
-    <w:p>
-      <w:pPr>
-        <w:pStyle w:val="Corpsdetexte"/>
-        <w:rPr>
-          <w:rFonts w:ascii="Consolas" w:hAnsi="Consolas"/>
-          <w:sz w:val="16"/>
-          <w:szCs w:val="16"/>
-        </w:rPr>
-      </w:pPr>
-    </w:p>
-    <w:p>
-      <w:pPr>
-        <w:pStyle w:val="Corpsdetexte"/>
-        <w:rPr>
-          <w:rFonts w:ascii="Consolas" w:hAnsi="Consolas"/>
-          <w:sz w:val="16"/>
-          <w:szCs w:val="16"/>
-        </w:rPr>
-      </w:pPr>
-      <w:r>
-        <w:rPr>
-          <w:rFonts w:ascii="Consolas" w:hAnsi="Consolas"/>
-          <w:sz w:val="16"/>
-          <w:szCs w:val="16"/>
-        </w:rPr>
-        <w:t xml:space="preserve">// Exemple pour Apple sur </w:t>
-      </w:r>
-      <w:r>
-        <w:rPr>
-          <w:rFonts w:ascii="Consolas" w:hAnsi="Consolas"/>
-          <w:sz w:val="16"/>
-          <w:szCs w:val="16"/>
-        </w:rPr>
-        <w:t>2</w:t>
-      </w:r>
-      <w:r>
-        <w:rPr>
-          <w:rFonts w:ascii="Consolas" w:hAnsi="Consolas"/>
-          <w:sz w:val="16"/>
-          <w:szCs w:val="16"/>
-        </w:rPr>
-        <w:t>0 ans</w:t>
+        <w:t>// Exemple pour Apple sur 20 ans</w:t>
       </w:r>
     </w:p>
     <w:p>
@@ -4794,383 +5822,445 @@
       <w:pPr>
         <w:pStyle w:val="Titre1"/>
       </w:pPr>
-      <w:bookmarkStart w:id="17" w:name="_Toc165969653"/>
-      <w:bookmarkStart w:id="18" w:name="_Toc71040035"/>
+      <w:bookmarkStart w:id="33" w:name="_Toc165969653"/>
+      <w:bookmarkStart w:id="34" w:name="_Toc244079164"/>
       <w:r>
         <w:t>Conclusion</w:t>
       </w:r>
-      <w:bookmarkEnd w:id="17"/>
-      <w:bookmarkEnd w:id="18"/>
+      <w:bookmarkEnd w:id="33"/>
+      <w:bookmarkEnd w:id="34"/>
     </w:p>
     <w:p>
       <w:pPr>
         <w:pStyle w:val="Titre2"/>
       </w:pPr>
-      <w:bookmarkStart w:id="19" w:name="_Toc165969654"/>
-      <w:bookmarkStart w:id="20" w:name="_Toc71040036"/>
-      <w:r>
-        <w:t xml:space="preserve">Bilan des </w:t>
-      </w:r>
-      <w:bookmarkEnd w:id="19"/>
-      <w:r>
-        <w:t>fonctionnalités demandées</w:t>
-      </w:r>
-      <w:bookmarkEnd w:id="20"/>
-    </w:p>
-    <w:p>
-      <w:pPr>
-        <w:pStyle w:val="Informations"/>
-        <w:numPr>
-          <w:ilvl w:val="5"/>
-          <w:numId w:val="5"/>
-        </w:numPr>
-      </w:pPr>
-      <w:r>
-        <w:t xml:space="preserve">Il s’agit de reprendre point par point les fonctionnalités décrites dans les spécifications de départ </w:t>
-      </w:r>
-      <w:r>
-        <w:t>et de définir si elles sont atteintes ou pas, et pourquoi.</w:t>
-      </w:r>
-    </w:p>
-    <w:p>
-      <w:pPr>
-        <w:pStyle w:val="Informations"/>
-        <w:numPr>
-          <w:ilvl w:val="5"/>
-          <w:numId w:val="5"/>
-        </w:numPr>
-      </w:pPr>
-      <w:r>
-        <w:t>Si ce n’est pas le cas, estimer</w:t>
-      </w:r>
-      <w:r>
-        <w:t xml:space="preserve"> en « % » ou en « temps supplémentaire » </w:t>
-      </w:r>
-      <w:r>
-        <w:t>le travail qu’il reste à accomplir pour terminer le tout.</w:t>
+      <w:bookmarkStart w:id="35" w:name="_Toc165969655"/>
+      <w:bookmarkStart w:id="36" w:name="_Toc244079165"/>
+      <w:r>
+        <w:t>Bilan de la planification</w:t>
+      </w:r>
+      <w:bookmarkEnd w:id="35"/>
+      <w:bookmarkEnd w:id="36"/>
+    </w:p>
+    <w:p>
+      <w:pPr>
+        <w:pStyle w:val="Retraitcorpsdetexte"/>
+      </w:pPr>
+      <w:r>
+        <w:t xml:space="preserve">Ma planification initialise était surestimé, j’ai laissé 2 </w:t>
+      </w:r>
+      <w:r>
+        <w:t>semaines</w:t>
+      </w:r>
+      <w:r>
+        <w:t xml:space="preserve"> pour l’intégration de Scottplot, mais apparemment c’est beaucoup plus simple que je pensais, et a pris beaucoup moins de temps.</w:t>
+      </w:r>
+    </w:p>
+    <w:p>
+      <w:pPr>
+        <w:pStyle w:val="Retraitcorpsdetexte"/>
+      </w:pPr>
+      <w:r>
+        <w:t xml:space="preserve">Dans la planification initiale, je n’ai pas pris en compte que le lundi de la </w:t>
+      </w:r>
+      <w:r>
+        <w:t>semaine 5</w:t>
+      </w:r>
+      <w:r>
+        <w:t xml:space="preserve"> est congé, et </w:t>
+      </w:r>
+      <w:r>
+        <w:t>qu’il ne fallait rien</w:t>
+      </w:r>
+      <w:r>
+        <w:t xml:space="preserve"> planifier pour ce </w:t>
+      </w:r>
+      <w:r>
+        <w:t>jour-là</w:t>
+      </w:r>
+      <w:r>
+        <w:t>.</w:t>
       </w:r>
     </w:p>
     <w:p>
       <w:pPr>
         <w:pStyle w:val="Titre2"/>
       </w:pPr>
-      <w:bookmarkStart w:id="21" w:name="_Toc165969655"/>
-      <w:bookmarkStart w:id="22" w:name="_Toc71040037"/>
-      <w:r>
-        <w:t>Bilan de la planification</w:t>
-      </w:r>
-      <w:bookmarkEnd w:id="21"/>
-      <w:bookmarkEnd w:id="22"/>
+      <w:bookmarkStart w:id="37" w:name="_Toc165969656"/>
+      <w:bookmarkStart w:id="38" w:name="_Toc244079166"/>
+      <w:r>
+        <w:t xml:space="preserve">Bilan </w:t>
+      </w:r>
+      <w:r>
+        <w:t>des users stories</w:t>
+      </w:r>
+      <w:bookmarkEnd w:id="38"/>
     </w:p>
     <w:p>
       <w:pPr>
         <w:pStyle w:val="Retraitcorpsdetexte"/>
       </w:pPr>
       <w:r>
-        <w:t xml:space="preserve">Ma planification initialise était surestimé, j’ai laissé 2 </w:t>
-      </w:r>
-      <w:r>
-        <w:t>semaines</w:t>
-      </w:r>
-      <w:r>
-        <w:t xml:space="preserve"> pour l’intégration de Scottplot, mais apparemment c’est beaucoup plus simple que je pensais, et a pris beaucoup moins de temps.</w:t>
+        <w:t>Dans GitHub Projects, j’ai défini plusieurs User Stories pour structurer le développement de l'application. La majorité d'entre elles ont été menées à terme avec succès, tandis que certaines ont dû être abandonnées ou adaptées, principalement en raison de contraintes de temps et de pertinence technique.</w:t>
       </w:r>
     </w:p>
     <w:p>
       <w:pPr>
         <w:pStyle w:val="Retraitcorpsdetexte"/>
       </w:pPr>
-      <w:r>
-        <w:t xml:space="preserve">Dans la planification initiale, je n’ai pas pris en compte que le lundi de la semaine </w:t>
-      </w:r>
-      <w:r>
+    </w:p>
+    <w:p>
+      <w:pPr>
+        <w:pStyle w:val="Retraitcorpsdetexte"/>
+      </w:pPr>
+      <w:r>
+        <w:t>User Stories réalisées</w:t>
+      </w:r>
+      <w:r>
+        <w:t> :</w:t>
+      </w:r>
+    </w:p>
+    <w:p>
+      <w:pPr>
+        <w:pStyle w:val="Retraitcorpsdetexte"/>
+      </w:pPr>
+      <w:r>
+        <w:t>US #1 — Ajout d'une nouvelle série depuis un fichier (partie CSV)</w:t>
+      </w:r>
+      <w:r>
+        <w:t xml:space="preserve"> -&gt; </w:t>
+      </w:r>
+      <w:r>
+        <w:t>L'utilisateur peut importer un fichier .csv local depuis le menu. Les colonnes de date et de valeur sont automatiquement identifiées, et les données sont enregistrées en local puis tracées sur le graphique. En cas de fichier vide ou corrompu, un message d'erreur clair est affiché.</w:t>
+      </w:r>
+    </w:p>
+    <w:p>
+      <w:pPr>
+        <w:pStyle w:val="Retraitcorpsdetexte"/>
+      </w:pPr>
+      <w:r>
+        <w:t xml:space="preserve">US #2 — Masquer une </w:t>
+      </w:r>
+      <w:r>
+        <w:t>série -</w:t>
+      </w:r>
+      <w:r>
+        <w:t>&gt; L’interface</w:t>
+      </w:r>
+      <w:r>
+        <w:t xml:space="preserve"> propose une liste à cocher qui permet d'afficher ou de masquer instantanément n'importe quelle courbe sans recharger les données.</w:t>
+      </w:r>
+    </w:p>
+    <w:p>
+      <w:pPr>
+        <w:pStyle w:val="Retraitcorpsdetexte"/>
+      </w:pPr>
+      <w:r>
+        <w:lastRenderedPageBreak/>
+        <w:t xml:space="preserve">US #3 — Interaction avec le graphique </w:t>
+      </w:r>
+      <w:r>
+        <w:t xml:space="preserve">-&gt; </w:t>
+      </w:r>
+      <w:r>
+        <w:t>L'utilisateur peut zoomer fluidement avec la molette de la souris, faire défiler les axes en cliquer-glisser, et réinitialiser la vue d'ensemble en un clic grâce au bouton « Réinit. le zoom ».</w:t>
+      </w:r>
+    </w:p>
+    <w:p>
+      <w:pPr>
+        <w:pStyle w:val="Retraitcorpsdetexte"/>
+      </w:pPr>
+    </w:p>
+    <w:p>
+      <w:pPr>
+        <w:pStyle w:val="Retraitcorpsdetexte"/>
+      </w:pPr>
+      <w:r>
+        <w:t xml:space="preserve">US #4 — Labels et légendes des graphiques </w:t>
+      </w:r>
+      <w:r>
+        <w:t xml:space="preserve">-&gt; </w:t>
+      </w:r>
+      <w:r>
+        <w:t>Chaque courbe tracée dispose d'une couleur distincte et contrastée. La légende s'actualise dynamiquement pour indiquer le nom de l'entreprise et la pastille de couleur associée.</w:t>
+      </w:r>
+    </w:p>
+    <w:p>
+      <w:pPr>
+        <w:pStyle w:val="Retraitcorpsdetexte"/>
+      </w:pPr>
+    </w:p>
+    <w:p>
+      <w:pPr>
+        <w:pStyle w:val="Retraitcorpsdetexte"/>
+      </w:pPr>
+      <w:r>
+        <w:t xml:space="preserve">US #7 — Exportation en PNG </w:t>
+      </w:r>
+      <w:r>
+        <w:t xml:space="preserve">-&gt; </w:t>
+      </w:r>
+      <w:r>
+        <w:t>Un bouton dédié permet d'enregistrer le graphique actif sous forme d'image au format .png via une boîte de dialogue standard pour choisir le dossier de destination.</w:t>
+      </w:r>
+    </w:p>
+    <w:p>
+      <w:pPr>
+        <w:ind w:left="1134"/>
+        <w:rPr>
+          <w:rStyle w:val="lev"/>
+        </w:rPr>
+      </w:pPr>
+      <w:r>
+        <w:rPr>
+          <w:rStyle w:val="lev"/>
+        </w:rPr>
+        <w:t>Voici</w:t>
+      </w:r>
+      <w:r>
+        <w:rPr>
+          <w:rStyle w:val="lev"/>
+        </w:rPr>
         <w:t xml:space="preserve"> </w:t>
       </w:r>
       <w:r>
-        <w:t xml:space="preserve">5 est congé, et qu’il faillait rien planifier pour ce </w:t>
-      </w:r>
-      <w:r>
-        <w:t>jour-là</w:t>
-      </w:r>
-      <w:r>
-        <w:t>.</w:t>
-      </w:r>
-    </w:p>
-    <w:p>
-      <w:pPr>
-        <w:pStyle w:val="Informations"/>
-        <w:numPr>
-          <w:ilvl w:val="5"/>
-          <w:numId w:val="6"/>
-        </w:numPr>
-      </w:pPr>
-      <w:r>
-        <w:t>Capture de la planif finale</w:t>
-      </w:r>
-    </w:p>
-    <w:p>
-      <w:pPr>
-        <w:pStyle w:val="Informations"/>
-        <w:numPr>
-          <w:ilvl w:val="5"/>
-          <w:numId w:val="6"/>
-        </w:numPr>
-      </w:pPr>
-      <w:r>
-        <w:t>Explications sur les différences</w:t>
+        <w:rPr>
+          <w:rStyle w:val="lev"/>
+        </w:rPr>
+        <w:t>les user stories ou certains partie d’entre eux qui</w:t>
+      </w:r>
+      <w:r>
+        <w:rPr>
+          <w:rStyle w:val="lev"/>
+        </w:rPr>
+        <w:t xml:space="preserve"> ont été abandonnés à cause de manque de temps</w:t>
+      </w:r>
+      <w:r>
+        <w:rPr>
+          <w:rStyle w:val="lev"/>
+        </w:rPr>
+        <w:t xml:space="preserve"> ou qui avaient peu de valeur</w:t>
+      </w:r>
+      <w:r>
+        <w:rPr>
+          <w:rStyle w:val="lev"/>
+        </w:rPr>
+        <w:t>, tels que :</w:t>
+      </w:r>
+    </w:p>
+    <w:p>
+      <w:pPr>
+        <w:ind w:left="1134"/>
+      </w:pPr>
+    </w:p>
+    <w:p>
+      <w:pPr>
+        <w:ind w:left="1134"/>
+      </w:pPr>
+      <w:r>
+        <w:t>US #1 — Importation directe de fichiers .JSON externe</w:t>
+      </w:r>
+      <w:r>
+        <w:t xml:space="preserve"> -&gt; J’ai décidé de ne pas faire un parser pour les fichier .json, parce que .csv serait le format le plus utilisé pour ce genre de données.</w:t>
+      </w:r>
+    </w:p>
+    <w:p>
+      <w:pPr>
+        <w:ind w:left="1134"/>
+      </w:pPr>
+    </w:p>
+    <w:p>
+      <w:pPr>
+        <w:ind w:left="1134"/>
+      </w:pPr>
+      <w:r>
+        <w:t>US #5 — Importation en direct via une API externe</w:t>
+      </w:r>
+      <w:r>
+        <w:t xml:space="preserve"> -&gt;  cette fonctionnalité a été complétement abandonnée dès le début, à cause de sa complexité.</w:t>
+      </w:r>
+    </w:p>
+    <w:p>
+      <w:pPr>
+        <w:ind w:left="1134"/>
+      </w:pPr>
+    </w:p>
+    <w:p>
+      <w:pPr>
+        <w:ind w:left="1134"/>
+      </w:pPr>
+      <w:r>
+        <w:t>US #6 — Saisie manuelle d'un nouveau point</w:t>
+      </w:r>
+      <w:r>
+        <w:t xml:space="preserve"> -&gt; cette user story a été abandonné </w:t>
+      </w:r>
+      <w:r>
+        <w:t>parce qu’elle n’apporte aucune valeur ajoutée pour l’utilisateur, et qu’elle n’était pas obligatoire dans le cahier des charges.</w:t>
+      </w:r>
+      <w:r>
+        <w:br/>
       </w:r>
     </w:p>
     <w:p>
       <w:pPr>
         <w:pStyle w:val="Titre2"/>
       </w:pPr>
-      <w:bookmarkStart w:id="23" w:name="_Toc165969656"/>
-      <w:bookmarkStart w:id="24" w:name="_Toc71040038"/>
+      <w:bookmarkStart w:id="39" w:name="_Toc244079167"/>
       <w:r>
         <w:t xml:space="preserve">Bilan </w:t>
       </w:r>
-      <w:bookmarkEnd w:id="24"/>
-      <w:r>
-        <w:t>des users stories</w:t>
-      </w:r>
-      <w:r>
-        <w:br/>
-      </w:r>
-    </w:p>
-    <w:p>
-      <w:pPr>
-        <w:pStyle w:val="Titre2"/>
+      <w:bookmarkEnd w:id="37"/>
+      <w:r>
+        <w:t>des problèmes</w:t>
+      </w:r>
+      <w:bookmarkEnd w:id="39"/>
+    </w:p>
+    <w:p>
+      <w:pPr>
+        <w:pStyle w:val="Retraitcorpsdetexte"/>
         <w:numPr>
           <w:ilvl w:val="0"/>
-          <w:numId w:val="0"/>
+          <w:numId w:val="15"/>
         </w:numPr>
-        <w:ind w:left="1134"/>
-      </w:pPr>
-      <w:bookmarkStart w:id="25" w:name="_Toc71040039"/>
-      <w:r>
-        <w:t>Bilan personnel</w:t>
-      </w:r>
-      <w:r>
-        <w:t xml:space="preserve"> nom du membre du groupe</w:t>
-      </w:r>
-      <w:bookmarkEnd w:id="25"/>
-    </w:p>
-    <w:p>
-      <w:pPr>
-        <w:pStyle w:val="Informations"/>
+      </w:pPr>
+      <w:r>
+        <w:t>C’était problématique de trouver une bonne source pour les séries de données, et j’ai dû passer quelques heures à trouver une solution.</w:t>
+      </w:r>
+    </w:p>
+    <w:p>
+      <w:pPr>
+        <w:pStyle w:val="Retraitcorpsdetexte"/>
+      </w:pPr>
+    </w:p>
+    <w:p>
+      <w:pPr>
+        <w:pStyle w:val="Retraitcorpsdetexte"/>
         <w:numPr>
-          <w:ilvl w:val="5"/>
-          <w:numId w:val="6"/>
+          <w:ilvl w:val="0"/>
+          <w:numId w:val="15"/>
         </w:numPr>
       </w:pPr>
       <w:r>
-        <w:t>Si c’était à refaire:</w:t>
-      </w:r>
-    </w:p>
-    <w:p>
-      <w:pPr>
-        <w:pStyle w:val="Informations"/>
-        <w:numPr>
-          <w:ilvl w:val="6"/>
-          <w:numId w:val="6"/>
-        </w:numPr>
-      </w:pPr>
-      <w:r>
-        <w:t>Qu’est-ce qu’il faudrait garder ? Les plus et les moins ?</w:t>
-      </w:r>
-    </w:p>
-    <w:p>
-      <w:pPr>
-        <w:pStyle w:val="Informations"/>
-        <w:numPr>
-          <w:ilvl w:val="6"/>
-          <w:numId w:val="6"/>
-        </w:numPr>
-      </w:pPr>
-      <w:r>
-        <w:t>Qu’est-ce qu’il faudrait gérer, réaliser ou traiter différemment ?</w:t>
-      </w:r>
-    </w:p>
-    <w:p>
-      <w:pPr>
-        <w:pStyle w:val="Informations"/>
-        <w:numPr>
-          <w:ilvl w:val="5"/>
-          <w:numId w:val="6"/>
-        </w:numPr>
-      </w:pPr>
-      <w:r>
-        <w:t>Qu’est que ce projet m’a appris ?</w:t>
-      </w:r>
-    </w:p>
-    <w:p>
-      <w:pPr>
-        <w:pStyle w:val="Informations"/>
-        <w:numPr>
-          <w:ilvl w:val="5"/>
-          <w:numId w:val="6"/>
-        </w:numPr>
-      </w:pPr>
-      <w:r>
-        <w:t>Suite à donner, améliorations souhaitables, …</w:t>
-      </w:r>
-    </w:p>
-    <w:p>
-      <w:pPr>
-        <w:pStyle w:val="Informations"/>
-        <w:numPr>
-          <w:ilvl w:val="5"/>
-          <w:numId w:val="6"/>
-        </w:numPr>
-      </w:pPr>
-      <w:r>
-        <w:t>Remerciements, signature, etc.</w:t>
+        <w:t>C’était aussi un peu compliqué à comprendre comment fonctionne WinForms, lors de placement des éléments (boutons, sections, etc) sur la fenêtre et de faire de gérer les différentes résolutions d’écran.</w:t>
       </w:r>
     </w:p>
     <w:p>
       <w:pPr>
         <w:pStyle w:val="Titre2"/>
       </w:pPr>
-      <w:bookmarkStart w:id="26" w:name="_Toc71040040"/>
-      <w:r>
-        <w:t>Bilan personnel</w:t>
-      </w:r>
-      <w:bookmarkEnd w:id="23"/>
-      <w:r>
-        <w:t xml:space="preserve"> nom du membre du groupe</w:t>
-      </w:r>
-      <w:bookmarkEnd w:id="26"/>
-    </w:p>
-    <w:p>
-      <w:pPr>
-        <w:pStyle w:val="Informations"/>
-        <w:numPr>
-          <w:ilvl w:val="5"/>
-          <w:numId w:val="6"/>
-        </w:numPr>
-      </w:pPr>
-      <w:r>
-        <w:t>Si c’était à refaire</w:t>
-      </w:r>
-      <w:r>
-        <w:t>:</w:t>
-      </w:r>
-    </w:p>
-    <w:p>
-      <w:pPr>
-        <w:pStyle w:val="Informations"/>
-        <w:numPr>
-          <w:ilvl w:val="6"/>
-          <w:numId w:val="6"/>
-        </w:numPr>
-      </w:pPr>
-      <w:r>
-        <w:t>Q</w:t>
-      </w:r>
-      <w:r>
-        <w:t xml:space="preserve">u’est-ce </w:t>
-      </w:r>
-      <w:r>
-        <w:t>qu’il faudrait garder</w:t>
-      </w:r>
-      <w:r>
-        <w:t> </w:t>
-      </w:r>
-      <w:r>
-        <w:t>? Les</w:t>
-      </w:r>
-      <w:r>
-        <w:t xml:space="preserve"> plus et les moins ?</w:t>
-      </w:r>
-    </w:p>
-    <w:p>
-      <w:pPr>
-        <w:pStyle w:val="Informations"/>
-        <w:numPr>
-          <w:ilvl w:val="6"/>
-          <w:numId w:val="6"/>
-        </w:numPr>
-      </w:pPr>
-      <w:r>
-        <w:t>Q</w:t>
-      </w:r>
-      <w:r>
-        <w:t xml:space="preserve">u’est-ce </w:t>
-      </w:r>
-      <w:r>
-        <w:t>qu’il faudrait gérer, réaliser ou traiter différemment ?</w:t>
-      </w:r>
-    </w:p>
-    <w:p>
-      <w:pPr>
-        <w:pStyle w:val="Informations"/>
-        <w:numPr>
-          <w:ilvl w:val="5"/>
-          <w:numId w:val="6"/>
-        </w:numPr>
-      </w:pPr>
-      <w:r>
-        <w:t>Qu’est que ce projet m’a appris ?</w:t>
-      </w:r>
-    </w:p>
-    <w:p>
-      <w:pPr>
-        <w:pStyle w:val="Informations"/>
-        <w:numPr>
-          <w:ilvl w:val="5"/>
-          <w:numId w:val="6"/>
-        </w:numPr>
-      </w:pPr>
-      <w:r>
-        <w:t>Suite à donner, améliorations souhaitables, …</w:t>
-      </w:r>
-    </w:p>
-    <w:p>
-      <w:pPr>
-        <w:pStyle w:val="Informations"/>
-        <w:numPr>
-          <w:ilvl w:val="5"/>
-          <w:numId w:val="6"/>
-        </w:numPr>
-      </w:pPr>
-      <w:r>
-        <w:t>Remerciements, signature, etc.</w:t>
-      </w:r>
+      <w:bookmarkStart w:id="40" w:name="_Toc244079168"/>
+      <w:r>
+        <w:t>Bilan du projet</w:t>
+      </w:r>
+      <w:bookmarkEnd w:id="40"/>
+    </w:p>
+    <w:p>
+      <w:pPr>
+        <w:pStyle w:val="Retraitcorpsdetexte"/>
+        <w:ind w:left="708"/>
+      </w:pPr>
+      <w:r>
+        <w:t xml:space="preserve">Ce projet m'a permis de </w:t>
+      </w:r>
+      <w:r>
+        <w:t>monter</w:t>
+      </w:r>
+      <w:r>
+        <w:t xml:space="preserve"> mes compétences en C#, particulièrement dans l'usage de</w:t>
+      </w:r>
+      <w:r>
+        <w:t xml:space="preserve"> </w:t>
+      </w:r>
+      <w:r>
+        <w:t xml:space="preserve">LINQ et la mise en place de tests unitaires avec MSTest. L'intégration de ScottPlot </w:t>
+      </w:r>
+      <w:r>
+        <w:t>a été effectué et m’a permis d’obtenir de l’expérience avec ce genre de librairies</w:t>
+      </w:r>
+      <w:r>
+        <w:t>.</w:t>
+      </w:r>
+    </w:p>
+    <w:p>
+      <w:pPr>
+        <w:pStyle w:val="Retraitcorpsdetexte"/>
+        <w:ind w:left="708"/>
+      </w:pPr>
+    </w:p>
+    <w:p>
+      <w:pPr>
+        <w:pStyle w:val="Retraitcorpsdetexte"/>
+        <w:ind w:left="708"/>
+      </w:pPr>
+      <w:r>
+        <w:t>Comme suites possibles, l'application pourrait intégrer des indicateurs boursiers complémentaires (moyennes mobiles) et un sélecteur de couleurs pour personnaliser chaque courbe</w:t>
+      </w:r>
+      <w:r>
+        <w:t xml:space="preserve">, et </w:t>
+      </w:r>
+      <w:r>
+        <w:t>pouvoir choisir d</w:t>
+      </w:r>
+      <w:r>
+        <w:t>es différentes courbes</w:t>
+      </w:r>
+      <w:r>
+        <w:t>.</w:t>
+      </w:r>
+    </w:p>
+    <w:p>
+      <w:pPr>
+        <w:pStyle w:val="Retraitcorpsdetexte"/>
+      </w:pPr>
     </w:p>
     <w:p>
       <w:pPr>
         <w:pStyle w:val="Titre1"/>
       </w:pPr>
-      <w:bookmarkStart w:id="27" w:name="_Toc532179971"/>
-      <w:bookmarkStart w:id="28" w:name="_Toc165969657"/>
-      <w:bookmarkStart w:id="29" w:name="_Toc71040041"/>
-      <w:r>
-        <w:t>Divers</w:t>
-      </w:r>
-      <w:bookmarkEnd w:id="27"/>
-      <w:bookmarkEnd w:id="28"/>
-      <w:bookmarkEnd w:id="29"/>
-    </w:p>
-    <w:p>
-      <w:pPr>
-        <w:pStyle w:val="Titre2"/>
-      </w:pPr>
-      <w:bookmarkStart w:id="30" w:name="_Toc71040042"/>
+      <w:bookmarkStart w:id="41" w:name="_Toc244079169"/>
       <w:r>
         <w:t>Webographie</w:t>
       </w:r>
-      <w:bookmarkEnd w:id="30"/>
-    </w:p>
-    <w:p>
-      <w:pPr>
-        <w:pStyle w:val="Informations"/>
-        <w:numPr>
-          <w:ilvl w:val="5"/>
-          <w:numId w:val="7"/>
-        </w:numPr>
-      </w:pPr>
-      <w:r>
-        <w:t>Références des sites Internet consultés durant le projet.</w:t>
+      <w:bookmarkEnd w:id="41"/>
+      <w:r>
+        <w:t xml:space="preserve"> </w:t>
+      </w:r>
+    </w:p>
+    <w:p>
+      <w:pPr>
+        <w:pStyle w:val="Corpsdetexte"/>
+      </w:pPr>
+      <w:r>
+        <w:t xml:space="preserve">Scottplot – Guide officiel de ScottPlot pour WinForms - </w:t>
+      </w:r>
+      <w:r>
+        <w:t>https://scottplot.net/cookbook/5.0/</w:t>
+      </w:r>
+    </w:p>
+    <w:p>
+      <w:pPr>
+        <w:pStyle w:val="Corpsdetexte"/>
+      </w:pPr>
+      <w:r>
+        <w:t xml:space="preserve">Google Gemini – explications et suggestions par rapport au code - </w:t>
+      </w:r>
+      <w:r>
+        <w:t>gemini.google.com</w:t>
+      </w:r>
+    </w:p>
+    <w:p>
+      <w:pPr>
+        <w:pStyle w:val="Corpsdetexte"/>
+      </w:pPr>
+      <w:r>
+        <w:t>Yahoo Finance 2</w:t>
+      </w:r>
+      <w:r>
+        <w:t xml:space="preserve"> – bibliothèque de scraping de données historiques de la bourse - </w:t>
+      </w:r>
+      <w:r>
+        <w:t>https://github.com/gadicc/yahoo-finance2/tree/dev</w:t>
       </w:r>
     </w:p>
     <w:sectPr>
@@ -5649,7 +6739,7 @@
               <w:noProof/>
               <w:szCs w:val="16"/>
             </w:rPr>
-            <w:t>28.09.2026 08:07</w:t>
+            <w:t>26.10.2026 11:23</w:t>
           </w:r>
           <w:r>
             <w:rPr>
@@ -6771,6 +7861,119 @@
     </w:lvl>
   </w:abstractNum>
   <w:abstractNum w:abstractNumId="8" w15:restartNumberingAfterBreak="0">
+    <w:nsid w:val="323E3FB7"/>
+    <w:multiLevelType w:val="hybridMultilevel"/>
+    <w:tmpl w:val="3C9C755A"/>
+    <w:lvl w:ilvl="0" w:tplc="100C0001">
+      <w:start w:val="1"/>
+      <w:numFmt w:val="bullet"/>
+      <w:lvlText w:val=""/>
+      <w:lvlJc w:val="left"/>
+      <w:pPr>
+        <w:ind w:left="1854" w:hanging="360"/>
+      </w:pPr>
+      <w:rPr>
+        <w:rFonts w:ascii="Symbol" w:hAnsi="Symbol" w:hint="default"/>
+      </w:rPr>
+    </w:lvl>
+    <w:lvl w:ilvl="1" w:tplc="100C0003" w:tentative="1">
+      <w:start w:val="1"/>
+      <w:numFmt w:val="bullet"/>
+      <w:lvlText w:val="o"/>
+      <w:lvlJc w:val="left"/>
+      <w:pPr>
+        <w:ind w:left="2574" w:hanging="360"/>
+      </w:pPr>
+      <w:rPr>
+        <w:rFonts w:ascii="Courier New" w:hAnsi="Courier New" w:cs="Courier New" w:hint="default"/>
+      </w:rPr>
+    </w:lvl>
+    <w:lvl w:ilvl="2" w:tplc="100C0005" w:tentative="1">
+      <w:start w:val="1"/>
+      <w:numFmt w:val="bullet"/>
+      <w:lvlText w:val=""/>
+      <w:lvlJc w:val="left"/>
+      <w:pPr>
+        <w:ind w:left="3294" w:hanging="360"/>
+      </w:pPr>
+      <w:rPr>
+        <w:rFonts w:ascii="Wingdings" w:hAnsi="Wingdings" w:hint="default"/>
+      </w:rPr>
+    </w:lvl>
+    <w:lvl w:ilvl="3" w:tplc="100C0001" w:tentative="1">
+      <w:start w:val="1"/>
+      <w:numFmt w:val="bullet"/>
+      <w:lvlText w:val=""/>
+      <w:lvlJc w:val="left"/>
+      <w:pPr>
+        <w:ind w:left="4014" w:hanging="360"/>
+      </w:pPr>
+      <w:rPr>
+        <w:rFonts w:ascii="Symbol" w:hAnsi="Symbol" w:hint="default"/>
+      </w:rPr>
+    </w:lvl>
+    <w:lvl w:ilvl="4" w:tplc="100C0003" w:tentative="1">
+      <w:start w:val="1"/>
+      <w:numFmt w:val="bullet"/>
+      <w:lvlText w:val="o"/>
+      <w:lvlJc w:val="left"/>
+      <w:pPr>
+        <w:ind w:left="4734" w:hanging="360"/>
+      </w:pPr>
+      <w:rPr>
+        <w:rFonts w:ascii="Courier New" w:hAnsi="Courier New" w:cs="Courier New" w:hint="default"/>
+      </w:rPr>
+    </w:lvl>
+    <w:lvl w:ilvl="5" w:tplc="100C0005" w:tentative="1">
+      <w:start w:val="1"/>
+      <w:numFmt w:val="bullet"/>
+      <w:lvlText w:val=""/>
+      <w:lvlJc w:val="left"/>
+      <w:pPr>
+        <w:ind w:left="5454" w:hanging="360"/>
+      </w:pPr>
+      <w:rPr>
+        <w:rFonts w:ascii="Wingdings" w:hAnsi="Wingdings" w:hint="default"/>
+      </w:rPr>
+    </w:lvl>
+    <w:lvl w:ilvl="6" w:tplc="100C0001" w:tentative="1">
+      <w:start w:val="1"/>
+      <w:numFmt w:val="bullet"/>
+      <w:lvlText w:val=""/>
+      <w:lvlJc w:val="left"/>
+      <w:pPr>
+        <w:ind w:left="6174" w:hanging="360"/>
+      </w:pPr>
+      <w:rPr>
+        <w:rFonts w:ascii="Symbol" w:hAnsi="Symbol" w:hint="default"/>
+      </w:rPr>
+    </w:lvl>
+    <w:lvl w:ilvl="7" w:tplc="100C0003" w:tentative="1">
+      <w:start w:val="1"/>
+      <w:numFmt w:val="bullet"/>
+      <w:lvlText w:val="o"/>
+      <w:lvlJc w:val="left"/>
+      <w:pPr>
+        <w:ind w:left="6894" w:hanging="360"/>
+      </w:pPr>
+      <w:rPr>
+        <w:rFonts w:ascii="Courier New" w:hAnsi="Courier New" w:cs="Courier New" w:hint="default"/>
+      </w:rPr>
+    </w:lvl>
+    <w:lvl w:ilvl="8" w:tplc="100C0005" w:tentative="1">
+      <w:start w:val="1"/>
+      <w:numFmt w:val="bullet"/>
+      <w:lvlText w:val=""/>
+      <w:lvlJc w:val="left"/>
+      <w:pPr>
+        <w:ind w:left="7614" w:hanging="360"/>
+      </w:pPr>
+      <w:rPr>
+        <w:rFonts w:ascii="Wingdings" w:hAnsi="Wingdings" w:hint="default"/>
+      </w:rPr>
+    </w:lvl>
+  </w:abstractNum>
+  <w:abstractNum w:abstractNumId="9" w15:restartNumberingAfterBreak="0">
     <w:nsid w:val="3BD16F36"/>
     <w:multiLevelType w:val="multilevel"/>
     <w:tmpl w:val="100C0021"/>
@@ -6883,7 +8086,7 @@
       </w:rPr>
     </w:lvl>
   </w:abstractNum>
-  <w:abstractNum w:abstractNumId="9" w15:restartNumberingAfterBreak="0">
+  <w:abstractNum w:abstractNumId="10" w15:restartNumberingAfterBreak="0">
     <w:nsid w:val="4CD25194"/>
     <w:multiLevelType w:val="multilevel"/>
     <w:tmpl w:val="B984A708"/>
@@ -7032,7 +8235,7 @@
       </w:rPr>
     </w:lvl>
   </w:abstractNum>
-  <w:abstractNum w:abstractNumId="10" w15:restartNumberingAfterBreak="0">
+  <w:abstractNum w:abstractNumId="11" w15:restartNumberingAfterBreak="0">
     <w:nsid w:val="5B161FAE"/>
     <w:multiLevelType w:val="hybridMultilevel"/>
     <w:tmpl w:val="01AECECE"/>
@@ -7145,7 +8348,7 @@
       </w:rPr>
     </w:lvl>
   </w:abstractNum>
-  <w:abstractNum w:abstractNumId="11" w15:restartNumberingAfterBreak="0">
+  <w:abstractNum w:abstractNumId="12" w15:restartNumberingAfterBreak="0">
     <w:nsid w:val="63073E62"/>
     <w:multiLevelType w:val="multilevel"/>
     <w:tmpl w:val="CAF6F016"/>
@@ -7289,7 +8492,156 @@
       </w:rPr>
     </w:lvl>
   </w:abstractNum>
-  <w:abstractNum w:abstractNumId="12" w15:restartNumberingAfterBreak="0">
+  <w:abstractNum w:abstractNumId="13" w15:restartNumberingAfterBreak="0">
+    <w:nsid w:val="78B0498A"/>
+    <w:multiLevelType w:val="multilevel"/>
+    <w:tmpl w:val="DCCE61EC"/>
+    <w:lvl w:ilvl="0">
+      <w:start w:val="1"/>
+      <w:numFmt w:val="bullet"/>
+      <w:lvlText w:val=""/>
+      <w:lvlJc w:val="left"/>
+      <w:pPr>
+        <w:tabs>
+          <w:tab w:val="num" w:pos="720"/>
+        </w:tabs>
+        <w:ind w:left="720" w:hanging="360"/>
+      </w:pPr>
+      <w:rPr>
+        <w:rFonts w:ascii="Symbol" w:hAnsi="Symbol" w:hint="default"/>
+        <w:sz w:val="20"/>
+      </w:rPr>
+    </w:lvl>
+    <w:lvl w:ilvl="1">
+      <w:start w:val="1"/>
+      <w:numFmt w:val="bullet"/>
+      <w:lvlText w:val="o"/>
+      <w:lvlJc w:val="left"/>
+      <w:pPr>
+        <w:tabs>
+          <w:tab w:val="num" w:pos="1440"/>
+        </w:tabs>
+        <w:ind w:left="1440" w:hanging="360"/>
+      </w:pPr>
+      <w:rPr>
+        <w:rFonts w:ascii="Courier New" w:hAnsi="Courier New" w:hint="default"/>
+        <w:sz w:val="20"/>
+      </w:rPr>
+    </w:lvl>
+    <w:lvl w:ilvl="2" w:tentative="1">
+      <w:start w:val="1"/>
+      <w:numFmt w:val="bullet"/>
+      <w:lvlText w:val=""/>
+      <w:lvlJc w:val="left"/>
+      <w:pPr>
+        <w:tabs>
+          <w:tab w:val="num" w:pos="2160"/>
+        </w:tabs>
+        <w:ind w:left="2160" w:hanging="360"/>
+      </w:pPr>
+      <w:rPr>
+        <w:rFonts w:ascii="Wingdings" w:hAnsi="Wingdings" w:hint="default"/>
+        <w:sz w:val="20"/>
+      </w:rPr>
+    </w:lvl>
+    <w:lvl w:ilvl="3" w:tentative="1">
+      <w:start w:val="1"/>
+      <w:numFmt w:val="bullet"/>
+      <w:lvlText w:val=""/>
+      <w:lvlJc w:val="left"/>
+      <w:pPr>
+        <w:tabs>
+          <w:tab w:val="num" w:pos="2880"/>
+        </w:tabs>
+        <w:ind w:left="2880" w:hanging="360"/>
+      </w:pPr>
+      <w:rPr>
+        <w:rFonts w:ascii="Wingdings" w:hAnsi="Wingdings" w:hint="default"/>
+        <w:sz w:val="20"/>
+      </w:rPr>
+    </w:lvl>
+    <w:lvl w:ilvl="4" w:tentative="1">
+      <w:start w:val="1"/>
+      <w:numFmt w:val="bullet"/>
+      <w:lvlText w:val=""/>
+      <w:lvlJc w:val="left"/>
+      <w:pPr>
+        <w:tabs>
+          <w:tab w:val="num" w:pos="3600"/>
+        </w:tabs>
+        <w:ind w:left="3600" w:hanging="360"/>
+      </w:pPr>
+      <w:rPr>
+        <w:rFonts w:ascii="Wingdings" w:hAnsi="Wingdings" w:hint="default"/>
+        <w:sz w:val="20"/>
+      </w:rPr>
+    </w:lvl>
+    <w:lvl w:ilvl="5" w:tentative="1">
+      <w:start w:val="1"/>
+      <w:numFmt w:val="bullet"/>
+      <w:lvlText w:val=""/>
+      <w:lvlJc w:val="left"/>
+      <w:pPr>
+        <w:tabs>
+          <w:tab w:val="num" w:pos="4320"/>
+        </w:tabs>
+        <w:ind w:left="4320" w:hanging="360"/>
+      </w:pPr>
+      <w:rPr>
+        <w:rFonts w:ascii="Wingdings" w:hAnsi="Wingdings" w:hint="default"/>
+        <w:sz w:val="20"/>
+      </w:rPr>
+    </w:lvl>
+    <w:lvl w:ilvl="6" w:tentative="1">
+      <w:start w:val="1"/>
+      <w:numFmt w:val="bullet"/>
+      <w:lvlText w:val=""/>
+      <w:lvlJc w:val="left"/>
+      <w:pPr>
+        <w:tabs>
+          <w:tab w:val="num" w:pos="5040"/>
+        </w:tabs>
+        <w:ind w:left="5040" w:hanging="360"/>
+      </w:pPr>
+      <w:rPr>
+        <w:rFonts w:ascii="Wingdings" w:hAnsi="Wingdings" w:hint="default"/>
+        <w:sz w:val="20"/>
+      </w:rPr>
+    </w:lvl>
+    <w:lvl w:ilvl="7" w:tentative="1">
+      <w:start w:val="1"/>
+      <w:numFmt w:val="bullet"/>
+      <w:lvlText w:val=""/>
+      <w:lvlJc w:val="left"/>
+      <w:pPr>
+        <w:tabs>
+          <w:tab w:val="num" w:pos="5760"/>
+        </w:tabs>
+        <w:ind w:left="5760" w:hanging="360"/>
+      </w:pPr>
+      <w:rPr>
+        <w:rFonts w:ascii="Wingdings" w:hAnsi="Wingdings" w:hint="default"/>
+        <w:sz w:val="20"/>
+      </w:rPr>
+    </w:lvl>
+    <w:lvl w:ilvl="8" w:tentative="1">
+      <w:start w:val="1"/>
+      <w:numFmt w:val="bullet"/>
+      <w:lvlText w:val=""/>
+      <w:lvlJc w:val="left"/>
+      <w:pPr>
+        <w:tabs>
+          <w:tab w:val="num" w:pos="6480"/>
+        </w:tabs>
+        <w:ind w:left="6480" w:hanging="360"/>
+      </w:pPr>
+      <w:rPr>
+        <w:rFonts w:ascii="Wingdings" w:hAnsi="Wingdings" w:hint="default"/>
+        <w:sz w:val="20"/>
+      </w:rPr>
+    </w:lvl>
+  </w:abstractNum>
+  <w:abstractNum w:abstractNumId="14" w15:restartNumberingAfterBreak="0">
     <w:nsid w:val="7BE01079"/>
     <w:multiLevelType w:val="hybridMultilevel"/>
     <w:tmpl w:val="2E609CB8"/>
@@ -7415,7 +8767,7 @@
     <w:abstractNumId w:val="7"/>
   </w:num>
   <w:num w:numId="5" w16cid:durableId="1955090194">
-    <w:abstractNumId w:val="8"/>
+    <w:abstractNumId w:val="9"/>
   </w:num>
   <w:num w:numId="6" w16cid:durableId="1708094444">
     <w:abstractNumId w:val="2"/>
@@ -7427,19 +8779,25 @@
     <w:abstractNumId w:val="0"/>
   </w:num>
   <w:num w:numId="9" w16cid:durableId="928197023">
-    <w:abstractNumId w:val="9"/>
+    <w:abstractNumId w:val="10"/>
   </w:num>
   <w:num w:numId="10" w16cid:durableId="1945337446">
-    <w:abstractNumId w:val="11"/>
+    <w:abstractNumId w:val="12"/>
   </w:num>
   <w:num w:numId="11" w16cid:durableId="748236868">
-    <w:abstractNumId w:val="10"/>
+    <w:abstractNumId w:val="11"/>
   </w:num>
   <w:num w:numId="12" w16cid:durableId="1712805136">
     <w:abstractNumId w:val="6"/>
   </w:num>
   <w:num w:numId="13" w16cid:durableId="965889829">
-    <w:abstractNumId w:val="12"/>
+    <w:abstractNumId w:val="14"/>
+  </w:num>
+  <w:num w:numId="14" w16cid:durableId="197549721">
+    <w:abstractNumId w:val="13"/>
+  </w:num>
+  <w:num w:numId="15" w16cid:durableId="2140415816">
+    <w:abstractNumId w:val="8"/>
   </w:num>
   <w:numIdMacAtCleanup w:val="13"/>
 </w:numbering>
@@ -8550,6 +9908,18 @@
       <w:rFonts w:asciiTheme="majorHAnsi" w:hAnsiTheme="majorHAnsi"/>
     </w:rPr>
   </w:style>
+  <w:style w:type="character" w:styleId="Mentionnonrsolue">
+    <w:name w:val="Unresolved Mention"/>
+    <w:basedOn w:val="Policepardfaut"/>
+    <w:uiPriority w:val="99"/>
+    <w:semiHidden/>
+    <w:unhideWhenUsed/>
+    <w:rsid w:val="00D12070"/>
+    <w:rPr>
+      <w:color w:val="605E5C"/>
+      <w:shd w:val="clear" w:color="auto" w:fill="E1DFDD"/>
+    </w:rPr>
+  </w:style>
 </w:styles>
 </file>
 
@@ -8840,15 +10210,6 @@
 </file>
 
 <file path=customXml/item1.xml><?xml version="1.0" encoding="utf-8"?>
-<?mso-contentType ?>
-<FormTemplates xmlns="http://schemas.microsoft.com/sharepoint/v3/contenttype/forms">
-  <Display>DocumentLibraryForm</Display>
-  <Edit>DocumentLibraryForm</Edit>
-  <New>DocumentLibraryForm</New>
-</FormTemplates>
-</file>
-
-<file path=customXml/item2.xml><?xml version="1.0" encoding="utf-8"?>
 <p:properties xmlns:p="http://schemas.microsoft.com/office/2006/metadata/properties" xmlns:xsi="http://www.w3.org/2001/XMLSchema-instance" xmlns:pc="http://schemas.microsoft.com/office/infopath/2007/PartnerControls">
   <documentManagement>
     <lcf76f155ced4ddcb4097134ff3c332f xmlns="a1b10758-7132-46a4-a2fe-7a2cf46f51f4">
@@ -8859,11 +10220,16 @@
 </p:properties>
 </file>
 
-<file path=customXml/item3.xml><?xml version="1.0" encoding="utf-8"?>
-<b:Sources xmlns:b="http://schemas.openxmlformats.org/officeDocument/2006/bibliography" xmlns="http://schemas.openxmlformats.org/officeDocument/2006/bibliography" SelectedStyle="\APA.XSL" StyleName="APA"/>
+<file path=customXml/item2.xml><?xml version="1.0" encoding="utf-8"?>
+<?mso-contentType ?>
+<FormTemplates xmlns="http://schemas.microsoft.com/sharepoint/v3/contenttype/forms">
+  <Display>DocumentLibraryForm</Display>
+  <Edit>DocumentLibraryForm</Edit>
+  <New>DocumentLibraryForm</New>
+</FormTemplates>
 </file>
 
-<file path=customXml/item4.xml><?xml version="1.0" encoding="utf-8"?>
+<file path=customXml/item3.xml><?xml version="1.0" encoding="utf-8"?>
 <ct:contentTypeSchema xmlns:ct="http://schemas.microsoft.com/office/2006/metadata/contentType" xmlns:ma="http://schemas.microsoft.com/office/2006/metadata/properties/metaAttributes" ct:_="" ma:_="" ma:contentTypeName="Document" ma:contentTypeID="0x0101005A5B8F5EAAC22C48A11F5D9A60E6F21D" ma:contentTypeVersion="16" ma:contentTypeDescription="Crée un document." ma:contentTypeScope="" ma:versionID="f2b963976306cc54294b7f4545a3c6c4">
   <xsd:schema xmlns:xsd="http://www.w3.org/2001/XMLSchema" xmlns:xs="http://www.w3.org/2001/XMLSchema" xmlns:p="http://schemas.microsoft.com/office/2006/metadata/properties" xmlns:ns2="a1b10758-7132-46a4-a2fe-7a2cf46f51f4" xmlns:ns3="f7d9f5a6-831d-4621-8c77-cbcaf993e406" targetNamespace="http://schemas.microsoft.com/office/2006/metadata/properties" ma:root="true" ma:fieldsID="e5e135fa2fc1295e1586ddcd9c1a8904" ns2:_="" ns3:_="">
     <xsd:import namespace="a1b10758-7132-46a4-a2fe-7a2cf46f51f4"/>
@@ -9106,15 +10472,11 @@
 </ct:contentTypeSchema>
 </file>
 
-<file path=customXml/itemProps1.xml><?xml version="1.0" encoding="utf-8"?>
-<ds:datastoreItem xmlns:ds="http://schemas.openxmlformats.org/officeDocument/2006/customXml" ds:itemID="{5E865F57-6285-4B13-9F81-ABD3A2DB1ADD}">
-  <ds:schemaRefs>
-    <ds:schemaRef ds:uri="http://schemas.microsoft.com/sharepoint/v3/contenttype/forms"/>
-  </ds:schemaRefs>
-</ds:datastoreItem>
+<file path=customXml/item4.xml><?xml version="1.0" encoding="utf-8"?>
+<b:Sources xmlns:b="http://schemas.openxmlformats.org/officeDocument/2006/bibliography" xmlns="http://schemas.openxmlformats.org/officeDocument/2006/bibliography" SelectedStyle="\APA.XSL" StyleName="APA"/>
 </file>
 
-<file path=customXml/itemProps2.xml><?xml version="1.0" encoding="utf-8"?>
+<file path=customXml/itemProps1.xml><?xml version="1.0" encoding="utf-8"?>
 <ds:datastoreItem xmlns:ds="http://schemas.openxmlformats.org/officeDocument/2006/customXml" ds:itemID="{24954833-9F05-49C5-955F-86E47D037F04}">
   <ds:schemaRefs>
     <ds:schemaRef ds:uri="http://schemas.microsoft.com/office/2006/metadata/properties"/>
@@ -9125,15 +10487,15 @@
 </ds:datastoreItem>
 </file>
 
-<file path=customXml/itemProps3.xml><?xml version="1.0" encoding="utf-8"?>
-<ds:datastoreItem xmlns:ds="http://schemas.openxmlformats.org/officeDocument/2006/customXml" ds:itemID="{CC7784B4-F310-4DC4-8DFD-79BD564D2FFE}">
+<file path=customXml/itemProps2.xml><?xml version="1.0" encoding="utf-8"?>
+<ds:datastoreItem xmlns:ds="http://schemas.openxmlformats.org/officeDocument/2006/customXml" ds:itemID="{5E865F57-6285-4B13-9F81-ABD3A2DB1ADD}">
   <ds:schemaRefs>
-    <ds:schemaRef ds:uri="http://schemas.openxmlformats.org/officeDocument/2006/bibliography"/>
+    <ds:schemaRef ds:uri="http://schemas.microsoft.com/sharepoint/v3/contenttype/forms"/>
   </ds:schemaRefs>
 </ds:datastoreItem>
 </file>
 
-<file path=customXml/itemProps4.xml><?xml version="1.0" encoding="utf-8"?>
+<file path=customXml/itemProps3.xml><?xml version="1.0" encoding="utf-8"?>
 <ds:datastoreItem xmlns:ds="http://schemas.openxmlformats.org/officeDocument/2006/customXml" ds:itemID="{C9A788E4-007D-401C-881B-2F70B33A007D}">
   <ds:schemaRefs>
     <ds:schemaRef ds:uri="http://schemas.microsoft.com/office/2006/metadata/contentType"/>
@@ -9150,4 +10512,12 @@
     <ds:schemaRef ds:uri="http://schemas.microsoft.com/internal/obd"/>
   </ds:schemaRefs>
 </ds:datastoreItem>
+</file>
+
+<file path=customXml/itemProps4.xml><?xml version="1.0" encoding="utf-8"?>
+<ds:datastoreItem xmlns:ds="http://schemas.openxmlformats.org/officeDocument/2006/customXml" ds:itemID="{CC7784B4-F310-4DC4-8DFD-79BD564D2FFE}">
+  <ds:schemaRefs>
+    <ds:schemaRef ds:uri="http://schemas.openxmlformats.org/officeDocument/2006/bibliography"/>
+  </ds:schemaRefs>
+</ds:datastoreItem>
 </file>
--- a/docs/rapport/R-I323-KirilBormin.docx
+++ b/docs/rapport/R-I323-KirilBormin.docx
@@ -193,7 +193,7 @@
         </w:rPr>
         <w:fldChar w:fldCharType="separate"/>
       </w:r>
-      <w:hyperlink w:anchor="_Toc244079140" w:history="1">
+      <w:hyperlink w:anchor="_Toc244164406" w:history="1">
         <w:r>
           <w:rPr>
             <w:rStyle w:val="Lienhypertexte"/>
@@ -241,7 +241,7 @@
             <w:noProof/>
             <w:webHidden/>
           </w:rPr>
-          <w:instrText xml:space="preserve"> PAGEREF _Toc244079140 \h </w:instrText>
+          <w:instrText xml:space="preserve"> PAGEREF _Toc244164406 \h </w:instrText>
         </w:r>
         <w:r>
           <w:rPr>
@@ -289,7 +289,7 @@
           <w14:ligatures w14:val="standardContextual"/>
         </w:rPr>
       </w:pPr>
-      <w:hyperlink w:anchor="_Toc244079141" w:history="1">
+      <w:hyperlink w:anchor="_Toc244164407" w:history="1">
         <w:r>
           <w:rPr>
             <w:rStyle w:val="Lienhypertexte"/>
@@ -335,7 +335,7 @@
             <w:noProof/>
             <w:webHidden/>
           </w:rPr>
-          <w:instrText xml:space="preserve"> PAGEREF _Toc244079141 \h </w:instrText>
+          <w:instrText xml:space="preserve"> PAGEREF _Toc244164407 \h </w:instrText>
         </w:r>
         <w:r>
           <w:rPr>
@@ -383,7 +383,7 @@
           <w14:ligatures w14:val="standardContextual"/>
         </w:rPr>
       </w:pPr>
-      <w:hyperlink w:anchor="_Toc244079142" w:history="1">
+      <w:hyperlink w:anchor="_Toc244164408" w:history="1">
         <w:r>
           <w:rPr>
             <w:rStyle w:val="Lienhypertexte"/>
@@ -429,7 +429,7 @@
             <w:noProof/>
             <w:webHidden/>
           </w:rPr>
-          <w:instrText xml:space="preserve"> PAGEREF _Toc244079142 \h </w:instrText>
+          <w:instrText xml:space="preserve"> PAGEREF _Toc244164408 \h </w:instrText>
         </w:r>
         <w:r>
           <w:rPr>
@@ -477,7 +477,7 @@
           <w14:ligatures w14:val="standardContextual"/>
         </w:rPr>
       </w:pPr>
-      <w:hyperlink w:anchor="_Toc244079143" w:history="1">
+      <w:hyperlink w:anchor="_Toc244164409" w:history="1">
         <w:r>
           <w:rPr>
             <w:rStyle w:val="Lienhypertexte"/>
@@ -523,7 +523,7 @@
             <w:noProof/>
             <w:webHidden/>
           </w:rPr>
-          <w:instrText xml:space="preserve"> PAGEREF _Toc244079143 \h </w:instrText>
+          <w:instrText xml:space="preserve"> PAGEREF _Toc244164409 \h </w:instrText>
         </w:r>
         <w:r>
           <w:rPr>
@@ -571,7 +571,7 @@
           <w14:ligatures w14:val="standardContextual"/>
         </w:rPr>
       </w:pPr>
-      <w:hyperlink w:anchor="_Toc244079144" w:history="1">
+      <w:hyperlink w:anchor="_Toc244164410" w:history="1">
         <w:r>
           <w:rPr>
             <w:rStyle w:val="Lienhypertexte"/>
@@ -617,7 +617,7 @@
             <w:noProof/>
             <w:webHidden/>
           </w:rPr>
-          <w:instrText xml:space="preserve"> PAGEREF _Toc244079144 \h </w:instrText>
+          <w:instrText xml:space="preserve"> PAGEREF _Toc244164410 \h </w:instrText>
         </w:r>
         <w:r>
           <w:rPr>
@@ -667,7 +667,7 @@
           <w14:ligatures w14:val="standardContextual"/>
         </w:rPr>
       </w:pPr>
-      <w:hyperlink w:anchor="_Toc244079145" w:history="1">
+      <w:hyperlink w:anchor="_Toc244164411" w:history="1">
         <w:r>
           <w:rPr>
             <w:rStyle w:val="Lienhypertexte"/>
@@ -715,7 +715,7 @@
             <w:noProof/>
             <w:webHidden/>
           </w:rPr>
-          <w:instrText xml:space="preserve"> PAGEREF _Toc244079145 \h </w:instrText>
+          <w:instrText xml:space="preserve"> PAGEREF _Toc244164411 \h </w:instrText>
         </w:r>
         <w:r>
           <w:rPr>
@@ -763,7 +763,7 @@
           <w14:ligatures w14:val="standardContextual"/>
         </w:rPr>
       </w:pPr>
-      <w:hyperlink w:anchor="_Toc244079146" w:history="1">
+      <w:hyperlink w:anchor="_Toc244164412" w:history="1">
         <w:r>
           <w:rPr>
             <w:rStyle w:val="Lienhypertexte"/>
@@ -809,7 +809,7 @@
             <w:noProof/>
             <w:webHidden/>
           </w:rPr>
-          <w:instrText xml:space="preserve"> PAGEREF _Toc244079146 \h </w:instrText>
+          <w:instrText xml:space="preserve"> PAGEREF _Toc244164412 \h </w:instrText>
         </w:r>
         <w:r>
           <w:rPr>
@@ -859,7 +859,7 @@
           <w14:ligatures w14:val="standardContextual"/>
         </w:rPr>
       </w:pPr>
-      <w:hyperlink w:anchor="_Toc244079147" w:history="1">
+      <w:hyperlink w:anchor="_Toc244164413" w:history="1">
         <w:r>
           <w:rPr>
             <w:rStyle w:val="Lienhypertexte"/>
@@ -907,7 +907,7 @@
             <w:noProof/>
             <w:webHidden/>
           </w:rPr>
-          <w:instrText xml:space="preserve"> PAGEREF _Toc244079147 \h </w:instrText>
+          <w:instrText xml:space="preserve"> PAGEREF _Toc244164413 \h </w:instrText>
         </w:r>
         <w:r>
           <w:rPr>
@@ -955,7 +955,7 @@
           <w14:ligatures w14:val="standardContextual"/>
         </w:rPr>
       </w:pPr>
-      <w:hyperlink w:anchor="_Toc244079148" w:history="1">
+      <w:hyperlink w:anchor="_Toc244164414" w:history="1">
         <w:r>
           <w:rPr>
             <w:rStyle w:val="Lienhypertexte"/>
@@ -1001,7 +1001,7 @@
             <w:noProof/>
             <w:webHidden/>
           </w:rPr>
-          <w:instrText xml:space="preserve"> PAGEREF _Toc244079148 \h </w:instrText>
+          <w:instrText xml:space="preserve"> PAGEREF _Toc244164414 \h </w:instrText>
         </w:r>
         <w:r>
           <w:rPr>
@@ -1049,7 +1049,7 @@
           <w14:ligatures w14:val="standardContextual"/>
         </w:rPr>
       </w:pPr>
-      <w:hyperlink w:anchor="_Toc244079149" w:history="1">
+      <w:hyperlink w:anchor="_Toc244164415" w:history="1">
         <w:r>
           <w:rPr>
             <w:rStyle w:val="Lienhypertexte"/>
@@ -1095,7 +1095,7 @@
             <w:noProof/>
             <w:webHidden/>
           </w:rPr>
-          <w:instrText xml:space="preserve"> PAGEREF _Toc244079149 \h </w:instrText>
+          <w:instrText xml:space="preserve"> PAGEREF _Toc244164415 \h </w:instrText>
         </w:r>
         <w:r>
           <w:rPr>
@@ -1143,7 +1143,7 @@
           <w14:ligatures w14:val="standardContextual"/>
         </w:rPr>
       </w:pPr>
-      <w:hyperlink w:anchor="_Toc244079150" w:history="1">
+      <w:hyperlink w:anchor="_Toc244164416" w:history="1">
         <w:r>
           <w:rPr>
             <w:rStyle w:val="Lienhypertexte"/>
@@ -1189,7 +1189,7 @@
             <w:noProof/>
             <w:webHidden/>
           </w:rPr>
-          <w:instrText xml:space="preserve"> PAGEREF _Toc244079150 \h </w:instrText>
+          <w:instrText xml:space="preserve"> PAGEREF _Toc244164416 \h </w:instrText>
         </w:r>
         <w:r>
           <w:rPr>
@@ -1237,7 +1237,7 @@
           <w14:ligatures w14:val="standardContextual"/>
         </w:rPr>
       </w:pPr>
-      <w:hyperlink w:anchor="_Toc244079151" w:history="1">
+      <w:hyperlink w:anchor="_Toc244164417" w:history="1">
         <w:r>
           <w:rPr>
             <w:rStyle w:val="Lienhypertexte"/>
@@ -1283,7 +1283,7 @@
             <w:noProof/>
             <w:webHidden/>
           </w:rPr>
-          <w:instrText xml:space="preserve"> PAGEREF _Toc244079151 \h </w:instrText>
+          <w:instrText xml:space="preserve"> PAGEREF _Toc244164417 \h </w:instrText>
         </w:r>
         <w:r>
           <w:rPr>
@@ -1331,7 +1331,7 @@
           <w14:ligatures w14:val="standardContextual"/>
         </w:rPr>
       </w:pPr>
-      <w:hyperlink w:anchor="_Toc244079152" w:history="1">
+      <w:hyperlink w:anchor="_Toc244164418" w:history="1">
         <w:r>
           <w:rPr>
             <w:rStyle w:val="Lienhypertexte"/>
@@ -1377,7 +1377,7 @@
             <w:noProof/>
             <w:webHidden/>
           </w:rPr>
-          <w:instrText xml:space="preserve"> PAGEREF _Toc244079152 \h </w:instrText>
+          <w:instrText xml:space="preserve"> PAGEREF _Toc244164418 \h </w:instrText>
         </w:r>
         <w:r>
           <w:rPr>
@@ -1425,7 +1425,7 @@
           <w14:ligatures w14:val="standardContextual"/>
         </w:rPr>
       </w:pPr>
-      <w:hyperlink w:anchor="_Toc244079153" w:history="1">
+      <w:hyperlink w:anchor="_Toc244164419" w:history="1">
         <w:r>
           <w:rPr>
             <w:rStyle w:val="Lienhypertexte"/>
@@ -1471,7 +1471,7 @@
             <w:noProof/>
             <w:webHidden/>
           </w:rPr>
-          <w:instrText xml:space="preserve"> PAGEREF _Toc244079153 \h </w:instrText>
+          <w:instrText xml:space="preserve"> PAGEREF _Toc244164419 \h </w:instrText>
         </w:r>
         <w:r>
           <w:rPr>
@@ -1519,7 +1519,7 @@
           <w14:ligatures w14:val="standardContextual"/>
         </w:rPr>
       </w:pPr>
-      <w:hyperlink w:anchor="_Toc244079154" w:history="1">
+      <w:hyperlink w:anchor="_Toc244164420" w:history="1">
         <w:r>
           <w:rPr>
             <w:rStyle w:val="Lienhypertexte"/>
@@ -1565,7 +1565,7 @@
             <w:noProof/>
             <w:webHidden/>
           </w:rPr>
-          <w:instrText xml:space="preserve"> PAGEREF _Toc244079154 \h </w:instrText>
+          <w:instrText xml:space="preserve"> PAGEREF _Toc244164420 \h </w:instrText>
         </w:r>
         <w:r>
           <w:rPr>
@@ -1615,7 +1615,7 @@
           <w14:ligatures w14:val="standardContextual"/>
         </w:rPr>
       </w:pPr>
-      <w:hyperlink w:anchor="_Toc244079155" w:history="1">
+      <w:hyperlink w:anchor="_Toc244164421" w:history="1">
         <w:r>
           <w:rPr>
             <w:rStyle w:val="Lienhypertexte"/>
@@ -1663,7 +1663,7 @@
             <w:noProof/>
             <w:webHidden/>
           </w:rPr>
-          <w:instrText xml:space="preserve"> PAGEREF _Toc244079155 \h </w:instrText>
+          <w:instrText xml:space="preserve"> PAGEREF _Toc244164421 \h </w:instrText>
         </w:r>
         <w:r>
           <w:rPr>
@@ -1711,7 +1711,7 @@
           <w14:ligatures w14:val="standardContextual"/>
         </w:rPr>
       </w:pPr>
-      <w:hyperlink w:anchor="_Toc244079156" w:history="1">
+      <w:hyperlink w:anchor="_Toc244164422" w:history="1">
         <w:r>
           <w:rPr>
             <w:rStyle w:val="Lienhypertexte"/>
@@ -1757,7 +1757,7 @@
             <w:noProof/>
             <w:webHidden/>
           </w:rPr>
-          <w:instrText xml:space="preserve"> PAGEREF _Toc244079156 \h </w:instrText>
+          <w:instrText xml:space="preserve"> PAGEREF _Toc244164422 \h </w:instrText>
         </w:r>
         <w:r>
           <w:rPr>
@@ -1805,7 +1805,7 @@
           <w14:ligatures w14:val="standardContextual"/>
         </w:rPr>
       </w:pPr>
-      <w:hyperlink w:anchor="_Toc244079157" w:history="1">
+      <w:hyperlink w:anchor="_Toc244164423" w:history="1">
         <w:r>
           <w:rPr>
             <w:rStyle w:val="Lienhypertexte"/>
@@ -1851,7 +1851,101 @@
             <w:noProof/>
             <w:webHidden/>
           </w:rPr>
-          <w:instrText xml:space="preserve"> PAGEREF _Toc244079157 \h </w:instrText>
+          <w:instrText xml:space="preserve"> PAGEREF _Toc244164423 \h </w:instrText>
+        </w:r>
+        <w:r>
+          <w:rPr>
+            <w:noProof/>
+            <w:webHidden/>
+          </w:rPr>
+        </w:r>
+        <w:r>
+          <w:rPr>
+            <w:noProof/>
+            <w:webHidden/>
+          </w:rPr>
+          <w:fldChar w:fldCharType="separate"/>
+        </w:r>
+        <w:r>
+          <w:rPr>
+            <w:noProof/>
+            <w:webHidden/>
+          </w:rPr>
+          <w:t>9</w:t>
+        </w:r>
+        <w:r>
+          <w:rPr>
+            <w:noProof/>
+            <w:webHidden/>
+          </w:rPr>
+          <w:fldChar w:fldCharType="end"/>
+        </w:r>
+      </w:hyperlink>
+    </w:p>
+    <w:p>
+      <w:pPr>
+        <w:pStyle w:val="TM2"/>
+        <w:tabs>
+          <w:tab w:val="left" w:pos="800"/>
+          <w:tab w:val="right" w:leader="dot" w:pos="9060"/>
+        </w:tabs>
+        <w:rPr>
+          <w:rFonts w:eastAsiaTheme="minorEastAsia" w:cstheme="minorBidi"/>
+          <w:smallCaps w:val="0"/>
+          <w:noProof/>
+          <w:kern w:val="2"/>
+          <w:sz w:val="24"/>
+          <w:szCs w:val="24"/>
+          <w14:ligatures w14:val="standardContextual"/>
+        </w:rPr>
+      </w:pPr>
+      <w:hyperlink w:anchor="_Toc244164424" w:history="1">
+        <w:r>
+          <w:rPr>
+            <w:rStyle w:val="Lienhypertexte"/>
+            <w:noProof/>
+          </w:rPr>
+          <w:t>4.3</w:t>
+        </w:r>
+        <w:r>
+          <w:rPr>
+            <w:rFonts w:eastAsiaTheme="minorEastAsia" w:cstheme="minorBidi"/>
+            <w:smallCaps w:val="0"/>
+            <w:noProof/>
+            <w:kern w:val="2"/>
+            <w:sz w:val="24"/>
+            <w:szCs w:val="24"/>
+            <w14:ligatures w14:val="standardContextual"/>
+          </w:rPr>
+          <w:tab/>
+        </w:r>
+        <w:r>
+          <w:rPr>
+            <w:rStyle w:val="Lienhypertexte"/>
+            <w:noProof/>
+          </w:rPr>
+          <w:t>Formatage des grands nombres</w:t>
+        </w:r>
+        <w:r>
+          <w:rPr>
+            <w:noProof/>
+            <w:webHidden/>
+          </w:rPr>
+          <w:tab/>
+        </w:r>
+        <w:r>
+          <w:rPr>
+            <w:noProof/>
+            <w:webHidden/>
+          </w:rPr>
+          <w:fldChar w:fldCharType="begin"/>
+        </w:r>
+        <w:r>
+          <w:rPr>
+            <w:noProof/>
+            <w:webHidden/>
+          </w:rPr>
+          <w:instrText xml:space="preserve"> PAGEREF _Toc244164424 \h </w:instrText>
         </w:r>
         <w:r>
           <w:rPr>
@@ -1901,7 +1995,7 @@
           <w14:ligatures w14:val="standardContextual"/>
         </w:rPr>
       </w:pPr>
-      <w:hyperlink w:anchor="_Toc244079158" w:history="1">
+      <w:hyperlink w:anchor="_Toc244164425" w:history="1">
         <w:r>
           <w:rPr>
             <w:rStyle w:val="Lienhypertexte"/>
@@ -1949,7 +2043,7 @@
             <w:noProof/>
             <w:webHidden/>
           </w:rPr>
-          <w:instrText xml:space="preserve"> PAGEREF _Toc244079158 \h </w:instrText>
+          <w:instrText xml:space="preserve"> PAGEREF _Toc244164425 \h </w:instrText>
         </w:r>
         <w:r>
           <w:rPr>
@@ -1997,7 +2091,7 @@
           <w14:ligatures w14:val="standardContextual"/>
         </w:rPr>
       </w:pPr>
-      <w:hyperlink w:anchor="_Toc244079159" w:history="1">
+      <w:hyperlink w:anchor="_Toc244164426" w:history="1">
         <w:r>
           <w:rPr>
             <w:rStyle w:val="Lienhypertexte"/>
@@ -2043,7 +2137,7 @@
             <w:noProof/>
             <w:webHidden/>
           </w:rPr>
-          <w:instrText xml:space="preserve"> PAGEREF _Toc244079159 \h </w:instrText>
+          <w:instrText xml:space="preserve"> PAGEREF _Toc244164426 \h </w:instrText>
         </w:r>
         <w:r>
           <w:rPr>
@@ -2091,7 +2185,7 @@
           <w14:ligatures w14:val="standardContextual"/>
         </w:rPr>
       </w:pPr>
-      <w:hyperlink w:anchor="_Toc244079160" w:history="1">
+      <w:hyperlink w:anchor="_Toc244164427" w:history="1">
         <w:r>
           <w:rPr>
             <w:rStyle w:val="Lienhypertexte"/>
@@ -2137,7 +2231,7 @@
             <w:noProof/>
             <w:webHidden/>
           </w:rPr>
-          <w:instrText xml:space="preserve"> PAGEREF _Toc244079160 \h </w:instrText>
+          <w:instrText xml:space="preserve"> PAGEREF _Toc244164427 \h </w:instrText>
         </w:r>
         <w:r>
           <w:rPr>
@@ -2157,7 +2251,7 @@
             <w:noProof/>
             <w:webHidden/>
           </w:rPr>
-          <w:t>9</w:t>
+          <w:t>10</w:t>
         </w:r>
         <w:r>
           <w:rPr>
@@ -2185,7 +2279,7 @@
           <w14:ligatures w14:val="standardContextual"/>
         </w:rPr>
       </w:pPr>
-      <w:hyperlink w:anchor="_Toc244079161" w:history="1">
+      <w:hyperlink w:anchor="_Toc244164428" w:history="1">
         <w:r>
           <w:rPr>
             <w:rStyle w:val="Lienhypertexte"/>
@@ -2231,7 +2325,7 @@
             <w:noProof/>
             <w:webHidden/>
           </w:rPr>
-          <w:instrText xml:space="preserve"> PAGEREF _Toc244079161 \h </w:instrText>
+          <w:instrText xml:space="preserve"> PAGEREF _Toc244164428 \h </w:instrText>
         </w:r>
         <w:r>
           <w:rPr>
@@ -2251,7 +2345,7 @@
             <w:noProof/>
             <w:webHidden/>
           </w:rPr>
-          <w:t>9</w:t>
+          <w:t>10</w:t>
         </w:r>
         <w:r>
           <w:rPr>
@@ -2279,7 +2373,7 @@
           <w14:ligatures w14:val="standardContextual"/>
         </w:rPr>
       </w:pPr>
-      <w:hyperlink w:anchor="_Toc244079162" w:history="1">
+      <w:hyperlink w:anchor="_Toc244164429" w:history="1">
         <w:r>
           <w:rPr>
             <w:rStyle w:val="Lienhypertexte"/>
@@ -2325,7 +2419,7 @@
             <w:noProof/>
             <w:webHidden/>
           </w:rPr>
-          <w:instrText xml:space="preserve"> PAGEREF _Toc244079162 \h </w:instrText>
+          <w:instrText xml:space="preserve"> PAGEREF _Toc244164429 \h </w:instrText>
         </w:r>
         <w:r>
           <w:rPr>
@@ -2345,7 +2439,7 @@
             <w:noProof/>
             <w:webHidden/>
           </w:rPr>
-          <w:t>9</w:t>
+          <w:t>10</w:t>
         </w:r>
         <w:r>
           <w:rPr>
@@ -2375,7 +2469,7 @@
           <w14:ligatures w14:val="standardContextual"/>
         </w:rPr>
       </w:pPr>
-      <w:hyperlink w:anchor="_Toc244079163" w:history="1">
+      <w:hyperlink w:anchor="_Toc244164430" w:history="1">
         <w:r>
           <w:rPr>
             <w:rStyle w:val="Lienhypertexte"/>
@@ -2423,7 +2517,7 @@
             <w:noProof/>
             <w:webHidden/>
           </w:rPr>
-          <w:instrText xml:space="preserve"> PAGEREF _Toc244079163 \h </w:instrText>
+          <w:instrText xml:space="preserve"> PAGEREF _Toc244164430 \h </w:instrText>
         </w:r>
         <w:r>
           <w:rPr>
@@ -2473,7 +2567,7 @@
           <w14:ligatures w14:val="standardContextual"/>
         </w:rPr>
       </w:pPr>
-      <w:hyperlink w:anchor="_Toc244079164" w:history="1">
+      <w:hyperlink w:anchor="_Toc244164431" w:history="1">
         <w:r>
           <w:rPr>
             <w:rStyle w:val="Lienhypertexte"/>
@@ -2521,7 +2615,7 @@
             <w:noProof/>
             <w:webHidden/>
           </w:rPr>
-          <w:instrText xml:space="preserve"> PAGEREF _Toc244079164 \h </w:instrText>
+          <w:instrText xml:space="preserve"> PAGEREF _Toc244164431 \h </w:instrText>
         </w:r>
         <w:r>
           <w:rPr>
@@ -2541,7 +2635,7 @@
             <w:noProof/>
             <w:webHidden/>
           </w:rPr>
-          <w:t>11</w:t>
+          <w:t>12</w:t>
         </w:r>
         <w:r>
           <w:rPr>
@@ -2569,7 +2663,7 @@
           <w14:ligatures w14:val="standardContextual"/>
         </w:rPr>
       </w:pPr>
-      <w:hyperlink w:anchor="_Toc244079165" w:history="1">
+      <w:hyperlink w:anchor="_Toc244164432" w:history="1">
         <w:r>
           <w:rPr>
             <w:rStyle w:val="Lienhypertexte"/>
@@ -2615,7 +2709,7 @@
             <w:noProof/>
             <w:webHidden/>
           </w:rPr>
-          <w:instrText xml:space="preserve"> PAGEREF _Toc244079165 \h </w:instrText>
+          <w:instrText xml:space="preserve"> PAGEREF _Toc244164432 \h </w:instrText>
         </w:r>
         <w:r>
           <w:rPr>
@@ -2635,7 +2729,7 @@
             <w:noProof/>
             <w:webHidden/>
           </w:rPr>
-          <w:t>11</w:t>
+          <w:t>12</w:t>
         </w:r>
         <w:r>
           <w:rPr>
@@ -2663,7 +2757,7 @@
           <w14:ligatures w14:val="standardContextual"/>
         </w:rPr>
       </w:pPr>
-      <w:hyperlink w:anchor="_Toc244079166" w:history="1">
+      <w:hyperlink w:anchor="_Toc244164433" w:history="1">
         <w:r>
           <w:rPr>
             <w:rStyle w:val="Lienhypertexte"/>
@@ -2709,7 +2803,7 @@
             <w:noProof/>
             <w:webHidden/>
           </w:rPr>
-          <w:instrText xml:space="preserve"> PAGEREF _Toc244079166 \h </w:instrText>
+          <w:instrText xml:space="preserve"> PAGEREF _Toc244164433 \h </w:instrText>
         </w:r>
         <w:r>
           <w:rPr>
@@ -2729,7 +2823,7 @@
             <w:noProof/>
             <w:webHidden/>
           </w:rPr>
-          <w:t>11</w:t>
+          <w:t>12</w:t>
         </w:r>
         <w:r>
           <w:rPr>
@@ -2757,7 +2851,7 @@
           <w14:ligatures w14:val="standardContextual"/>
         </w:rPr>
       </w:pPr>
-      <w:hyperlink w:anchor="_Toc244079167" w:history="1">
+      <w:hyperlink w:anchor="_Toc244164434" w:history="1">
         <w:r>
           <w:rPr>
             <w:rStyle w:val="Lienhypertexte"/>
@@ -2803,7 +2897,7 @@
             <w:noProof/>
             <w:webHidden/>
           </w:rPr>
-          <w:instrText xml:space="preserve"> PAGEREF _Toc244079167 \h </w:instrText>
+          <w:instrText xml:space="preserve"> PAGEREF _Toc244164434 \h </w:instrText>
         </w:r>
         <w:r>
           <w:rPr>
@@ -2823,7 +2917,7 @@
             <w:noProof/>
             <w:webHidden/>
           </w:rPr>
-          <w:t>12</w:t>
+          <w:t>13</w:t>
         </w:r>
         <w:r>
           <w:rPr>
@@ -2851,7 +2945,7 @@
           <w14:ligatures w14:val="standardContextual"/>
         </w:rPr>
       </w:pPr>
-      <w:hyperlink w:anchor="_Toc244079168" w:history="1">
+      <w:hyperlink w:anchor="_Toc244164435" w:history="1">
         <w:r>
           <w:rPr>
             <w:rStyle w:val="Lienhypertexte"/>
@@ -2897,7 +2991,7 @@
             <w:noProof/>
             <w:webHidden/>
           </w:rPr>
-          <w:instrText xml:space="preserve"> PAGEREF _Toc244079168 \h </w:instrText>
+          <w:instrText xml:space="preserve"> PAGEREF _Toc244164435 \h </w:instrText>
         </w:r>
         <w:r>
           <w:rPr>
@@ -2917,7 +3011,7 @@
             <w:noProof/>
             <w:webHidden/>
           </w:rPr>
-          <w:t>12</w:t>
+          <w:t>13</w:t>
         </w:r>
         <w:r>
           <w:rPr>
@@ -2947,7 +3041,7 @@
           <w14:ligatures w14:val="standardContextual"/>
         </w:rPr>
       </w:pPr>
-      <w:hyperlink w:anchor="_Toc244079169" w:history="1">
+      <w:hyperlink w:anchor="_Toc244164436" w:history="1">
         <w:r>
           <w:rPr>
             <w:rStyle w:val="Lienhypertexte"/>
@@ -2995,7 +3089,7 @@
             <w:noProof/>
             <w:webHidden/>
           </w:rPr>
-          <w:instrText xml:space="preserve"> PAGEREF _Toc244079169 \h </w:instrText>
+          <w:instrText xml:space="preserve"> PAGEREF _Toc244164436 \h </w:instrText>
         </w:r>
         <w:r>
           <w:rPr>
@@ -3015,7 +3109,7 @@
             <w:noProof/>
             <w:webHidden/>
           </w:rPr>
-          <w:t>12</w:t>
+          <w:t>13</w:t>
         </w:r>
         <w:r>
           <w:rPr>
@@ -3048,7 +3142,7 @@
       </w:pPr>
       <w:bookmarkStart w:id="0" w:name="_Toc532179955"/>
       <w:bookmarkStart w:id="1" w:name="_Toc165969637"/>
-      <w:bookmarkStart w:id="2" w:name="_Toc244079140"/>
+      <w:bookmarkStart w:id="2" w:name="_Toc244164406"/>
       <w:r>
         <w:lastRenderedPageBreak/>
         <w:t>Spécifications</w:t>
@@ -3063,7 +3157,7 @@
       </w:pPr>
       <w:bookmarkStart w:id="3" w:name="_Toc532179969"/>
       <w:bookmarkStart w:id="4" w:name="_Toc165969639"/>
-      <w:bookmarkStart w:id="5" w:name="_Toc244079141"/>
+      <w:bookmarkStart w:id="5" w:name="_Toc244164407"/>
       <w:r>
         <w:t>T</w:t>
       </w:r>
@@ -3086,6 +3180,7 @@
           <w:szCs w:val="32"/>
         </w:rPr>
       </w:pPr>
+      <w:proofErr w:type="spellStart"/>
       <w:r>
         <w:rPr>
           <w:rStyle w:val="lev"/>
@@ -3096,12 +3191,13 @@
         </w:rPr>
         <w:t>PlotThoseLines</w:t>
       </w:r>
+      <w:proofErr w:type="spellEnd"/>
     </w:p>
     <w:p>
       <w:pPr>
         <w:pStyle w:val="Titre2"/>
       </w:pPr>
-      <w:bookmarkStart w:id="6" w:name="_Toc244079142"/>
+      <w:bookmarkStart w:id="6" w:name="_Toc244164408"/>
       <w:r>
         <w:t>Description</w:t>
       </w:r>
@@ -3118,7 +3214,15 @@
         <w:t xml:space="preserve"> (séries de données dans le temps)</w:t>
       </w:r>
       <w:r>
-        <w:t>. L’utilisateur peut utiliser 2 sources de données : json et csv</w:t>
+        <w:t xml:space="preserve">. L’utilisateur peut utiliser 2 sources de données : </w:t>
+      </w:r>
+      <w:proofErr w:type="spellStart"/>
+      <w:r>
+        <w:t>json</w:t>
+      </w:r>
+      <w:proofErr w:type="spellEnd"/>
+      <w:r>
+        <w:t xml:space="preserve"> et csv</w:t>
       </w:r>
       <w:r>
         <w:t>.</w:t>
@@ -3128,7 +3232,7 @@
       <w:pPr>
         <w:pStyle w:val="Titre2"/>
       </w:pPr>
-      <w:bookmarkStart w:id="7" w:name="_Toc244079143"/>
+      <w:bookmarkStart w:id="7" w:name="_Toc244164409"/>
       <w:r>
         <w:t>Domaine et source de données</w:t>
       </w:r>
@@ -3178,9 +3282,11 @@
           <w:numId w:val="8"/>
         </w:numPr>
       </w:pPr>
+      <w:proofErr w:type="spellStart"/>
       <w:r>
         <w:t>Nvidia</w:t>
       </w:r>
+      <w:proofErr w:type="spellEnd"/>
     </w:p>
     <w:p>
       <w:pPr>
@@ -3296,7 +3402,15 @@
         <w:t xml:space="preserve"> –</w:t>
       </w:r>
       <w:r>
-        <w:t xml:space="preserve"> Fichiers .csv ou json exporté depuis Yahoo Finance</w:t>
+        <w:t xml:space="preserve"> Fichiers .csv ou </w:t>
+      </w:r>
+      <w:proofErr w:type="spellStart"/>
+      <w:r>
+        <w:t>json</w:t>
+      </w:r>
+      <w:proofErr w:type="spellEnd"/>
+      <w:r>
+        <w:t xml:space="preserve"> exporté depuis Yahoo Finance</w:t>
       </w:r>
       <w:r>
         <w:t xml:space="preserve"> </w:t>
@@ -3317,7 +3431,7 @@
       <w:pPr>
         <w:pStyle w:val="Titre2"/>
       </w:pPr>
-      <w:bookmarkStart w:id="8" w:name="_Toc244079144"/>
+      <w:bookmarkStart w:id="8" w:name="_Toc244164410"/>
       <w:r>
         <w:t>Objectifs</w:t>
       </w:r>
@@ -3335,7 +3449,15 @@
         <w:t>Objectif produit</w:t>
       </w:r>
       <w:r>
-        <w:t xml:space="preserve"> : Créer une application simple et rapide pour importer des données, les enregistrer en stockage local pour travailler hors ligne, et afficher plusieurs courbes en même temps à l’aide de la librairie ScottPlot. </w:t>
+        <w:t xml:space="preserve"> : Créer une application simple et rapide pour importer des données, les enregistrer en stockage local pour travailler hors ligne, et afficher plusieurs courbes en même temps à l’aide de la librairie </w:t>
+      </w:r>
+      <w:proofErr w:type="spellStart"/>
+      <w:r>
+        <w:t>ScottPlot</w:t>
+      </w:r>
+      <w:proofErr w:type="spellEnd"/>
+      <w:r>
+        <w:t xml:space="preserve">. </w:t>
       </w:r>
     </w:p>
     <w:p>
@@ -3380,7 +3502,7 @@
       <w:pPr>
         <w:pStyle w:val="Titre1"/>
       </w:pPr>
-      <w:bookmarkStart w:id="9" w:name="_Toc244079145"/>
+      <w:bookmarkStart w:id="9" w:name="_Toc244164411"/>
       <w:r>
         <w:t>Planification</w:t>
       </w:r>
@@ -3395,7 +3517,7 @@
       <w:pPr>
         <w:pStyle w:val="Titre2"/>
       </w:pPr>
-      <w:bookmarkStart w:id="10" w:name="_Toc244079146"/>
+      <w:bookmarkStart w:id="10" w:name="_Toc244164412"/>
       <w:r>
         <w:t>Planification initiale</w:t>
       </w:r>
@@ -3497,8 +3619,13 @@
               <w:ind w:left="0"/>
             </w:pPr>
             <w:r>
-              <w:t>Intégration de la librairie ScottPlot</w:t>
+              <w:t xml:space="preserve">Intégration de la librairie </w:t>
             </w:r>
+            <w:proofErr w:type="spellStart"/>
+            <w:r>
+              <w:t>ScottPlot</w:t>
+            </w:r>
+            <w:proofErr w:type="spellEnd"/>
           </w:p>
         </w:tc>
       </w:tr>
@@ -3527,8 +3654,13 @@
               <w:ind w:left="0"/>
             </w:pPr>
             <w:r>
-              <w:t>Intégration de la librairie ScottPlot</w:t>
+              <w:t xml:space="preserve">Intégration de la librairie </w:t>
             </w:r>
+            <w:proofErr w:type="spellStart"/>
+            <w:r>
+              <w:t>ScottPlot</w:t>
+            </w:r>
+            <w:proofErr w:type="spellEnd"/>
           </w:p>
         </w:tc>
       </w:tr>
@@ -3642,7 +3774,7 @@
       <w:pPr>
         <w:pStyle w:val="Titre1"/>
       </w:pPr>
-      <w:bookmarkStart w:id="11" w:name="_Toc244079147"/>
+      <w:bookmarkStart w:id="11" w:name="_Toc244164413"/>
       <w:r>
         <w:t>Analyse fonctionnel</w:t>
       </w:r>
@@ -3658,9 +3790,17 @@
       <w:pPr>
         <w:pStyle w:val="Titre2"/>
       </w:pPr>
-      <w:bookmarkStart w:id="12" w:name="_Toc244079148"/>
-      <w:r>
-        <w:t>#1 — Ajout d'une nouvelle serie depuis un fichier</w:t>
+      <w:bookmarkStart w:id="12" w:name="_Toc244164414"/>
+      <w:r>
+        <w:t xml:space="preserve">#1 — Ajout d'une nouvelle </w:t>
+      </w:r>
+      <w:proofErr w:type="spellStart"/>
+      <w:r>
+        <w:t>serie</w:t>
+      </w:r>
+      <w:proofErr w:type="spellEnd"/>
+      <w:r>
+        <w:t xml:space="preserve"> depuis un fichier</w:t>
       </w:r>
       <w:bookmarkEnd w:id="12"/>
     </w:p>
@@ -3670,7 +3810,20 @@
       </w:r>
       <w:r>
         <w:br/>
-        <w:t>Je veux importer un fichier de données local (.csv, .json),</w:t>
+        <w:t>Je veux importer un fichier de données local (.csv</w:t>
+      </w:r>
+      <w:proofErr w:type="gramStart"/>
+      <w:r>
+        <w:t>, .</w:t>
+      </w:r>
+      <w:proofErr w:type="spellStart"/>
+      <w:r>
+        <w:t>json</w:t>
+      </w:r>
+      <w:proofErr w:type="spellEnd"/>
+      <w:proofErr w:type="gramEnd"/>
+      <w:r>
+        <w:t>),</w:t>
       </w:r>
       <w:r>
         <w:br/>
@@ -3698,7 +3851,20 @@
         </w:numPr>
       </w:pPr>
       <w:r>
-        <w:t xml:space="preserve">Sélection : Une boîte de dialogue d'exploration de fichiers s'ouvre avec un filtre prédéfini sur les extensions .csv et .json. </w:t>
+        <w:t xml:space="preserve">Sélection : Une boîte de dialogue d'exploration de fichiers s'ouvre avec un filtre prédéfini sur les extensions .csv </w:t>
+      </w:r>
+      <w:proofErr w:type="gramStart"/>
+      <w:r>
+        <w:t>et .</w:t>
+      </w:r>
+      <w:proofErr w:type="spellStart"/>
+      <w:r>
+        <w:t>json</w:t>
+      </w:r>
+      <w:proofErr w:type="spellEnd"/>
+      <w:proofErr w:type="gramEnd"/>
+      <w:r>
+        <w:t xml:space="preserve">. </w:t>
       </w:r>
     </w:p>
     <w:p>
@@ -3709,7 +3875,15 @@
         </w:numPr>
       </w:pPr>
       <w:r>
-        <w:t>Succès : Le fichier est lu et les données sont enregistrées dans le stockage local -&gt; La nouvelle série s'ajoute automatiquement à la liste des graphiques cochables à gauche.</w:t>
+        <w:t xml:space="preserve">Succès : Le fichier est lu et les données sont enregistrées dans le stockage local -&gt; La nouvelle série s'ajoute automatiquement à la liste des graphiques </w:t>
+      </w:r>
+      <w:proofErr w:type="spellStart"/>
+      <w:r>
+        <w:t>cochables</w:t>
+      </w:r>
+      <w:proofErr w:type="spellEnd"/>
+      <w:r>
+        <w:t xml:space="preserve"> à gauche.</w:t>
       </w:r>
     </w:p>
     <w:p>
@@ -3776,7 +3950,7 @@
       <w:pPr>
         <w:pStyle w:val="Titre2"/>
       </w:pPr>
-      <w:bookmarkStart w:id="13" w:name="_Toc244079149"/>
+      <w:bookmarkStart w:id="13" w:name="_Toc244164415"/>
       <w:r>
         <w:t>#2 — Masquer une série</w:t>
       </w:r>
@@ -3789,7 +3963,15 @@
     </w:p>
     <w:p>
       <w:r>
-        <w:t>Je veux pouvoir masquer une serie de la vue active,</w:t>
+        <w:t xml:space="preserve">Je veux pouvoir masquer une </w:t>
+      </w:r>
+      <w:proofErr w:type="spellStart"/>
+      <w:r>
+        <w:t>serie</w:t>
+      </w:r>
+      <w:proofErr w:type="spellEnd"/>
+      <w:r>
+        <w:t xml:space="preserve"> de la vue active,</w:t>
       </w:r>
     </w:p>
     <w:p>
@@ -3800,7 +3982,15 @@
     <w:p/>
     <w:p>
       <w:r>
-        <w:t>•   Une liste cochable de suppression retire une courbe du graphique immédiatement.</w:t>
+        <w:t xml:space="preserve">•   Une liste </w:t>
+      </w:r>
+      <w:proofErr w:type="spellStart"/>
+      <w:r>
+        <w:t>cochable</w:t>
+      </w:r>
+      <w:proofErr w:type="spellEnd"/>
+      <w:r>
+        <w:t xml:space="preserve"> de suppression retire une courbe du graphique immédiatement.</w:t>
       </w:r>
     </w:p>
     <w:p/>
@@ -3857,7 +4047,7 @@
       <w:pPr>
         <w:pStyle w:val="Titre2"/>
       </w:pPr>
-      <w:bookmarkStart w:id="14" w:name="_Toc244079150"/>
+      <w:bookmarkStart w:id="14" w:name="_Toc244164416"/>
       <w:r>
         <w:t>#3 — Interaction avec le graphique</w:t>
       </w:r>
@@ -3947,7 +4137,7 @@
       <w:pPr>
         <w:pStyle w:val="Titre2"/>
       </w:pPr>
-      <w:bookmarkStart w:id="15" w:name="_Toc244079151"/>
+      <w:bookmarkStart w:id="15" w:name="_Toc244164417"/>
       <w:r>
         <w:lastRenderedPageBreak/>
         <w:t>#4 — Labels des graphiques</w:t>
@@ -3977,7 +4167,15 @@
     </w:p>
     <w:p>
       <w:r>
-        <w:t>•   Afficher ou masquer une série -&gt;  La légende actualise instantanément le nom et la pastille de couleur correspondante.</w:t>
+        <w:t>•   Afficher ou masquer une série -</w:t>
+      </w:r>
+      <w:proofErr w:type="gramStart"/>
+      <w:r>
+        <w:t>&gt;  La</w:t>
+      </w:r>
+      <w:proofErr w:type="gramEnd"/>
+      <w:r>
+        <w:t xml:space="preserve"> légende actualise instantanément le nom et la pastille de couleur correspondante.</w:t>
       </w:r>
     </w:p>
     <w:p/>
@@ -4033,7 +4231,7 @@
       <w:pPr>
         <w:pStyle w:val="Titre2"/>
       </w:pPr>
-      <w:bookmarkStart w:id="16" w:name="_Toc244079152"/>
+      <w:bookmarkStart w:id="16" w:name="_Toc244164418"/>
       <w:r>
         <w:t>#5 — Ajout de jeu de données depuis une API</w:t>
       </w:r>
@@ -4127,7 +4325,7 @@
       <w:pPr>
         <w:pStyle w:val="Titre2"/>
       </w:pPr>
-      <w:bookmarkStart w:id="17" w:name="_Toc244079153"/>
+      <w:bookmarkStart w:id="17" w:name="_Toc244164419"/>
       <w:r>
         <w:t>#6 — Saisie manuelle d'un nouveau point</w:t>
       </w:r>
@@ -4259,7 +4457,7 @@
       <w:pPr>
         <w:pStyle w:val="Titre2"/>
       </w:pPr>
-      <w:bookmarkStart w:id="18" w:name="_Toc244079154"/>
+      <w:bookmarkStart w:id="18" w:name="_Toc244164420"/>
       <w:r>
         <w:t>#7 — Exportation en PNG</w:t>
       </w:r>
@@ -4360,7 +4558,7 @@
       <w:pPr>
         <w:pStyle w:val="Titre1"/>
       </w:pPr>
-      <w:bookmarkStart w:id="19" w:name="_Toc244079155"/>
+      <w:bookmarkStart w:id="19" w:name="_Toc244164421"/>
       <w:r>
         <w:lastRenderedPageBreak/>
         <w:t>Points techniques</w:t>
@@ -4371,9 +4569,14 @@
       <w:pPr>
         <w:pStyle w:val="Titre2"/>
       </w:pPr>
-      <w:bookmarkStart w:id="20" w:name="_Toc244079156"/>
-      <w:r>
-        <w:t>Parser des csv</w:t>
+      <w:bookmarkStart w:id="20" w:name="_Toc244164422"/>
+      <w:proofErr w:type="spellStart"/>
+      <w:r>
+        <w:t>Parser</w:t>
+      </w:r>
+      <w:proofErr w:type="spellEnd"/>
+      <w:r>
+        <w:t xml:space="preserve"> des csv</w:t>
       </w:r>
       <w:bookmarkEnd w:id="20"/>
     </w:p>
@@ -4382,8 +4585,13 @@
         <w:pStyle w:val="Retraitcorpsdetexte"/>
       </w:pPr>
       <w:r>
-        <w:t>Pour extraire les données des fichiers CSV sans alourdir l'interface, la logique a été déplacée dans une classe dédiée Parser.cs</w:t>
-      </w:r>
+        <w:t xml:space="preserve">Pour extraire les données des fichiers CSV sans alourdir l'interface, la logique a été déplacée dans une classe dédiée </w:t>
+      </w:r>
+      <w:proofErr w:type="spellStart"/>
+      <w:r>
+        <w:t>Parser.cs</w:t>
+      </w:r>
+      <w:proofErr w:type="spellEnd"/>
     </w:p>
     <w:p>
       <w:pPr>
@@ -4395,14 +4603,22 @@
         <w:pStyle w:val="Retraitcorpsdetexte"/>
       </w:pPr>
       <w:r>
-        <w:t>Ce parseur utilise des méthodes LINQ à la place de boucles foreach. Il recherche automatiquement les colonnes de date et de valeur grâce à une liste d'alias possibles Si une colonne manque ou si le fichier est vide, une exception) est levée pour informer l'utilisateur sans faire planter le programme.</w:t>
+        <w:t xml:space="preserve">Ce parseur utilise des méthodes LINQ à la place de boucles </w:t>
+      </w:r>
+      <w:proofErr w:type="spellStart"/>
+      <w:r>
+        <w:t>foreach</w:t>
+      </w:r>
+      <w:proofErr w:type="spellEnd"/>
+      <w:r>
+        <w:t>. Il recherche automatiquement les colonnes de date et de valeur grâce à une liste d'alias possibles Si une colonne manque ou si le fichier est vide, une exception est levée pour informer l'utilisateur sans faire planter le programme.</w:t>
       </w:r>
     </w:p>
     <w:p>
       <w:pPr>
         <w:pStyle w:val="Titre2"/>
       </w:pPr>
-      <w:bookmarkStart w:id="21" w:name="_Toc244079157"/>
+      <w:bookmarkStart w:id="21" w:name="_Toc244164423"/>
       <w:r>
         <w:t>Fusion des séries</w:t>
       </w:r>
@@ -4413,7 +4629,21 @@
         <w:pStyle w:val="Retraitcorpsdetexte"/>
       </w:pPr>
       <w:r>
-        <w:t xml:space="preserve">Également pour la logique de fusion de d’ancienne série avec une nouvelle, j’ai créé une classe séparée SeriesMerge.cs. </w:t>
+        <w:t>Également pour la logique de fusion d’</w:t>
+      </w:r>
+      <w:r>
+        <w:t xml:space="preserve">une </w:t>
+      </w:r>
+      <w:r>
+        <w:t xml:space="preserve">ancienne série avec une nouvelle, j’ai créé une classe séparée </w:t>
+      </w:r>
+      <w:proofErr w:type="spellStart"/>
+      <w:r>
+        <w:t>SeriesMerge.cs</w:t>
+      </w:r>
+      <w:proofErr w:type="spellEnd"/>
+      <w:r>
+        <w:t xml:space="preserve">. </w:t>
       </w:r>
     </w:p>
     <w:p>
@@ -4435,55 +4665,183 @@
         <w:t>les anciens points</w:t>
       </w:r>
       <w:r>
-        <w:t xml:space="preserve"> de ce période et les remplacer par les nouveaux. </w:t>
-      </w:r>
-    </w:p>
-    <w:p>
-      <w:pPr>
-        <w:pStyle w:val="Informations"/>
-      </w:pPr>
+        <w:t xml:space="preserve"> de ce</w:t>
+      </w:r>
+      <w:r>
+        <w:t>tte</w:t>
+      </w:r>
+      <w:r>
+        <w:t xml:space="preserve"> période et les remplacer par les nouveaux. </w:t>
+      </w:r>
+    </w:p>
+    <w:p>
+      <w:pPr>
+        <w:pStyle w:val="Titre2"/>
+      </w:pPr>
+      <w:bookmarkStart w:id="22" w:name="_Toc244164424"/>
+      <w:r>
+        <w:t>Formatage des grands nombres</w:t>
+      </w:r>
+      <w:bookmarkEnd w:id="22"/>
+      <w:r>
+        <w:t xml:space="preserve"> </w:t>
+      </w:r>
+    </w:p>
+    <w:p>
+      <w:pPr>
+        <w:pStyle w:val="Retraitcorpsdetexte"/>
+      </w:pPr>
+      <w:r>
+        <w:t xml:space="preserve">Comme la capitalisation boursière des grandes entreprises dépasse souvent le milliard ou le billion de dollars, les nombres sur l'axe Y étaient trop longs à lire (par </w:t>
+      </w:r>
+      <w:r>
+        <w:t>ex. :</w:t>
+      </w:r>
+      <w:r>
+        <w:t xml:space="preserve"> 3 000 000 000 000). J'ai donc créé la classe </w:t>
+      </w:r>
+      <w:proofErr w:type="spellStart"/>
+      <w:r>
+        <w:t>NumberFormatter</w:t>
+      </w:r>
+      <w:proofErr w:type="spellEnd"/>
+      <w:r>
+        <w:t xml:space="preserve"> pour transformer ces grands nombres en texte plus court avec des lettres : M pour les millions, Md pour les milliards et T pour les trillions. Cette méthode est reliée directement à l'axe gauche du graphique </w:t>
+      </w:r>
+      <w:proofErr w:type="spellStart"/>
+      <w:r>
+        <w:t>ScottPlot</w:t>
+      </w:r>
+      <w:proofErr w:type="spellEnd"/>
+      <w:r>
+        <w:t xml:space="preserve"> grâce à l'option </w:t>
+      </w:r>
+      <w:proofErr w:type="spellStart"/>
+      <w:r>
+        <w:t>LabelFormatter</w:t>
+      </w:r>
+      <w:proofErr w:type="spellEnd"/>
+      <w:r>
+        <w:t>.</w:t>
+      </w:r>
     </w:p>
     <w:p>
       <w:pPr>
         <w:pStyle w:val="Titre1"/>
       </w:pPr>
-      <w:bookmarkStart w:id="22" w:name="_Toc532179966"/>
-      <w:bookmarkStart w:id="23" w:name="_Toc165969650"/>
-      <w:bookmarkStart w:id="24" w:name="_Toc244079158"/>
+      <w:bookmarkStart w:id="23" w:name="_Toc532179966"/>
+      <w:bookmarkStart w:id="24" w:name="_Toc165969650"/>
+      <w:bookmarkStart w:id="25" w:name="_Toc244164425"/>
       <w:r>
         <w:t>Tests</w:t>
       </w:r>
-      <w:bookmarkStart w:id="25" w:name="_Toc532179968"/>
-      <w:bookmarkStart w:id="26" w:name="_Toc165969652"/>
-      <w:bookmarkStart w:id="27" w:name="_Ref308525868"/>
-      <w:bookmarkEnd w:id="22"/>
+      <w:bookmarkStart w:id="26" w:name="_Toc532179968"/>
+      <w:bookmarkStart w:id="27" w:name="_Toc165969652"/>
+      <w:bookmarkStart w:id="28" w:name="_Ref308525868"/>
       <w:bookmarkEnd w:id="23"/>
       <w:bookmarkEnd w:id="24"/>
-    </w:p>
-    <w:p>
-      <w:pPr>
-        <w:pStyle w:val="Corpsdetexte"/>
-      </w:pPr>
+      <w:bookmarkEnd w:id="25"/>
     </w:p>
     <w:p>
       <w:pPr>
         <w:pStyle w:val="Titre2"/>
       </w:pPr>
-      <w:bookmarkStart w:id="28" w:name="_Toc244079159"/>
-      <w:bookmarkEnd w:id="25"/>
+      <w:bookmarkStart w:id="29" w:name="_Toc244164426"/>
       <w:bookmarkEnd w:id="26"/>
       <w:bookmarkEnd w:id="27"/>
+      <w:bookmarkEnd w:id="28"/>
       <w:r>
         <w:t>Stratégie et exécution</w:t>
       </w:r>
-      <w:bookmarkEnd w:id="28"/>
+      <w:bookmarkEnd w:id="29"/>
     </w:p>
     <w:p>
       <w:pPr>
         <w:pStyle w:val="Retraitcorpsdetexte"/>
       </w:pPr>
       <w:r>
-        <w:t>Les règles métier ont été extraites de MainForm.cs vers des classes de services testées avec MSTest dans le projet PlotThoseLines.Tests. L'ensemble de la suite compte 10 tests unitaires, tous validés avec succès</w:t>
+        <w:drawing>
+          <wp:anchor distT="0" distB="0" distL="114300" distR="114300" simplePos="0" relativeHeight="251658240" behindDoc="0" locked="0" layoutInCell="1" allowOverlap="1" wp14:anchorId="5316F0B1" wp14:editId="6C9B8FD6">
+            <wp:simplePos x="0" y="0"/>
+            <wp:positionH relativeFrom="margin">
+              <wp:align>right</wp:align>
+            </wp:positionH>
+            <wp:positionV relativeFrom="paragraph">
+              <wp:posOffset>577898</wp:posOffset>
+            </wp:positionV>
+            <wp:extent cx="5759450" cy="3197860"/>
+            <wp:effectExtent l="0" t="0" r="0" b="2540"/>
+            <wp:wrapSquare wrapText="bothSides"/>
+            <wp:docPr id="252151131" name="Image 1"/>
+            <wp:cNvGraphicFramePr>
+              <a:graphicFrameLocks xmlns:a="http://schemas.openxmlformats.org/drawingml/2006/main" noChangeAspect="1"/>
+            </wp:cNvGraphicFramePr>
+            <a:graphic xmlns:a="http://schemas.openxmlformats.org/drawingml/2006/main">
+              <a:graphicData uri="http://schemas.openxmlformats.org/drawingml/2006/picture">
+                <pic:pic xmlns:pic="http://schemas.openxmlformats.org/drawingml/2006/picture">
+                  <pic:nvPicPr>
+                    <pic:cNvPr id="252151131" name=""/>
+                    <pic:cNvPicPr/>
+                  </pic:nvPicPr>
+                  <pic:blipFill>
+                    <a:blip r:embed="rId20">
+                      <a:extLst>
+                        <a:ext uri="{28A0092B-C50C-407E-A947-70E740481C1C}">
+                          <a14:useLocalDpi xmlns:a14="http://schemas.microsoft.com/office/drawing/2010/main" val="0"/>
+                        </a:ext>
+                      </a:extLst>
+                    </a:blip>
+                    <a:stretch>
+                      <a:fillRect/>
+                    </a:stretch>
+                  </pic:blipFill>
+                  <pic:spPr>
+                    <a:xfrm>
+                      <a:off x="0" y="0"/>
+                      <a:ext cx="5759450" cy="3197860"/>
+                    </a:xfrm>
+                    <a:prstGeom prst="rect">
+                      <a:avLst/>
+                    </a:prstGeom>
+                  </pic:spPr>
+                </pic:pic>
+              </a:graphicData>
+            </a:graphic>
+          </wp:anchor>
+        </w:drawing>
+      </w:r>
+      <w:r>
+        <w:t xml:space="preserve">Les règles métier ont été extraites de </w:t>
+      </w:r>
+      <w:proofErr w:type="spellStart"/>
+      <w:r>
+        <w:t>MainForm.cs</w:t>
+      </w:r>
+      <w:proofErr w:type="spellEnd"/>
+      <w:r>
+        <w:t xml:space="preserve"> vers des classes de </w:t>
+      </w:r>
+      <w:r>
+        <w:t>tests</w:t>
+      </w:r>
+      <w:r>
+        <w:t xml:space="preserve"> avec </w:t>
+      </w:r>
+      <w:proofErr w:type="spellStart"/>
+      <w:r>
+        <w:t>MSTest</w:t>
+      </w:r>
+      <w:proofErr w:type="spellEnd"/>
+      <w:r>
+        <w:t xml:space="preserve"> dans le projet </w:t>
+      </w:r>
+      <w:proofErr w:type="spellStart"/>
+      <w:r>
+        <w:t>PlotThoseLines.Tests</w:t>
+      </w:r>
+      <w:proofErr w:type="spellEnd"/>
+      <w:r>
+        <w:t>. L'ensemble de la suite compte 10 tests unitaires, tous validés avec succès</w:t>
       </w:r>
       <w:r>
         <w:t>.</w:t>
@@ -4491,13 +4849,39 @@
     </w:p>
     <w:p>
       <w:pPr>
+        <w:pStyle w:val="Retraitcorpsdetexte"/>
+      </w:pPr>
+    </w:p>
+    <w:p>
+      <w:pPr>
+        <w:pStyle w:val="Retraitcorpsdetexte"/>
+      </w:pPr>
+    </w:p>
+    <w:p>
+      <w:pPr>
         <w:pStyle w:val="Titre2"/>
       </w:pPr>
-      <w:bookmarkStart w:id="29" w:name="_Toc244079160"/>
-      <w:r>
-        <w:t>Service Parser (ParserTests.cs) :</w:t>
-      </w:r>
-      <w:bookmarkEnd w:id="29"/>
+      <w:bookmarkStart w:id="30" w:name="_Toc244164427"/>
+      <w:r>
+        <w:t xml:space="preserve">Service </w:t>
+      </w:r>
+      <w:proofErr w:type="spellStart"/>
+      <w:r>
+        <w:t>Parser</w:t>
+      </w:r>
+      <w:proofErr w:type="spellEnd"/>
+      <w:r>
+        <w:t xml:space="preserve"> (</w:t>
+      </w:r>
+      <w:proofErr w:type="spellStart"/>
+      <w:r>
+        <w:t>ParserTests.cs</w:t>
+      </w:r>
+      <w:proofErr w:type="spellEnd"/>
+      <w:r>
+        <w:t>) :</w:t>
+      </w:r>
+      <w:bookmarkEnd w:id="30"/>
       <w:r>
         <w:t xml:space="preserve"> </w:t>
       </w:r>
@@ -4523,7 +4907,15 @@
         </w:numPr>
       </w:pPr>
       <w:r>
-        <w:t>Levée d'une InvalidDataException si le fichier ne contient aucune ligne de données.</w:t>
+        <w:t xml:space="preserve">Levée d'une </w:t>
+      </w:r>
+      <w:proofErr w:type="spellStart"/>
+      <w:r>
+        <w:t>InvalidDataException</w:t>
+      </w:r>
+      <w:proofErr w:type="spellEnd"/>
+      <w:r>
+        <w:t xml:space="preserve"> si le fichier ne contient aucune ligne de données.</w:t>
       </w:r>
     </w:p>
     <w:p>
@@ -4535,18 +4927,34 @@
         </w:numPr>
       </w:pPr>
       <w:r>
-        <w:t>Levée d'une InvalidDataException si la colonne de prix/capitalisation est absente.</w:t>
+        <w:t xml:space="preserve">Levée d'une </w:t>
+      </w:r>
+      <w:proofErr w:type="spellStart"/>
+      <w:r>
+        <w:t>InvalidDataException</w:t>
+      </w:r>
+      <w:proofErr w:type="spellEnd"/>
+      <w:r>
+        <w:t xml:space="preserve"> si la colonne de prix/capitalisation est absente.</w:t>
       </w:r>
     </w:p>
     <w:p>
       <w:pPr>
         <w:pStyle w:val="Titre2"/>
       </w:pPr>
-      <w:bookmarkStart w:id="30" w:name="_Toc244079161"/>
-      <w:r>
-        <w:t>Service de fusion (SeriesMergeTests.cs) :</w:t>
-      </w:r>
-      <w:bookmarkEnd w:id="30"/>
+      <w:bookmarkStart w:id="31" w:name="_Toc244164428"/>
+      <w:r>
+        <w:t>Service de fusion (</w:t>
+      </w:r>
+      <w:proofErr w:type="spellStart"/>
+      <w:r>
+        <w:t>SeriesMergeTests.cs</w:t>
+      </w:r>
+      <w:proofErr w:type="spellEnd"/>
+      <w:r>
+        <w:t>) :</w:t>
+      </w:r>
+      <w:bookmarkEnd w:id="31"/>
       <w:r>
         <w:t xml:space="preserve"> </w:t>
       </w:r>
@@ -4591,11 +4999,19 @@
       <w:pPr>
         <w:pStyle w:val="Titre2"/>
       </w:pPr>
-      <w:bookmarkStart w:id="31" w:name="_Toc244079162"/>
-      <w:r>
-        <w:t>Service de formatage (NumberTransformatorTests.cs) :</w:t>
-      </w:r>
-      <w:bookmarkEnd w:id="31"/>
+      <w:bookmarkStart w:id="32" w:name="_Toc244164429"/>
+      <w:r>
+        <w:t>Service de formatage (</w:t>
+      </w:r>
+      <w:proofErr w:type="spellStart"/>
+      <w:r>
+        <w:t>NumberTransformatorTests.cs</w:t>
+      </w:r>
+      <w:proofErr w:type="spellEnd"/>
+      <w:r>
+        <w:t>) :</w:t>
+      </w:r>
+      <w:bookmarkEnd w:id="32"/>
       <w:r>
         <w:t xml:space="preserve"> </w:t>
       </w:r>
@@ -4651,11 +5067,6 @@
     <w:p>
       <w:pPr>
         <w:pStyle w:val="Retraitcorpsdetexte"/>
-      </w:pPr>
-    </w:p>
-    <w:p>
-      <w:pPr>
-        <w:pStyle w:val="Retraitcorpsdetexte"/>
         <w:ind w:left="0"/>
       </w:pPr>
     </w:p>
@@ -4663,19 +5074,30 @@
       <w:pPr>
         <w:pStyle w:val="Titre1"/>
       </w:pPr>
-      <w:bookmarkStart w:id="32" w:name="_Toc244079163"/>
-      <w:r>
-        <w:lastRenderedPageBreak/>
+      <w:bookmarkStart w:id="33" w:name="_Toc244164430"/>
+      <w:r>
         <w:t>Usage de l’IA</w:t>
       </w:r>
-      <w:bookmarkEnd w:id="32"/>
+      <w:bookmarkEnd w:id="33"/>
     </w:p>
     <w:p>
       <w:pPr>
         <w:pStyle w:val="Corpsdetexte"/>
       </w:pPr>
       <w:r>
-        <w:t>Pour tester l'application avec des données réelles et massives, je n’ai pas trouvé de source fiable et gratuit, et alors j'ai utilisé une intelligence artificielle pour générer un script de scraping.</w:t>
+        <w:t xml:space="preserve">Pour tester l'application avec beaucoup de données (entre 4 000 et 5 000 valeurs par entreprise), je n'ai pas trouvé de site gratuit qui donne directement l'historique de la capitalisation boursière en fichier CSV. Sur Yahoo Finance, on peut seulement avoir le prix d'une action mais pas la capitalisation totale. J'ai donc demandé à l'IA de me créer un script en Node.js </w:t>
+      </w:r>
+      <w:r>
+        <w:t>en utilisant</w:t>
+      </w:r>
+      <w:r>
+        <w:t xml:space="preserve"> la librairie yahoo-finance2. Ce script récupère d'abord le nombre total d'actions de l'entreprise puis il télécharge le prix de l'action chaque jour sur 20 ans</w:t>
+      </w:r>
+      <w:r>
+        <w:t xml:space="preserve"> (dans mon cas)</w:t>
+      </w:r>
+      <w:r>
+        <w:t xml:space="preserve">. Enfin, il multiplie le prix du jour par le nombre d'actions pour calculer la capitalisation boursière et enregistre le résultat dans un fichier CSV. </w:t>
       </w:r>
     </w:p>
     <w:p>
@@ -4683,22 +5105,7 @@
         <w:pStyle w:val="Corpsdetexte"/>
       </w:pPr>
       <w:r>
-        <w:t>But</w:t>
-      </w:r>
-      <w:r>
-        <w:t xml:space="preserve"> : Récupérer 20 ans d'historique de capitalisation boursière pour les grandes entreprises technologiques (Apple, </w:t>
-      </w:r>
-      <w:r>
-        <w:t>Google</w:t>
-      </w:r>
-      <w:r>
-        <w:t>, etc.)</w:t>
-      </w:r>
-      <w:r>
-        <w:t xml:space="preserve"> à fin d’attendre le nombre de données minimal</w:t>
-      </w:r>
-      <w:r>
-        <w:t>.</w:t>
+        <w:t>J'ai aussi utilisé l'IA pour générer trois fichiers avec des données fictives entre 2025 et 2035 afin de tester la fusion des courbes.</w:t>
       </w:r>
     </w:p>
     <w:p>
@@ -4720,8 +5127,21 @@
       <w:r>
         <w:t xml:space="preserve">« </w:t>
       </w:r>
-      <w:r>
-        <w:t>comment trouver un csv avec les données de capitalisation des plus grands companies du monde ?</w:t>
+      <w:proofErr w:type="gramStart"/>
+      <w:r>
+        <w:t>comment</w:t>
+      </w:r>
+      <w:proofErr w:type="gramEnd"/>
+      <w:r>
+        <w:t xml:space="preserve"> trouver un csv avec les données de capitalisation des plus grands </w:t>
+      </w:r>
+      <w:proofErr w:type="spellStart"/>
+      <w:r>
+        <w:t>companies</w:t>
+      </w:r>
+      <w:proofErr w:type="spellEnd"/>
+      <w:r>
+        <w:t xml:space="preserve"> du monde ?</w:t>
       </w:r>
       <w:r>
         <w:t> »</w:t>
@@ -4736,20 +5156,43 @@
         </w:numPr>
       </w:pPr>
       <w:r>
-        <w:t xml:space="preserve">« crée moi un script en python qui permet de récupérer </w:t>
+        <w:t>« </w:t>
+      </w:r>
+      <w:proofErr w:type="gramStart"/>
+      <w:r>
+        <w:t>crée</w:t>
+      </w:r>
+      <w:proofErr w:type="gramEnd"/>
+      <w:r>
+        <w:t xml:space="preserve"> moi un script en python qui permet de récupérer </w:t>
       </w:r>
       <w:r>
         <w:t>l'historique sur des années</w:t>
       </w:r>
       <w:r>
-        <w:t xml:space="preserve"> avec la fréquance une fois par jour pour les 20 années</w:t>
-      </w:r>
-      <w:r>
-        <w:t xml:space="preserve"> en nodejs</w:t>
-      </w:r>
+        <w:t xml:space="preserve"> avec la </w:t>
+      </w:r>
+      <w:proofErr w:type="spellStart"/>
+      <w:r>
+        <w:t>fréquance</w:t>
+      </w:r>
+      <w:proofErr w:type="spellEnd"/>
+      <w:r>
+        <w:t xml:space="preserve"> une fois par jour pour les 20 années</w:t>
+      </w:r>
+      <w:r>
+        <w:t xml:space="preserve"> en </w:t>
+      </w:r>
+      <w:proofErr w:type="spellStart"/>
+      <w:proofErr w:type="gramStart"/>
+      <w:r>
+        <w:t>nodejs</w:t>
+      </w:r>
+      <w:proofErr w:type="spellEnd"/>
       <w:r>
         <w:t>»</w:t>
       </w:r>
+      <w:proofErr w:type="gramEnd"/>
     </w:p>
     <w:p>
       <w:pPr>
@@ -4761,12 +5204,14 @@
           <w:lang w:val="en-US"/>
         </w:rPr>
       </w:pPr>
+      <w:proofErr w:type="gramStart"/>
       <w:r>
         <w:rPr>
           <w:lang w:val="en-US"/>
         </w:rPr>
         <w:t>Code :</w:t>
       </w:r>
+      <w:proofErr w:type="gramEnd"/>
       <w:r>
         <w:rPr>
           <w:lang w:val="en-US"/>
@@ -4812,7 +5257,69 @@
           <w:szCs w:val="16"/>
           <w:lang w:val="en-US"/>
         </w:rPr>
-        <w:t>const YahooFinance = pkg.YahooFinance || pkg.default || pkg;</w:t>
+        <w:t xml:space="preserve">const </w:t>
+      </w:r>
+      <w:proofErr w:type="spellStart"/>
+      <w:r>
+        <w:rPr>
+          <w:rFonts w:ascii="Consolas" w:hAnsi="Consolas"/>
+          <w:sz w:val="16"/>
+          <w:szCs w:val="16"/>
+          <w:lang w:val="en-US"/>
+        </w:rPr>
+        <w:t>YahooFinance</w:t>
+      </w:r>
+      <w:proofErr w:type="spellEnd"/>
+      <w:r>
+        <w:rPr>
+          <w:rFonts w:ascii="Consolas" w:hAnsi="Consolas"/>
+          <w:sz w:val="16"/>
+          <w:szCs w:val="16"/>
+          <w:lang w:val="en-US"/>
+        </w:rPr>
+        <w:t xml:space="preserve"> = </w:t>
+      </w:r>
+      <w:proofErr w:type="spellStart"/>
+      <w:proofErr w:type="gramStart"/>
+      <w:r>
+        <w:rPr>
+          <w:rFonts w:ascii="Consolas" w:hAnsi="Consolas"/>
+          <w:sz w:val="16"/>
+          <w:szCs w:val="16"/>
+          <w:lang w:val="en-US"/>
+        </w:rPr>
+        <w:t>pkg.YahooFinance</w:t>
+      </w:r>
+      <w:proofErr w:type="spellEnd"/>
+      <w:proofErr w:type="gramEnd"/>
+      <w:r>
+        <w:rPr>
+          <w:rFonts w:ascii="Consolas" w:hAnsi="Consolas"/>
+          <w:sz w:val="16"/>
+          <w:szCs w:val="16"/>
+          <w:lang w:val="en-US"/>
+        </w:rPr>
+        <w:t xml:space="preserve"> || </w:t>
+      </w:r>
+      <w:proofErr w:type="spellStart"/>
+      <w:r>
+        <w:rPr>
+          <w:rFonts w:ascii="Consolas" w:hAnsi="Consolas"/>
+          <w:sz w:val="16"/>
+          <w:szCs w:val="16"/>
+          <w:lang w:val="en-US"/>
+        </w:rPr>
+        <w:t>pkg.default</w:t>
+      </w:r>
+      <w:proofErr w:type="spellEnd"/>
+      <w:r>
+        <w:rPr>
+          <w:rFonts w:ascii="Consolas" w:hAnsi="Consolas"/>
+          <w:sz w:val="16"/>
+          <w:szCs w:val="16"/>
+          <w:lang w:val="en-US"/>
+        </w:rPr>
+        <w:t xml:space="preserve"> || pkg;</w:t>
       </w:r>
     </w:p>
     <w:p>
@@ -4832,7 +5339,129 @@
           <w:szCs w:val="16"/>
           <w:lang w:val="en-US"/>
         </w:rPr>
-        <w:t>const yahooFinance = new YahooFinance({ suppressNotices: ['yahooSurvey', 'ripHistorical'] });</w:t>
+        <w:t xml:space="preserve">const </w:t>
+      </w:r>
+      <w:proofErr w:type="spellStart"/>
+      <w:r>
+        <w:rPr>
+          <w:rFonts w:ascii="Consolas" w:hAnsi="Consolas"/>
+          <w:sz w:val="16"/>
+          <w:szCs w:val="16"/>
+          <w:lang w:val="en-US"/>
+        </w:rPr>
+        <w:t>yahooFinance</w:t>
+      </w:r>
+      <w:proofErr w:type="spellEnd"/>
+      <w:r>
+        <w:rPr>
+          <w:rFonts w:ascii="Consolas" w:hAnsi="Consolas"/>
+          <w:sz w:val="16"/>
+          <w:szCs w:val="16"/>
+          <w:lang w:val="en-US"/>
+        </w:rPr>
+        <w:t xml:space="preserve"> = new </w:t>
+      </w:r>
+      <w:proofErr w:type="spellStart"/>
+      <w:proofErr w:type="gramStart"/>
+      <w:r>
+        <w:rPr>
+          <w:rFonts w:ascii="Consolas" w:hAnsi="Consolas"/>
+          <w:sz w:val="16"/>
+          <w:szCs w:val="16"/>
+          <w:lang w:val="en-US"/>
+        </w:rPr>
+        <w:t>YahooFinance</w:t>
+      </w:r>
+      <w:proofErr w:type="spellEnd"/>
+      <w:r>
+        <w:rPr>
+          <w:rFonts w:ascii="Consolas" w:hAnsi="Consolas"/>
+          <w:sz w:val="16"/>
+          <w:szCs w:val="16"/>
+          <w:lang w:val="en-US"/>
+        </w:rPr>
+        <w:t xml:space="preserve">({ </w:t>
+      </w:r>
+      <w:proofErr w:type="spellStart"/>
+      <w:r>
+        <w:rPr>
+          <w:rFonts w:ascii="Consolas" w:hAnsi="Consolas"/>
+          <w:sz w:val="16"/>
+          <w:szCs w:val="16"/>
+          <w:lang w:val="en-US"/>
+        </w:rPr>
+        <w:t>suppressNotices</w:t>
+      </w:r>
+      <w:proofErr w:type="spellEnd"/>
+      <w:proofErr w:type="gramEnd"/>
+      <w:r>
+        <w:rPr>
+          <w:rFonts w:ascii="Consolas" w:hAnsi="Consolas"/>
+          <w:sz w:val="16"/>
+          <w:szCs w:val="16"/>
+          <w:lang w:val="en-US"/>
+        </w:rPr>
+        <w:t>: ['</w:t>
+      </w:r>
+      <w:proofErr w:type="spellStart"/>
+      <w:r>
+        <w:rPr>
+          <w:rFonts w:ascii="Consolas" w:hAnsi="Consolas"/>
+          <w:sz w:val="16"/>
+          <w:szCs w:val="16"/>
+          <w:lang w:val="en-US"/>
+        </w:rPr>
+        <w:t>yahooSurvey</w:t>
+      </w:r>
+      <w:proofErr w:type="spellEnd"/>
+      <w:r>
+        <w:rPr>
+          <w:rFonts w:ascii="Consolas" w:hAnsi="Consolas"/>
+          <w:sz w:val="16"/>
+          <w:szCs w:val="16"/>
+          <w:lang w:val="en-US"/>
+        </w:rPr>
+        <w:t>', '</w:t>
+      </w:r>
+      <w:proofErr w:type="spellStart"/>
+      <w:r>
+        <w:rPr>
+          <w:rFonts w:ascii="Consolas" w:hAnsi="Consolas"/>
+          <w:sz w:val="16"/>
+          <w:szCs w:val="16"/>
+          <w:lang w:val="en-US"/>
+        </w:rPr>
+        <w:t>ripHistorical</w:t>
+      </w:r>
+      <w:proofErr w:type="spellEnd"/>
+      <w:r>
+        <w:rPr>
+          <w:rFonts w:ascii="Consolas" w:hAnsi="Consolas"/>
+          <w:sz w:val="16"/>
+          <w:szCs w:val="16"/>
+          <w:lang w:val="en-US"/>
+        </w:rPr>
+        <w:t>'</w:t>
+      </w:r>
+      <w:proofErr w:type="gramStart"/>
+      <w:r>
+        <w:rPr>
+          <w:rFonts w:ascii="Consolas" w:hAnsi="Consolas"/>
+          <w:sz w:val="16"/>
+          <w:szCs w:val="16"/>
+          <w:lang w:val="en-US"/>
+        </w:rPr>
+        <w:t>] }</w:t>
+      </w:r>
+      <w:proofErr w:type="gramEnd"/>
+      <w:r>
+        <w:rPr>
+          <w:rFonts w:ascii="Consolas" w:hAnsi="Consolas"/>
+          <w:sz w:val="16"/>
+          <w:szCs w:val="16"/>
+          <w:lang w:val="en-US"/>
+        </w:rPr>
+        <w:t>);</w:t>
       </w:r>
     </w:p>
     <w:p>
@@ -4852,7 +5481,27 @@
           <w:szCs w:val="16"/>
           <w:lang w:val="en-US"/>
         </w:rPr>
-        <w:t>const fs = require('fs');</w:t>
+        <w:t>const fs = require('</w:t>
+      </w:r>
+      <w:proofErr w:type="spellStart"/>
+      <w:r>
+        <w:rPr>
+          <w:rFonts w:ascii="Consolas" w:hAnsi="Consolas"/>
+          <w:sz w:val="16"/>
+          <w:szCs w:val="16"/>
+          <w:lang w:val="en-US"/>
+        </w:rPr>
+        <w:t>fs'</w:t>
+      </w:r>
+      <w:proofErr w:type="spellEnd"/>
+      <w:r>
+        <w:rPr>
+          <w:rFonts w:ascii="Consolas" w:hAnsi="Consolas"/>
+          <w:sz w:val="16"/>
+          <w:szCs w:val="16"/>
+          <w:lang w:val="en-US"/>
+        </w:rPr>
+        <w:t>);</w:t>
       </w:r>
     </w:p>
     <w:p>
@@ -4883,8 +5532,50 @@
           <w:szCs w:val="16"/>
           <w:lang w:val="en-US"/>
         </w:rPr>
-        <w:t>async function exportDailyMarketCap(ticker, years = 10) {</w:t>
-      </w:r>
+        <w:t xml:space="preserve">async function </w:t>
+      </w:r>
+      <w:proofErr w:type="spellStart"/>
+      <w:proofErr w:type="gramStart"/>
+      <w:r>
+        <w:rPr>
+          <w:rFonts w:ascii="Consolas" w:hAnsi="Consolas"/>
+          <w:sz w:val="16"/>
+          <w:szCs w:val="16"/>
+          <w:lang w:val="en-US"/>
+        </w:rPr>
+        <w:t>exportDailyMarketCap</w:t>
+      </w:r>
+      <w:proofErr w:type="spellEnd"/>
+      <w:r>
+        <w:rPr>
+          <w:rFonts w:ascii="Consolas" w:hAnsi="Consolas"/>
+          <w:sz w:val="16"/>
+          <w:szCs w:val="16"/>
+          <w:lang w:val="en-US"/>
+        </w:rPr>
+        <w:t>(</w:t>
+      </w:r>
+      <w:proofErr w:type="gramEnd"/>
+      <w:r>
+        <w:rPr>
+          <w:rFonts w:ascii="Consolas" w:hAnsi="Consolas"/>
+          <w:sz w:val="16"/>
+          <w:szCs w:val="16"/>
+          <w:lang w:val="en-US"/>
+        </w:rPr>
+        <w:t xml:space="preserve">ticker, years = </w:t>
+      </w:r>
+      <w:proofErr w:type="gramStart"/>
+      <w:r>
+        <w:rPr>
+          <w:rFonts w:ascii="Consolas" w:hAnsi="Consolas"/>
+          <w:sz w:val="16"/>
+          <w:szCs w:val="16"/>
+          <w:lang w:val="en-US"/>
+        </w:rPr>
+        <w:t>10) {</w:t>
+      </w:r>
+      <w:proofErr w:type="gramEnd"/>
     </w:p>
     <w:p>
       <w:pPr>
@@ -4904,13 +5595,25 @@
         </w:rPr>
         <w:t xml:space="preserve">  </w:t>
       </w:r>
-      <w:r>
-        <w:rPr>
-          <w:rFonts w:ascii="Consolas" w:hAnsi="Consolas"/>
-          <w:sz w:val="16"/>
-          <w:szCs w:val="16"/>
-        </w:rPr>
-        <w:t>try {</w:t>
+      <w:proofErr w:type="spellStart"/>
+      <w:proofErr w:type="gramStart"/>
+      <w:r>
+        <w:rPr>
+          <w:rFonts w:ascii="Consolas" w:hAnsi="Consolas"/>
+          <w:sz w:val="16"/>
+          <w:szCs w:val="16"/>
+        </w:rPr>
+        <w:t>try</w:t>
+      </w:r>
+      <w:proofErr w:type="spellEnd"/>
+      <w:proofErr w:type="gramEnd"/>
+      <w:r>
+        <w:rPr>
+          <w:rFonts w:ascii="Consolas" w:hAnsi="Consolas"/>
+          <w:sz w:val="16"/>
+          <w:szCs w:val="16"/>
+        </w:rPr>
+        <w:t xml:space="preserve"> {</w:t>
       </w:r>
     </w:p>
     <w:p>
@@ -4956,7 +5659,27 @@
           <w:szCs w:val="16"/>
           <w:lang w:val="en-US"/>
         </w:rPr>
-        <w:t>const quote = await yahooFinance.quote(ticker);</w:t>
+        <w:t xml:space="preserve">const quote = await </w:t>
+      </w:r>
+      <w:proofErr w:type="spellStart"/>
+      <w:r>
+        <w:rPr>
+          <w:rFonts w:ascii="Consolas" w:hAnsi="Consolas"/>
+          <w:sz w:val="16"/>
+          <w:szCs w:val="16"/>
+          <w:lang w:val="en-US"/>
+        </w:rPr>
+        <w:t>yahooFinance.quote</w:t>
+      </w:r>
+      <w:proofErr w:type="spellEnd"/>
+      <w:r>
+        <w:rPr>
+          <w:rFonts w:ascii="Consolas" w:hAnsi="Consolas"/>
+          <w:sz w:val="16"/>
+          <w:szCs w:val="16"/>
+          <w:lang w:val="en-US"/>
+        </w:rPr>
+        <w:t>(ticker);</w:t>
       </w:r>
     </w:p>
     <w:p>
@@ -4976,7 +5699,50 @@
           <w:szCs w:val="16"/>
           <w:lang w:val="en-US"/>
         </w:rPr>
-        <w:t xml:space="preserve">    const sharesOutstanding = quote.sharesOutstanding;</w:t>
+        <w:lastRenderedPageBreak/>
+        <w:t xml:space="preserve">    const </w:t>
+      </w:r>
+      <w:proofErr w:type="spellStart"/>
+      <w:r>
+        <w:rPr>
+          <w:rFonts w:ascii="Consolas" w:hAnsi="Consolas"/>
+          <w:sz w:val="16"/>
+          <w:szCs w:val="16"/>
+          <w:lang w:val="en-US"/>
+        </w:rPr>
+        <w:t>sharesOutstanding</w:t>
+      </w:r>
+      <w:proofErr w:type="spellEnd"/>
+      <w:r>
+        <w:rPr>
+          <w:rFonts w:ascii="Consolas" w:hAnsi="Consolas"/>
+          <w:sz w:val="16"/>
+          <w:szCs w:val="16"/>
+          <w:lang w:val="en-US"/>
+        </w:rPr>
+        <w:t xml:space="preserve"> = </w:t>
+      </w:r>
+      <w:proofErr w:type="spellStart"/>
+      <w:proofErr w:type="gramStart"/>
+      <w:r>
+        <w:rPr>
+          <w:rFonts w:ascii="Consolas" w:hAnsi="Consolas"/>
+          <w:sz w:val="16"/>
+          <w:szCs w:val="16"/>
+          <w:lang w:val="en-US"/>
+        </w:rPr>
+        <w:t>quote.sharesOutstanding</w:t>
+      </w:r>
+      <w:proofErr w:type="spellEnd"/>
+      <w:proofErr w:type="gramEnd"/>
+      <w:r>
+        <w:rPr>
+          <w:rFonts w:ascii="Consolas" w:hAnsi="Consolas"/>
+          <w:sz w:val="16"/>
+          <w:szCs w:val="16"/>
+          <w:lang w:val="en-US"/>
+        </w:rPr>
+        <w:t>;</w:t>
       </w:r>
     </w:p>
     <w:p>
@@ -5007,7 +5773,38 @@
           <w:szCs w:val="16"/>
           <w:lang w:val="en-US"/>
         </w:rPr>
-        <w:t xml:space="preserve">    if (!sharesOutstanding) {</w:t>
+        <w:t xml:space="preserve">    if </w:t>
+      </w:r>
+      <w:proofErr w:type="gramStart"/>
+      <w:r>
+        <w:rPr>
+          <w:rFonts w:ascii="Consolas" w:hAnsi="Consolas"/>
+          <w:sz w:val="16"/>
+          <w:szCs w:val="16"/>
+          <w:lang w:val="en-US"/>
+        </w:rPr>
+        <w:t>(!</w:t>
+      </w:r>
+      <w:proofErr w:type="spellStart"/>
+      <w:r>
+        <w:rPr>
+          <w:rFonts w:ascii="Consolas" w:hAnsi="Consolas"/>
+          <w:sz w:val="16"/>
+          <w:szCs w:val="16"/>
+          <w:lang w:val="en-US"/>
+        </w:rPr>
+        <w:t>sharesOutstanding</w:t>
+      </w:r>
+      <w:proofErr w:type="spellEnd"/>
+      <w:proofErr w:type="gramEnd"/>
+      <w:r>
+        <w:rPr>
+          <w:rFonts w:ascii="Consolas" w:hAnsi="Consolas"/>
+          <w:sz w:val="16"/>
+          <w:szCs w:val="16"/>
+          <w:lang w:val="en-US"/>
+        </w:rPr>
+        <w:t>) {</w:t>
       </w:r>
     </w:p>
     <w:p>
@@ -5028,14 +5825,64 @@
         </w:rPr>
         <w:t xml:space="preserve">      </w:t>
       </w:r>
-      <w:r>
-        <w:rPr>
-          <w:rFonts w:ascii="Consolas" w:hAnsi="Consolas"/>
-          <w:sz w:val="16"/>
-          <w:szCs w:val="16"/>
-        </w:rPr>
-        <w:t>throw new Error("Impossible de récupérer le nombre d'actions en circulation.");</w:t>
-      </w:r>
+      <w:proofErr w:type="spellStart"/>
+      <w:proofErr w:type="gramStart"/>
+      <w:r>
+        <w:rPr>
+          <w:rFonts w:ascii="Consolas" w:hAnsi="Consolas"/>
+          <w:sz w:val="16"/>
+          <w:szCs w:val="16"/>
+        </w:rPr>
+        <w:t>throw</w:t>
+      </w:r>
+      <w:proofErr w:type="spellEnd"/>
+      <w:proofErr w:type="gramEnd"/>
+      <w:r>
+        <w:rPr>
+          <w:rFonts w:ascii="Consolas" w:hAnsi="Consolas"/>
+          <w:sz w:val="16"/>
+          <w:szCs w:val="16"/>
+        </w:rPr>
+        <w:t xml:space="preserve"> new </w:t>
+      </w:r>
+      <w:proofErr w:type="spellStart"/>
+      <w:proofErr w:type="gramStart"/>
+      <w:r>
+        <w:rPr>
+          <w:rFonts w:ascii="Consolas" w:hAnsi="Consolas"/>
+          <w:sz w:val="16"/>
+          <w:szCs w:val="16"/>
+        </w:rPr>
+        <w:t>Error</w:t>
+      </w:r>
+      <w:proofErr w:type="spellEnd"/>
+      <w:r>
+        <w:rPr>
+          <w:rFonts w:ascii="Consolas" w:hAnsi="Consolas"/>
+          <w:sz w:val="16"/>
+          <w:szCs w:val="16"/>
+        </w:rPr>
+        <w:t>(</w:t>
+      </w:r>
+      <w:proofErr w:type="gramEnd"/>
+      <w:r>
+        <w:rPr>
+          <w:rFonts w:ascii="Consolas" w:hAnsi="Consolas"/>
+          <w:sz w:val="16"/>
+          <w:szCs w:val="16"/>
+        </w:rPr>
+        <w:t>"Impossible de récupérer le nombre d'actions en circulation."</w:t>
+      </w:r>
+      <w:proofErr w:type="gramStart"/>
+      <w:r>
+        <w:rPr>
+          <w:rFonts w:ascii="Consolas" w:hAnsi="Consolas"/>
+          <w:sz w:val="16"/>
+          <w:szCs w:val="16"/>
+        </w:rPr>
+        <w:t>);</w:t>
+      </w:r>
+      <w:proofErr w:type="gramEnd"/>
     </w:p>
     <w:p>
       <w:pPr>
@@ -5098,8 +5945,56 @@
           <w:sz w:val="16"/>
           <w:szCs w:val="16"/>
         </w:rPr>
-        <w:t xml:space="preserve">    const endDate = new Date();</w:t>
-      </w:r>
+        <w:t xml:space="preserve">    </w:t>
+      </w:r>
+      <w:proofErr w:type="spellStart"/>
+      <w:proofErr w:type="gramStart"/>
+      <w:r>
+        <w:rPr>
+          <w:rFonts w:ascii="Consolas" w:hAnsi="Consolas"/>
+          <w:sz w:val="16"/>
+          <w:szCs w:val="16"/>
+        </w:rPr>
+        <w:t>const</w:t>
+      </w:r>
+      <w:proofErr w:type="spellEnd"/>
+      <w:proofErr w:type="gramEnd"/>
+      <w:r>
+        <w:rPr>
+          <w:rFonts w:ascii="Consolas" w:hAnsi="Consolas"/>
+          <w:sz w:val="16"/>
+          <w:szCs w:val="16"/>
+        </w:rPr>
+        <w:t xml:space="preserve"> </w:t>
+      </w:r>
+      <w:proofErr w:type="spellStart"/>
+      <w:r>
+        <w:rPr>
+          <w:rFonts w:ascii="Consolas" w:hAnsi="Consolas"/>
+          <w:sz w:val="16"/>
+          <w:szCs w:val="16"/>
+        </w:rPr>
+        <w:t>endDate</w:t>
+      </w:r>
+      <w:proofErr w:type="spellEnd"/>
+      <w:r>
+        <w:rPr>
+          <w:rFonts w:ascii="Consolas" w:hAnsi="Consolas"/>
+          <w:sz w:val="16"/>
+          <w:szCs w:val="16"/>
+        </w:rPr>
+        <w:t xml:space="preserve"> = new </w:t>
+      </w:r>
+      <w:proofErr w:type="gramStart"/>
+      <w:r>
+        <w:rPr>
+          <w:rFonts w:ascii="Consolas" w:hAnsi="Consolas"/>
+          <w:sz w:val="16"/>
+          <w:szCs w:val="16"/>
+        </w:rPr>
+        <w:t>Date();</w:t>
+      </w:r>
+      <w:proofErr w:type="gramEnd"/>
     </w:p>
     <w:p>
       <w:pPr>
@@ -5126,7 +6021,47 @@
           <w:szCs w:val="16"/>
           <w:lang w:val="en-US"/>
         </w:rPr>
-        <w:t>const startDate = new Date();</w:t>
+        <w:t xml:space="preserve">const </w:t>
+      </w:r>
+      <w:proofErr w:type="spellStart"/>
+      <w:r>
+        <w:rPr>
+          <w:rFonts w:ascii="Consolas" w:hAnsi="Consolas"/>
+          <w:sz w:val="16"/>
+          <w:szCs w:val="16"/>
+          <w:lang w:val="en-US"/>
+        </w:rPr>
+        <w:t>startDate</w:t>
+      </w:r>
+      <w:proofErr w:type="spellEnd"/>
+      <w:r>
+        <w:rPr>
+          <w:rFonts w:ascii="Consolas" w:hAnsi="Consolas"/>
+          <w:sz w:val="16"/>
+          <w:szCs w:val="16"/>
+          <w:lang w:val="en-US"/>
+        </w:rPr>
+        <w:t xml:space="preserve"> = new </w:t>
+      </w:r>
+      <w:proofErr w:type="gramStart"/>
+      <w:r>
+        <w:rPr>
+          <w:rFonts w:ascii="Consolas" w:hAnsi="Consolas"/>
+          <w:sz w:val="16"/>
+          <w:szCs w:val="16"/>
+          <w:lang w:val="en-US"/>
+        </w:rPr>
+        <w:t>Date(</w:t>
+      </w:r>
+      <w:proofErr w:type="gramEnd"/>
+      <w:r>
+        <w:rPr>
+          <w:rFonts w:ascii="Consolas" w:hAnsi="Consolas"/>
+          <w:sz w:val="16"/>
+          <w:szCs w:val="16"/>
+          <w:lang w:val="en-US"/>
+        </w:rPr>
+        <w:t>);</w:t>
       </w:r>
     </w:p>
     <w:p>
@@ -5146,7 +6081,47 @@
           <w:szCs w:val="16"/>
           <w:lang w:val="en-US"/>
         </w:rPr>
-        <w:t xml:space="preserve">    startDate.setFullYear(endDate.getFullYear() - years);</w:t>
+        <w:t xml:space="preserve">    </w:t>
+      </w:r>
+      <w:proofErr w:type="spellStart"/>
+      <w:r>
+        <w:rPr>
+          <w:rFonts w:ascii="Consolas" w:hAnsi="Consolas"/>
+          <w:sz w:val="16"/>
+          <w:szCs w:val="16"/>
+          <w:lang w:val="en-US"/>
+        </w:rPr>
+        <w:t>startDate.setFullYear</w:t>
+      </w:r>
+      <w:proofErr w:type="spellEnd"/>
+      <w:r>
+        <w:rPr>
+          <w:rFonts w:ascii="Consolas" w:hAnsi="Consolas"/>
+          <w:sz w:val="16"/>
+          <w:szCs w:val="16"/>
+          <w:lang w:val="en-US"/>
+        </w:rPr>
+        <w:t>(</w:t>
+      </w:r>
+      <w:proofErr w:type="spellStart"/>
+      <w:r>
+        <w:rPr>
+          <w:rFonts w:ascii="Consolas" w:hAnsi="Consolas"/>
+          <w:sz w:val="16"/>
+          <w:szCs w:val="16"/>
+          <w:lang w:val="en-US"/>
+        </w:rPr>
+        <w:t>endDate.getFullYear</w:t>
+      </w:r>
+      <w:proofErr w:type="spellEnd"/>
+      <w:r>
+        <w:rPr>
+          <w:rFonts w:ascii="Consolas" w:hAnsi="Consolas"/>
+          <w:sz w:val="16"/>
+          <w:szCs w:val="16"/>
+          <w:lang w:val="en-US"/>
+        </w:rPr>
+        <w:t>() - years);</w:t>
       </w:r>
     </w:p>
     <w:p>
@@ -5212,7 +6187,27 @@
           <w:szCs w:val="16"/>
           <w:lang w:val="en-US"/>
         </w:rPr>
-        <w:t>const result = await yahooFinance.chart(ticker, {</w:t>
+        <w:t xml:space="preserve">const result = await </w:t>
+      </w:r>
+      <w:proofErr w:type="spellStart"/>
+      <w:r>
+        <w:rPr>
+          <w:rFonts w:ascii="Consolas" w:hAnsi="Consolas"/>
+          <w:sz w:val="16"/>
+          <w:szCs w:val="16"/>
+          <w:lang w:val="en-US"/>
+        </w:rPr>
+        <w:t>yahooFinance.chart</w:t>
+      </w:r>
+      <w:proofErr w:type="spellEnd"/>
+      <w:r>
+        <w:rPr>
+          <w:rFonts w:ascii="Consolas" w:hAnsi="Consolas"/>
+          <w:sz w:val="16"/>
+          <w:szCs w:val="16"/>
+          <w:lang w:val="en-US"/>
+        </w:rPr>
+        <w:t>(ticker, {</w:t>
       </w:r>
     </w:p>
     <w:p>
@@ -5232,7 +6227,27 @@
           <w:szCs w:val="16"/>
           <w:lang w:val="en-US"/>
         </w:rPr>
-        <w:t xml:space="preserve">      period1: startDate,</w:t>
+        <w:t xml:space="preserve">      period1: </w:t>
+      </w:r>
+      <w:proofErr w:type="spellStart"/>
+      <w:r>
+        <w:rPr>
+          <w:rFonts w:ascii="Consolas" w:hAnsi="Consolas"/>
+          <w:sz w:val="16"/>
+          <w:szCs w:val="16"/>
+          <w:lang w:val="en-US"/>
+        </w:rPr>
+        <w:t>startDate</w:t>
+      </w:r>
+      <w:proofErr w:type="spellEnd"/>
+      <w:r>
+        <w:rPr>
+          <w:rFonts w:ascii="Consolas" w:hAnsi="Consolas"/>
+          <w:sz w:val="16"/>
+          <w:szCs w:val="16"/>
+          <w:lang w:val="en-US"/>
+        </w:rPr>
+        <w:t>,</w:t>
       </w:r>
     </w:p>
     <w:p>
@@ -5252,7 +6267,27 @@
           <w:szCs w:val="16"/>
           <w:lang w:val="en-US"/>
         </w:rPr>
-        <w:t xml:space="preserve">      period2: endDate,</w:t>
+        <w:t xml:space="preserve">      period2: </w:t>
+      </w:r>
+      <w:proofErr w:type="spellStart"/>
+      <w:r>
+        <w:rPr>
+          <w:rFonts w:ascii="Consolas" w:hAnsi="Consolas"/>
+          <w:sz w:val="16"/>
+          <w:szCs w:val="16"/>
+          <w:lang w:val="en-US"/>
+        </w:rPr>
+        <w:t>endDate</w:t>
+      </w:r>
+      <w:proofErr w:type="spellEnd"/>
+      <w:r>
+        <w:rPr>
+          <w:rFonts w:ascii="Consolas" w:hAnsi="Consolas"/>
+          <w:sz w:val="16"/>
+          <w:szCs w:val="16"/>
+          <w:lang w:val="en-US"/>
+        </w:rPr>
+        <w:t>,</w:t>
       </w:r>
     </w:p>
     <w:p>
@@ -5327,8 +6362,76 @@
           <w:sz w:val="16"/>
           <w:szCs w:val="16"/>
         </w:rPr>
-        <w:t xml:space="preserve">    const quotes = result.quotes || [];</w:t>
-      </w:r>
+        <w:t xml:space="preserve">    </w:t>
+      </w:r>
+      <w:proofErr w:type="spellStart"/>
+      <w:proofErr w:type="gramStart"/>
+      <w:r>
+        <w:rPr>
+          <w:rFonts w:ascii="Consolas" w:hAnsi="Consolas"/>
+          <w:sz w:val="16"/>
+          <w:szCs w:val="16"/>
+        </w:rPr>
+        <w:t>const</w:t>
+      </w:r>
+      <w:proofErr w:type="spellEnd"/>
+      <w:proofErr w:type="gramEnd"/>
+      <w:r>
+        <w:rPr>
+          <w:rFonts w:ascii="Consolas" w:hAnsi="Consolas"/>
+          <w:sz w:val="16"/>
+          <w:szCs w:val="16"/>
+        </w:rPr>
+        <w:t xml:space="preserve"> </w:t>
+      </w:r>
+      <w:proofErr w:type="spellStart"/>
+      <w:r>
+        <w:rPr>
+          <w:rFonts w:ascii="Consolas" w:hAnsi="Consolas"/>
+          <w:sz w:val="16"/>
+          <w:szCs w:val="16"/>
+        </w:rPr>
+        <w:t>quotes</w:t>
+      </w:r>
+      <w:proofErr w:type="spellEnd"/>
+      <w:r>
+        <w:rPr>
+          <w:rFonts w:ascii="Consolas" w:hAnsi="Consolas"/>
+          <w:sz w:val="16"/>
+          <w:szCs w:val="16"/>
+        </w:rPr>
+        <w:t xml:space="preserve"> = </w:t>
+      </w:r>
+      <w:proofErr w:type="spellStart"/>
+      <w:proofErr w:type="gramStart"/>
+      <w:r>
+        <w:rPr>
+          <w:rFonts w:ascii="Consolas" w:hAnsi="Consolas"/>
+          <w:sz w:val="16"/>
+          <w:szCs w:val="16"/>
+        </w:rPr>
+        <w:t>result.quotes</w:t>
+      </w:r>
+      <w:proofErr w:type="spellEnd"/>
+      <w:proofErr w:type="gramEnd"/>
+      <w:r>
+        <w:rPr>
+          <w:rFonts w:ascii="Consolas" w:hAnsi="Consolas"/>
+          <w:sz w:val="16"/>
+          <w:szCs w:val="16"/>
+        </w:rPr>
+        <w:t xml:space="preserve"> || [</w:t>
+      </w:r>
+      <w:proofErr w:type="gramStart"/>
+      <w:r>
+        <w:rPr>
+          <w:rFonts w:ascii="Consolas" w:hAnsi="Consolas"/>
+          <w:sz w:val="16"/>
+          <w:szCs w:val="16"/>
+        </w:rPr>
+        <w:t>];</w:t>
+      </w:r>
+      <w:proofErr w:type="gramEnd"/>
     </w:p>
     <w:p>
       <w:pPr>
@@ -5383,7 +6486,58 @@
           <w:szCs w:val="16"/>
           <w:lang w:val="en-US"/>
         </w:rPr>
-        <w:t>const header = 'Date,Close,Shares_Outstanding,Market_Cap\n';</w:t>
+        <w:t>const header = '</w:t>
+      </w:r>
+      <w:proofErr w:type="spellStart"/>
+      <w:proofErr w:type="gramStart"/>
+      <w:r>
+        <w:rPr>
+          <w:rFonts w:ascii="Consolas" w:hAnsi="Consolas"/>
+          <w:sz w:val="16"/>
+          <w:szCs w:val="16"/>
+          <w:lang w:val="en-US"/>
+        </w:rPr>
+        <w:t>Date,Close</w:t>
+      </w:r>
+      <w:proofErr w:type="gramEnd"/>
+      <w:r>
+        <w:rPr>
+          <w:rFonts w:ascii="Consolas" w:hAnsi="Consolas"/>
+          <w:sz w:val="16"/>
+          <w:szCs w:val="16"/>
+          <w:lang w:val="en-US"/>
+        </w:rPr>
+        <w:t>,Shares_</w:t>
+      </w:r>
+      <w:proofErr w:type="gramStart"/>
+      <w:r>
+        <w:rPr>
+          <w:rFonts w:ascii="Consolas" w:hAnsi="Consolas"/>
+          <w:sz w:val="16"/>
+          <w:szCs w:val="16"/>
+          <w:lang w:val="en-US"/>
+        </w:rPr>
+        <w:t>Outstanding,Market</w:t>
+      </w:r>
+      <w:proofErr w:type="gramEnd"/>
+      <w:r>
+        <w:rPr>
+          <w:rFonts w:ascii="Consolas" w:hAnsi="Consolas"/>
+          <w:sz w:val="16"/>
+          <w:szCs w:val="16"/>
+          <w:lang w:val="en-US"/>
+        </w:rPr>
+        <w:t>_Cap</w:t>
+      </w:r>
+      <w:proofErr w:type="spellEnd"/>
+      <w:r>
+        <w:rPr>
+          <w:rFonts w:ascii="Consolas" w:hAnsi="Consolas"/>
+          <w:sz w:val="16"/>
+          <w:szCs w:val="16"/>
+          <w:lang w:val="en-US"/>
+        </w:rPr>
+        <w:t>\n';</w:t>
       </w:r>
     </w:p>
     <w:p>
@@ -5403,7 +6557,6 @@
           <w:szCs w:val="16"/>
           <w:lang w:val="en-US"/>
         </w:rPr>
-        <w:lastRenderedPageBreak/>
         <w:t xml:space="preserve">    const rows = quotes</w:t>
       </w:r>
     </w:p>
@@ -5424,7 +6577,58 @@
           <w:szCs w:val="16"/>
           <w:lang w:val="en-US"/>
         </w:rPr>
-        <w:t xml:space="preserve">      .filter(row =&gt; row.close != null)</w:t>
+        <w:t xml:space="preserve">      </w:t>
+      </w:r>
+      <w:proofErr w:type="gramStart"/>
+      <w:r>
+        <w:rPr>
+          <w:rFonts w:ascii="Consolas" w:hAnsi="Consolas"/>
+          <w:sz w:val="16"/>
+          <w:szCs w:val="16"/>
+          <w:lang w:val="en-US"/>
+        </w:rPr>
+        <w:t>.filter</w:t>
+      </w:r>
+      <w:proofErr w:type="gramEnd"/>
+      <w:r>
+        <w:rPr>
+          <w:rFonts w:ascii="Consolas" w:hAnsi="Consolas"/>
+          <w:sz w:val="16"/>
+          <w:szCs w:val="16"/>
+          <w:lang w:val="en-US"/>
+        </w:rPr>
+        <w:t xml:space="preserve">(row =&gt; </w:t>
+      </w:r>
+      <w:proofErr w:type="spellStart"/>
+      <w:proofErr w:type="gramStart"/>
+      <w:r>
+        <w:rPr>
+          <w:rFonts w:ascii="Consolas" w:hAnsi="Consolas"/>
+          <w:sz w:val="16"/>
+          <w:szCs w:val="16"/>
+          <w:lang w:val="en-US"/>
+        </w:rPr>
+        <w:t>row.close</w:t>
+      </w:r>
+      <w:proofErr w:type="spellEnd"/>
+      <w:r>
+        <w:rPr>
+          <w:rFonts w:ascii="Consolas" w:hAnsi="Consolas"/>
+          <w:sz w:val="16"/>
+          <w:szCs w:val="16"/>
+          <w:lang w:val="en-US"/>
+        </w:rPr>
+        <w:t xml:space="preserve"> !=</w:t>
+      </w:r>
+      <w:proofErr w:type="gramEnd"/>
+      <w:r>
+        <w:rPr>
+          <w:rFonts w:ascii="Consolas" w:hAnsi="Consolas"/>
+          <w:sz w:val="16"/>
+          <w:szCs w:val="16"/>
+          <w:lang w:val="en-US"/>
+        </w:rPr>
+        <w:t xml:space="preserve"> null)</w:t>
       </w:r>
     </w:p>
     <w:p>
@@ -5444,7 +6648,27 @@
           <w:szCs w:val="16"/>
           <w:lang w:val="en-US"/>
         </w:rPr>
-        <w:t xml:space="preserve">      .map(row =&gt; {</w:t>
+        <w:t xml:space="preserve">      </w:t>
+      </w:r>
+      <w:proofErr w:type="gramStart"/>
+      <w:r>
+        <w:rPr>
+          <w:rFonts w:ascii="Consolas" w:hAnsi="Consolas"/>
+          <w:sz w:val="16"/>
+          <w:szCs w:val="16"/>
+          <w:lang w:val="en-US"/>
+        </w:rPr>
+        <w:t>.map</w:t>
+      </w:r>
+      <w:proofErr w:type="gramEnd"/>
+      <w:r>
+        <w:rPr>
+          <w:rFonts w:ascii="Consolas" w:hAnsi="Consolas"/>
+          <w:sz w:val="16"/>
+          <w:szCs w:val="16"/>
+          <w:lang w:val="en-US"/>
+        </w:rPr>
+        <w:t>(row =&gt; {</w:t>
       </w:r>
     </w:p>
     <w:p>
@@ -5464,7 +6688,89 @@
           <w:szCs w:val="16"/>
           <w:lang w:val="en-US"/>
         </w:rPr>
-        <w:t xml:space="preserve">        const date = new Date(row.date).toISOString().split('T')[0];</w:t>
+        <w:t xml:space="preserve">        const date = new Date(</w:t>
+      </w:r>
+      <w:proofErr w:type="spellStart"/>
+      <w:proofErr w:type="gramStart"/>
+      <w:r>
+        <w:rPr>
+          <w:rFonts w:ascii="Consolas" w:hAnsi="Consolas"/>
+          <w:sz w:val="16"/>
+          <w:szCs w:val="16"/>
+          <w:lang w:val="en-US"/>
+        </w:rPr>
+        <w:t>row.date</w:t>
+      </w:r>
+      <w:proofErr w:type="spellEnd"/>
+      <w:r>
+        <w:rPr>
+          <w:rFonts w:ascii="Consolas" w:hAnsi="Consolas"/>
+          <w:sz w:val="16"/>
+          <w:szCs w:val="16"/>
+          <w:lang w:val="en-US"/>
+        </w:rPr>
+        <w:t>).</w:t>
+      </w:r>
+      <w:proofErr w:type="spellStart"/>
+      <w:r>
+        <w:rPr>
+          <w:rFonts w:ascii="Consolas" w:hAnsi="Consolas"/>
+          <w:sz w:val="16"/>
+          <w:szCs w:val="16"/>
+          <w:lang w:val="en-US"/>
+        </w:rPr>
+        <w:t>toISOString</w:t>
+      </w:r>
+      <w:proofErr w:type="spellEnd"/>
+      <w:proofErr w:type="gramEnd"/>
+      <w:r>
+        <w:rPr>
+          <w:rFonts w:ascii="Consolas" w:hAnsi="Consolas"/>
+          <w:sz w:val="16"/>
+          <w:szCs w:val="16"/>
+          <w:lang w:val="en-US"/>
+        </w:rPr>
+        <w:t>(</w:t>
+      </w:r>
+      <w:proofErr w:type="gramStart"/>
+      <w:r>
+        <w:rPr>
+          <w:rFonts w:ascii="Consolas" w:hAnsi="Consolas"/>
+          <w:sz w:val="16"/>
+          <w:szCs w:val="16"/>
+          <w:lang w:val="en-US"/>
+        </w:rPr>
+        <w:t>).split</w:t>
+      </w:r>
+      <w:proofErr w:type="gramEnd"/>
+      <w:r>
+        <w:rPr>
+          <w:rFonts w:ascii="Consolas" w:hAnsi="Consolas"/>
+          <w:sz w:val="16"/>
+          <w:szCs w:val="16"/>
+          <w:lang w:val="en-US"/>
+        </w:rPr>
+        <w:t>('T</w:t>
+      </w:r>
+      <w:proofErr w:type="gramStart"/>
+      <w:r>
+        <w:rPr>
+          <w:rFonts w:ascii="Consolas" w:hAnsi="Consolas"/>
+          <w:sz w:val="16"/>
+          <w:szCs w:val="16"/>
+          <w:lang w:val="en-US"/>
+        </w:rPr>
+        <w:t>')[</w:t>
+      </w:r>
+      <w:proofErr w:type="gramEnd"/>
+      <w:r>
+        <w:rPr>
+          <w:rFonts w:ascii="Consolas" w:hAnsi="Consolas"/>
+          <w:sz w:val="16"/>
+          <w:szCs w:val="16"/>
+          <w:lang w:val="en-US"/>
+        </w:rPr>
+        <w:t>0];</w:t>
       </w:r>
     </w:p>
     <w:p>
@@ -5484,7 +6790,58 @@
           <w:szCs w:val="16"/>
           <w:lang w:val="en-US"/>
         </w:rPr>
-        <w:t xml:space="preserve">        const close = row.close.toFixed(2);</w:t>
+        <w:t xml:space="preserve">        const close = </w:t>
+      </w:r>
+      <w:proofErr w:type="spellStart"/>
+      <w:proofErr w:type="gramStart"/>
+      <w:r>
+        <w:rPr>
+          <w:rFonts w:ascii="Consolas" w:hAnsi="Consolas"/>
+          <w:sz w:val="16"/>
+          <w:szCs w:val="16"/>
+          <w:lang w:val="en-US"/>
+        </w:rPr>
+        <w:t>row.close</w:t>
+      </w:r>
+      <w:proofErr w:type="gramEnd"/>
+      <w:r>
+        <w:rPr>
+          <w:rFonts w:ascii="Consolas" w:hAnsi="Consolas"/>
+          <w:sz w:val="16"/>
+          <w:szCs w:val="16"/>
+          <w:lang w:val="en-US"/>
+        </w:rPr>
+        <w:t>.</w:t>
+      </w:r>
+      <w:proofErr w:type="gramStart"/>
+      <w:r>
+        <w:rPr>
+          <w:rFonts w:ascii="Consolas" w:hAnsi="Consolas"/>
+          <w:sz w:val="16"/>
+          <w:szCs w:val="16"/>
+          <w:lang w:val="en-US"/>
+        </w:rPr>
+        <w:t>toFixed</w:t>
+      </w:r>
+      <w:proofErr w:type="spellEnd"/>
+      <w:r>
+        <w:rPr>
+          <w:rFonts w:ascii="Consolas" w:hAnsi="Consolas"/>
+          <w:sz w:val="16"/>
+          <w:szCs w:val="16"/>
+          <w:lang w:val="en-US"/>
+        </w:rPr>
+        <w:t>(</w:t>
+      </w:r>
+      <w:proofErr w:type="gramEnd"/>
+      <w:r>
+        <w:rPr>
+          <w:rFonts w:ascii="Consolas" w:hAnsi="Consolas"/>
+          <w:sz w:val="16"/>
+          <w:szCs w:val="16"/>
+          <w:lang w:val="en-US"/>
+        </w:rPr>
+        <w:t>2);</w:t>
       </w:r>
     </w:p>
     <w:p>
@@ -5504,7 +6861,91 @@
           <w:szCs w:val="16"/>
           <w:lang w:val="en-US"/>
         </w:rPr>
-        <w:t xml:space="preserve">        const marketCap = (row.close * sharesOutstanding).toFixed(0);</w:t>
+        <w:t xml:space="preserve">        const </w:t>
+      </w:r>
+      <w:proofErr w:type="spellStart"/>
+      <w:r>
+        <w:rPr>
+          <w:rFonts w:ascii="Consolas" w:hAnsi="Consolas"/>
+          <w:sz w:val="16"/>
+          <w:szCs w:val="16"/>
+          <w:lang w:val="en-US"/>
+        </w:rPr>
+        <w:t>marketCap</w:t>
+      </w:r>
+      <w:proofErr w:type="spellEnd"/>
+      <w:r>
+        <w:rPr>
+          <w:rFonts w:ascii="Consolas" w:hAnsi="Consolas"/>
+          <w:sz w:val="16"/>
+          <w:szCs w:val="16"/>
+          <w:lang w:val="en-US"/>
+        </w:rPr>
+        <w:t xml:space="preserve"> = (</w:t>
+      </w:r>
+      <w:proofErr w:type="spellStart"/>
+      <w:proofErr w:type="gramStart"/>
+      <w:r>
+        <w:rPr>
+          <w:rFonts w:ascii="Consolas" w:hAnsi="Consolas"/>
+          <w:sz w:val="16"/>
+          <w:szCs w:val="16"/>
+          <w:lang w:val="en-US"/>
+        </w:rPr>
+        <w:t>row.close</w:t>
+      </w:r>
+      <w:proofErr w:type="spellEnd"/>
+      <w:proofErr w:type="gramEnd"/>
+      <w:r>
+        <w:rPr>
+          <w:rFonts w:ascii="Consolas" w:hAnsi="Consolas"/>
+          <w:sz w:val="16"/>
+          <w:szCs w:val="16"/>
+          <w:lang w:val="en-US"/>
+        </w:rPr>
+        <w:t xml:space="preserve"> * </w:t>
+      </w:r>
+      <w:proofErr w:type="spellStart"/>
+      <w:r>
+        <w:rPr>
+          <w:rFonts w:ascii="Consolas" w:hAnsi="Consolas"/>
+          <w:sz w:val="16"/>
+          <w:szCs w:val="16"/>
+          <w:lang w:val="en-US"/>
+        </w:rPr>
+        <w:t>sharesOutstanding</w:t>
+      </w:r>
+      <w:proofErr w:type="spellEnd"/>
+      <w:proofErr w:type="gramStart"/>
+      <w:r>
+        <w:rPr>
+          <w:rFonts w:ascii="Consolas" w:hAnsi="Consolas"/>
+          <w:sz w:val="16"/>
+          <w:szCs w:val="16"/>
+          <w:lang w:val="en-US"/>
+        </w:rPr>
+        <w:t>).</w:t>
+      </w:r>
+      <w:proofErr w:type="spellStart"/>
+      <w:r>
+        <w:rPr>
+          <w:rFonts w:ascii="Consolas" w:hAnsi="Consolas"/>
+          <w:sz w:val="16"/>
+          <w:szCs w:val="16"/>
+          <w:lang w:val="en-US"/>
+        </w:rPr>
+        <w:t>toFixed</w:t>
+      </w:r>
+      <w:proofErr w:type="spellEnd"/>
+      <w:proofErr w:type="gramEnd"/>
+      <w:r>
+        <w:rPr>
+          <w:rFonts w:ascii="Consolas" w:hAnsi="Consolas"/>
+          <w:sz w:val="16"/>
+          <w:szCs w:val="16"/>
+          <w:lang w:val="en-US"/>
+        </w:rPr>
+        <w:t>(0);</w:t>
       </w:r>
     </w:p>
     <w:p>
@@ -5524,7 +6965,98 @@
           <w:szCs w:val="16"/>
           <w:lang w:val="en-US"/>
         </w:rPr>
-        <w:t xml:space="preserve">        return `${date},${close},${sharesOutstanding},${marketCap}`;</w:t>
+        <w:t xml:space="preserve">        return `${date</w:t>
+      </w:r>
+      <w:proofErr w:type="gramStart"/>
+      <w:r>
+        <w:rPr>
+          <w:rFonts w:ascii="Consolas" w:hAnsi="Consolas"/>
+          <w:sz w:val="16"/>
+          <w:szCs w:val="16"/>
+          <w:lang w:val="en-US"/>
+        </w:rPr>
+        <w:t>},$</w:t>
+      </w:r>
+      <w:proofErr w:type="gramEnd"/>
+      <w:r>
+        <w:rPr>
+          <w:rFonts w:ascii="Consolas" w:hAnsi="Consolas"/>
+          <w:sz w:val="16"/>
+          <w:szCs w:val="16"/>
+          <w:lang w:val="en-US"/>
+        </w:rPr>
+        <w:t>{close</w:t>
+      </w:r>
+      <w:proofErr w:type="gramStart"/>
+      <w:r>
+        <w:rPr>
+          <w:rFonts w:ascii="Consolas" w:hAnsi="Consolas"/>
+          <w:sz w:val="16"/>
+          <w:szCs w:val="16"/>
+          <w:lang w:val="en-US"/>
+        </w:rPr>
+        <w:t>},$</w:t>
+      </w:r>
+      <w:proofErr w:type="gramEnd"/>
+      <w:r>
+        <w:rPr>
+          <w:rFonts w:ascii="Consolas" w:hAnsi="Consolas"/>
+          <w:sz w:val="16"/>
+          <w:szCs w:val="16"/>
+          <w:lang w:val="en-US"/>
+        </w:rPr>
+        <w:t>{</w:t>
+      </w:r>
+      <w:proofErr w:type="spellStart"/>
+      <w:r>
+        <w:rPr>
+          <w:rFonts w:ascii="Consolas" w:hAnsi="Consolas"/>
+          <w:sz w:val="16"/>
+          <w:szCs w:val="16"/>
+          <w:lang w:val="en-US"/>
+        </w:rPr>
+        <w:t>sharesOutstanding</w:t>
+      </w:r>
+      <w:proofErr w:type="spellEnd"/>
+      <w:proofErr w:type="gramStart"/>
+      <w:r>
+        <w:rPr>
+          <w:rFonts w:ascii="Consolas" w:hAnsi="Consolas"/>
+          <w:sz w:val="16"/>
+          <w:szCs w:val="16"/>
+          <w:lang w:val="en-US"/>
+        </w:rPr>
+        <w:t>},$</w:t>
+      </w:r>
+      <w:proofErr w:type="gramEnd"/>
+      <w:r>
+        <w:rPr>
+          <w:rFonts w:ascii="Consolas" w:hAnsi="Consolas"/>
+          <w:sz w:val="16"/>
+          <w:szCs w:val="16"/>
+          <w:lang w:val="en-US"/>
+        </w:rPr>
+        <w:t>{</w:t>
+      </w:r>
+      <w:proofErr w:type="spellStart"/>
+      <w:r>
+        <w:rPr>
+          <w:rFonts w:ascii="Consolas" w:hAnsi="Consolas"/>
+          <w:sz w:val="16"/>
+          <w:szCs w:val="16"/>
+          <w:lang w:val="en-US"/>
+        </w:rPr>
+        <w:t>marketCap</w:t>
+      </w:r>
+      <w:proofErr w:type="spellEnd"/>
+      <w:r>
+        <w:rPr>
+          <w:rFonts w:ascii="Consolas" w:hAnsi="Consolas"/>
+          <w:sz w:val="16"/>
+          <w:szCs w:val="16"/>
+          <w:lang w:val="en-US"/>
+        </w:rPr>
+        <w:t>}`;</w:t>
       </w:r>
     </w:p>
     <w:p>
@@ -5569,8 +7101,46 @@
           <w:sz w:val="16"/>
           <w:szCs w:val="16"/>
         </w:rPr>
-        <w:t xml:space="preserve">      .join('\n');</w:t>
-      </w:r>
+        <w:t xml:space="preserve">      </w:t>
+      </w:r>
+      <w:proofErr w:type="gramStart"/>
+      <w:r>
+        <w:rPr>
+          <w:rFonts w:ascii="Consolas" w:hAnsi="Consolas"/>
+          <w:sz w:val="16"/>
+          <w:szCs w:val="16"/>
+        </w:rPr>
+        <w:t>.</w:t>
+      </w:r>
+      <w:proofErr w:type="spellStart"/>
+      <w:r>
+        <w:rPr>
+          <w:rFonts w:ascii="Consolas" w:hAnsi="Consolas"/>
+          <w:sz w:val="16"/>
+          <w:szCs w:val="16"/>
+        </w:rPr>
+        <w:t>join</w:t>
+      </w:r>
+      <w:proofErr w:type="spellEnd"/>
+      <w:proofErr w:type="gramEnd"/>
+      <w:r>
+        <w:rPr>
+          <w:rFonts w:ascii="Consolas" w:hAnsi="Consolas"/>
+          <w:sz w:val="16"/>
+          <w:szCs w:val="16"/>
+        </w:rPr>
+        <w:t>('\n'</w:t>
+      </w:r>
+      <w:proofErr w:type="gramStart"/>
+      <w:r>
+        <w:rPr>
+          <w:rFonts w:ascii="Consolas" w:hAnsi="Consolas"/>
+          <w:sz w:val="16"/>
+          <w:szCs w:val="16"/>
+        </w:rPr>
+        <w:t>);</w:t>
+      </w:r>
+      <w:proofErr w:type="gramEnd"/>
     </w:p>
     <w:p>
       <w:pPr>
@@ -5625,7 +7195,47 @@
           <w:szCs w:val="16"/>
           <w:lang w:val="en-US"/>
         </w:rPr>
-        <w:t>const fileName = `${ticker}_daily_market_cap_${years}y.csv`;</w:t>
+        <w:t xml:space="preserve">const </w:t>
+      </w:r>
+      <w:proofErr w:type="spellStart"/>
+      <w:r>
+        <w:rPr>
+          <w:rFonts w:ascii="Consolas" w:hAnsi="Consolas"/>
+          <w:sz w:val="16"/>
+          <w:szCs w:val="16"/>
+          <w:lang w:val="en-US"/>
+        </w:rPr>
+        <w:t>fileName</w:t>
+      </w:r>
+      <w:proofErr w:type="spellEnd"/>
+      <w:r>
+        <w:rPr>
+          <w:rFonts w:ascii="Consolas" w:hAnsi="Consolas"/>
+          <w:sz w:val="16"/>
+          <w:szCs w:val="16"/>
+          <w:lang w:val="en-US"/>
+        </w:rPr>
+        <w:t xml:space="preserve"> = `${ticker}_</w:t>
+      </w:r>
+      <w:proofErr w:type="spellStart"/>
+      <w:r>
+        <w:rPr>
+          <w:rFonts w:ascii="Consolas" w:hAnsi="Consolas"/>
+          <w:sz w:val="16"/>
+          <w:szCs w:val="16"/>
+          <w:lang w:val="en-US"/>
+        </w:rPr>
+        <w:t>daily_market_cap</w:t>
+      </w:r>
+      <w:proofErr w:type="spellEnd"/>
+      <w:r>
+        <w:rPr>
+          <w:rFonts w:ascii="Consolas" w:hAnsi="Consolas"/>
+          <w:sz w:val="16"/>
+          <w:szCs w:val="16"/>
+          <w:lang w:val="en-US"/>
+        </w:rPr>
+        <w:t>_${years}y.csv`;</w:t>
       </w:r>
     </w:p>
     <w:p>
@@ -5645,7 +7255,49 @@
           <w:szCs w:val="16"/>
           <w:lang w:val="en-US"/>
         </w:rPr>
-        <w:t xml:space="preserve">    fs.writeFileSync(fileName, header + rows, 'utf-8');</w:t>
+        <w:t xml:space="preserve">    </w:t>
+      </w:r>
+      <w:proofErr w:type="spellStart"/>
+      <w:proofErr w:type="gramStart"/>
+      <w:r>
+        <w:rPr>
+          <w:rFonts w:ascii="Consolas" w:hAnsi="Consolas"/>
+          <w:sz w:val="16"/>
+          <w:szCs w:val="16"/>
+          <w:lang w:val="en-US"/>
+        </w:rPr>
+        <w:t>fs.writeFileSync</w:t>
+      </w:r>
+      <w:proofErr w:type="spellEnd"/>
+      <w:proofErr w:type="gramEnd"/>
+      <w:r>
+        <w:rPr>
+          <w:rFonts w:ascii="Consolas" w:hAnsi="Consolas"/>
+          <w:sz w:val="16"/>
+          <w:szCs w:val="16"/>
+          <w:lang w:val="en-US"/>
+        </w:rPr>
+        <w:t>(</w:t>
+      </w:r>
+      <w:proofErr w:type="spellStart"/>
+      <w:r>
+        <w:rPr>
+          <w:rFonts w:ascii="Consolas" w:hAnsi="Consolas"/>
+          <w:sz w:val="16"/>
+          <w:szCs w:val="16"/>
+          <w:lang w:val="en-US"/>
+        </w:rPr>
+        <w:t>fileName</w:t>
+      </w:r>
+      <w:proofErr w:type="spellEnd"/>
+      <w:r>
+        <w:rPr>
+          <w:rFonts w:ascii="Consolas" w:hAnsi="Consolas"/>
+          <w:sz w:val="16"/>
+          <w:szCs w:val="16"/>
+          <w:lang w:val="en-US"/>
+        </w:rPr>
+        <w:t>, header + rows, 'utf-8');</w:t>
       </w:r>
     </w:p>
     <w:p>
@@ -5666,14 +7318,72 @@
         </w:rPr>
         <w:t xml:space="preserve">    </w:t>
       </w:r>
-      <w:r>
-        <w:rPr>
-          <w:rFonts w:ascii="Consolas" w:hAnsi="Consolas"/>
-          <w:sz w:val="16"/>
-          <w:szCs w:val="16"/>
-        </w:rPr>
-        <w:t>console.log(`Succès : ${quotes.length} jours enregistrés dans ${fileName}`);</w:t>
-      </w:r>
+      <w:proofErr w:type="gramStart"/>
+      <w:r>
+        <w:rPr>
+          <w:rFonts w:ascii="Consolas" w:hAnsi="Consolas"/>
+          <w:sz w:val="16"/>
+          <w:szCs w:val="16"/>
+        </w:rPr>
+        <w:t>console.log(</w:t>
+      </w:r>
+      <w:proofErr w:type="gramEnd"/>
+      <w:r>
+        <w:rPr>
+          <w:rFonts w:ascii="Consolas" w:hAnsi="Consolas"/>
+          <w:sz w:val="16"/>
+          <w:szCs w:val="16"/>
+        </w:rPr>
+        <w:t>`Succès : ${</w:t>
+      </w:r>
+      <w:proofErr w:type="spellStart"/>
+      <w:proofErr w:type="gramStart"/>
+      <w:r>
+        <w:rPr>
+          <w:rFonts w:ascii="Consolas" w:hAnsi="Consolas"/>
+          <w:sz w:val="16"/>
+          <w:szCs w:val="16"/>
+        </w:rPr>
+        <w:t>quotes.length</w:t>
+      </w:r>
+      <w:proofErr w:type="spellEnd"/>
+      <w:proofErr w:type="gramEnd"/>
+      <w:r>
+        <w:rPr>
+          <w:rFonts w:ascii="Consolas" w:hAnsi="Consolas"/>
+          <w:sz w:val="16"/>
+          <w:szCs w:val="16"/>
+        </w:rPr>
+        <w:t>} jours enregistrés dans ${</w:t>
+      </w:r>
+      <w:proofErr w:type="spellStart"/>
+      <w:r>
+        <w:rPr>
+          <w:rFonts w:ascii="Consolas" w:hAnsi="Consolas"/>
+          <w:sz w:val="16"/>
+          <w:szCs w:val="16"/>
+        </w:rPr>
+        <w:t>fileName</w:t>
+      </w:r>
+      <w:proofErr w:type="spellEnd"/>
+      <w:r>
+        <w:rPr>
+          <w:rFonts w:ascii="Consolas" w:hAnsi="Consolas"/>
+          <w:sz w:val="16"/>
+          <w:szCs w:val="16"/>
+        </w:rPr>
+        <w:t>}`</w:t>
+      </w:r>
+      <w:proofErr w:type="gramStart"/>
+      <w:r>
+        <w:rPr>
+          <w:rFonts w:ascii="Consolas" w:hAnsi="Consolas"/>
+          <w:sz w:val="16"/>
+          <w:szCs w:val="16"/>
+        </w:rPr>
+        <w:t>);</w:t>
+      </w:r>
+      <w:proofErr w:type="gramEnd"/>
     </w:p>
     <w:p>
       <w:pPr>
@@ -5690,7 +7400,25 @@
           <w:sz w:val="16"/>
           <w:szCs w:val="16"/>
         </w:rPr>
-        <w:t xml:space="preserve">  } catch (error) {</w:t>
+        <w:t xml:space="preserve">  } catch (</w:t>
+      </w:r>
+      <w:proofErr w:type="spellStart"/>
+      <w:r>
+        <w:rPr>
+          <w:rFonts w:ascii="Consolas" w:hAnsi="Consolas"/>
+          <w:sz w:val="16"/>
+          <w:szCs w:val="16"/>
+        </w:rPr>
+        <w:t>error</w:t>
+      </w:r>
+      <w:proofErr w:type="spellEnd"/>
+      <w:r>
+        <w:rPr>
+          <w:rFonts w:ascii="Consolas" w:hAnsi="Consolas"/>
+          <w:sz w:val="16"/>
+          <w:szCs w:val="16"/>
+        </w:rPr>
+        <w:t>) {</w:t>
       </w:r>
     </w:p>
     <w:p>
@@ -5708,8 +7436,48 @@
           <w:sz w:val="16"/>
           <w:szCs w:val="16"/>
         </w:rPr>
-        <w:t xml:space="preserve">    console.error('Erreur :', error.message);</w:t>
-      </w:r>
+        <w:t xml:space="preserve">    </w:t>
+      </w:r>
+      <w:proofErr w:type="spellStart"/>
+      <w:proofErr w:type="gramStart"/>
+      <w:r>
+        <w:rPr>
+          <w:rFonts w:ascii="Consolas" w:hAnsi="Consolas"/>
+          <w:sz w:val="16"/>
+          <w:szCs w:val="16"/>
+        </w:rPr>
+        <w:t>console.error</w:t>
+      </w:r>
+      <w:proofErr w:type="spellEnd"/>
+      <w:proofErr w:type="gramEnd"/>
+      <w:r>
+        <w:rPr>
+          <w:rFonts w:ascii="Consolas" w:hAnsi="Consolas"/>
+          <w:sz w:val="16"/>
+          <w:szCs w:val="16"/>
+        </w:rPr>
+        <w:t xml:space="preserve">('Erreur :', </w:t>
+      </w:r>
+      <w:proofErr w:type="spellStart"/>
+      <w:proofErr w:type="gramStart"/>
+      <w:r>
+        <w:rPr>
+          <w:rFonts w:ascii="Consolas" w:hAnsi="Consolas"/>
+          <w:sz w:val="16"/>
+          <w:szCs w:val="16"/>
+        </w:rPr>
+        <w:t>error.message</w:t>
+      </w:r>
+      <w:proofErr w:type="spellEnd"/>
+      <w:r>
+        <w:rPr>
+          <w:rFonts w:ascii="Consolas" w:hAnsi="Consolas"/>
+          <w:sz w:val="16"/>
+          <w:szCs w:val="16"/>
+        </w:rPr>
+        <w:t>);</w:t>
+      </w:r>
+      <w:proofErr w:type="gramEnd"/>
     </w:p>
     <w:p>
       <w:pPr>
@@ -5784,14 +7552,44 @@
           <w:szCs w:val="16"/>
         </w:rPr>
       </w:pPr>
-      <w:r>
-        <w:rPr>
-          <w:rFonts w:ascii="Consolas" w:hAnsi="Consolas"/>
-          <w:sz w:val="16"/>
-          <w:szCs w:val="16"/>
-        </w:rPr>
-        <w:t>exportDailyMarketCap('AAPL', 10);</w:t>
-      </w:r>
+      <w:proofErr w:type="spellStart"/>
+      <w:proofErr w:type="gramStart"/>
+      <w:r>
+        <w:rPr>
+          <w:rFonts w:ascii="Consolas" w:hAnsi="Consolas"/>
+          <w:sz w:val="16"/>
+          <w:szCs w:val="16"/>
+        </w:rPr>
+        <w:t>exportDailyMarketCap</w:t>
+      </w:r>
+      <w:proofErr w:type="spellEnd"/>
+      <w:r>
+        <w:rPr>
+          <w:rFonts w:ascii="Consolas" w:hAnsi="Consolas"/>
+          <w:sz w:val="16"/>
+          <w:szCs w:val="16"/>
+        </w:rPr>
+        <w:t>(</w:t>
+      </w:r>
+      <w:proofErr w:type="gramEnd"/>
+      <w:r>
+        <w:rPr>
+          <w:rFonts w:ascii="Consolas" w:hAnsi="Consolas"/>
+          <w:sz w:val="16"/>
+          <w:szCs w:val="16"/>
+        </w:rPr>
+        <w:t>'AAPL', 10</w:t>
+      </w:r>
+      <w:proofErr w:type="gramStart"/>
+      <w:r>
+        <w:rPr>
+          <w:rFonts w:ascii="Consolas" w:hAnsi="Consolas"/>
+          <w:sz w:val="16"/>
+          <w:szCs w:val="16"/>
+        </w:rPr>
+        <w:t>);</w:t>
+      </w:r>
+      <w:proofErr w:type="gramEnd"/>
     </w:p>
     <w:p>
       <w:pPr>
@@ -5809,51 +7607,77 @@
         <w:pStyle w:val="Corpsdetexte"/>
       </w:pPr>
       <w:r>
-        <w:t xml:space="preserve">De l’IA a été également utilisée dans plusieurs endroits dans le code à fin de m’aider à comprendre certains concepts ou me conseiller une solution adaptée tout en </w:t>
-      </w:r>
-      <w:r>
-        <w:t>la</w:t>
-      </w:r>
-      <w:r>
-        <w:t xml:space="preserve"> expliquant.</w:t>
+        <w:lastRenderedPageBreak/>
+        <w:t xml:space="preserve">De l’IA a été également utilisée dans plusieurs endroits dans le code </w:t>
+      </w:r>
+      <w:r>
+        <w:t>afin</w:t>
+      </w:r>
+      <w:r>
+        <w:t xml:space="preserve"> de m’aider à comprendre certains concepts ou me conseiller une solution adaptée tout en </w:t>
+      </w:r>
+      <w:r>
+        <w:t>l</w:t>
+      </w:r>
+      <w:r>
+        <w:t>’</w:t>
+      </w:r>
+      <w:r>
+        <w:t>expliquant.</w:t>
       </w:r>
     </w:p>
     <w:p>
       <w:pPr>
         <w:pStyle w:val="Titre1"/>
       </w:pPr>
-      <w:bookmarkStart w:id="33" w:name="_Toc165969653"/>
-      <w:bookmarkStart w:id="34" w:name="_Toc244079164"/>
+      <w:bookmarkStart w:id="34" w:name="_Toc165969653"/>
+      <w:bookmarkStart w:id="35" w:name="_Toc244164431"/>
       <w:r>
         <w:t>Conclusion</w:t>
       </w:r>
-      <w:bookmarkEnd w:id="33"/>
       <w:bookmarkEnd w:id="34"/>
+      <w:bookmarkEnd w:id="35"/>
     </w:p>
     <w:p>
       <w:pPr>
         <w:pStyle w:val="Titre2"/>
       </w:pPr>
-      <w:bookmarkStart w:id="35" w:name="_Toc165969655"/>
-      <w:bookmarkStart w:id="36" w:name="_Toc244079165"/>
+      <w:bookmarkStart w:id="36" w:name="_Toc165969655"/>
+      <w:bookmarkStart w:id="37" w:name="_Toc244164432"/>
       <w:r>
         <w:t>Bilan de la planification</w:t>
       </w:r>
-      <w:bookmarkEnd w:id="35"/>
       <w:bookmarkEnd w:id="36"/>
+      <w:bookmarkEnd w:id="37"/>
     </w:p>
     <w:p>
       <w:pPr>
         <w:pStyle w:val="Retraitcorpsdetexte"/>
       </w:pPr>
       <w:r>
-        <w:t xml:space="preserve">Ma planification initialise était surestimé, j’ai laissé 2 </w:t>
+        <w:t xml:space="preserve">Ma planification initiale était </w:t>
+      </w:r>
+      <w:proofErr w:type="gramStart"/>
+      <w:r>
+        <w:t>surestimé</w:t>
+      </w:r>
+      <w:proofErr w:type="gramEnd"/>
+      <w:r>
+        <w:t xml:space="preserve">, j’ai laissé 2 </w:t>
       </w:r>
       <w:r>
         <w:t>semaines</w:t>
       </w:r>
       <w:r>
-        <w:t xml:space="preserve"> pour l’intégration de Scottplot, mais apparemment c’est beaucoup plus simple que je pensais, et a pris beaucoup moins de temps.</w:t>
+        <w:t xml:space="preserve"> pour l’intégration de </w:t>
+      </w:r>
+      <w:proofErr w:type="spellStart"/>
+      <w:r>
+        <w:t>Scottplot</w:t>
+      </w:r>
+      <w:proofErr w:type="spellEnd"/>
+      <w:r>
+        <w:t>, mais apparemment c’est beaucoup plus simple que je pensais, et a pris beaucoup moins de temps.</w:t>
       </w:r>
     </w:p>
     <w:p>
@@ -5886,235 +7710,312 @@
       <w:pPr>
         <w:pStyle w:val="Titre2"/>
       </w:pPr>
-      <w:bookmarkStart w:id="37" w:name="_Toc165969656"/>
-      <w:bookmarkStart w:id="38" w:name="_Toc244079166"/>
+      <w:bookmarkStart w:id="38" w:name="_Toc165969656"/>
+      <w:bookmarkStart w:id="39" w:name="_Toc244164433"/>
       <w:r>
         <w:t xml:space="preserve">Bilan </w:t>
       </w:r>
       <w:r>
-        <w:t>des users stories</w:t>
+        <w:t xml:space="preserve">des </w:t>
+      </w:r>
+      <w:proofErr w:type="spellStart"/>
+      <w:r>
+        <w:t>users</w:t>
+      </w:r>
+      <w:proofErr w:type="spellEnd"/>
+      <w:r>
+        <w:t xml:space="preserve"> stories</w:t>
+      </w:r>
+      <w:bookmarkEnd w:id="39"/>
+    </w:p>
+    <w:p>
+      <w:pPr>
+        <w:pStyle w:val="Retraitcorpsdetexte"/>
+      </w:pPr>
+      <w:r>
+        <w:t xml:space="preserve">Dans GitHub </w:t>
+      </w:r>
+      <w:proofErr w:type="spellStart"/>
+      <w:r>
+        <w:t>Projects</w:t>
+      </w:r>
+      <w:proofErr w:type="spellEnd"/>
+      <w:r>
+        <w:t xml:space="preserve">, j’ai défini plusieurs User Stories pour structurer le développement de l'application. La majorité d'entre elles ont été </w:t>
+      </w:r>
+      <w:r>
+        <w:t>faites</w:t>
+      </w:r>
+      <w:r>
+        <w:t xml:space="preserve"> avec succès, tandis que certaines ont dû être abandonnées ou adaptées, principalement en raison de contraintes de temps et de pertinence technique.</w:t>
+      </w:r>
+    </w:p>
+    <w:p>
+      <w:pPr>
+        <w:pStyle w:val="Retraitcorpsdetexte"/>
+      </w:pPr>
+    </w:p>
+    <w:p>
+      <w:pPr>
+        <w:pStyle w:val="Retraitcorpsdetexte"/>
+      </w:pPr>
+      <w:r>
+        <w:t>User Stories réalisées</w:t>
+      </w:r>
+      <w:r>
+        <w:t> :</w:t>
+      </w:r>
+    </w:p>
+    <w:p>
+      <w:pPr>
+        <w:pStyle w:val="Retraitcorpsdetexte"/>
+      </w:pPr>
+    </w:p>
+    <w:p>
+      <w:pPr>
+        <w:pStyle w:val="Retraitcorpsdetexte"/>
+      </w:pPr>
+      <w:r>
+        <w:t>US #1 — Ajout d'une nouvelle série depuis un fichier (partie CSV) -&gt; L'utilisateur peut importer un fichier .csv local depuis le menu. Les colonnes de date et de valeur sont automatiquement identifiées, et les données sont enregistrées en local puis tracées sur le graphique. En cas de fichier vide ou corrompu, un message d'erreur clair est affiché.</w:t>
+      </w:r>
+    </w:p>
+    <w:p>
+      <w:pPr>
+        <w:pStyle w:val="Retraitcorpsdetexte"/>
+      </w:pPr>
+      <w:r>
+        <w:t>US #2 — Masquer une série -</w:t>
+      </w:r>
+      <w:r>
+        <w:t>&gt; L’interface</w:t>
+      </w:r>
+      <w:r>
+        <w:t xml:space="preserve"> propose une liste à cocher qui permet d'afficher ou de masquer instantanément n'importe quelle courbe sans recharger les données.</w:t>
+      </w:r>
+    </w:p>
+    <w:p>
+      <w:pPr>
+        <w:pStyle w:val="Retraitcorpsdetexte"/>
+      </w:pPr>
+      <w:r>
+        <w:t xml:space="preserve">US #3 — Interaction avec le graphique -&gt; L'utilisateur peut zoomer fluidement avec la molette de la souris, faire défiler les axes en cliquer-glisser, et réinitialiser la vue d'ensemble en un clic grâce au bouton « </w:t>
+      </w:r>
+      <w:proofErr w:type="spellStart"/>
+      <w:r>
+        <w:t>Réinit</w:t>
+      </w:r>
+      <w:proofErr w:type="spellEnd"/>
+      <w:r>
+        <w:t xml:space="preserve">. </w:t>
+      </w:r>
+      <w:proofErr w:type="gramStart"/>
+      <w:r>
+        <w:t>le</w:t>
+      </w:r>
+      <w:proofErr w:type="gramEnd"/>
+      <w:r>
+        <w:t xml:space="preserve"> zoom ».</w:t>
+      </w:r>
+    </w:p>
+    <w:p>
+      <w:pPr>
+        <w:pStyle w:val="Retraitcorpsdetexte"/>
+      </w:pPr>
+    </w:p>
+    <w:p>
+      <w:pPr>
+        <w:pStyle w:val="Retraitcorpsdetexte"/>
+      </w:pPr>
+      <w:r>
+        <w:t>US #4 — Labels et légendes des graphiques -&gt; Chaque courbe tracée dispose d'une couleur distincte et contrastée. La légende s'actualise dynamiquement pour indiquer le nom de l'entreprise et la pastille de couleur associée.</w:t>
+      </w:r>
+    </w:p>
+    <w:p>
+      <w:pPr>
+        <w:pStyle w:val="Retraitcorpsdetexte"/>
+      </w:pPr>
+    </w:p>
+    <w:p>
+      <w:pPr>
+        <w:pStyle w:val="Retraitcorpsdetexte"/>
+      </w:pPr>
+      <w:r>
+        <w:t>US #7 — Exportation en PNG -&gt; Un bouton dédié permet d'enregistrer le graphique actif sous forme d'image au format .png via une boîte de dialogue standard pour choisir le dossier de destination.</w:t>
+      </w:r>
+    </w:p>
+    <w:p>
+      <w:pPr>
+        <w:ind w:left="708"/>
+        <w:rPr>
+          <w:rStyle w:val="lev"/>
+        </w:rPr>
+      </w:pPr>
+      <w:r>
+        <w:rPr>
+          <w:rStyle w:val="lev"/>
+        </w:rPr>
+        <w:t>Voici</w:t>
+      </w:r>
+      <w:r>
+        <w:rPr>
+          <w:rStyle w:val="lev"/>
+        </w:rPr>
+        <w:t xml:space="preserve"> </w:t>
+      </w:r>
+      <w:r>
+        <w:rPr>
+          <w:rStyle w:val="lev"/>
+        </w:rPr>
+        <w:t xml:space="preserve">les user stories ou </w:t>
+      </w:r>
+      <w:r>
+        <w:rPr>
+          <w:rStyle w:val="lev"/>
+        </w:rPr>
+        <w:t>certaines parties</w:t>
+      </w:r>
+      <w:r>
+        <w:rPr>
+          <w:rStyle w:val="lev"/>
+        </w:rPr>
+        <w:t xml:space="preserve"> d’entre </w:t>
+      </w:r>
+      <w:r>
+        <w:rPr>
+          <w:rStyle w:val="lev"/>
+        </w:rPr>
+        <w:t>elles</w:t>
+      </w:r>
+      <w:r>
+        <w:rPr>
+          <w:rStyle w:val="lev"/>
+        </w:rPr>
+        <w:t xml:space="preserve"> qui</w:t>
+      </w:r>
+      <w:r>
+        <w:rPr>
+          <w:rStyle w:val="lev"/>
+        </w:rPr>
+        <w:t xml:space="preserve"> ont été abandonnés à cause de manque de temps</w:t>
+      </w:r>
+      <w:r>
+        <w:rPr>
+          <w:rStyle w:val="lev"/>
+        </w:rPr>
+        <w:t xml:space="preserve"> ou qui avaient peu de valeur</w:t>
+      </w:r>
+      <w:r>
+        <w:rPr>
+          <w:rStyle w:val="lev"/>
+        </w:rPr>
+        <w:t>, tels que :</w:t>
+      </w:r>
+    </w:p>
+    <w:p>
+      <w:pPr>
+        <w:ind w:left="1134"/>
+      </w:pPr>
+    </w:p>
+    <w:p>
+      <w:pPr>
+        <w:ind w:left="1134"/>
+      </w:pPr>
+      <w:r>
+        <w:t xml:space="preserve">US #1 — Importation directe de </w:t>
+      </w:r>
+      <w:proofErr w:type="gramStart"/>
+      <w:r>
+        <w:t>fichiers .JSON</w:t>
+      </w:r>
+      <w:proofErr w:type="gramEnd"/>
+      <w:r>
+        <w:t xml:space="preserve"> externe</w:t>
+      </w:r>
+      <w:r>
+        <w:t xml:space="preserve"> -&gt; J’ai décidé de ne pas faire un </w:t>
+      </w:r>
+      <w:proofErr w:type="spellStart"/>
+      <w:r>
+        <w:t>parser</w:t>
+      </w:r>
+      <w:proofErr w:type="spellEnd"/>
+      <w:r>
+        <w:t xml:space="preserve"> pour les </w:t>
+      </w:r>
+      <w:proofErr w:type="gramStart"/>
+      <w:r>
+        <w:t>fichier .</w:t>
+      </w:r>
+      <w:proofErr w:type="spellStart"/>
+      <w:r>
+        <w:t>json</w:t>
+      </w:r>
+      <w:proofErr w:type="spellEnd"/>
+      <w:proofErr w:type="gramEnd"/>
+      <w:r>
+        <w:t>, parce que .csv serait le format le plus utilisé pour ce genre de données.</w:t>
+      </w:r>
+    </w:p>
+    <w:p>
+      <w:pPr>
+        <w:ind w:left="1134"/>
+      </w:pPr>
+    </w:p>
+    <w:p>
+      <w:pPr>
+        <w:ind w:left="1134"/>
+      </w:pPr>
+      <w:r>
+        <w:t>US #5 — Importation en direct via une API externe</w:t>
+      </w:r>
+      <w:r>
+        <w:t xml:space="preserve"> -</w:t>
+      </w:r>
+      <w:proofErr w:type="gramStart"/>
+      <w:r>
+        <w:t>&gt;  cette</w:t>
+      </w:r>
+      <w:proofErr w:type="gramEnd"/>
+      <w:r>
+        <w:t xml:space="preserve"> fonctionnalité a été complétement abandonnée dès le début, à cause de sa complexité.</w:t>
+      </w:r>
+    </w:p>
+    <w:p>
+      <w:pPr>
+        <w:ind w:left="1134"/>
+      </w:pPr>
+    </w:p>
+    <w:p>
+      <w:pPr>
+        <w:ind w:left="1134"/>
+      </w:pPr>
+      <w:r>
+        <w:t>US #6 — Saisie manuelle d'un nouveau point</w:t>
+      </w:r>
+      <w:r>
+        <w:t xml:space="preserve"> -&gt; cette user story a été abandonné </w:t>
+      </w:r>
+      <w:r>
+        <w:t>parce qu’elle n’apporte aucune valeur ajoutée pour l’utilisateur, et qu’elle n’était pas obligatoire dans le cahier des charges.</w:t>
+      </w:r>
+      <w:r>
+        <w:br/>
+      </w:r>
+    </w:p>
+    <w:p>
+      <w:pPr>
+        <w:pStyle w:val="Titre2"/>
+      </w:pPr>
+      <w:bookmarkStart w:id="40" w:name="_Toc244164434"/>
+      <w:r>
+        <w:lastRenderedPageBreak/>
+        <w:t xml:space="preserve">Bilan </w:t>
       </w:r>
       <w:bookmarkEnd w:id="38"/>
-    </w:p>
-    <w:p>
-      <w:pPr>
-        <w:pStyle w:val="Retraitcorpsdetexte"/>
-      </w:pPr>
-      <w:r>
-        <w:t>Dans GitHub Projects, j’ai défini plusieurs User Stories pour structurer le développement de l'application. La majorité d'entre elles ont été menées à terme avec succès, tandis que certaines ont dû être abandonnées ou adaptées, principalement en raison de contraintes de temps et de pertinence technique.</w:t>
-      </w:r>
-    </w:p>
-    <w:p>
-      <w:pPr>
-        <w:pStyle w:val="Retraitcorpsdetexte"/>
-      </w:pPr>
-    </w:p>
-    <w:p>
-      <w:pPr>
-        <w:pStyle w:val="Retraitcorpsdetexte"/>
-      </w:pPr>
-      <w:r>
-        <w:t>User Stories réalisées</w:t>
-      </w:r>
-      <w:r>
-        <w:t> :</w:t>
-      </w:r>
-    </w:p>
-    <w:p>
-      <w:pPr>
-        <w:pStyle w:val="Retraitcorpsdetexte"/>
-      </w:pPr>
-      <w:r>
-        <w:t>US #1 — Ajout d'une nouvelle série depuis un fichier (partie CSV)</w:t>
-      </w:r>
-      <w:r>
-        <w:t xml:space="preserve"> -&gt; </w:t>
-      </w:r>
-      <w:r>
-        <w:t>L'utilisateur peut importer un fichier .csv local depuis le menu. Les colonnes de date et de valeur sont automatiquement identifiées, et les données sont enregistrées en local puis tracées sur le graphique. En cas de fichier vide ou corrompu, un message d'erreur clair est affiché.</w:t>
-      </w:r>
-    </w:p>
-    <w:p>
-      <w:pPr>
-        <w:pStyle w:val="Retraitcorpsdetexte"/>
-      </w:pPr>
-      <w:r>
-        <w:t xml:space="preserve">US #2 — Masquer une </w:t>
-      </w:r>
-      <w:r>
-        <w:t>série -</w:t>
-      </w:r>
-      <w:r>
-        <w:t>&gt; L’interface</w:t>
-      </w:r>
-      <w:r>
-        <w:t xml:space="preserve"> propose une liste à cocher qui permet d'afficher ou de masquer instantanément n'importe quelle courbe sans recharger les données.</w:t>
-      </w:r>
-    </w:p>
-    <w:p>
-      <w:pPr>
-        <w:pStyle w:val="Retraitcorpsdetexte"/>
-      </w:pPr>
-      <w:r>
-        <w:lastRenderedPageBreak/>
-        <w:t xml:space="preserve">US #3 — Interaction avec le graphique </w:t>
-      </w:r>
-      <w:r>
-        <w:t xml:space="preserve">-&gt; </w:t>
-      </w:r>
-      <w:r>
-        <w:t>L'utilisateur peut zoomer fluidement avec la molette de la souris, faire défiler les axes en cliquer-glisser, et réinitialiser la vue d'ensemble en un clic grâce au bouton « Réinit. le zoom ».</w:t>
-      </w:r>
-    </w:p>
-    <w:p>
-      <w:pPr>
-        <w:pStyle w:val="Retraitcorpsdetexte"/>
-      </w:pPr>
-    </w:p>
-    <w:p>
-      <w:pPr>
-        <w:pStyle w:val="Retraitcorpsdetexte"/>
-      </w:pPr>
-      <w:r>
-        <w:t xml:space="preserve">US #4 — Labels et légendes des graphiques </w:t>
-      </w:r>
-      <w:r>
-        <w:t xml:space="preserve">-&gt; </w:t>
-      </w:r>
-      <w:r>
-        <w:t>Chaque courbe tracée dispose d'une couleur distincte et contrastée. La légende s'actualise dynamiquement pour indiquer le nom de l'entreprise et la pastille de couleur associée.</w:t>
-      </w:r>
-    </w:p>
-    <w:p>
-      <w:pPr>
-        <w:pStyle w:val="Retraitcorpsdetexte"/>
-      </w:pPr>
-    </w:p>
-    <w:p>
-      <w:pPr>
-        <w:pStyle w:val="Retraitcorpsdetexte"/>
-      </w:pPr>
-      <w:r>
-        <w:t xml:space="preserve">US #7 — Exportation en PNG </w:t>
-      </w:r>
-      <w:r>
-        <w:t xml:space="preserve">-&gt; </w:t>
-      </w:r>
-      <w:r>
-        <w:t>Un bouton dédié permet d'enregistrer le graphique actif sous forme d'image au format .png via une boîte de dialogue standard pour choisir le dossier de destination.</w:t>
-      </w:r>
-    </w:p>
-    <w:p>
-      <w:pPr>
-        <w:ind w:left="1134"/>
-        <w:rPr>
-          <w:rStyle w:val="lev"/>
-        </w:rPr>
-      </w:pPr>
-      <w:r>
-        <w:rPr>
-          <w:rStyle w:val="lev"/>
-        </w:rPr>
-        <w:t>Voici</w:t>
-      </w:r>
-      <w:r>
-        <w:rPr>
-          <w:rStyle w:val="lev"/>
-        </w:rPr>
-        <w:t xml:space="preserve"> </w:t>
-      </w:r>
-      <w:r>
-        <w:rPr>
-          <w:rStyle w:val="lev"/>
-        </w:rPr>
-        <w:t>les user stories ou certains partie d’entre eux qui</w:t>
-      </w:r>
-      <w:r>
-        <w:rPr>
-          <w:rStyle w:val="lev"/>
-        </w:rPr>
-        <w:t xml:space="preserve"> ont été abandonnés à cause de manque de temps</w:t>
-      </w:r>
-      <w:r>
-        <w:rPr>
-          <w:rStyle w:val="lev"/>
-        </w:rPr>
-        <w:t xml:space="preserve"> ou qui avaient peu de valeur</w:t>
-      </w:r>
-      <w:r>
-        <w:rPr>
-          <w:rStyle w:val="lev"/>
-        </w:rPr>
-        <w:t>, tels que :</w:t>
-      </w:r>
-    </w:p>
-    <w:p>
-      <w:pPr>
-        <w:ind w:left="1134"/>
-      </w:pPr>
-    </w:p>
-    <w:p>
-      <w:pPr>
-        <w:ind w:left="1134"/>
-      </w:pPr>
-      <w:r>
-        <w:t>US #1 — Importation directe de fichiers .JSON externe</w:t>
-      </w:r>
-      <w:r>
-        <w:t xml:space="preserve"> -&gt; J’ai décidé de ne pas faire un parser pour les fichier .json, parce que .csv serait le format le plus utilisé pour ce genre de données.</w:t>
-      </w:r>
-    </w:p>
-    <w:p>
-      <w:pPr>
-        <w:ind w:left="1134"/>
-      </w:pPr>
-    </w:p>
-    <w:p>
-      <w:pPr>
-        <w:ind w:left="1134"/>
-      </w:pPr>
-      <w:r>
-        <w:t>US #5 — Importation en direct via une API externe</w:t>
-      </w:r>
-      <w:r>
-        <w:t xml:space="preserve"> -&gt;  cette fonctionnalité a été complétement abandonnée dès le début, à cause de sa complexité.</w:t>
-      </w:r>
-    </w:p>
-    <w:p>
-      <w:pPr>
-        <w:ind w:left="1134"/>
-      </w:pPr>
-    </w:p>
-    <w:p>
-      <w:pPr>
-        <w:ind w:left="1134"/>
-      </w:pPr>
-      <w:r>
-        <w:t>US #6 — Saisie manuelle d'un nouveau point</w:t>
-      </w:r>
-      <w:r>
-        <w:t xml:space="preserve"> -&gt; cette user story a été abandonné </w:t>
-      </w:r>
-      <w:r>
-        <w:t>parce qu’elle n’apporte aucune valeur ajoutée pour l’utilisateur, et qu’elle n’était pas obligatoire dans le cahier des charges.</w:t>
-      </w:r>
-      <w:r>
-        <w:br/>
-      </w:r>
-    </w:p>
-    <w:p>
-      <w:pPr>
-        <w:pStyle w:val="Titre2"/>
-      </w:pPr>
-      <w:bookmarkStart w:id="39" w:name="_Toc244079167"/>
-      <w:r>
-        <w:t xml:space="preserve">Bilan </w:t>
-      </w:r>
-      <w:bookmarkEnd w:id="37"/>
       <w:r>
         <w:t>des problèmes</w:t>
       </w:r>
-      <w:bookmarkEnd w:id="39"/>
+      <w:bookmarkEnd w:id="40"/>
     </w:p>
     <w:p>
       <w:pPr>
@@ -6125,7 +8026,13 @@
         </w:numPr>
       </w:pPr>
       <w:r>
-        <w:t>C’était problématique de trouver une bonne source pour les séries de données, et j’ai dû passer quelques heures à trouver une solution.</w:t>
+        <w:t xml:space="preserve">C’était problématique de trouver une bonne source pour les séries de données, et j’ai dû passer quelques </w:t>
+      </w:r>
+      <w:r>
+        <w:t>périodes</w:t>
+      </w:r>
+      <w:r>
+        <w:t xml:space="preserve"> à trouver une solution.</w:t>
       </w:r>
     </w:p>
     <w:p>
@@ -6142,18 +8049,34 @@
         </w:numPr>
       </w:pPr>
       <w:r>
-        <w:t>C’était aussi un peu compliqué à comprendre comment fonctionne WinForms, lors de placement des éléments (boutons, sections, etc) sur la fenêtre et de faire de gérer les différentes résolutions d’écran.</w:t>
+        <w:t xml:space="preserve">C’était aussi un peu compliqué à comprendre comment fonctionne </w:t>
+      </w:r>
+      <w:proofErr w:type="spellStart"/>
+      <w:r>
+        <w:t>WinForms</w:t>
+      </w:r>
+      <w:proofErr w:type="spellEnd"/>
+      <w:r>
+        <w:t xml:space="preserve">, lors de placement des éléments (boutons, sections, </w:t>
+      </w:r>
+      <w:proofErr w:type="spellStart"/>
+      <w:r>
+        <w:t>etc</w:t>
+      </w:r>
+      <w:proofErr w:type="spellEnd"/>
+      <w:r>
+        <w:t>) sur la fenêtre et de gérer les différentes résolutions d’écran.</w:t>
       </w:r>
     </w:p>
     <w:p>
       <w:pPr>
         <w:pStyle w:val="Titre2"/>
       </w:pPr>
-      <w:bookmarkStart w:id="40" w:name="_Toc244079168"/>
+      <w:bookmarkStart w:id="41" w:name="_Toc244164435"/>
       <w:r>
         <w:t>Bilan du projet</w:t>
       </w:r>
-      <w:bookmarkEnd w:id="40"/>
+      <w:bookmarkEnd w:id="41"/>
     </w:p>
     <w:p>
       <w:pPr>
@@ -6161,25 +8084,23 @@
         <w:ind w:left="708"/>
       </w:pPr>
       <w:r>
-        <w:t xml:space="preserve">Ce projet m'a permis de </w:t>
-      </w:r>
-      <w:r>
-        <w:t>monter</w:t>
-      </w:r>
-      <w:r>
-        <w:t xml:space="preserve"> mes compétences en C#, particulièrement dans l'usage de</w:t>
-      </w:r>
-      <w:r>
-        <w:t xml:space="preserve"> </w:t>
-      </w:r>
-      <w:r>
-        <w:t xml:space="preserve">LINQ et la mise en place de tests unitaires avec MSTest. L'intégration de ScottPlot </w:t>
-      </w:r>
-      <w:r>
-        <w:t>a été effectué et m’a permis d’obtenir de l’expérience avec ce genre de librairies</w:t>
-      </w:r>
-      <w:r>
-        <w:t>.</w:t>
+        <w:t xml:space="preserve">Ce projet m'a permis de monter mes compétences en C#, particulièrement dans l'usage de LINQ et la mise en place de tests unitaires avec </w:t>
+      </w:r>
+      <w:proofErr w:type="spellStart"/>
+      <w:r>
+        <w:t>MSTest</w:t>
+      </w:r>
+      <w:proofErr w:type="spellEnd"/>
+      <w:r>
+        <w:t xml:space="preserve">. L'intégration de </w:t>
+      </w:r>
+      <w:proofErr w:type="spellStart"/>
+      <w:r>
+        <w:t>ScottPlot</w:t>
+      </w:r>
+      <w:proofErr w:type="spellEnd"/>
+      <w:r>
+        <w:t xml:space="preserve"> a été effectué et m’a permis d’obtenir de l’expérience avec ce genre de librairies.</w:t>
       </w:r>
     </w:p>
     <w:p>
@@ -6218,11 +8139,11 @@
       <w:pPr>
         <w:pStyle w:val="Titre1"/>
       </w:pPr>
-      <w:bookmarkStart w:id="41" w:name="_Toc244079169"/>
+      <w:bookmarkStart w:id="42" w:name="_Toc244164436"/>
       <w:r>
         <w:t>Webographie</w:t>
       </w:r>
-      <w:bookmarkEnd w:id="41"/>
+      <w:bookmarkEnd w:id="42"/>
       <w:r>
         <w:t xml:space="preserve"> </w:t>
       </w:r>
@@ -6231,8 +8152,29 @@
       <w:pPr>
         <w:pStyle w:val="Corpsdetexte"/>
       </w:pPr>
-      <w:r>
-        <w:t xml:space="preserve">Scottplot – Guide officiel de ScottPlot pour WinForms - </w:t>
+      <w:proofErr w:type="spellStart"/>
+      <w:r>
+        <w:t>Scottplot</w:t>
+      </w:r>
+      <w:proofErr w:type="spellEnd"/>
+      <w:r>
+        <w:t xml:space="preserve"> – Guide officiel de </w:t>
+      </w:r>
+      <w:proofErr w:type="spellStart"/>
+      <w:r>
+        <w:t>ScottPlot</w:t>
+      </w:r>
+      <w:proofErr w:type="spellEnd"/>
+      <w:r>
+        <w:t xml:space="preserve"> pour </w:t>
+      </w:r>
+      <w:proofErr w:type="spellStart"/>
+      <w:r>
+        <w:t>WinForms</w:t>
+      </w:r>
+      <w:proofErr w:type="spellEnd"/>
+      <w:r>
+        <w:t xml:space="preserve"> - </w:t>
       </w:r>
       <w:r>
         <w:t>https://scottplot.net/cookbook/5.0/</w:t>
@@ -6257,15 +8199,23 @@
         <w:t>Yahoo Finance 2</w:t>
       </w:r>
       <w:r>
-        <w:t xml:space="preserve"> – bibliothèque de scraping de données historiques de la bourse - </w:t>
+        <w:t xml:space="preserve"> – bibliothèque de </w:t>
+      </w:r>
+      <w:proofErr w:type="spellStart"/>
+      <w:r>
+        <w:t>scraping</w:t>
+      </w:r>
+      <w:proofErr w:type="spellEnd"/>
+      <w:r>
+        <w:t xml:space="preserve"> de données historiques de la bourse - </w:t>
       </w:r>
       <w:r>
         <w:t>https://github.com/gadicc/yahoo-finance2/tree/dev</w:t>
       </w:r>
     </w:p>
     <w:sectPr>
-      <w:headerReference w:type="default" r:id="rId20"/>
-      <w:footerReference w:type="default" r:id="rId21"/>
+      <w:headerReference w:type="default" r:id="rId21"/>
+      <w:footerReference w:type="default" r:id="rId22"/>
       <w:pgSz w:w="11906" w:h="16838" w:code="9"/>
       <w:pgMar w:top="1418" w:right="1418" w:bottom="1418" w:left="1418" w:header="709" w:footer="709" w:gutter="0"/>
       <w:cols w:space="708"/>
@@ -6688,12 +8638,21 @@
               <w:szCs w:val="16"/>
             </w:rPr>
           </w:pPr>
+          <w:proofErr w:type="gramStart"/>
           <w:r>
             <w:rPr>
               <w:rFonts w:cs="Arial"/>
               <w:szCs w:val="16"/>
             </w:rPr>
-            <w:t xml:space="preserve">Version: </w:t>
+            <w:t>Version:</w:t>
+          </w:r>
+          <w:proofErr w:type="gramEnd"/>
+          <w:r>
+            <w:rPr>
+              <w:rFonts w:cs="Arial"/>
+              <w:szCs w:val="16"/>
+            </w:rPr>
+            <w:t xml:space="preserve"> </w:t>
           </w:r>
           <w:fldSimple w:instr=" REVNUM   \* MERGEFORMAT ">
             <w:r>
@@ -6739,7 +8698,7 @@
               <w:noProof/>
               <w:szCs w:val="16"/>
             </w:rPr>
-            <w:t>26.10.2026 11:23</w:t>
+            <w:t>28.10.2026 11:26</w:t>
           </w:r>
           <w:r>
             <w:rPr>
@@ -6951,7 +8910,7 @@
         <v:path o:extrusionok="f" gradientshapeok="t" o:connecttype="rect"/>
         <o:lock v:ext="edit" aspectratio="t"/>
       </v:shapetype>
-      <v:shape id="_x0000_i1025" type="#_x0000_t75" style="width:11.25pt;height:11.25pt" o:bullet="t">
+      <v:shape id="_x0000_i1025" type="#_x0000_t75" style="width:11.3pt;height:11.3pt" o:bullet="t">
         <v:imagedata r:id="rId1" o:title="BD10263_"/>
       </v:shape>
     </w:pict>
@@ -9390,6 +11349,7 @@
   <w:style w:type="character" w:default="1" w:styleId="Policepardfaut">
     <w:name w:val="Default Paragraph Font"/>
     <w:uiPriority w:val="1"/>
+    <w:semiHidden/>
     <w:unhideWhenUsed/>
   </w:style>
   <w:style w:type="table" w:default="1" w:styleId="TableauNormal">
@@ -10221,12 +12181,7 @@
 </file>
 
 <file path=customXml/item2.xml><?xml version="1.0" encoding="utf-8"?>
-<?mso-contentType ?>
-<FormTemplates xmlns="http://schemas.microsoft.com/sharepoint/v3/contenttype/forms">
-  <Display>DocumentLibraryForm</Display>
-  <Edit>DocumentLibraryForm</Edit>
-  <New>DocumentLibraryForm</New>
-</FormTemplates>
+<b:Sources xmlns:b="http://schemas.openxmlformats.org/officeDocument/2006/bibliography" xmlns="http://schemas.openxmlformats.org/officeDocument/2006/bibliography" SelectedStyle="\APA.XSL" StyleName="APA"/>
 </file>
 
 <file path=customXml/item3.xml><?xml version="1.0" encoding="utf-8"?>
@@ -10473,7 +12428,12 @@
 </file>
 
 <file path=customXml/item4.xml><?xml version="1.0" encoding="utf-8"?>
-<b:Sources xmlns:b="http://schemas.openxmlformats.org/officeDocument/2006/bibliography" xmlns="http://schemas.openxmlformats.org/officeDocument/2006/bibliography" SelectedStyle="\APA.XSL" StyleName="APA"/>
+<?mso-contentType ?>
+<FormTemplates xmlns="http://schemas.microsoft.com/sharepoint/v3/contenttype/forms">
+  <Display>DocumentLibraryForm</Display>
+  <Edit>DocumentLibraryForm</Edit>
+  <New>DocumentLibraryForm</New>
+</FormTemplates>
 </file>
 
 <file path=customXml/itemProps1.xml><?xml version="1.0" encoding="utf-8"?>
@@ -10488,9 +12448,9 @@
 </file>
 
 <file path=customXml/itemProps2.xml><?xml version="1.0" encoding="utf-8"?>
-<ds:datastoreItem xmlns:ds="http://schemas.openxmlformats.org/officeDocument/2006/customXml" ds:itemID="{5E865F57-6285-4B13-9F81-ABD3A2DB1ADD}">
+<ds:datastoreItem xmlns:ds="http://schemas.openxmlformats.org/officeDocument/2006/customXml" ds:itemID="{CC7784B4-F310-4DC4-8DFD-79BD564D2FFE}">
   <ds:schemaRefs>
-    <ds:schemaRef ds:uri="http://schemas.microsoft.com/sharepoint/v3/contenttype/forms"/>
+    <ds:schemaRef ds:uri="http://schemas.openxmlformats.org/officeDocument/2006/bibliography"/>
   </ds:schemaRefs>
 </ds:datastoreItem>
 </file>
@@ -10515,9 +12475,9 @@
 </file>
 
 <file path=customXml/itemProps4.xml><?xml version="1.0" encoding="utf-8"?>
-<ds:datastoreItem xmlns:ds="http://schemas.openxmlformats.org/officeDocument/2006/customXml" ds:itemID="{CC7784B4-F310-4DC4-8DFD-79BD564D2FFE}">
+<ds:datastoreItem xmlns:ds="http://schemas.openxmlformats.org/officeDocument/2006/customXml" ds:itemID="{5E865F57-6285-4B13-9F81-ABD3A2DB1ADD}">
   <ds:schemaRefs>
-    <ds:schemaRef ds:uri="http://schemas.openxmlformats.org/officeDocument/2006/bibliography"/>
+    <ds:schemaRef ds:uri="http://schemas.microsoft.com/sharepoint/v3/contenttype/forms"/>
   </ds:schemaRefs>
 </ds:datastoreItem>
 </file>